--- a/templates/po_template_clean.docx
+++ b/templates/po_template_clean.docx
@@ -5811,6 +5811,7 @@
         </w:tcPr>
         <w:p>
           <w:pPr>
+            <w:jc w:val="center"/>
             <w:pStyle w:val="TableParagraph"/>
             <w:spacing w:line="268" w:lineRule="exact"/>
             <w:ind w:left="7"/>
@@ -5822,7 +5823,6 @@
             <w:rPr>
               <w:b/>
             </w:rPr>
-            <w:t xml:space="preserve">                 </w:t>
           </w:r>
           <w:r>
             <w:rPr>
@@ -5966,9 +5966,9 @@
         </w:tcPr>
         <w:p>
           <w:pPr>
+            <w:jc w:val="center"/>
             <w:pStyle w:val="TableParagraph"/>
             <w:spacing w:before="18"/>
-            <w:ind w:left="1104"/>
             <w:rPr>
               <w:b/>
             </w:rPr>
@@ -5976,9 +5976,9 @@
         </w:p>
         <w:p>
           <w:pPr>
+            <w:jc w:val="center"/>
             <w:pStyle w:val="TableParagraph"/>
             <w:spacing w:before="18"/>
-            <w:ind w:left="1104"/>
             <w:rPr>
               <w:b/>
             </w:rPr>

--- a/templates/po_template_clean.docx
+++ b/templates/po_template_clean.docx
@@ -4574,7 +4574,7 @@
                           </w:p>
                         </w:txbxContent>
                       </wps:txbx>
-                      <wps:bodyPr rot="0" vert="horz" wrap="square" lIns="91440" tIns="45720" rIns="91440" bIns="45720" anchor="t" anchorCtr="0" upright="1">
+                      <wps:bodyPr rot="0" vert="horz" wrap="square" lIns="91440" tIns="45720" rIns="91440" bIns="45720" anchor="ctr" anchorCtr="0" upright="1">
                         <a:noAutofit/>
                       </wps:bodyPr>
                     </wps:wsp>
@@ -4897,1280 +4897,8 @@
 </w:hdr>
 </file>
 
-<file path=word/header2.xml><?xml version="1.0" encoding="utf-8"?>
-<w:hdr xmlns:wpc="http://schemas.microsoft.com/office/word/2010/wordprocessingCanvas" xmlns:cx="http://schemas.microsoft.com/office/drawing/2014/chartex" xmlns:cx1="http://schemas.microsoft.com/office/drawing/2015/9/8/chartex" xmlns:cx2="http://schemas.microsoft.com/office/drawing/2015/10/21/chartex" xmlns:cx3="http://schemas.microsoft.com/office/drawing/2016/5/9/chartex" xmlns:cx4="http://schemas.microsoft.com/office/drawing/2016/5/10/chartex" xmlns:cx5="http://schemas.microsoft.com/office/drawing/2016/5/11/chartex" xmlns:cx6="http://schemas.microsoft.com/office/drawing/2016/5/12/chartex" xmlns:cx7="http://schemas.microsoft.com/office/drawing/2016/5/13/chartex" xmlns:cx8="http://schemas.microsoft.com/office/drawing/2016/5/14/chartex" xmlns:mc="http://schemas.openxmlformats.org/markup-compatibility/2006" xmlns:aink="http://schemas.microsoft.com/office/drawing/2016/ink" xmlns:am3d="http://schemas.microsoft.com/office/drawing/2017/model3d" xmlns:o="urn:schemas-microsoft-com:office:office" xmlns:oel="http://schemas.microsoft.com/office/2019/extlst" xmlns:r="http://schemas.openxmlformats.org/officeDocument/2006/relationships" xmlns:m="http://schemas.openxmlformats.org/officeDocument/2006/math" xmlns:v="urn:schemas-microsoft-com:vml" xmlns:wp14="http://schemas.microsoft.com/office/word/2010/wordprocessingDrawing" xmlns:wp="http://schemas.openxmlformats.org/drawingml/2006/wordprocessingDrawing" xmlns:w10="urn:schemas-microsoft-com:office:word" xmlns:w="http://schemas.openxmlformats.org/wordprocessingml/2006/main" xmlns:w14="http://schemas.microsoft.com/office/word/2010/wordml" xmlns:w15="http://schemas.microsoft.com/office/word/2012/wordml" xmlns:w16cex="http://schemas.microsoft.com/office/word/2018/wordml/cex" xmlns:w16cid="http://schemas.microsoft.com/office/word/2016/wordml/cid" xmlns:w16="http://schemas.microsoft.com/office/word/2018/wordml" xmlns:w16du="http://schemas.microsoft.com/office/word/2023/wordml/word16du" xmlns:w16sdtdh="http://schemas.microsoft.com/office/word/2020/wordml/sdtdatahash" xmlns:w16sdtfl="http://schemas.microsoft.com/office/word/2024/wordml/sdtformatlock" xmlns:w16se="http://schemas.microsoft.com/office/word/2015/wordml/symex" xmlns:wpg="http://schemas.microsoft.com/office/word/2010/wordprocessingGroup" xmlns:wpi="http://schemas.microsoft.com/office/word/2010/wordprocessingInk" xmlns:wne="http://schemas.microsoft.com/office/word/2006/wordml" xmlns:wps="http://schemas.microsoft.com/office/word/2010/wordprocessingShape" mc:Ignorable="w14 w15 w16se w16cid w16 w16cex w16sdtdh w16sdtfl w16du wp14">
-  <w:p>
-    <w:pPr>
-      <w:pStyle w:val="Footer"/>
-      <w:tabs>
-        <w:tab w:val="left" w:pos="240"/>
-        <w:tab w:val="right" w:pos="12960"/>
-      </w:tabs>
-      <w:rPr>
-        <w:color w:val="FFFFFF"/>
-        <w:spacing w:val="60"/>
-      </w:rPr>
-    </w:pPr>
-    <w:r>
-      <w:rPr>
-        <w:noProof/>
-        <w:color w:val="FFFFFF"/>
-        <w:spacing w:val="60"/>
-      </w:rPr>
-      <mc:AlternateContent>
-        <mc:Choice Requires="wpg">
-          <w:drawing>
-            <wp:anchor distT="0" distB="0" distL="114300" distR="114300" simplePos="0" relativeHeight="251657728" behindDoc="0" locked="0" layoutInCell="1" allowOverlap="1" wp14:anchorId="03A7246D" wp14:editId="641C6801">
-              <wp:simplePos x="0" y="0"/>
-              <wp:positionH relativeFrom="column">
-                <wp:posOffset>170180</wp:posOffset>
-              </wp:positionH>
-              <wp:positionV relativeFrom="paragraph">
-                <wp:posOffset>-208280</wp:posOffset>
-              </wp:positionV>
-              <wp:extent cx="8590915" cy="827405"/>
-              <wp:effectExtent l="27305" t="20320" r="40005" b="47625"/>
-              <wp:wrapNone/>
-              <wp:docPr id="809526943" name="Group 41"/>
-              <wp:cNvGraphicFramePr>
-                <a:graphicFrameLocks xmlns:a="http://schemas.openxmlformats.org/drawingml/2006/main"/>
-              </wp:cNvGraphicFramePr>
-              <a:graphic xmlns:a="http://schemas.openxmlformats.org/drawingml/2006/main">
-                <a:graphicData uri="http://schemas.microsoft.com/office/word/2010/wordprocessingGroup">
-                  <wpg:wgp>
-                    <wpg:cNvGrpSpPr>
-                      <a:grpSpLocks/>
-                    </wpg:cNvGrpSpPr>
-                    <wpg:grpSpPr bwMode="auto">
-                      <a:xfrm>
-                        <a:off x="0" y="0"/>
-                        <a:ext cx="8590915" cy="827405"/>
-                        <a:chOff x="1410" y="653"/>
-                        <a:chExt cx="12927" cy="1274"/>
-                      </a:xfrm>
-                    </wpg:grpSpPr>
-                    <wps:wsp>
-                      <wps:cNvPr id="395537120" name="Text Box 38"/>
-                      <wps:cNvSpPr txBox="1">
-                        <a:spLocks noChangeArrowheads="1"/>
-                      </wps:cNvSpPr>
-                      <wps:spPr bwMode="auto">
-                        <a:xfrm>
-                          <a:off x="1410" y="653"/>
-                          <a:ext cx="4170" cy="1274"/>
-                        </a:xfrm>
-                        <a:prstGeom prst="rect">
-                          <a:avLst/>
-                        </a:prstGeom>
-                        <a:solidFill>
-                          <a:srgbClr val="800000"/>
-                        </a:solidFill>
-                        <a:ln w="38100">
-                          <a:solidFill>
-                            <a:srgbClr val="F2F2F2"/>
-                          </a:solidFill>
-                          <a:miter lim="800000"/>
-                          <a:headEnd/>
-                          <a:tailEnd/>
-                        </a:ln>
-                        <a:effectLst>
-                          <a:outerShdw dist="28398" dir="3806097" algn="ctr" rotWithShape="0">
-                            <a:srgbClr val="622423">
-                              <a:alpha val="50000"/>
-                            </a:srgbClr>
-                          </a:outerShdw>
-                        </a:effectLst>
-                      </wps:spPr>
-                      <wps:txbx>
-                        <w:txbxContent>
-                          <w:p>
-                            <w:pPr>
-                              <w:spacing w:after="0"/>
-                              <w:rPr>
-                                <w:rFonts w:ascii="Wide Latin" w:hAnsi="Wide Latin"/>
-                                <w:color w:val="FFFFFF"/>
-                                <w:sz w:val="20"/>
-                              </w:rPr>
-                            </w:pPr>
-                          </w:p>
-                          <w:p>
-                            <w:pPr>
-                              <w:spacing w:after="0"/>
-                              <w:rPr>
-                                <w:rFonts w:ascii="BankGothic Md BT" w:hAnsi="BankGothic Md BT"/>
-                                <w:color w:val="FFFFFF"/>
-                                <w:sz w:val="20"/>
-                              </w:rPr>
-                            </w:pPr>
-                          </w:p>
-                          <w:p>
-                            <w:pPr>
-                              <w:spacing w:after="0"/>
-                              <w:rPr>
-                                <w:rFonts w:ascii="BankGothic Md BT" w:hAnsi="BankGothic Md BT"/>
-                                <w:color w:val="FFFFFF"/>
-                                <w:sz w:val="20"/>
-                              </w:rPr>
-                            </w:pPr>
-                          </w:p>
-                          <w:p>
-                            <w:pPr>
-                              <w:spacing w:after="0"/>
-                              <w:rPr>
-                                <w:rFonts w:ascii="BankGothic Md BT" w:hAnsi="BankGothic Md BT"/>
-                                <w:color w:val="FFFFFF"/>
-                                <w:sz w:val="20"/>
-                              </w:rPr>
-                            </w:pPr>
-                          </w:p>
-                        </w:txbxContent>
-                      </wps:txbx>
-                      <wps:bodyPr rot="0" vert="horz" wrap="square" lIns="91440" tIns="45720" rIns="91440" bIns="45720" anchor="t" anchorCtr="0" upright="1">
-                        <a:noAutofit/>
-                      </wps:bodyPr>
-                    </wps:wsp>
-                    <wps:wsp>
-                      <wps:cNvPr id="1257583967" name="Text Box 39"/>
-                      <wps:cNvSpPr txBox="1">
-                        <a:spLocks noChangeArrowheads="1"/>
-                      </wps:cNvSpPr>
-                      <wps:spPr bwMode="auto">
-                        <a:xfrm>
-                          <a:off x="5580" y="653"/>
-                          <a:ext cx="6067" cy="1274"/>
-                        </a:xfrm>
-                        <a:prstGeom prst="rect">
-                          <a:avLst/>
-                        </a:prstGeom>
-                        <a:solidFill>
-                          <a:srgbClr val="800000"/>
-                        </a:solidFill>
-                        <a:ln w="38100">
-                          <a:solidFill>
-                            <a:srgbClr val="F2F2F2"/>
-                          </a:solidFill>
-                          <a:miter lim="800000"/>
-                          <a:headEnd/>
-                          <a:tailEnd/>
-                        </a:ln>
-                        <a:effectLst>
-                          <a:outerShdw dist="28398" dir="3806097" algn="ctr" rotWithShape="0">
-                            <a:srgbClr val="622423">
-                              <a:alpha val="50000"/>
-                            </a:srgbClr>
-                          </a:outerShdw>
-                        </a:effectLst>
-                      </wps:spPr>
-                      <wps:txbx>
-                        <w:txbxContent>
-                          <w:p>
-                            <w:pPr>
-                              <w:spacing w:after="0"/>
-                              <w:jc w:val="center"/>
-                              <w:rPr>
-                                <w:rFonts w:ascii="Times New Roman" w:hAnsi="Times New Roman"/>
-                                <w:color w:val="FFFFFF"/>
-                              </w:rPr>
-                            </w:pPr>
-                          </w:p>
-                          <w:p>
-                            <w:pPr>
-                              <w:jc w:val="center"/>
-                              <w:rPr>
-                                <w:b/>
-                                <w:color w:val="FFFFFF"/>
-                                <w:sz w:val="32"/>
-                              </w:rPr>
-                            </w:pPr>
-                            <w:r>
-                              <w:rPr>
-                                <w:b/>
-                                <w:color w:val="FFFFFF"/>
-                                <w:sz w:val="32"/>
-                              </w:rPr>
-                              <w:t>PURCHASE ORDER</w:t>
-                            </w:r>
-                          </w:p>
-                        </w:txbxContent>
-                      </wps:txbx>
-                      <wps:bodyPr rot="0" vert="horz" wrap="square" lIns="91440" tIns="45720" rIns="91440" bIns="45720" anchor="t" anchorCtr="0" upright="1">
-                        <a:noAutofit/>
-                      </wps:bodyPr>
-                    </wps:wsp>
-                    <wps:wsp>
-                      <wps:cNvPr id="1069330169" name="Text Box 40"/>
-                      <wps:cNvSpPr txBox="1">
-                        <a:spLocks noChangeArrowheads="1"/>
-                      </wps:cNvSpPr>
-                      <wps:spPr bwMode="auto">
-                        <a:xfrm>
-                          <a:off x="11647" y="653"/>
-                          <a:ext cx="2690" cy="1274"/>
-                        </a:xfrm>
-                        <a:prstGeom prst="rect">
-                          <a:avLst/>
-                        </a:prstGeom>
-                        <a:solidFill>
-                          <a:srgbClr val="800000"/>
-                        </a:solidFill>
-                        <a:ln w="38100">
-                          <a:solidFill>
-                            <a:srgbClr val="F2F2F2"/>
-                          </a:solidFill>
-                          <a:miter lim="800000"/>
-                          <a:headEnd/>
-                          <a:tailEnd/>
-                        </a:ln>
-                        <a:effectLst>
-                          <a:outerShdw dist="28398" dir="3806097" algn="ctr" rotWithShape="0">
-                            <a:srgbClr val="622423">
-                              <a:alpha val="50000"/>
-                            </a:srgbClr>
-                          </a:outerShdw>
-                        </a:effectLst>
-                      </wps:spPr>
-                      <wps:txbx>
-                        <w:txbxContent>
-                          <w:p>
-                            <w:pPr>
-                              <w:spacing w:after="0"/>
-                              <w:rPr>
-                                <w:rFonts w:ascii="Wide Latin" w:hAnsi="Wide Latin"/>
-                                <w:color w:val="FFFFFF"/>
-                                <w:sz w:val="18"/>
-                              </w:rPr>
-                            </w:pPr>
-                            <w:r>
-                              <w:rPr>
-                                <w:rFonts w:ascii="Times New Roman" w:hAnsi="Times New Roman"/>
-                                <w:b/>
-                                <w:color w:val="FFFFFF"/>
-                                <w:sz w:val="20"/>
-                              </w:rPr>
-                              <w:t xml:space="preserve"> </w:t>
-                            </w:r>
-                            <w:r>
-                              <w:rPr>
-                                <w:rFonts w:ascii="Wide Latin" w:hAnsi="Wide Latin"/>
-                                <w:color w:val="FFFFFF"/>
-                                <w:sz w:val="18"/>
-                              </w:rPr>
-                              <w:t>UA EXIM LLC</w:t>
-                            </w:r>
-                          </w:p>
-                          <w:p>
-                            <w:pPr>
-                              <w:spacing w:after="0"/>
-                              <w:jc w:val="right"/>
-                              <w:rPr>
-                                <w:rFonts w:cs="Calibri"/>
-                                <w:color w:val="FFFFFF"/>
-                                <w:sz w:val="20"/>
-                                <w:szCs w:val="20"/>
-                              </w:rPr>
-                            </w:pPr>
-                            <w:r>
-                              <w:rPr>
-                                <w:rFonts w:cs="Calibri"/>
-                                <w:color w:val="FFFFFF"/>
-                                <w:sz w:val="20"/>
-                                <w:szCs w:val="20"/>
-                              </w:rPr>
-                              <w:t xml:space="preserve">23110 San Nicholas Place </w:t>
-                            </w:r>
-                          </w:p>
-                          <w:p>
-                            <w:pPr>
-                              <w:spacing w:after="0"/>
-                              <w:jc w:val="right"/>
-                              <w:rPr>
-                                <w:rFonts w:cs="Calibri"/>
-                                <w:color w:val="FFFFFF"/>
-                                <w:sz w:val="20"/>
-                                <w:szCs w:val="20"/>
-                              </w:rPr>
-                            </w:pPr>
-                            <w:r>
-                              <w:rPr>
-                                <w:rFonts w:cs="Calibri"/>
-                                <w:color w:val="FFFFFF"/>
-                                <w:sz w:val="20"/>
-                                <w:szCs w:val="20"/>
-                              </w:rPr>
-                              <w:t>Katy Texas 77494</w:t>
-                            </w:r>
-                          </w:p>
-                          <w:p>
-                            <w:pPr>
-                              <w:spacing w:after="0"/>
-                            </w:pPr>
-                          </w:p>
-                        </w:txbxContent>
-                      </wps:txbx>
-                      <wps:bodyPr rot="0" vert="horz" wrap="square" lIns="91440" tIns="45720" rIns="91440" bIns="45720" anchor="t" anchorCtr="0" upright="1">
-                        <a:noAutofit/>
-                      </wps:bodyPr>
-                    </wps:wsp>
-                  </wpg:wgp>
-                </a:graphicData>
-              </a:graphic>
-              <wp14:sizeRelH relativeFrom="page">
-                <wp14:pctWidth>0</wp14:pctWidth>
-              </wp14:sizeRelH>
-              <wp14:sizeRelV relativeFrom="page">
-                <wp14:pctHeight>0</wp14:pctHeight>
-              </wp14:sizeRelV>
-            </wp:anchor>
-          </w:drawing>
-        </mc:Choice>
-        <mc:Fallback>
-          <w:pict>
-            <v:group w14:anchorId="03A7246D" id="Group 41" o:spid="_x0000_s1030" style="position:absolute;margin-left:13.4pt;margin-top:-16.4pt;width:676.45pt;height:65.15pt;z-index:251657728" coordorigin="1410,653" coordsize="12927,1274" o:gfxdata="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">
-              <v:shapetype id="_x0000_t202" coordsize="21600,21600" o:spt="202" path="m,l,21600r21600,l21600,xe">
-                <v:stroke joinstyle="miter"/>
-                <v:path gradientshapeok="t" o:connecttype="rect"/>
-              </v:shapetype>
-              <v:shape id="Text Box 38" o:spid="_x0000_s1031" type="#_x0000_t202" style="position:absolute;left:1410;top:653;width:4170;height:1274;visibility:visible;mso-wrap-style:square;v-text-anchor:top" o:gfxdata="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" fillcolor="maroon" strokecolor="#f2f2f2" strokeweight="3pt">
-                <v:shadow on="t" color="#622423" opacity=".5" offset="1pt"/>
-                <v:textbox>
-                  <w:txbxContent>
-                    <w:p>
-                      <w:pPr>
-                        <w:spacing w:after="0"/>
-                        <w:rPr>
-                          <w:rFonts w:ascii="Wide Latin" w:hAnsi="Wide Latin"/>
-                          <w:color w:val="FFFFFF"/>
-                          <w:sz w:val="20"/>
-                        </w:rPr>
-                      </w:pPr>
-                    </w:p>
-                    <w:p>
-                      <w:pPr>
-                        <w:spacing w:after="0"/>
-                        <w:rPr>
-                          <w:rFonts w:ascii="BankGothic Md BT" w:hAnsi="BankGothic Md BT"/>
-                          <w:color w:val="FFFFFF"/>
-                          <w:sz w:val="20"/>
-                        </w:rPr>
-                      </w:pPr>
-                    </w:p>
-                    <w:p>
-                      <w:pPr>
-                        <w:spacing w:after="0"/>
-                        <w:rPr>
-                          <w:rFonts w:ascii="BankGothic Md BT" w:hAnsi="BankGothic Md BT"/>
-                          <w:color w:val="FFFFFF"/>
-                          <w:sz w:val="20"/>
-                        </w:rPr>
-                      </w:pPr>
-                    </w:p>
-                    <w:p>
-                      <w:pPr>
-                        <w:spacing w:after="0"/>
-                        <w:rPr>
-                          <w:rFonts w:ascii="BankGothic Md BT" w:hAnsi="BankGothic Md BT"/>
-                          <w:color w:val="FFFFFF"/>
-                          <w:sz w:val="20"/>
-                        </w:rPr>
-                      </w:pPr>
-                    </w:p>
-                  </w:txbxContent>
-                </v:textbox>
-              </v:shape>
-              <v:shape id="Text Box 39" o:spid="_x0000_s1032" type="#_x0000_t202" style="position:absolute;left:5580;top:653;width:6067;height:1274;visibility:visible;mso-wrap-style:square;v-text-anchor:top" o:gfxdata="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" fillcolor="maroon" strokecolor="#f2f2f2" strokeweight="3pt">
-                <v:shadow on="t" color="#622423" opacity=".5" offset="1pt"/>
-                <v:textbox>
-                  <w:txbxContent>
-                    <w:p>
-                      <w:pPr>
-                        <w:spacing w:after="0"/>
-                        <w:jc w:val="center"/>
-                        <w:rPr>
-                          <w:rFonts w:ascii="Times New Roman" w:hAnsi="Times New Roman"/>
-                          <w:color w:val="FFFFFF"/>
-                        </w:rPr>
-                      </w:pPr>
-                    </w:p>
-                    <w:p>
-                      <w:pPr>
-                        <w:jc w:val="center"/>
-                        <w:rPr>
-                          <w:b/>
-                          <w:color w:val="FFFFFF"/>
-                          <w:sz w:val="32"/>
-                        </w:rPr>
-                      </w:pPr>
-                      <w:r>
-                        <w:rPr>
-                          <w:b/>
-                          <w:color w:val="FFFFFF"/>
-                          <w:sz w:val="32"/>
-                        </w:rPr>
-                        <w:t>PURCHASE ORDER</w:t>
-                      </w:r>
-                    </w:p>
-                  </w:txbxContent>
-                </v:textbox>
-              </v:shape>
-              <v:shape id="Text Box 40" o:spid="_x0000_s1033" type="#_x0000_t202" style="position:absolute;left:11647;top:653;width:2690;height:1274;visibility:visible;mso-wrap-style:square;v-text-anchor:top" o:gfxdata="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" fillcolor="maroon" strokecolor="#f2f2f2" strokeweight="3pt">
-                <v:shadow on="t" color="#622423" opacity=".5" offset="1pt"/>
-                <v:textbox>
-                  <w:txbxContent>
-                    <w:p>
-                      <w:pPr>
-                        <w:spacing w:after="0"/>
-                        <w:rPr>
-                          <w:rFonts w:ascii="Wide Latin" w:hAnsi="Wide Latin"/>
-                          <w:color w:val="FFFFFF"/>
-                          <w:sz w:val="18"/>
-                        </w:rPr>
-                      </w:pPr>
-                      <w:r>
-                        <w:rPr>
-                          <w:rFonts w:ascii="Times New Roman" w:hAnsi="Times New Roman"/>
-                          <w:b/>
-                          <w:color w:val="FFFFFF"/>
-                          <w:sz w:val="20"/>
-                        </w:rPr>
-                        <w:t xml:space="preserve"> </w:t>
-                      </w:r>
-                      <w:r>
-                        <w:rPr>
-                          <w:rFonts w:ascii="Wide Latin" w:hAnsi="Wide Latin"/>
-                          <w:color w:val="FFFFFF"/>
-                          <w:sz w:val="18"/>
-                        </w:rPr>
-                        <w:t>UA EXIM LLC</w:t>
-                      </w:r>
-                    </w:p>
-                    <w:p>
-                      <w:pPr>
-                        <w:spacing w:after="0"/>
-                        <w:jc w:val="right"/>
-                        <w:rPr>
-                          <w:rFonts w:cs="Calibri"/>
-                          <w:color w:val="FFFFFF"/>
-                          <w:sz w:val="20"/>
-                          <w:szCs w:val="20"/>
-                        </w:rPr>
-                      </w:pPr>
-                      <w:r>
-                        <w:rPr>
-                          <w:rFonts w:cs="Calibri"/>
-                          <w:color w:val="FFFFFF"/>
-                          <w:sz w:val="20"/>
-                          <w:szCs w:val="20"/>
-                        </w:rPr>
-                        <w:t xml:space="preserve">23110 San Nicholas Place </w:t>
-                      </w:r>
-                    </w:p>
-                    <w:p>
-                      <w:pPr>
-                        <w:spacing w:after="0"/>
-                        <w:jc w:val="right"/>
-                        <w:rPr>
-                          <w:rFonts w:cs="Calibri"/>
-                          <w:color w:val="FFFFFF"/>
-                          <w:sz w:val="20"/>
-                          <w:szCs w:val="20"/>
-                        </w:rPr>
-                      </w:pPr>
-                      <w:r>
-                        <w:rPr>
-                          <w:rFonts w:cs="Calibri"/>
-                          <w:color w:val="FFFFFF"/>
-                          <w:sz w:val="20"/>
-                          <w:szCs w:val="20"/>
-                        </w:rPr>
-                        <w:t>Katy Texas 77494</w:t>
-                      </w:r>
-                    </w:p>
-                    <w:p>
-                      <w:pPr>
-                        <w:spacing w:after="0"/>
-                      </w:pPr>
-                    </w:p>
-                  </w:txbxContent>
-                </v:textbox>
-              </v:shape>
-            </v:group>
-          </w:pict>
-        </mc:Fallback>
-      </mc:AlternateContent>
-    </w:r>
-    <w:r>
-      <w:rPr>
-        <w:noProof/>
-      </w:rPr>
-      <w:drawing>
-        <wp:anchor distT="0" distB="0" distL="114300" distR="114300" simplePos="0" relativeHeight="251659776" behindDoc="0" locked="0" layoutInCell="1" allowOverlap="1" wp14:anchorId="3E2D0FBD" wp14:editId="03894AB8">
-          <wp:simplePos x="0" y="0"/>
-          <wp:positionH relativeFrom="column">
-            <wp:posOffset>777240</wp:posOffset>
-          </wp:positionH>
-          <wp:positionV relativeFrom="paragraph">
-            <wp:posOffset>-164465</wp:posOffset>
-          </wp:positionV>
-          <wp:extent cx="717550" cy="717550"/>
-          <wp:effectExtent l="0" t="0" r="0" b="0"/>
-          <wp:wrapNone/>
-          <wp:docPr id="46" name="Picture 1"/>
-          <wp:cNvGraphicFramePr>
-            <a:graphicFrameLocks xmlns:a="http://schemas.openxmlformats.org/drawingml/2006/main" noChangeAspect="1"/>
-          </wp:cNvGraphicFramePr>
-          <a:graphic xmlns:a="http://schemas.openxmlformats.org/drawingml/2006/main">
-            <a:graphicData uri="http://schemas.openxmlformats.org/drawingml/2006/picture">
-              <pic:pic xmlns:pic="http://schemas.openxmlformats.org/drawingml/2006/picture">
-                <pic:nvPicPr>
-                  <pic:cNvPr id="0" name="Picture 46"/>
-                  <pic:cNvPicPr>
-                    <a:picLocks noChangeAspect="1" noChangeArrowheads="1"/>
-                  </pic:cNvPicPr>
-                </pic:nvPicPr>
-                <pic:blipFill>
-                  <a:blip r:embed="rId1">
-                    <a:extLst>
-                      <a:ext uri="{28A0092B-C50C-407E-A947-70E740481C1C}">
-                        <a14:useLocalDpi xmlns:a14="http://schemas.microsoft.com/office/drawing/2010/main" val="0"/>
-                      </a:ext>
-                    </a:extLst>
-                  </a:blip>
-                  <a:srcRect/>
-                  <a:stretch>
-                    <a:fillRect/>
-                  </a:stretch>
-                </pic:blipFill>
-                <pic:spPr bwMode="auto">
-                  <a:xfrm>
-                    <a:off x="0" y="0"/>
-                    <a:ext cx="717550" cy="717550"/>
-                  </a:xfrm>
-                  <a:prstGeom prst="rect">
-                    <a:avLst/>
-                  </a:prstGeom>
-                  <a:noFill/>
-                  <a:ln>
-                    <a:noFill/>
-                  </a:ln>
-                </pic:spPr>
-              </pic:pic>
-            </a:graphicData>
-          </a:graphic>
-          <wp14:sizeRelH relativeFrom="page">
-            <wp14:pctWidth>0</wp14:pctWidth>
-          </wp14:sizeRelH>
-          <wp14:sizeRelV relativeFrom="page">
-            <wp14:pctHeight>0</wp14:pctHeight>
-          </wp14:sizeRelV>
-        </wp:anchor>
-      </w:drawing>
-    </w:r>
-    <w:r>
-      <w:rPr>
-        <w:color w:val="FFFFFF"/>
-        <w:spacing w:val="60"/>
-      </w:rPr>
-      <w:t>00</w:t>
-    </w:r>
-    <w:r>
-      <w:rPr>
-        <w:color w:val="FFFFFF"/>
-        <w:spacing w:val="60"/>
-      </w:rPr>
-      <w:tab/>
-    </w:r>
-    <w:r>
-      <w:rPr>
-        <w:color w:val="FFFFFF"/>
-        <w:spacing w:val="60"/>
-      </w:rPr>
-      <w:tab/>
-    </w:r>
-    <w:r>
-      <w:rPr>
-        <w:color w:val="FFFFFF"/>
-        <w:spacing w:val="60"/>
-      </w:rPr>
-      <w:tab/>
-    </w:r>
-    <w:r>
-      <w:rPr>
-        <w:color w:val="FFFFFF"/>
-        <w:spacing w:val="60"/>
-      </w:rPr>
-      <w:tab/>
-    </w:r>
-    <w:r>
-      <w:rPr>
-        <w:color w:val="FFFFFF"/>
-        <w:spacing w:val="60"/>
-      </w:rPr>
-      <w:t>revUAC</w:t>
-    </w:r>
-    <w:r>
-      <w:rPr>
-        <w:color w:val="FFFFFF"/>
-        <w:spacing w:val="60"/>
-      </w:rPr>
-      <w:t xml:space="preserve"> 2011</w:t>
-    </w:r>
-  </w:p>
-  <w:p>
-    <w:pPr>
-      <w:pStyle w:val="Footer"/>
-      <w:jc w:val="right"/>
-      <w:rPr>
-        <w:color w:val="FFFFFF"/>
-        <w:spacing w:val="60"/>
-      </w:rPr>
-    </w:pPr>
-    <w:r>
-      <w:rPr>
-        <w:color w:val="FFFFFF"/>
-        <w:spacing w:val="60"/>
-      </w:rPr>
-      <w:t>UAC 2011</w:t>
-    </w:r>
-  </w:p>
-  <w:p>
-    <w:pPr>
-      <w:pStyle w:val="Footer"/>
-      <w:jc w:val="right"/>
-      <w:rPr>
-        <w:color w:val="FFFFFF"/>
-        <w:spacing w:val="60"/>
-      </w:rPr>
-    </w:pPr>
-  </w:p>
-  <w:p>
-    <w:pPr>
-      <w:pStyle w:val="Footer"/>
-      <w:jc w:val="right"/>
-      <w:rPr>
-        <w:color w:val="FFFFFF"/>
-        <w:spacing w:val="60"/>
-      </w:rPr>
-    </w:pPr>
-  </w:p>
-  <w:tbl>
-    <w:tblPr>
-      <w:tblpPr w:leftFromText="180" w:rightFromText="180" w:vertAnchor="page" w:horzAnchor="margin" w:tblpXSpec="center" w:tblpY="2074"/>
-      <w:tblW w:w="12888" w:type="dxa"/>
-      <w:tblBorders>
-        <w:top w:val="single" w:sz="4" w:space="0" w:color="000000"/>
-        <w:left w:val="single" w:sz="4" w:space="0" w:color="000000"/>
-        <w:bottom w:val="single" w:sz="4" w:space="0" w:color="000000"/>
-        <w:right w:val="single" w:sz="4" w:space="0" w:color="000000"/>
-        <w:insideH w:val="single" w:sz="4" w:space="0" w:color="000000"/>
-        <w:insideV w:val="single" w:sz="4" w:space="0" w:color="000000"/>
-      </w:tblBorders>
-      <w:tblLook w:val="04A0" w:firstRow="1" w:lastRow="0" w:firstColumn="1" w:lastColumn="0" w:noHBand="0" w:noVBand="1"/>
-    </w:tblPr>
-    <w:tblGrid>
-      <w:gridCol w:w="1565"/>
-      <w:gridCol w:w="3301"/>
-      <w:gridCol w:w="1338"/>
-      <w:gridCol w:w="2544"/>
-      <w:gridCol w:w="1425"/>
-      <w:gridCol w:w="2715"/>
-    </w:tblGrid>
-    <w:tr>
-      <w:trPr>
-        <w:trHeight w:val="391"/>
-      </w:trPr>
-      <w:tc>
-        <w:tcPr>
-          <w:tcW w:w="1565" w:type="dxa"/>
-          <w:shd w:val="clear" w:color="auto" w:fill="D9D9D9"/>
-          <w:vAlign w:val="center"/>
-        </w:tcPr>
-        <w:p>
-          <w:pPr>
-            <w:spacing w:after="0" w:line="240" w:lineRule="auto"/>
-            <w:rPr>
-              <w:b/>
-              <w:szCs w:val="24"/>
-            </w:rPr>
-          </w:pPr>
-          <w:r>
-            <w:rPr>
-              <w:b/>
-              <w:szCs w:val="24"/>
-            </w:rPr>
-            <w:t>PO NUMBER</w:t>
-          </w:r>
-        </w:p>
-      </w:tc>
-      <w:tc>
-        <w:tcPr>
-          <w:tcW w:w="3301" w:type="dxa"/>
-          <w:vAlign w:val="center"/>
-        </w:tcPr>
-        <w:p>
-          <w:pPr>
-            <w:spacing w:after="0" w:line="240" w:lineRule="auto"/>
-            <w:jc w:val="center"/>
-            <w:rPr>
-              <w:rFonts w:cs="Calibri"/>
-              <w:b/>
-              <w:color w:val="000000"/>
-              <w:szCs w:val="24"/>
-            </w:rPr>
-          </w:pPr>
-          <w:r>
-            <w:rPr>
-              <w:rFonts w:cs="Calibri"/>
-              <w:b/>
-              <w:color w:val="000000"/>
-              <w:szCs w:val="24"/>
-            </w:rPr>
-            <w:t>${po_number}</w:t>
-          </w:r>
-        </w:p>
-      </w:tc>
-      <w:tc>
-        <w:tcPr>
-          <w:tcW w:w="1338" w:type="dxa"/>
-          <w:shd w:val="clear" w:color="auto" w:fill="D9D9D9"/>
-          <w:vAlign w:val="center"/>
-        </w:tcPr>
-        <w:p>
-          <w:pPr>
-            <w:spacing w:after="0" w:line="240" w:lineRule="auto"/>
-            <w:rPr>
-              <w:b/>
-              <w:szCs w:val="24"/>
-            </w:rPr>
-          </w:pPr>
-          <w:r>
-            <w:rPr>
-              <w:b/>
-              <w:szCs w:val="24"/>
-            </w:rPr>
-            <w:t>PO DATE</w:t>
-          </w:r>
-        </w:p>
-      </w:tc>
-      <w:tc>
-        <w:tcPr>
-          <w:tcW w:w="2544" w:type="dxa"/>
-          <w:vAlign w:val="center"/>
-        </w:tcPr>
-        <w:p>
-          <w:pPr>
-            <w:pStyle w:val="Default"/>
-            <w:jc w:val="center"/>
-            <w:rPr>
-              <w:b/>
-              <w:sz w:val="22"/>
-            </w:rPr>
-          </w:pPr>
-          <w:r>
-            <w:rPr>
-              <w:b/>
-              <w:sz w:val="22"/>
-            </w:rPr>
-            <w:t>${po_date}</w:t>
-          </w:r>
-        </w:p>
-      </w:tc>
-      <w:tc>
-        <w:tcPr>
-          <w:tcW w:w="1425" w:type="dxa"/>
-        </w:tcPr>
-        <w:p>
-          <w:pPr>
-            <w:pStyle w:val="Default"/>
-            <w:rPr>
-              <w:b/>
-              <w:sz w:val="28"/>
-            </w:rPr>
-          </w:pPr>
-          <w:r>
-            <w:rPr>
-              <w:b/>
-              <w:sz w:val="28"/>
-            </w:rPr>
-            <w:t>REVISION NO.</w:t>
-          </w:r>
-        </w:p>
-      </w:tc>
-      <w:tc>
-        <w:tcPr>
-          <w:tcW w:w="2715" w:type="dxa"/>
-        </w:tcPr>
-        <w:p>
-          <w:pPr>
-            <w:pStyle w:val="Default"/>
-            <w:rPr>
-              <w:b/>
-              <w:sz w:val="22"/>
-            </w:rPr>
-          </w:pPr>
-          <w:r>
-            <w:rPr>
-              <w:b/>
-              <w:sz w:val="22"/>
-            </w:rPr>
-            <w:t xml:space="preserve">Buying Agent: -   </w:t>
-          </w:r>
-        </w:p>
-        <w:p>
-          <w:pPr>
-            <w:pStyle w:val="Default"/>
-            <w:jc w:val="center"/>
-            <w:rPr>
-              <w:sz w:val="22"/>
-            </w:rPr>
-          </w:pPr>
-          <w:r>
-            <w:rPr>
-              <w:sz w:val="22"/>
-            </w:rPr>
-            <w:t>UA Consultants</w:t>
-          </w:r>
-        </w:p>
-      </w:tc>
-    </w:tr>
-    <w:tr>
-      <w:trPr>
-        <w:trHeight w:val="391"/>
-      </w:trPr>
-      <w:tc>
-        <w:tcPr>
-          <w:tcW w:w="1565" w:type="dxa"/>
-          <w:shd w:val="clear" w:color="auto" w:fill="D9D9D9"/>
-          <w:vAlign w:val="center"/>
-        </w:tcPr>
-        <w:p>
-          <w:pPr>
-            <w:spacing w:after="0" w:line="240" w:lineRule="auto"/>
-            <w:rPr>
-              <w:b/>
-              <w:szCs w:val="24"/>
-            </w:rPr>
-          </w:pPr>
-          <w:r>
-            <w:rPr>
-              <w:b/>
-              <w:szCs w:val="24"/>
-            </w:rPr>
-            <w:t>BUYER</w:t>
-          </w:r>
-        </w:p>
-      </w:tc>
-      <w:tc>
-        <w:tcPr>
-          <w:tcW w:w="3301" w:type="dxa"/>
-        </w:tcPr>
-        <w:p>
-          <w:pPr>
-            <w:pStyle w:val="TableParagraph"/>
-            <w:spacing w:before="133"/>
-            <w:ind w:right="2"/>
-            <w:jc w:val="center"/>
-            <w:rPr>
-              <w:b/>
-            </w:rPr>
-          </w:pPr>
-          <w:r>
-            <w:rPr>
-              <w:b/>
-            </w:rPr>
-            <w:t>${buyer}</w:t>
-          </w:r>
-        </w:p>
-      </w:tc>
-      <w:tc>
-        <w:tcPr>
-          <w:tcW w:w="1338" w:type="dxa"/>
-          <w:shd w:val="clear" w:color="auto" w:fill="D9D9D9"/>
-          <w:vAlign w:val="center"/>
-        </w:tcPr>
-        <w:p>
-          <w:pPr>
-            <w:spacing w:after="0" w:line="240" w:lineRule="auto"/>
-            <w:rPr>
-              <w:b/>
-              <w:szCs w:val="24"/>
-            </w:rPr>
-          </w:pPr>
-          <w:r>
-            <w:rPr>
-              <w:b/>
-              <w:szCs w:val="24"/>
-            </w:rPr>
-            <w:t>FACTORY</w:t>
-          </w:r>
-        </w:p>
-      </w:tc>
-      <w:tc>
-        <w:tcPr>
-          <w:tcW w:w="3969" w:type="dxa"/>
-          <w:gridSpan w:val="2"/>
-        </w:tcPr>
-        <w:p>
-          <w:pPr>
-            <w:jc w:val="center"/>
-            <w:pStyle w:val="TableParagraph"/>
-            <w:spacing w:line="268" w:lineRule="exact"/>
-            <w:ind w:left="7"/>
-            <w:rPr>
-              <w:b/>
-            </w:rPr>
-          </w:pPr>
-          <w:r>
-            <w:rPr>
-              <w:b/>
-            </w:rPr>
-          </w:r>
-          <w:r>
-            <w:rPr>
-              <w:b/>
-            </w:rPr>
-            <w:t>${factory}</w:t>
-          </w:r>
-        </w:p>
-      </w:tc>
-      <w:tc>
-        <w:tcPr>
-          <w:tcW w:w="2715" w:type="dxa"/>
-        </w:tcPr>
-        <w:p>
-          <w:pPr>
-            <w:pStyle w:val="Default"/>
-            <w:jc w:val="center"/>
-            <w:rPr>
-              <w:sz w:val="22"/>
-            </w:rPr>
-          </w:pPr>
-          <w:r>
-            <w:rPr>
-              <w:sz w:val="22"/>
-            </w:rPr>
-            <w:t xml:space="preserve">114/ 21A Faridabad </w:t>
-          </w:r>
-        </w:p>
-        <w:p>
-          <w:pPr>
-            <w:pStyle w:val="Default"/>
-            <w:jc w:val="center"/>
-            <w:rPr>
-              <w:sz w:val="22"/>
-            </w:rPr>
-          </w:pPr>
-          <w:r>
-            <w:rPr>
-              <w:sz w:val="22"/>
-            </w:rPr>
-            <w:t xml:space="preserve">Haryana, </w:t>
-          </w:r>
-          <w:r>
-            <w:rPr>
-              <w:sz w:val="22"/>
-            </w:rPr>
-            <w:t>India</w:t>
-          </w:r>
-          <w:r>
-            <w:rPr>
-              <w:sz w:val="22"/>
-            </w:rPr>
-            <w:t xml:space="preserve"> 121001</w:t>
-          </w:r>
-        </w:p>
-      </w:tc>
-    </w:tr>
-    <w:tr>
-      <w:trPr>
-        <w:trHeight w:val="758"/>
-      </w:trPr>
-      <w:tc>
-        <w:tcPr>
-          <w:tcW w:w="1565" w:type="dxa"/>
-          <w:shd w:val="clear" w:color="auto" w:fill="D9D9D9"/>
-          <w:vAlign w:val="center"/>
-        </w:tcPr>
-        <w:p>
-          <w:pPr>
-            <w:spacing w:after="0" w:line="240" w:lineRule="auto"/>
-            <w:rPr>
-              <w:b/>
-              <w:szCs w:val="24"/>
-            </w:rPr>
-          </w:pPr>
-          <w:r>
-            <w:rPr>
-              <w:b/>
-              <w:szCs w:val="24"/>
-            </w:rPr>
-            <w:t>DELIVERY ADDRESS</w:t>
-          </w:r>
-          <w:r>
-            <w:rPr>
-              <w:b/>
-              <w:szCs w:val="24"/>
-            </w:rPr>
-            <w:t xml:space="preserve"> </w:t>
-          </w:r>
-        </w:p>
-      </w:tc>
-      <w:tc>
-        <w:tcPr>
-          <w:tcW w:w="3301" w:type="dxa"/>
-        </w:tcPr>
-        <w:p>
-          <w:pPr>
-            <w:pStyle w:val="TableParagraph"/>
-            <w:spacing w:before="152"/>
-            <w:ind w:left="14"/>
-            <w:jc w:val="center"/>
-            <w:rPr>
-              <w:b/>
-            </w:rPr>
-          </w:pPr>
-          <w:r>
-            <w:rPr>
-              <w:b/>
-            </w:rPr>
-            <w:t>${buyer_address}</w:t>
-          </w:r>
-        </w:p>
-      </w:tc>
-      <w:tc>
-        <w:tcPr>
-          <w:tcW w:w="1338" w:type="dxa"/>
-          <w:shd w:val="clear" w:color="auto" w:fill="D9D9D9"/>
-          <w:vAlign w:val="center"/>
-        </w:tcPr>
-        <w:p>
-          <w:pPr>
-            <w:spacing w:after="0" w:line="240" w:lineRule="auto"/>
-            <w:rPr>
-              <w:b/>
-              <w:szCs w:val="24"/>
-            </w:rPr>
-          </w:pPr>
-          <w:r>
-            <w:rPr>
-              <w:b/>
-              <w:szCs w:val="24"/>
-            </w:rPr>
-            <w:t>FACTORY ADDRESS</w:t>
-          </w:r>
-        </w:p>
-      </w:tc>
-      <w:tc>
-        <w:tcPr>
-          <w:tcW w:w="3969" w:type="dxa"/>
-          <w:gridSpan w:val="2"/>
-        </w:tcPr>
-        <w:p>
-          <w:pPr>
-            <w:jc w:val="center"/>
-            <w:pStyle w:val="TableParagraph"/>
-            <w:spacing w:before="18"/>
-            <w:rPr>
-              <w:b/>
-            </w:rPr>
-          </w:pPr>
-        </w:p>
-        <w:p>
-          <w:pPr>
-            <w:jc w:val="center"/>
-            <w:pStyle w:val="TableParagraph"/>
-            <w:spacing w:before="18"/>
-            <w:rPr>
-              <w:b/>
-            </w:rPr>
-          </w:pPr>
-          <w:r>
-            <w:rPr>
-              <w:b/>
-            </w:rPr>
-            <w:t>${factory_address}</w:t>
-          </w:r>
-        </w:p>
-      </w:tc>
-      <w:tc>
-        <w:tcPr>
-          <w:tcW w:w="2715" w:type="dxa"/>
-        </w:tcPr>
-        <w:p>
-          <w:pPr>
-            <w:autoSpaceDE w:val="0"/>
-            <w:autoSpaceDN w:val="0"/>
-            <w:adjustRightInd w:val="0"/>
-            <w:spacing w:after="0" w:line="240" w:lineRule="auto"/>
-            <w:jc w:val="center"/>
-            <w:rPr>
-              <w:rFonts w:ascii="Cambria" w:hAnsi="Cambria" w:cs="Berlin Sans FB"/>
-              <w:color w:val="000000"/>
-              <w:szCs w:val="24"/>
-            </w:rPr>
-          </w:pPr>
-          <w:r>
-            <w:rPr>
-              <w:rFonts w:ascii="Cambria" w:hAnsi="Cambria" w:cs="Berlin Sans FB"/>
-              <w:color w:val="000000"/>
-              <w:szCs w:val="24"/>
-            </w:rPr>
-            <w:t>UAC@UAConsultants.Org</w:t>
-          </w:r>
-        </w:p>
-        <w:p>
-          <w:pPr>
-            <w:autoSpaceDE w:val="0"/>
-            <w:autoSpaceDN w:val="0"/>
-            <w:adjustRightInd w:val="0"/>
-            <w:spacing w:after="0" w:line="240" w:lineRule="auto"/>
-            <w:jc w:val="center"/>
-            <w:rPr>
-              <w:rFonts w:ascii="Cambria" w:hAnsi="Cambria" w:cs="Berlin Sans FB"/>
-              <w:color w:val="000000"/>
-              <w:szCs w:val="24"/>
-            </w:rPr>
-          </w:pPr>
-          <w:r>
-            <w:rPr>
-              <w:rFonts w:ascii="Cambria" w:hAnsi="Cambria" w:cs="Berlin Sans FB"/>
-              <w:color w:val="000000"/>
-              <w:szCs w:val="24"/>
-            </w:rPr>
-            <w:t>0129 404 6038; 0129 404 6037</w:t>
-          </w:r>
-          <w:r>
-            <w:rPr>
-              <w:rFonts w:ascii="Cambria" w:hAnsi="Cambria" w:cs="Berlin Sans FB"/>
-              <w:color w:val="000000"/>
-              <w:szCs w:val="24"/>
-            </w:rPr>
-            <w:t xml:space="preserve"> </w:t>
-          </w:r>
-        </w:p>
-      </w:tc>
-    </w:tr>
-  </w:tbl>
-  <w:p>
-    <w:pPr>
-      <w:pStyle w:val="Footer"/>
-      <w:jc w:val="right"/>
-      <w:rPr>
-        <w:color w:val="FFFFFF"/>
-        <w:spacing w:val="60"/>
-      </w:rPr>
-    </w:pPr>
-  </w:p>
-  <w:p>
-    <w:pPr>
-      <w:pStyle w:val="Footer"/>
-      <w:jc w:val="right"/>
-      <w:rPr>
-        <w:color w:val="FFFFFF"/>
-        <w:spacing w:val="60"/>
-      </w:rPr>
-    </w:pPr>
-  </w:p>
-  <w:p>
-    <w:pPr>
-      <w:pStyle w:val="Footer"/>
-      <w:jc w:val="right"/>
-      <w:rPr>
-        <w:color w:val="FFFFFF"/>
-        <w:spacing w:val="60"/>
-      </w:rPr>
-    </w:pPr>
-  </w:p>
-  <w:p>
-    <w:pPr>
-      <w:pStyle w:val="Footer"/>
-      <w:jc w:val="right"/>
-      <w:rPr>
-        <w:color w:val="FFFFFF"/>
-        <w:spacing w:val="60"/>
-      </w:rPr>
-    </w:pPr>
-  </w:p>
-  <w:p>
-    <w:pPr>
-      <w:pStyle w:val="Footer"/>
-      <w:jc w:val="right"/>
-      <w:rPr>
-        <w:color w:val="FFFFFF"/>
-        <w:spacing w:val="60"/>
-      </w:rPr>
-    </w:pPr>
-  </w:p>
-  <w:p>
-    <w:pPr>
-      <w:pStyle w:val="Footer"/>
-      <w:jc w:val="right"/>
-      <w:rPr>
-        <w:color w:val="FFFFFF"/>
-        <w:spacing w:val="60"/>
-      </w:rPr>
-    </w:pPr>
-  </w:p>
-  <w:p>
-    <w:pPr>
-      <w:pStyle w:val="Footer"/>
-      <w:jc w:val="right"/>
-      <w:rPr>
-        <w:color w:val="FFFFFF"/>
-        <w:spacing w:val="60"/>
-      </w:rPr>
-    </w:pPr>
-  </w:p>
-  <w:p>
-    <w:pPr>
-      <w:pStyle w:val="Footer"/>
-      <w:jc w:val="right"/>
-      <w:rPr>
-        <w:color w:val="FFFFFF"/>
-        <w:spacing w:val="60"/>
-      </w:rPr>
-    </w:pPr>
-  </w:p>
-  <w:p>
-    <w:pPr>
-      <w:pStyle w:val="Footer"/>
-      <w:jc w:val="right"/>
-      <w:rPr>
-        <w:color w:val="FFFFFF"/>
-        <w:spacing w:val="60"/>
-      </w:rPr>
-    </w:pPr>
-    <w:r>
-      <w:rPr>
-        <w:color w:val="FFFFFF"/>
-        <w:spacing w:val="60"/>
-      </w:rPr>
-      <w:t>UAC</w:t>
-    </w:r>
-  </w:p>
-  <w:p>
-    <w:pPr>
-      <w:pStyle w:val="Footer"/>
-      <w:jc w:val="right"/>
-      <w:rPr>
-        <w:color w:val="FFFFFF"/>
-        <w:spacing w:val="60"/>
-      </w:rPr>
-    </w:pPr>
-  </w:p>
-  <w:p>
-    <w:pPr>
-      <w:pStyle w:val="Footer"/>
-      <w:jc w:val="right"/>
-    </w:pPr>
-    <w:r>
-      <w:rPr>
-        <w:color w:val="FFFFFF"/>
-        <w:spacing w:val="60"/>
-      </w:rPr>
-      <w:t xml:space="preserve"> 201</w:t>
-    </w:r>
-  </w:p>
-</w:hdr>
+<file path=word/header2.xml><?xml version="1.0" encoding="UTF-8" standalone="yes"?>
+<w:hdr xmlns:wpc="http://schemas.microsoft.com/office/word/2010/wordprocessingCanvas" xmlns:cx="http://schemas.microsoft.com/office/drawing/2014/chartex" xmlns:cx1="http://schemas.microsoft.com/office/drawing/2015/9/8/chartex" xmlns:cx2="http://schemas.microsoft.com/office/drawing/2015/10/21/chartex" xmlns:cx3="http://schemas.microsoft.com/office/drawing/2016/5/9/chartex" xmlns:cx4="http://schemas.microsoft.com/office/drawing/2016/5/10/chartex" xmlns:cx5="http://schemas.microsoft.com/office/drawing/2016/5/11/chartex" xmlns:cx6="http://schemas.microsoft.com/office/drawing/2016/5/12/chartex" xmlns:cx7="http://schemas.microsoft.com/office/drawing/2016/5/13/chartex" xmlns:cx8="http://schemas.microsoft.com/office/drawing/2016/5/14/chartex" xmlns:mc="http://schemas.openxmlformats.org/markup-compatibility/2006" xmlns:aink="http://schemas.microsoft.com/office/drawing/2016/ink" xmlns:am3d="http://schemas.microsoft.com/office/drawing/2017/model3d" xmlns:o="urn:schemas-microsoft-com:office:office" xmlns:oel="http://schemas.microsoft.com/office/2019/extlst" xmlns:r="http://schemas.openxmlformats.org/officeDocument/2006/relationships" xmlns:m="http://schemas.openxmlformats.org/officeDocument/2006/math" xmlns:v="urn:schemas-microsoft-com:vml" xmlns:wp14="http://schemas.microsoft.com/office/word/2010/wordprocessingDrawing" xmlns:wp="http://schemas.openxmlformats.org/drawingml/2006/wordprocessingDrawing" xmlns:w10="urn:schemas-microsoft-com:office:word" xmlns:w="http://schemas.openxmlformats.org/wordprocessingml/2006/main" xmlns:w14="http://schemas.microsoft.com/office/word/2010/wordml" xmlns:w15="http://schemas.microsoft.com/office/word/2012/wordml" xmlns:w16cex="http://schemas.microsoft.com/office/word/2018/wordml/cex" xmlns:w16cid="http://schemas.microsoft.com/office/word/2016/wordml/cid" xmlns:w16="http://schemas.microsoft.com/office/word/2018/wordml" xmlns:w16du="http://schemas.microsoft.com/office/word/2023/wordml/word16du" xmlns:w16sdtdh="http://schemas.microsoft.com/office/word/2020/wordml/sdtdatahash" xmlns:w16sdtfl="http://schemas.microsoft.com/office/word/2024/wordml/sdtformatlock" xmlns:w16se="http://schemas.microsoft.com/office/word/2015/wordml/symex" xmlns:wpg="http://schemas.microsoft.com/office/word/2010/wordprocessingGroup" xmlns:wpi="http://schemas.microsoft.com/office/word/2010/wordprocessingInk" xmlns:wne="http://schemas.microsoft.com/office/word/2006/wordml" xmlns:wps="http://schemas.microsoft.com/office/word/2010/wordprocessingShape" mc:Ignorable="w14 w15 w16se w16cid w16 w16cex w16sdtdh w16sdtfl w16du wp14"><w:p><w:pPr><w:pStyle w:val="Footer"/><w:tabs><w:tab w:val="left" w:pos="240"/><w:tab w:val="right" w:pos="12960"/></w:tabs><w:rPr><w:color w:val="FFFFFF"/><w:spacing w:val="60"/></w:rPr></w:pPr><w:r><w:rPr><w:noProof/><w:color w:val="FFFFFF"/><w:spacing w:val="60"/></w:rPr><mc:AlternateContent><mc:Choice Requires="wpg"><w:drawing><wp:anchor distT="0" distB="0" distL="114300" distR="114300" simplePos="0" relativeHeight="251657728" behindDoc="0" locked="0" layoutInCell="1" allowOverlap="1" wp14:anchorId="03A7246D" wp14:editId="641C6801"><wp:simplePos x="0" y="0"/><wp:positionH relativeFrom="column"><wp:posOffset>170180</wp:posOffset></wp:positionH><wp:positionV relativeFrom="paragraph"><wp:posOffset>-208280</wp:posOffset></wp:positionV><wp:extent cx="8590915" cy="827405"/><wp:effectExtent l="27305" t="20320" r="40005" b="47625"/><wp:wrapNone/><wp:docPr id="809526943" name="Group 41"/><wp:cNvGraphicFramePr><a:graphicFrameLocks xmlns:a="http://schemas.openxmlformats.org/drawingml/2006/main"/></wp:cNvGraphicFramePr><a:graphic xmlns:a="http://schemas.openxmlformats.org/drawingml/2006/main"><a:graphicData uri="http://schemas.microsoft.com/office/word/2010/wordprocessingGroup"><wpg:wgp><wpg:cNvGrpSpPr><a:grpSpLocks/></wpg:cNvGrpSpPr><wpg:grpSpPr bwMode="auto"><a:xfrm><a:off x="0" y="0"/><a:ext cx="8590915" cy="827405"/><a:chOff x="1410" y="653"/><a:chExt cx="12927" cy="1274"/></a:xfrm></wpg:grpSpPr><wps:wsp><wps:cNvPr id="395537120" name="Text Box 38"/><wps:cNvSpPr txBox="1"><a:spLocks noChangeArrowheads="1"/></wps:cNvSpPr><wps:spPr bwMode="auto"><a:xfrm><a:off x="1410" y="653"/><a:ext cx="4170" cy="1274"/></a:xfrm><a:prstGeom prst="rect"><a:avLst/></a:prstGeom><a:solidFill><a:srgbClr val="800000"/></a:solidFill><a:ln w="38100"><a:solidFill><a:srgbClr val="F2F2F2"/></a:solidFill><a:miter lim="800000"/><a:headEnd/><a:tailEnd/></a:ln><a:effectLst><a:outerShdw dist="28398" dir="3806097" algn="ctr" rotWithShape="0"><a:srgbClr val="622423"><a:alpha val="50000"/></a:srgbClr></a:outerShdw></a:effectLst></wps:spPr><wps:txbx><w:txbxContent><w:p><w:pPr><w:spacing w:after="0"/><w:rPr><w:rFonts w:ascii="Wide Latin" w:hAnsi="Wide Latin"/><w:color w:val="FFFFFF"/><w:sz w:val="20"/></w:rPr></w:pPr></w:p><w:p><w:pPr><w:spacing w:after="0"/><w:rPr><w:rFonts w:ascii="BankGothic Md BT" w:hAnsi="BankGothic Md BT"/><w:color w:val="FFFFFF"/><w:sz w:val="20"/></w:rPr></w:pPr></w:p><w:p><w:pPr><w:spacing w:after="0"/><w:rPr><w:rFonts w:ascii="BankGothic Md BT" w:hAnsi="BankGothic Md BT"/><w:color w:val="FFFFFF"/><w:sz w:val="20"/></w:rPr></w:pPr></w:p><w:p><w:pPr><w:spacing w:after="0"/><w:rPr><w:rFonts w:ascii="BankGothic Md BT" w:hAnsi="BankGothic Md BT"/><w:color w:val="FFFFFF"/><w:sz w:val="20"/></w:rPr></w:pPr></w:p></w:txbxContent></wps:txbx><wps:bodyPr rot="0" vert="horz" wrap="square" lIns="91440" tIns="45720" rIns="91440" bIns="45720" anchor="ctr" anchorCtr="0" upright="1"><a:noAutofit/></wps:bodyPr></wps:wsp><wps:wsp><wps:cNvPr id="1257583967" name="Text Box 39"/><wps:cNvSpPr txBox="1"><a:spLocks noChangeArrowheads="1"/></wps:cNvSpPr><wps:spPr bwMode="auto"><a:xfrm><a:off x="5580" y="653"/><a:ext cx="6067" cy="1274"/></a:xfrm><a:prstGeom prst="rect"><a:avLst/></a:prstGeom><a:solidFill><a:srgbClr val="800000"/></a:solidFill><a:ln w="38100"><a:solidFill><a:srgbClr val="F2F2F2"/></a:solidFill><a:miter lim="800000"/><a:headEnd/><a:tailEnd/></a:ln><a:effectLst><a:outerShdw dist="28398" dir="3806097" algn="ctr" rotWithShape="0"><a:srgbClr val="622423"><a:alpha val="50000"/></a:srgbClr></a:outerShdw></a:effectLst></wps:spPr><wps:txbx><w:txbxContent><w:p><w:pPr><w:spacing w:after="0"/><w:jc w:val="center"/><w:rPr><w:rFonts w:ascii="Times New Roman" w:hAnsi="Times New Roman"/><w:color w:val="FFFFFF"/></w:rPr></w:pPr></w:p><w:p><w:pPr><w:jc w:val="center"/><w:rPr><w:b/><w:color w:val="FFFFFF"/><w:sz w:val="32"/></w:rPr></w:pPr><w:r><w:rPr><w:b/><w:color w:val="FFFFFF"/><w:sz w:val="32"/></w:rPr><w:t>PURCHASE ORDER</w:t></w:r></w:p></w:txbxContent></wps:txbx><wps:bodyPr rot="0" vert="horz" wrap="square" lIns="91440" tIns="45720" rIns="91440" bIns="45720" anchor="ctr" anchorCtr="0" upright="1"><a:noAutofit/></wps:bodyPr></wps:wsp><wps:wsp><wps:cNvPr id="1069330169" name="Text Box 40"/><wps:cNvSpPr txBox="1"><a:spLocks noChangeArrowheads="1"/></wps:cNvSpPr><wps:spPr bwMode="auto"><a:xfrm><a:off x="11647" y="653"/><a:ext cx="2690" cy="1274"/></a:xfrm><a:prstGeom prst="rect"><a:avLst/></a:prstGeom><a:solidFill><a:srgbClr val="800000"/></a:solidFill><a:ln w="38100"><a:solidFill><a:srgbClr val="F2F2F2"/></a:solidFill><a:miter lim="800000"/><a:headEnd/><a:tailEnd/></a:ln><a:effectLst><a:outerShdw dist="28398" dir="3806097" algn="ctr" rotWithShape="0"><a:srgbClr val="622423"><a:alpha val="50000"/></a:srgbClr></a:outerShdw></a:effectLst></wps:spPr><wps:txbx><w:txbxContent><w:p><w:pPr><w:spacing w:after="0"/><w:jc w:val="center"/><w:rPr><w:rFonts w:ascii="Wide Latin" w:hAnsi="Wide Latin"/><w:color w:val="FFFFFF"/><w:sz w:val="18"/></w:rPr></w:pPr><w:r><w:rPr><w:rFonts w:ascii="Times New Roman" w:hAnsi="Times New Roman"/><w:b/><w:color w:val="FFFFFF"/><w:sz w:val="20"/></w:rPr><w:t xml:space="preserve"> </w:t></w:r><w:r><w:rPr><w:rFonts w:ascii="Wide Latin" w:hAnsi="Wide Latin"/><w:color w:val="FFFFFF"/><w:sz w:val="18"/></w:rPr><w:t>UA EXIM LLC</w:t></w:r></w:p><w:p><w:pPr><w:spacing w:after="0"/><w:jc w:val="center"/><w:rPr><w:rFonts w:cs="Calibri"/><w:color w:val="FFFFFF"/><w:sz w:val="20"/><w:szCs w:val="20"/></w:rPr></w:pPr><w:r><w:rPr><w:rFonts w:cs="Calibri"/><w:color w:val="FFFFFF"/><w:sz w:val="20"/><w:szCs w:val="20"/></w:rPr><w:t xml:space="preserve">23110 San Nicholas Place </w:t></w:r></w:p><w:p><w:pPr><w:spacing w:after="0"/><w:jc w:val="center"/><w:rPr><w:rFonts w:cs="Calibri"/><w:color w:val="FFFFFF"/><w:sz w:val="20"/><w:szCs w:val="20"/></w:rPr></w:pPr><w:r><w:rPr><w:rFonts w:cs="Calibri"/><w:color w:val="FFFFFF"/><w:sz w:val="20"/><w:szCs w:val="20"/></w:rPr><w:t>Katy Texas 77494</w:t></w:r></w:p><w:p><w:pPr><w:spacing w:after="0"/></w:pPr></w:p></w:txbxContent></wps:txbx><wps:bodyPr rot="0" vert="horz" wrap="square" lIns="91440" tIns="45720" rIns="91440" bIns="45720" anchor="ctr" anchorCtr="0" upright="1"><a:noAutofit/></wps:bodyPr></wps:wsp></wpg:wgp></a:graphicData></a:graphic><wp14:sizeRelH relativeFrom="page"><wp14:pctWidth>0</wp14:pctWidth></wp14:sizeRelH><wp14:sizeRelV relativeFrom="page"><wp14:pctHeight>0</wp14:pctHeight></wp14:sizeRelV></wp:anchor></w:drawing></mc:Choice><mc:Fallback><w:pict><v:group w14:anchorId="03A7246D" id="Group 41" o:spid="_x0000_s1030" style="position:absolute;margin-left:13.4pt;margin-top:-16.4pt;width:676.45pt;height:65.15pt;z-index:251657728" coordorigin="1410,653" coordsize="12927,1274" o:gfxdata="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"><v:shapetype id="_x0000_t202" coordsize="21600,21600" o:spt="202" path="m,l,21600r21600,l21600,xe"><v:stroke joinstyle="miter"/><v:path gradientshapeok="t" o:connecttype="rect"/></v:shapetype><v:shape id="Text Box 38" o:spid="_x0000_s1031" type="#_x0000_t202" style="position:absolute;left:1410;top:653;width:4170;height:1274;visibility:visible;mso-wrap-style:square;v-text-anchor:top" o:gfxdata="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" fillcolor="maroon" strokecolor="#f2f2f2" strokeweight="3pt"><v:shadow on="t" color="#622423" opacity=".5" offset="1pt"/><v:textbox><w:txbxContent><w:p><w:pPr><w:spacing w:after="0"/><w:rPr><w:rFonts w:ascii="Wide Latin" w:hAnsi="Wide Latin"/><w:color w:val="FFFFFF"/><w:sz w:val="20"/></w:rPr></w:pPr></w:p><w:p><w:pPr><w:spacing w:after="0"/><w:rPr><w:rFonts w:ascii="BankGothic Md BT" w:hAnsi="BankGothic Md BT"/><w:color w:val="FFFFFF"/><w:sz w:val="20"/></w:rPr></w:pPr></w:p><w:p><w:pPr><w:spacing w:after="0"/><w:rPr><w:rFonts w:ascii="BankGothic Md BT" w:hAnsi="BankGothic Md BT"/><w:color w:val="FFFFFF"/><w:sz w:val="20"/></w:rPr></w:pPr></w:p><w:p><w:pPr><w:spacing w:after="0"/><w:rPr><w:rFonts w:ascii="BankGothic Md BT" w:hAnsi="BankGothic Md BT"/><w:color w:val="FFFFFF"/><w:sz w:val="20"/></w:rPr></w:pPr></w:p></w:txbxContent></v:textbox></v:shape><v:shape id="Text Box 39" o:spid="_x0000_s1032" type="#_x0000_t202" style="position:absolute;left:5580;top:653;width:6067;height:1274;visibility:visible;mso-wrap-style:square;v-text-anchor:top" o:gfxdata="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" fillcolor="maroon" strokecolor="#f2f2f2" strokeweight="3pt"><v:shadow on="t" color="#622423" opacity=".5" offset="1pt"/><v:textbox><w:txbxContent><w:p><w:pPr><w:spacing w:after="0"/><w:jc w:val="center"/><w:rPr><w:rFonts w:ascii="Times New Roman" w:hAnsi="Times New Roman"/><w:color w:val="FFFFFF"/></w:rPr></w:pPr></w:p><w:p><w:pPr><w:jc w:val="center"/><w:rPr><w:b/><w:color w:val="FFFFFF"/><w:sz w:val="32"/></w:rPr></w:pPr><w:r><w:rPr><w:b/><w:color w:val="FFFFFF"/><w:sz w:val="32"/></w:rPr><w:t>PURCHASE ORDER</w:t></w:r></w:p></w:txbxContent></v:textbox></v:shape><v:shape id="Text Box 40" o:spid="_x0000_s1033" type="#_x0000_t202" style="position:absolute;left:11647;top:653;width:2690;height:1274;visibility:visible;mso-wrap-style:square;v-text-anchor:top" o:gfxdata="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" fillcolor="maroon" strokecolor="#f2f2f2" strokeweight="3pt"><v:shadow on="t" color="#622423" opacity=".5" offset="1pt"/><v:textbox><w:txbxContent><w:p><w:pPr><w:spacing w:after="0"/><w:rPr><w:rFonts w:ascii="Wide Latin" w:hAnsi="Wide Latin"/><w:color w:val="FFFFFF"/><w:sz w:val="18"/></w:rPr></w:pPr><w:r><w:rPr><w:rFonts w:ascii="Times New Roman" w:hAnsi="Times New Roman"/><w:b/><w:color w:val="FFFFFF"/><w:sz w:val="20"/></w:rPr><w:t xml:space="preserve"> </w:t></w:r><w:r><w:rPr><w:rFonts w:ascii="Wide Latin" w:hAnsi="Wide Latin"/><w:color w:val="FFFFFF"/><w:sz w:val="18"/></w:rPr><w:t>UA EXIM LLC</w:t></w:r></w:p><w:p><w:pPr><w:spacing w:after="0"/><w:jc w:val="right"/><w:rPr><w:rFonts w:cs="Calibri"/><w:color w:val="FFFFFF"/><w:sz w:val="20"/><w:szCs w:val="20"/></w:rPr></w:pPr><w:r><w:rPr><w:rFonts w:cs="Calibri"/><w:color w:val="FFFFFF"/><w:sz w:val="20"/><w:szCs w:val="20"/></w:rPr><w:t xml:space="preserve">23110 San Nicholas Place </w:t></w:r></w:p><w:p><w:pPr><w:spacing w:after="0"/><w:jc w:val="right"/><w:rPr><w:rFonts w:cs="Calibri"/><w:color w:val="FFFFFF"/><w:sz w:val="20"/><w:szCs w:val="20"/></w:rPr></w:pPr><w:r><w:rPr><w:rFonts w:cs="Calibri"/><w:color w:val="FFFFFF"/><w:sz w:val="20"/><w:szCs w:val="20"/></w:rPr><w:t>Katy Texas 77494</w:t></w:r></w:p><w:p><w:pPr><w:spacing w:after="0"/></w:pPr></w:p></w:txbxContent></v:textbox></v:shape></v:group></w:pict></mc:Fallback></mc:AlternateContent></w:r><w:r><w:rPr><w:noProof/></w:rPr><w:drawing><wp:anchor distT="0" distB="0" distL="114300" distR="114300" simplePos="0" relativeHeight="251659776" behindDoc="0" locked="0" layoutInCell="1" allowOverlap="1" wp14:anchorId="3E2D0FBD" wp14:editId="03894AB8"><wp:simplePos x="0" y="0"/><wp:positionH relativeFrom="column"><wp:posOffset>777240</wp:posOffset></wp:positionH><wp:positionV relativeFrom="paragraph"><wp:posOffset>-164465</wp:posOffset></wp:positionV><wp:extent cx="717550" cy="717550"/><wp:effectExtent l="0" t="0" r="0" b="0"/><wp:wrapNone/><wp:docPr id="46" name="Picture 1"/><wp:cNvGraphicFramePr><a:graphicFrameLocks xmlns:a="http://schemas.openxmlformats.org/drawingml/2006/main" noChangeAspect="1"/></wp:cNvGraphicFramePr><a:graphic xmlns:a="http://schemas.openxmlformats.org/drawingml/2006/main"><a:graphicData uri="http://schemas.openxmlformats.org/drawingml/2006/picture"><pic:pic xmlns:pic="http://schemas.openxmlformats.org/drawingml/2006/picture"><pic:nvPicPr><pic:cNvPr id="0" name="Picture 46"/><pic:cNvPicPr><a:picLocks noChangeAspect="1" noChangeArrowheads="1"/></pic:cNvPicPr></pic:nvPicPr><pic:blipFill><a:blip r:embed="rId1"><a:extLst><a:ext uri="{28A0092B-C50C-407E-A947-70E740481C1C}"><a14:useLocalDpi xmlns:a14="http://schemas.microsoft.com/office/drawing/2010/main" val="0"/></a:ext></a:extLst></a:blip><a:srcRect/><a:stretch><a:fillRect/></a:stretch></pic:blipFill><pic:spPr bwMode="auto"><a:xfrm><a:off x="0" y="0"/><a:ext cx="717550" cy="717550"/></a:xfrm><a:prstGeom prst="rect"><a:avLst/></a:prstGeom><a:noFill/><a:ln><a:noFill/></a:ln></pic:spPr></pic:pic></a:graphicData></a:graphic><wp14:sizeRelH relativeFrom="page"><wp14:pctWidth>0</wp14:pctWidth></wp14:sizeRelH><wp14:sizeRelV relativeFrom="page"><wp14:pctHeight>0</wp14:pctHeight></wp14:sizeRelV></wp:anchor></w:drawing></w:r><w:r><w:rPr><w:color w:val="FFFFFF"/><w:spacing w:val="60"/></w:rPr><w:t>00</w:t></w:r><w:r><w:rPr><w:color w:val="FFFFFF"/><w:spacing w:val="60"/></w:rPr><w:tab/></w:r><w:r><w:rPr><w:color w:val="FFFFFF"/><w:spacing w:val="60"/></w:rPr><w:tab/></w:r><w:r><w:rPr><w:color w:val="FFFFFF"/><w:spacing w:val="60"/></w:rPr><w:tab/></w:r><w:r><w:rPr><w:color w:val="FFFFFF"/><w:spacing w:val="60"/></w:rPr><w:tab/></w:r><w:r><w:rPr><w:color w:val="FFFFFF"/><w:spacing w:val="60"/></w:rPr><w:t>revUAC</w:t></w:r><w:r><w:rPr><w:color w:val="FFFFFF"/><w:spacing w:val="60"/></w:rPr><w:t xml:space="preserve"> 2011</w:t></w:r></w:p><w:p><w:pPr><w:pStyle w:val="Footer"/><w:jc w:val="right"/><w:rPr><w:color w:val="FFFFFF"/><w:spacing w:val="60"/></w:rPr></w:pPr><w:r><w:rPr><w:color w:val="FFFFFF"/><w:spacing w:val="60"/></w:rPr><w:t>UAC 2011</w:t></w:r></w:p><w:p><w:pPr><w:pStyle w:val="Footer"/><w:jc w:val="right"/><w:rPr><w:color w:val="FFFFFF"/><w:spacing w:val="60"/></w:rPr></w:pPr></w:p><w:p><w:pPr><w:pStyle w:val="Footer"/><w:jc w:val="right"/><w:rPr><w:color w:val="FFFFFF"/><w:spacing w:val="60"/></w:rPr></w:pPr></w:p><w:tbl><w:tblPr><w:tblpPr w:leftFromText="180" w:rightFromText="180" w:vertAnchor="page" w:horzAnchor="margin" w:tblpXSpec="center" w:tblpY="2074"/><w:tblW w:w="12888" w:type="dxa"/><w:tblBorders><w:top w:val="single" w:sz="4" w:space="0" w:color="000000"/><w:left w:val="single" w:sz="4" w:space="0" w:color="000000"/><w:bottom w:val="single" w:sz="4" w:space="0" w:color="000000"/><w:right w:val="single" w:sz="4" w:space="0" w:color="000000"/><w:insideH w:val="single" w:sz="4" w:space="0" w:color="000000"/><w:insideV w:val="single" w:sz="4" w:space="0" w:color="000000"/></w:tblBorders><w:tblLook w:val="04A0" w:firstRow="1" w:lastRow="0" w:firstColumn="1" w:lastColumn="0" w:noHBand="0" w:noVBand="1"/></w:tblPr><w:tblGrid><w:gridCol w:w="1565"/><w:gridCol w:w="3301"/><w:gridCol w:w="1338"/><w:gridCol w:w="2544"/><w:gridCol w:w="1425"/><w:gridCol w:w="2715"/></w:tblGrid><w:tr><w:trPr><w:trHeight w:val="391"/></w:trPr><w:tc><w:tcPr><w:tcW w:w="1565" w:type="dxa"/><w:shd w:val="clear" w:color="auto" w:fill="D9D9D9"/><w:vAlign w:val="center"/></w:tcPr><w:p><w:pPr><w:spacing w:after="0" w:line="240" w:lineRule="auto"/><w:rPr><w:b/><w:szCs w:val="24"/></w:rPr></w:pPr><w:r><w:rPr><w:b/><w:szCs w:val="24"/></w:rPr><w:t>PO NUMBER</w:t></w:r></w:p></w:tc><w:tc><w:tcPr><w:tcW w:w="3301" w:type="dxa"/><w:vAlign w:val="center"/></w:tcPr><w:p><w:pPr><w:spacing w:after="0" w:line="240" w:lineRule="auto"/><w:jc w:val="center"/><w:rPr><w:rFonts w:cs="Calibri"/><w:b/><w:color w:val="000000"/><w:szCs w:val="24"/></w:rPr></w:pPr><w:r><w:rPr><w:rFonts w:cs="Calibri"/><w:b/><w:color w:val="000000"/><w:szCs w:val="24"/></w:rPr><w:t>${po_number}</w:t></w:r></w:p></w:tc><w:tc><w:tcPr><w:tcW w:w="1338" w:type="dxa"/><w:shd w:val="clear" w:color="auto" w:fill="D9D9D9"/><w:vAlign w:val="center"/></w:tcPr><w:p><w:pPr><w:spacing w:after="0" w:line="240" w:lineRule="auto"/><w:rPr><w:b/><w:szCs w:val="24"/></w:rPr></w:pPr><w:r><w:rPr><w:b/><w:szCs w:val="24"/></w:rPr><w:t>PO DATE</w:t></w:r></w:p></w:tc><w:tc><w:tcPr><w:tcW w:w="2544" w:type="dxa"/><w:vAlign w:val="center"/></w:tcPr><w:p><w:pPr><w:pStyle w:val="Default"/><w:jc w:val="center"/><w:rPr><w:b/><w:sz w:val="22"/></w:rPr></w:pPr><w:r><w:rPr><w:b/><w:sz w:val="22"/></w:rPr><w:t>${po_date}</w:t></w:r></w:p></w:tc><w:tc><w:tcPr><w:vAlign w:val="center"/><w:tcW w:w="1425" w:type="dxa"/></w:tcPr><w:p><w:pPr><w:pStyle w:val="Default"/><w:rPr><w:b/><w:sz w:val="28"/></w:rPr></w:pPr><w:r><w:rPr><w:b/><w:sz w:val="28"/></w:rPr><w:t>REVISION NO.</w:t></w:r></w:p></w:tc><w:tc><w:tcPr><w:tcW w:w="2715" w:type="dxa"/><w:vAlign w:val="center"/></w:tcPr><w:p><w:pPr><w:pStyle w:val="Default"/><w:rPr><w:b/><w:sz w:val="22"/></w:rPr></w:pPr><w:r><w:rPr><w:b/><w:sz w:val="22"/></w:rPr><w:t xml:space="preserve">Buying Agent: -   </w:t></w:r></w:p><w:p><w:pPr><w:pStyle w:val="Default"/><w:jc w:val="center"/><w:rPr><w:sz w:val="22"/></w:rPr></w:pPr><w:r><w:rPr><w:sz w:val="22"/></w:rPr><w:t>UA Consultants</w:t></w:r></w:p></w:tc></w:tr><w:tr><w:trPr><w:trHeight w:val="391"/></w:trPr><w:tc><w:tcPr><w:tcW w:w="1565" w:type="dxa"/><w:shd w:val="clear" w:color="auto" w:fill="D9D9D9"/><w:vAlign w:val="center"/></w:tcPr><w:p><w:pPr><w:spacing w:after="0" w:line="240" w:lineRule="auto"/><w:rPr><w:b/><w:szCs w:val="24"/></w:rPr></w:pPr><w:r><w:rPr><w:b/><w:szCs w:val="24"/></w:rPr><w:t>BUYER</w:t></w:r></w:p></w:tc><w:tc><w:tcPr><w:tcW w:w="3301" w:type="dxa"/><w:vAlign w:val="center"/></w:tcPr><w:p><w:pPr><w:pStyle w:val="TableParagraph"/><w:ind w:right="2"/><w:jc w:val="center"/><w:rPr><w:b/></w:rPr></w:pPr><w:r><w:rPr><w:b/></w:rPr><w:t>${buyer}</w:t></w:r></w:p></w:tc><w:tc><w:tcPr><w:tcW w:w="1338" w:type="dxa"/><w:shd w:val="clear" w:color="auto" w:fill="D9D9D9"/><w:vAlign w:val="center"/></w:tcPr><w:p><w:pPr><w:spacing w:after="0" w:line="240" w:lineRule="auto"/><w:rPr><w:b/><w:szCs w:val="24"/></w:rPr></w:pPr><w:r><w:rPr><w:b/><w:szCs w:val="24"/></w:rPr><w:t>FACTORY</w:t></w:r></w:p></w:tc><w:tc><w:tcPr><w:tcW w:w="3969" w:type="dxa"/><w:gridSpan w:val="2"/><w:vAlign w:val="center"/></w:tcPr><w:p><w:pPr><w:jc w:val="center"/><w:pStyle w:val="TableParagraph"/><w:rPr><w:b/></w:rPr></w:pPr><w:r><w:rPr><w:b/></w:rPr></w:r><w:r><w:rPr><w:b/></w:rPr><w:t>${factory}</w:t></w:r></w:p></w:tc><w:tc><w:tcPr><w:tcW w:w="2715" w:type="dxa"/></w:tcPr><w:p><w:pPr><w:pStyle w:val="Default"/><w:jc w:val="center"/><w:rPr><w:sz w:val="22"/></w:rPr></w:pPr><w:r><w:rPr><w:sz w:val="22"/></w:rPr><w:t xml:space="preserve">114/ 21A Faridabad </w:t></w:r></w:p><w:p><w:pPr><w:pStyle w:val="Default"/><w:jc w:val="center"/><w:rPr><w:sz w:val="22"/></w:rPr></w:pPr><w:r><w:rPr><w:sz w:val="22"/></w:rPr><w:t xml:space="preserve">Haryana, </w:t></w:r><w:r><w:rPr><w:sz w:val="22"/></w:rPr><w:t>India</w:t></w:r><w:r><w:rPr><w:sz w:val="22"/></w:rPr><w:t xml:space="preserve"> 121001</w:t></w:r></w:p></w:tc></w:tr><w:tr><w:trPr><w:trHeight w:val="758"/></w:trPr><w:tc><w:tcPr><w:tcW w:w="1565" w:type="dxa"/><w:shd w:val="clear" w:color="auto" w:fill="D9D9D9"/><w:vAlign w:val="center"/></w:tcPr><w:p><w:pPr><w:spacing w:after="0" w:line="240" w:lineRule="auto"/><w:rPr><w:b/><w:szCs w:val="24"/></w:rPr></w:pPr><w:r><w:rPr><w:b/><w:szCs w:val="24"/></w:rPr><w:t>DELIVERY ADDRESS</w:t></w:r><w:r><w:rPr><w:b/><w:szCs w:val="24"/></w:rPr><w:t xml:space="preserve"> </w:t></w:r></w:p></w:tc><w:tc><w:tcPr><w:vAlign w:val="center"/><w:tcW w:w="3301" w:type="dxa"/><w:tcMar><w:top w:w="60" w:type="dxa"/><w:bottom w:w="100" w:type="dxa"/></w:tcMar></w:tcPr><w:p><w:pPr><w:pStyle w:val="TableParagraph"/><w:spacing w:before="18"/ w:after="80"/><w:jc w:val="center"/><w:rPr><w:b/></w:rPr></w:pPr><w:r><w:rPr><w:b/></w:rPr><w:t>${buyer_address}</w:t></w:r></w:p></w:tc><w:tc><w:tcPr><w:tcW w:w="1338" w:type="dxa"/><w:shd w:val="clear" w:color="auto" w:fill="D9D9D9"/><w:vAlign w:val="center"/></w:tcPr><w:p><w:pPr><w:spacing w:after="0" w:line="240" w:lineRule="auto"/><w:rPr><w:b/><w:szCs w:val="24"/></w:rPr></w:pPr><w:r><w:rPr><w:b/><w:szCs w:val="24"/></w:rPr><w:t>FACTORY ADDRESS</w:t></w:r></w:p></w:tc><w:tc><w:tcPr><w:tcW w:w="3969" w:type="dxa"/><w:gridSpan w:val="2"/><w:vAlign w:val="center"/><w:tcMar><w:top w:w="60" w:type="dxa"/><w:bottom w:w="100" w:type="dxa"/></w:tcMar></w:tcPr><w:p><w:pPr><w:pStyle w:val="TableParagraph"/><w:spacing w:before="18"/ w:after="80"/><w:jc w:val="center"/><w:rPr><w:b/></w:rPr></w:pPr><w:r><w:rPr><w:b/></w:rPr><w:t>${factory_address}</w:t></w:r></w:p></w:tc><w:tc><w:tcPr><w:tcW w:w="2715" w:type="dxa"/></w:tcPr><w:p><w:pPr><w:autoSpaceDE w:val="0"/><w:autoSpaceDN w:val="0"/><w:adjustRightInd w:val="0"/><w:spacing w:after="0" w:line="240" w:lineRule="auto"/><w:jc w:val="center"/><w:rPr><w:rFonts w:ascii="Cambria" w:hAnsi="Cambria" w:cs="Berlin Sans FB"/><w:color w:val="000000"/><w:szCs w:val="24"/></w:rPr></w:pPr><w:r><w:rPr><w:rFonts w:ascii="Cambria" w:hAnsi="Cambria" w:cs="Berlin Sans FB"/><w:color w:val="000000"/><w:szCs w:val="24"/></w:rPr><w:t>UAC@UAConsultants.Org</w:t></w:r></w:p><w:p><w:pPr><w:autoSpaceDE w:val="0"/><w:autoSpaceDN w:val="0"/><w:adjustRightInd w:val="0"/><w:spacing w:after="0" w:line="240" w:lineRule="auto"/><w:jc w:val="center"/><w:rPr><w:rFonts w:ascii="Cambria" w:hAnsi="Cambria" w:cs="Berlin Sans FB"/><w:color w:val="000000"/><w:szCs w:val="24"/></w:rPr></w:pPr><w:r><w:rPr><w:rFonts w:ascii="Cambria" w:hAnsi="Cambria" w:cs="Berlin Sans FB"/><w:color w:val="000000"/><w:szCs w:val="24"/></w:rPr><w:t>0129 404 6038; 0129 404 6037</w:t></w:r><w:r><w:rPr><w:rFonts w:ascii="Cambria" w:hAnsi="Cambria" w:cs="Berlin Sans FB"/><w:color w:val="000000"/><w:szCs w:val="24"/></w:rPr><w:t xml:space="preserve"> </w:t></w:r></w:p></w:tc></w:tr></w:tbl><w:p><w:pPr><w:pStyle w:val="Footer"/><w:jc w:val="right"/><w:rPr><w:color w:val="FFFFFF"/><w:spacing w:val="60"/></w:rPr></w:pPr></w:p><w:p><w:pPr><w:pStyle w:val="Footer"/><w:jc w:val="right"/><w:rPr><w:color w:val="FFFFFF"/><w:spacing w:val="60"/></w:rPr></w:pPr></w:p><w:p><w:pPr><w:pStyle w:val="Footer"/><w:jc w:val="right"/><w:rPr><w:color w:val="FFFFFF"/><w:spacing w:val="60"/></w:rPr></w:pPr></w:p><w:p><w:pPr><w:pStyle w:val="Footer"/><w:jc w:val="right"/><w:rPr><w:color w:val="FFFFFF"/><w:spacing w:val="60"/></w:rPr></w:pPr></w:p><w:p><w:pPr><w:pStyle w:val="Footer"/><w:jc w:val="right"/><w:rPr><w:color w:val="FFFFFF"/><w:spacing w:val="60"/></w:rPr></w:pPr></w:p><w:p><w:pPr><w:pStyle w:val="Footer"/><w:jc w:val="right"/><w:rPr><w:color w:val="FFFFFF"/><w:spacing w:val="60"/></w:rPr></w:pPr></w:p><w:p><w:pPr><w:pStyle w:val="Footer"/><w:jc w:val="right"/><w:rPr><w:color w:val="FFFFFF"/><w:spacing w:val="60"/></w:rPr></w:pPr></w:p><w:p><w:pPr><w:pStyle w:val="Footer"/><w:jc w:val="right"/><w:rPr><w:color w:val="FFFFFF"/><w:spacing w:val="60"/></w:rPr></w:pPr></w:p><w:p><w:pPr><w:pStyle w:val="Footer"/><w:jc w:val="right"/><w:rPr><w:color w:val="FFFFFF"/><w:spacing w:val="60"/></w:rPr></w:pPr><w:r><w:rPr><w:color w:val="FFFFFF"/><w:spacing w:val="60"/></w:rPr><w:t>UAC</w:t></w:r></w:p><w:p><w:pPr><w:pStyle w:val="Footer"/><w:jc w:val="right"/><w:rPr><w:color w:val="FFFFFF"/><w:spacing w:val="60"/></w:rPr></w:pPr></w:p><w:p><w:pPr><w:pStyle w:val="Footer"/><w:jc w:val="right"/></w:pPr><w:r><w:rPr><w:color w:val="FFFFFF"/><w:spacing w:val="60"/></w:rPr><w:t xml:space="preserve"> 201</w:t></w:r></w:p></w:hdr>
 </file>
 
 <file path=word/numbering.xml><?xml version="1.0" encoding="utf-8"?>

--- a/templates/po_template_clean.docx
+++ b/templates/po_template_clean.docx
@@ -4642,7 +4642,7 @@
                           </w:p>
                         </w:txbxContent>
                       </wps:txbx>
-                      <wps:bodyPr rot="0" vert="horz" wrap="square" lIns="91440" tIns="45720" rIns="91440" bIns="45720" anchor="t" anchorCtr="0" upright="1">
+                      <wps:bodyPr rot="0" vert="horz" wrap="square" lIns="91440" tIns="45720" rIns="91440" bIns="45720" anchor="ctr" anchorCtr="0" upright="1">
                         <a:noAutofit/>
                       </wps:bodyPr>
                     </wps:wsp>
@@ -4725,7 +4725,7 @@
                           </w:p>
                         </w:txbxContent>
                       </wps:txbx>
-                      <wps:bodyPr rot="0" vert="horz" wrap="square" lIns="91440" tIns="45720" rIns="91440" bIns="45720" anchor="t" anchorCtr="0" upright="1">
+                      <wps:bodyPr rot="0" vert="horz" wrap="square" lIns="91440" tIns="45720" rIns="91440" bIns="45720" anchor="ctr" anchorCtr="0" upright="1">
                         <a:noAutofit/>
                       </wps:bodyPr>
                     </wps:wsp>
@@ -4897,8 +4897,1274 @@
 </w:hdr>
 </file>
 
-<file path=word/header2.xml><?xml version="1.0" encoding="UTF-8" standalone="yes"?>
-<w:hdr xmlns:wpc="http://schemas.microsoft.com/office/word/2010/wordprocessingCanvas" xmlns:cx="http://schemas.microsoft.com/office/drawing/2014/chartex" xmlns:cx1="http://schemas.microsoft.com/office/drawing/2015/9/8/chartex" xmlns:cx2="http://schemas.microsoft.com/office/drawing/2015/10/21/chartex" xmlns:cx3="http://schemas.microsoft.com/office/drawing/2016/5/9/chartex" xmlns:cx4="http://schemas.microsoft.com/office/drawing/2016/5/10/chartex" xmlns:cx5="http://schemas.microsoft.com/office/drawing/2016/5/11/chartex" xmlns:cx6="http://schemas.microsoft.com/office/drawing/2016/5/12/chartex" xmlns:cx7="http://schemas.microsoft.com/office/drawing/2016/5/13/chartex" xmlns:cx8="http://schemas.microsoft.com/office/drawing/2016/5/14/chartex" xmlns:mc="http://schemas.openxmlformats.org/markup-compatibility/2006" xmlns:aink="http://schemas.microsoft.com/office/drawing/2016/ink" xmlns:am3d="http://schemas.microsoft.com/office/drawing/2017/model3d" xmlns:o="urn:schemas-microsoft-com:office:office" xmlns:oel="http://schemas.microsoft.com/office/2019/extlst" xmlns:r="http://schemas.openxmlformats.org/officeDocument/2006/relationships" xmlns:m="http://schemas.openxmlformats.org/officeDocument/2006/math" xmlns:v="urn:schemas-microsoft-com:vml" xmlns:wp14="http://schemas.microsoft.com/office/word/2010/wordprocessingDrawing" xmlns:wp="http://schemas.openxmlformats.org/drawingml/2006/wordprocessingDrawing" xmlns:w10="urn:schemas-microsoft-com:office:word" xmlns:w="http://schemas.openxmlformats.org/wordprocessingml/2006/main" xmlns:w14="http://schemas.microsoft.com/office/word/2010/wordml" xmlns:w15="http://schemas.microsoft.com/office/word/2012/wordml" xmlns:w16cex="http://schemas.microsoft.com/office/word/2018/wordml/cex" xmlns:w16cid="http://schemas.microsoft.com/office/word/2016/wordml/cid" xmlns:w16="http://schemas.microsoft.com/office/word/2018/wordml" xmlns:w16du="http://schemas.microsoft.com/office/word/2023/wordml/word16du" xmlns:w16sdtdh="http://schemas.microsoft.com/office/word/2020/wordml/sdtdatahash" xmlns:w16sdtfl="http://schemas.microsoft.com/office/word/2024/wordml/sdtformatlock" xmlns:w16se="http://schemas.microsoft.com/office/word/2015/wordml/symex" xmlns:wpg="http://schemas.microsoft.com/office/word/2010/wordprocessingGroup" xmlns:wpi="http://schemas.microsoft.com/office/word/2010/wordprocessingInk" xmlns:wne="http://schemas.microsoft.com/office/word/2006/wordml" xmlns:wps="http://schemas.microsoft.com/office/word/2010/wordprocessingShape" mc:Ignorable="w14 w15 w16se w16cid w16 w16cex w16sdtdh w16sdtfl w16du wp14"><w:p><w:pPr><w:pStyle w:val="Footer"/><w:tabs><w:tab w:val="left" w:pos="240"/><w:tab w:val="right" w:pos="12960"/></w:tabs><w:rPr><w:color w:val="FFFFFF"/><w:spacing w:val="60"/></w:rPr></w:pPr><w:r><w:rPr><w:noProof/><w:color w:val="FFFFFF"/><w:spacing w:val="60"/></w:rPr><mc:AlternateContent><mc:Choice Requires="wpg"><w:drawing><wp:anchor distT="0" distB="0" distL="114300" distR="114300" simplePos="0" relativeHeight="251657728" behindDoc="0" locked="0" layoutInCell="1" allowOverlap="1" wp14:anchorId="03A7246D" wp14:editId="641C6801"><wp:simplePos x="0" y="0"/><wp:positionH relativeFrom="column"><wp:posOffset>170180</wp:posOffset></wp:positionH><wp:positionV relativeFrom="paragraph"><wp:posOffset>-208280</wp:posOffset></wp:positionV><wp:extent cx="8590915" cy="827405"/><wp:effectExtent l="27305" t="20320" r="40005" b="47625"/><wp:wrapNone/><wp:docPr id="809526943" name="Group 41"/><wp:cNvGraphicFramePr><a:graphicFrameLocks xmlns:a="http://schemas.openxmlformats.org/drawingml/2006/main"/></wp:cNvGraphicFramePr><a:graphic xmlns:a="http://schemas.openxmlformats.org/drawingml/2006/main"><a:graphicData uri="http://schemas.microsoft.com/office/word/2010/wordprocessingGroup"><wpg:wgp><wpg:cNvGrpSpPr><a:grpSpLocks/></wpg:cNvGrpSpPr><wpg:grpSpPr bwMode="auto"><a:xfrm><a:off x="0" y="0"/><a:ext cx="8590915" cy="827405"/><a:chOff x="1410" y="653"/><a:chExt cx="12927" cy="1274"/></a:xfrm></wpg:grpSpPr><wps:wsp><wps:cNvPr id="395537120" name="Text Box 38"/><wps:cNvSpPr txBox="1"><a:spLocks noChangeArrowheads="1"/></wps:cNvSpPr><wps:spPr bwMode="auto"><a:xfrm><a:off x="1410" y="653"/><a:ext cx="4170" cy="1274"/></a:xfrm><a:prstGeom prst="rect"><a:avLst/></a:prstGeom><a:solidFill><a:srgbClr val="800000"/></a:solidFill><a:ln w="38100"><a:solidFill><a:srgbClr val="F2F2F2"/></a:solidFill><a:miter lim="800000"/><a:headEnd/><a:tailEnd/></a:ln><a:effectLst><a:outerShdw dist="28398" dir="3806097" algn="ctr" rotWithShape="0"><a:srgbClr val="622423"><a:alpha val="50000"/></a:srgbClr></a:outerShdw></a:effectLst></wps:spPr><wps:txbx><w:txbxContent><w:p><w:pPr><w:spacing w:after="0"/><w:rPr><w:rFonts w:ascii="Wide Latin" w:hAnsi="Wide Latin"/><w:color w:val="FFFFFF"/><w:sz w:val="20"/></w:rPr></w:pPr></w:p><w:p><w:pPr><w:spacing w:after="0"/><w:rPr><w:rFonts w:ascii="BankGothic Md BT" w:hAnsi="BankGothic Md BT"/><w:color w:val="FFFFFF"/><w:sz w:val="20"/></w:rPr></w:pPr></w:p><w:p><w:pPr><w:spacing w:after="0"/><w:rPr><w:rFonts w:ascii="BankGothic Md BT" w:hAnsi="BankGothic Md BT"/><w:color w:val="FFFFFF"/><w:sz w:val="20"/></w:rPr></w:pPr></w:p><w:p><w:pPr><w:spacing w:after="0"/><w:rPr><w:rFonts w:ascii="BankGothic Md BT" w:hAnsi="BankGothic Md BT"/><w:color w:val="FFFFFF"/><w:sz w:val="20"/></w:rPr></w:pPr></w:p></w:txbxContent></wps:txbx><wps:bodyPr rot="0" vert="horz" wrap="square" lIns="91440" tIns="45720" rIns="91440" bIns="45720" anchor="ctr" anchorCtr="0" upright="1"><a:noAutofit/></wps:bodyPr></wps:wsp><wps:wsp><wps:cNvPr id="1257583967" name="Text Box 39"/><wps:cNvSpPr txBox="1"><a:spLocks noChangeArrowheads="1"/></wps:cNvSpPr><wps:spPr bwMode="auto"><a:xfrm><a:off x="5580" y="653"/><a:ext cx="6067" cy="1274"/></a:xfrm><a:prstGeom prst="rect"><a:avLst/></a:prstGeom><a:solidFill><a:srgbClr val="800000"/></a:solidFill><a:ln w="38100"><a:solidFill><a:srgbClr val="F2F2F2"/></a:solidFill><a:miter lim="800000"/><a:headEnd/><a:tailEnd/></a:ln><a:effectLst><a:outerShdw dist="28398" dir="3806097" algn="ctr" rotWithShape="0"><a:srgbClr val="622423"><a:alpha val="50000"/></a:srgbClr></a:outerShdw></a:effectLst></wps:spPr><wps:txbx><w:txbxContent><w:p><w:pPr><w:spacing w:after="0"/><w:jc w:val="center"/><w:rPr><w:rFonts w:ascii="Times New Roman" w:hAnsi="Times New Roman"/><w:color w:val="FFFFFF"/></w:rPr></w:pPr></w:p><w:p><w:pPr><w:jc w:val="center"/><w:rPr><w:b/><w:color w:val="FFFFFF"/><w:sz w:val="32"/></w:rPr></w:pPr><w:r><w:rPr><w:b/><w:color w:val="FFFFFF"/><w:sz w:val="32"/></w:rPr><w:t>PURCHASE ORDER</w:t></w:r></w:p></w:txbxContent></wps:txbx><wps:bodyPr rot="0" vert="horz" wrap="square" lIns="91440" tIns="45720" rIns="91440" bIns="45720" anchor="ctr" anchorCtr="0" upright="1"><a:noAutofit/></wps:bodyPr></wps:wsp><wps:wsp><wps:cNvPr id="1069330169" name="Text Box 40"/><wps:cNvSpPr txBox="1"><a:spLocks noChangeArrowheads="1"/></wps:cNvSpPr><wps:spPr bwMode="auto"><a:xfrm><a:off x="11647" y="653"/><a:ext cx="2690" cy="1274"/></a:xfrm><a:prstGeom prst="rect"><a:avLst/></a:prstGeom><a:solidFill><a:srgbClr val="800000"/></a:solidFill><a:ln w="38100"><a:solidFill><a:srgbClr val="F2F2F2"/></a:solidFill><a:miter lim="800000"/><a:headEnd/><a:tailEnd/></a:ln><a:effectLst><a:outerShdw dist="28398" dir="3806097" algn="ctr" rotWithShape="0"><a:srgbClr val="622423"><a:alpha val="50000"/></a:srgbClr></a:outerShdw></a:effectLst></wps:spPr><wps:txbx><w:txbxContent><w:p><w:pPr><w:spacing w:after="0"/><w:jc w:val="center"/><w:rPr><w:rFonts w:ascii="Wide Latin" w:hAnsi="Wide Latin"/><w:color w:val="FFFFFF"/><w:sz w:val="18"/></w:rPr></w:pPr><w:r><w:rPr><w:rFonts w:ascii="Times New Roman" w:hAnsi="Times New Roman"/><w:b/><w:color w:val="FFFFFF"/><w:sz w:val="20"/></w:rPr><w:t xml:space="preserve"> </w:t></w:r><w:r><w:rPr><w:rFonts w:ascii="Wide Latin" w:hAnsi="Wide Latin"/><w:color w:val="FFFFFF"/><w:sz w:val="18"/></w:rPr><w:t>UA EXIM LLC</w:t></w:r></w:p><w:p><w:pPr><w:spacing w:after="0"/><w:jc w:val="center"/><w:rPr><w:rFonts w:cs="Calibri"/><w:color w:val="FFFFFF"/><w:sz w:val="20"/><w:szCs w:val="20"/></w:rPr></w:pPr><w:r><w:rPr><w:rFonts w:cs="Calibri"/><w:color w:val="FFFFFF"/><w:sz w:val="20"/><w:szCs w:val="20"/></w:rPr><w:t xml:space="preserve">23110 San Nicholas Place </w:t></w:r></w:p><w:p><w:pPr><w:spacing w:after="0"/><w:jc w:val="center"/><w:rPr><w:rFonts w:cs="Calibri"/><w:color w:val="FFFFFF"/><w:sz w:val="20"/><w:szCs w:val="20"/></w:rPr></w:pPr><w:r><w:rPr><w:rFonts w:cs="Calibri"/><w:color w:val="FFFFFF"/><w:sz w:val="20"/><w:szCs w:val="20"/></w:rPr><w:t>Katy Texas 77494</w:t></w:r></w:p><w:p><w:pPr><w:spacing w:after="0"/></w:pPr></w:p></w:txbxContent></wps:txbx><wps:bodyPr rot="0" vert="horz" wrap="square" lIns="91440" tIns="45720" rIns="91440" bIns="45720" anchor="ctr" anchorCtr="0" upright="1"><a:noAutofit/></wps:bodyPr></wps:wsp></wpg:wgp></a:graphicData></a:graphic><wp14:sizeRelH relativeFrom="page"><wp14:pctWidth>0</wp14:pctWidth></wp14:sizeRelH><wp14:sizeRelV relativeFrom="page"><wp14:pctHeight>0</wp14:pctHeight></wp14:sizeRelV></wp:anchor></w:drawing></mc:Choice><mc:Fallback><w:pict><v:group w14:anchorId="03A7246D" id="Group 41" o:spid="_x0000_s1030" style="position:absolute;margin-left:13.4pt;margin-top:-16.4pt;width:676.45pt;height:65.15pt;z-index:251657728" coordorigin="1410,653" coordsize="12927,1274" o:gfxdata="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"><v:shapetype id="_x0000_t202" coordsize="21600,21600" o:spt="202" path="m,l,21600r21600,l21600,xe"><v:stroke joinstyle="miter"/><v:path gradientshapeok="t" o:connecttype="rect"/></v:shapetype><v:shape id="Text Box 38" o:spid="_x0000_s1031" type="#_x0000_t202" style="position:absolute;left:1410;top:653;width:4170;height:1274;visibility:visible;mso-wrap-style:square;v-text-anchor:top" o:gfxdata="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" fillcolor="maroon" strokecolor="#f2f2f2" strokeweight="3pt"><v:shadow on="t" color="#622423" opacity=".5" offset="1pt"/><v:textbox><w:txbxContent><w:p><w:pPr><w:spacing w:after="0"/><w:rPr><w:rFonts w:ascii="Wide Latin" w:hAnsi="Wide Latin"/><w:color w:val="FFFFFF"/><w:sz w:val="20"/></w:rPr></w:pPr></w:p><w:p><w:pPr><w:spacing w:after="0"/><w:rPr><w:rFonts w:ascii="BankGothic Md BT" w:hAnsi="BankGothic Md BT"/><w:color w:val="FFFFFF"/><w:sz w:val="20"/></w:rPr></w:pPr></w:p><w:p><w:pPr><w:spacing w:after="0"/><w:rPr><w:rFonts w:ascii="BankGothic Md BT" w:hAnsi="BankGothic Md BT"/><w:color w:val="FFFFFF"/><w:sz w:val="20"/></w:rPr></w:pPr></w:p><w:p><w:pPr><w:spacing w:after="0"/><w:rPr><w:rFonts w:ascii="BankGothic Md BT" w:hAnsi="BankGothic Md BT"/><w:color w:val="FFFFFF"/><w:sz w:val="20"/></w:rPr></w:pPr></w:p></w:txbxContent></v:textbox></v:shape><v:shape id="Text Box 39" o:spid="_x0000_s1032" type="#_x0000_t202" style="position:absolute;left:5580;top:653;width:6067;height:1274;visibility:visible;mso-wrap-style:square;v-text-anchor:top" o:gfxdata="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" fillcolor="maroon" strokecolor="#f2f2f2" strokeweight="3pt"><v:shadow on="t" color="#622423" opacity=".5" offset="1pt"/><v:textbox><w:txbxContent><w:p><w:pPr><w:spacing w:after="0"/><w:jc w:val="center"/><w:rPr><w:rFonts w:ascii="Times New Roman" w:hAnsi="Times New Roman"/><w:color w:val="FFFFFF"/></w:rPr></w:pPr></w:p><w:p><w:pPr><w:jc w:val="center"/><w:rPr><w:b/><w:color w:val="FFFFFF"/><w:sz w:val="32"/></w:rPr></w:pPr><w:r><w:rPr><w:b/><w:color w:val="FFFFFF"/><w:sz w:val="32"/></w:rPr><w:t>PURCHASE ORDER</w:t></w:r></w:p></w:txbxContent></v:textbox></v:shape><v:shape id="Text Box 40" o:spid="_x0000_s1033" type="#_x0000_t202" style="position:absolute;left:11647;top:653;width:2690;height:1274;visibility:visible;mso-wrap-style:square;v-text-anchor:top" o:gfxdata="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" fillcolor="maroon" strokecolor="#f2f2f2" strokeweight="3pt"><v:shadow on="t" color="#622423" opacity=".5" offset="1pt"/><v:textbox><w:txbxContent><w:p><w:pPr><w:spacing w:after="0"/><w:rPr><w:rFonts w:ascii="Wide Latin" w:hAnsi="Wide Latin"/><w:color w:val="FFFFFF"/><w:sz w:val="18"/></w:rPr></w:pPr><w:r><w:rPr><w:rFonts w:ascii="Times New Roman" w:hAnsi="Times New Roman"/><w:b/><w:color w:val="FFFFFF"/><w:sz w:val="20"/></w:rPr><w:t xml:space="preserve"> </w:t></w:r><w:r><w:rPr><w:rFonts w:ascii="Wide Latin" w:hAnsi="Wide Latin"/><w:color w:val="FFFFFF"/><w:sz w:val="18"/></w:rPr><w:t>UA EXIM LLC</w:t></w:r></w:p><w:p><w:pPr><w:spacing w:after="0"/><w:jc w:val="right"/><w:rPr><w:rFonts w:cs="Calibri"/><w:color w:val="FFFFFF"/><w:sz w:val="20"/><w:szCs w:val="20"/></w:rPr></w:pPr><w:r><w:rPr><w:rFonts w:cs="Calibri"/><w:color w:val="FFFFFF"/><w:sz w:val="20"/><w:szCs w:val="20"/></w:rPr><w:t xml:space="preserve">23110 San Nicholas Place </w:t></w:r></w:p><w:p><w:pPr><w:spacing w:after="0"/><w:jc w:val="right"/><w:rPr><w:rFonts w:cs="Calibri"/><w:color w:val="FFFFFF"/><w:sz w:val="20"/><w:szCs w:val="20"/></w:rPr></w:pPr><w:r><w:rPr><w:rFonts w:cs="Calibri"/><w:color w:val="FFFFFF"/><w:sz w:val="20"/><w:szCs w:val="20"/></w:rPr><w:t>Katy Texas 77494</w:t></w:r></w:p><w:p><w:pPr><w:spacing w:after="0"/></w:pPr></w:p></w:txbxContent></v:textbox></v:shape></v:group></w:pict></mc:Fallback></mc:AlternateContent></w:r><w:r><w:rPr><w:noProof/></w:rPr><w:drawing><wp:anchor distT="0" distB="0" distL="114300" distR="114300" simplePos="0" relativeHeight="251659776" behindDoc="0" locked="0" layoutInCell="1" allowOverlap="1" wp14:anchorId="3E2D0FBD" wp14:editId="03894AB8"><wp:simplePos x="0" y="0"/><wp:positionH relativeFrom="column"><wp:posOffset>777240</wp:posOffset></wp:positionH><wp:positionV relativeFrom="paragraph"><wp:posOffset>-164465</wp:posOffset></wp:positionV><wp:extent cx="717550" cy="717550"/><wp:effectExtent l="0" t="0" r="0" b="0"/><wp:wrapNone/><wp:docPr id="46" name="Picture 1"/><wp:cNvGraphicFramePr><a:graphicFrameLocks xmlns:a="http://schemas.openxmlformats.org/drawingml/2006/main" noChangeAspect="1"/></wp:cNvGraphicFramePr><a:graphic xmlns:a="http://schemas.openxmlformats.org/drawingml/2006/main"><a:graphicData uri="http://schemas.openxmlformats.org/drawingml/2006/picture"><pic:pic xmlns:pic="http://schemas.openxmlformats.org/drawingml/2006/picture"><pic:nvPicPr><pic:cNvPr id="0" name="Picture 46"/><pic:cNvPicPr><a:picLocks noChangeAspect="1" noChangeArrowheads="1"/></pic:cNvPicPr></pic:nvPicPr><pic:blipFill><a:blip r:embed="rId1"><a:extLst><a:ext uri="{28A0092B-C50C-407E-A947-70E740481C1C}"><a14:useLocalDpi xmlns:a14="http://schemas.microsoft.com/office/drawing/2010/main" val="0"/></a:ext></a:extLst></a:blip><a:srcRect/><a:stretch><a:fillRect/></a:stretch></pic:blipFill><pic:spPr bwMode="auto"><a:xfrm><a:off x="0" y="0"/><a:ext cx="717550" cy="717550"/></a:xfrm><a:prstGeom prst="rect"><a:avLst/></a:prstGeom><a:noFill/><a:ln><a:noFill/></a:ln></pic:spPr></pic:pic></a:graphicData></a:graphic><wp14:sizeRelH relativeFrom="page"><wp14:pctWidth>0</wp14:pctWidth></wp14:sizeRelH><wp14:sizeRelV relativeFrom="page"><wp14:pctHeight>0</wp14:pctHeight></wp14:sizeRelV></wp:anchor></w:drawing></w:r><w:r><w:rPr><w:color w:val="FFFFFF"/><w:spacing w:val="60"/></w:rPr><w:t>00</w:t></w:r><w:r><w:rPr><w:color w:val="FFFFFF"/><w:spacing w:val="60"/></w:rPr><w:tab/></w:r><w:r><w:rPr><w:color w:val="FFFFFF"/><w:spacing w:val="60"/></w:rPr><w:tab/></w:r><w:r><w:rPr><w:color w:val="FFFFFF"/><w:spacing w:val="60"/></w:rPr><w:tab/></w:r><w:r><w:rPr><w:color w:val="FFFFFF"/><w:spacing w:val="60"/></w:rPr><w:tab/></w:r><w:r><w:rPr><w:color w:val="FFFFFF"/><w:spacing w:val="60"/></w:rPr><w:t>revUAC</w:t></w:r><w:r><w:rPr><w:color w:val="FFFFFF"/><w:spacing w:val="60"/></w:rPr><w:t xml:space="preserve"> 2011</w:t></w:r></w:p><w:p><w:pPr><w:pStyle w:val="Footer"/><w:jc w:val="right"/><w:rPr><w:color w:val="FFFFFF"/><w:spacing w:val="60"/></w:rPr></w:pPr><w:r><w:rPr><w:color w:val="FFFFFF"/><w:spacing w:val="60"/></w:rPr><w:t>UAC 2011</w:t></w:r></w:p><w:p><w:pPr><w:pStyle w:val="Footer"/><w:jc w:val="right"/><w:rPr><w:color w:val="FFFFFF"/><w:spacing w:val="60"/></w:rPr></w:pPr></w:p><w:p><w:pPr><w:pStyle w:val="Footer"/><w:jc w:val="right"/><w:rPr><w:color w:val="FFFFFF"/><w:spacing w:val="60"/></w:rPr></w:pPr></w:p><w:tbl><w:tblPr><w:tblpPr w:leftFromText="180" w:rightFromText="180" w:vertAnchor="page" w:horzAnchor="margin" w:tblpXSpec="center" w:tblpY="2074"/><w:tblW w:w="12888" w:type="dxa"/><w:tblBorders><w:top w:val="single" w:sz="4" w:space="0" w:color="000000"/><w:left w:val="single" w:sz="4" w:space="0" w:color="000000"/><w:bottom w:val="single" w:sz="4" w:space="0" w:color="000000"/><w:right w:val="single" w:sz="4" w:space="0" w:color="000000"/><w:insideH w:val="single" w:sz="4" w:space="0" w:color="000000"/><w:insideV w:val="single" w:sz="4" w:space="0" w:color="000000"/></w:tblBorders><w:tblLook w:val="04A0" w:firstRow="1" w:lastRow="0" w:firstColumn="1" w:lastColumn="0" w:noHBand="0" w:noVBand="1"/></w:tblPr><w:tblGrid><w:gridCol w:w="1565"/><w:gridCol w:w="3301"/><w:gridCol w:w="1338"/><w:gridCol w:w="2544"/><w:gridCol w:w="1425"/><w:gridCol w:w="2715"/></w:tblGrid><w:tr><w:trPr><w:trHeight w:val="391"/></w:trPr><w:tc><w:tcPr><w:tcW w:w="1565" w:type="dxa"/><w:shd w:val="clear" w:color="auto" w:fill="D9D9D9"/><w:vAlign w:val="center"/></w:tcPr><w:p><w:pPr><w:spacing w:after="0" w:line="240" w:lineRule="auto"/><w:rPr><w:b/><w:szCs w:val="24"/></w:rPr></w:pPr><w:r><w:rPr><w:b/><w:szCs w:val="24"/></w:rPr><w:t>PO NUMBER</w:t></w:r></w:p></w:tc><w:tc><w:tcPr><w:tcW w:w="3301" w:type="dxa"/><w:vAlign w:val="center"/></w:tcPr><w:p><w:pPr><w:spacing w:after="0" w:line="240" w:lineRule="auto"/><w:jc w:val="center"/><w:rPr><w:rFonts w:cs="Calibri"/><w:b/><w:color w:val="000000"/><w:szCs w:val="24"/></w:rPr></w:pPr><w:r><w:rPr><w:rFonts w:cs="Calibri"/><w:b/><w:color w:val="000000"/><w:szCs w:val="24"/></w:rPr><w:t>${po_number}</w:t></w:r></w:p></w:tc><w:tc><w:tcPr><w:tcW w:w="1338" w:type="dxa"/><w:shd w:val="clear" w:color="auto" w:fill="D9D9D9"/><w:vAlign w:val="center"/></w:tcPr><w:p><w:pPr><w:spacing w:after="0" w:line="240" w:lineRule="auto"/><w:rPr><w:b/><w:szCs w:val="24"/></w:rPr></w:pPr><w:r><w:rPr><w:b/><w:szCs w:val="24"/></w:rPr><w:t>PO DATE</w:t></w:r></w:p></w:tc><w:tc><w:tcPr><w:tcW w:w="2544" w:type="dxa"/><w:vAlign w:val="center"/></w:tcPr><w:p><w:pPr><w:pStyle w:val="Default"/><w:jc w:val="center"/><w:rPr><w:b/><w:sz w:val="22"/></w:rPr></w:pPr><w:r><w:rPr><w:b/><w:sz w:val="22"/></w:rPr><w:t>${po_date}</w:t></w:r></w:p></w:tc><w:tc><w:tcPr><w:vAlign w:val="center"/><w:tcW w:w="1425" w:type="dxa"/></w:tcPr><w:p><w:pPr><w:pStyle w:val="Default"/><w:rPr><w:b/><w:sz w:val="28"/></w:rPr></w:pPr><w:r><w:rPr><w:b/><w:sz w:val="28"/></w:rPr><w:t>REVISION NO.</w:t></w:r></w:p></w:tc><w:tc><w:tcPr><w:tcW w:w="2715" w:type="dxa"/><w:vAlign w:val="center"/></w:tcPr><w:p><w:pPr><w:pStyle w:val="Default"/><w:rPr><w:b/><w:sz w:val="22"/></w:rPr></w:pPr><w:r><w:rPr><w:b/><w:sz w:val="22"/></w:rPr><w:t xml:space="preserve">Buying Agent: -   </w:t></w:r></w:p><w:p><w:pPr><w:pStyle w:val="Default"/><w:jc w:val="center"/><w:rPr><w:sz w:val="22"/></w:rPr></w:pPr><w:r><w:rPr><w:sz w:val="22"/></w:rPr><w:t>UA Consultants</w:t></w:r></w:p></w:tc></w:tr><w:tr><w:trPr><w:trHeight w:val="391"/></w:trPr><w:tc><w:tcPr><w:tcW w:w="1565" w:type="dxa"/><w:shd w:val="clear" w:color="auto" w:fill="D9D9D9"/><w:vAlign w:val="center"/></w:tcPr><w:p><w:pPr><w:spacing w:after="0" w:line="240" w:lineRule="auto"/><w:rPr><w:b/><w:szCs w:val="24"/></w:rPr></w:pPr><w:r><w:rPr><w:b/><w:szCs w:val="24"/></w:rPr><w:t>BUYER</w:t></w:r></w:p></w:tc><w:tc><w:tcPr><w:tcW w:w="3301" w:type="dxa"/><w:vAlign w:val="center"/></w:tcPr><w:p><w:pPr><w:pStyle w:val="TableParagraph"/><w:ind w:right="2"/><w:jc w:val="center"/><w:rPr><w:b/></w:rPr></w:pPr><w:r><w:rPr><w:b/></w:rPr><w:t>${buyer}</w:t></w:r></w:p></w:tc><w:tc><w:tcPr><w:tcW w:w="1338" w:type="dxa"/><w:shd w:val="clear" w:color="auto" w:fill="D9D9D9"/><w:vAlign w:val="center"/></w:tcPr><w:p><w:pPr><w:spacing w:after="0" w:line="240" w:lineRule="auto"/><w:rPr><w:b/><w:szCs w:val="24"/></w:rPr></w:pPr><w:r><w:rPr><w:b/><w:szCs w:val="24"/></w:rPr><w:t>FACTORY</w:t></w:r></w:p></w:tc><w:tc><w:tcPr><w:tcW w:w="3969" w:type="dxa"/><w:gridSpan w:val="2"/><w:vAlign w:val="center"/></w:tcPr><w:p><w:pPr><w:jc w:val="center"/><w:pStyle w:val="TableParagraph"/><w:rPr><w:b/></w:rPr></w:pPr><w:r><w:rPr><w:b/></w:rPr></w:r><w:r><w:rPr><w:b/></w:rPr><w:t>${factory}</w:t></w:r></w:p></w:tc><w:tc><w:tcPr><w:tcW w:w="2715" w:type="dxa"/></w:tcPr><w:p><w:pPr><w:pStyle w:val="Default"/><w:jc w:val="center"/><w:rPr><w:sz w:val="22"/></w:rPr></w:pPr><w:r><w:rPr><w:sz w:val="22"/></w:rPr><w:t xml:space="preserve">114/ 21A Faridabad </w:t></w:r></w:p><w:p><w:pPr><w:pStyle w:val="Default"/><w:jc w:val="center"/><w:rPr><w:sz w:val="22"/></w:rPr></w:pPr><w:r><w:rPr><w:sz w:val="22"/></w:rPr><w:t xml:space="preserve">Haryana, </w:t></w:r><w:r><w:rPr><w:sz w:val="22"/></w:rPr><w:t>India</w:t></w:r><w:r><w:rPr><w:sz w:val="22"/></w:rPr><w:t xml:space="preserve"> 121001</w:t></w:r></w:p></w:tc></w:tr><w:tr><w:trPr><w:trHeight w:val="758"/></w:trPr><w:tc><w:tcPr><w:tcW w:w="1565" w:type="dxa"/><w:shd w:val="clear" w:color="auto" w:fill="D9D9D9"/><w:vAlign w:val="center"/></w:tcPr><w:p><w:pPr><w:spacing w:after="0" w:line="240" w:lineRule="auto"/><w:rPr><w:b/><w:szCs w:val="24"/></w:rPr></w:pPr><w:r><w:rPr><w:b/><w:szCs w:val="24"/></w:rPr><w:t>DELIVERY ADDRESS</w:t></w:r><w:r><w:rPr><w:b/><w:szCs w:val="24"/></w:rPr><w:t xml:space="preserve"> </w:t></w:r></w:p></w:tc><w:tc><w:tcPr><w:vAlign w:val="center"/><w:tcW w:w="3301" w:type="dxa"/><w:tcMar><w:top w:w="60" w:type="dxa"/><w:bottom w:w="100" w:type="dxa"/></w:tcMar></w:tcPr><w:p><w:pPr><w:pStyle w:val="TableParagraph"/><w:spacing w:before="18"/ w:after="80"/><w:jc w:val="center"/><w:rPr><w:b/></w:rPr></w:pPr><w:r><w:rPr><w:b/></w:rPr><w:t>${buyer_address}</w:t></w:r></w:p></w:tc><w:tc><w:tcPr><w:tcW w:w="1338" w:type="dxa"/><w:shd w:val="clear" w:color="auto" w:fill="D9D9D9"/><w:vAlign w:val="center"/></w:tcPr><w:p><w:pPr><w:spacing w:after="0" w:line="240" w:lineRule="auto"/><w:rPr><w:b/><w:szCs w:val="24"/></w:rPr></w:pPr><w:r><w:rPr><w:b/><w:szCs w:val="24"/></w:rPr><w:t>FACTORY ADDRESS</w:t></w:r></w:p></w:tc><w:tc><w:tcPr><w:tcW w:w="3969" w:type="dxa"/><w:gridSpan w:val="2"/><w:vAlign w:val="center"/><w:tcMar><w:top w:w="60" w:type="dxa"/><w:bottom w:w="100" w:type="dxa"/></w:tcMar></w:tcPr><w:p><w:pPr><w:pStyle w:val="TableParagraph"/><w:spacing w:before="18"/ w:after="80"/><w:jc w:val="center"/><w:rPr><w:b/></w:rPr></w:pPr><w:r><w:rPr><w:b/></w:rPr><w:t>${factory_address}</w:t></w:r></w:p></w:tc><w:tc><w:tcPr><w:tcW w:w="2715" w:type="dxa"/></w:tcPr><w:p><w:pPr><w:autoSpaceDE w:val="0"/><w:autoSpaceDN w:val="0"/><w:adjustRightInd w:val="0"/><w:spacing w:after="0" w:line="240" w:lineRule="auto"/><w:jc w:val="center"/><w:rPr><w:rFonts w:ascii="Cambria" w:hAnsi="Cambria" w:cs="Berlin Sans FB"/><w:color w:val="000000"/><w:szCs w:val="24"/></w:rPr></w:pPr><w:r><w:rPr><w:rFonts w:ascii="Cambria" w:hAnsi="Cambria" w:cs="Berlin Sans FB"/><w:color w:val="000000"/><w:szCs w:val="24"/></w:rPr><w:t>UAC@UAConsultants.Org</w:t></w:r></w:p><w:p><w:pPr><w:autoSpaceDE w:val="0"/><w:autoSpaceDN w:val="0"/><w:adjustRightInd w:val="0"/><w:spacing w:after="0" w:line="240" w:lineRule="auto"/><w:jc w:val="center"/><w:rPr><w:rFonts w:ascii="Cambria" w:hAnsi="Cambria" w:cs="Berlin Sans FB"/><w:color w:val="000000"/><w:szCs w:val="24"/></w:rPr></w:pPr><w:r><w:rPr><w:rFonts w:ascii="Cambria" w:hAnsi="Cambria" w:cs="Berlin Sans FB"/><w:color w:val="000000"/><w:szCs w:val="24"/></w:rPr><w:t>0129 404 6038; 0129 404 6037</w:t></w:r><w:r><w:rPr><w:rFonts w:ascii="Cambria" w:hAnsi="Cambria" w:cs="Berlin Sans FB"/><w:color w:val="000000"/><w:szCs w:val="24"/></w:rPr><w:t xml:space="preserve"> </w:t></w:r></w:p></w:tc></w:tr></w:tbl><w:p><w:pPr><w:pStyle w:val="Footer"/><w:jc w:val="right"/><w:rPr><w:color w:val="FFFFFF"/><w:spacing w:val="60"/></w:rPr></w:pPr></w:p><w:p><w:pPr><w:pStyle w:val="Footer"/><w:jc w:val="right"/><w:rPr><w:color w:val="FFFFFF"/><w:spacing w:val="60"/></w:rPr></w:pPr></w:p><w:p><w:pPr><w:pStyle w:val="Footer"/><w:jc w:val="right"/><w:rPr><w:color w:val="FFFFFF"/><w:spacing w:val="60"/></w:rPr></w:pPr></w:p><w:p><w:pPr><w:pStyle w:val="Footer"/><w:jc w:val="right"/><w:rPr><w:color w:val="FFFFFF"/><w:spacing w:val="60"/></w:rPr></w:pPr></w:p><w:p><w:pPr><w:pStyle w:val="Footer"/><w:jc w:val="right"/><w:rPr><w:color w:val="FFFFFF"/><w:spacing w:val="60"/></w:rPr></w:pPr></w:p><w:p><w:pPr><w:pStyle w:val="Footer"/><w:jc w:val="right"/><w:rPr><w:color w:val="FFFFFF"/><w:spacing w:val="60"/></w:rPr></w:pPr></w:p><w:p><w:pPr><w:pStyle w:val="Footer"/><w:jc w:val="right"/><w:rPr><w:color w:val="FFFFFF"/><w:spacing w:val="60"/></w:rPr></w:pPr></w:p><w:p><w:pPr><w:pStyle w:val="Footer"/><w:jc w:val="right"/><w:rPr><w:color w:val="FFFFFF"/><w:spacing w:val="60"/></w:rPr></w:pPr></w:p><w:p><w:pPr><w:pStyle w:val="Footer"/><w:jc w:val="right"/><w:rPr><w:color w:val="FFFFFF"/><w:spacing w:val="60"/></w:rPr></w:pPr><w:r><w:rPr><w:color w:val="FFFFFF"/><w:spacing w:val="60"/></w:rPr><w:t>UAC</w:t></w:r></w:p><w:p><w:pPr><w:pStyle w:val="Footer"/><w:jc w:val="right"/><w:rPr><w:color w:val="FFFFFF"/><w:spacing w:val="60"/></w:rPr></w:pPr></w:p><w:p><w:pPr><w:pStyle w:val="Footer"/><w:jc w:val="right"/></w:pPr><w:r><w:rPr><w:color w:val="FFFFFF"/><w:spacing w:val="60"/></w:rPr><w:t xml:space="preserve"> 201</w:t></w:r></w:p></w:hdr>
+<file path=word/header2.xml><?xml version="1.0" encoding="utf-8"?>
+<w:hdr xmlns:wpc="http://schemas.microsoft.com/office/word/2010/wordprocessingCanvas" xmlns:cx="http://schemas.microsoft.com/office/drawing/2014/chartex" xmlns:cx1="http://schemas.microsoft.com/office/drawing/2015/9/8/chartex" xmlns:cx2="http://schemas.microsoft.com/office/drawing/2015/10/21/chartex" xmlns:cx3="http://schemas.microsoft.com/office/drawing/2016/5/9/chartex" xmlns:cx4="http://schemas.microsoft.com/office/drawing/2016/5/10/chartex" xmlns:cx5="http://schemas.microsoft.com/office/drawing/2016/5/11/chartex" xmlns:cx6="http://schemas.microsoft.com/office/drawing/2016/5/12/chartex" xmlns:cx7="http://schemas.microsoft.com/office/drawing/2016/5/13/chartex" xmlns:cx8="http://schemas.microsoft.com/office/drawing/2016/5/14/chartex" xmlns:mc="http://schemas.openxmlformats.org/markup-compatibility/2006" xmlns:aink="http://schemas.microsoft.com/office/drawing/2016/ink" xmlns:am3d="http://schemas.microsoft.com/office/drawing/2017/model3d" xmlns:o="urn:schemas-microsoft-com:office:office" xmlns:oel="http://schemas.microsoft.com/office/2019/extlst" xmlns:r="http://schemas.openxmlformats.org/officeDocument/2006/relationships" xmlns:m="http://schemas.openxmlformats.org/officeDocument/2006/math" xmlns:v="urn:schemas-microsoft-com:vml" xmlns:wp14="http://schemas.microsoft.com/office/word/2010/wordprocessingDrawing" xmlns:wp="http://schemas.openxmlformats.org/drawingml/2006/wordprocessingDrawing" xmlns:w10="urn:schemas-microsoft-com:office:word" xmlns:w="http://schemas.openxmlformats.org/wordprocessingml/2006/main" xmlns:w14="http://schemas.microsoft.com/office/word/2010/wordml" xmlns:w15="http://schemas.microsoft.com/office/word/2012/wordml" xmlns:w16cex="http://schemas.microsoft.com/office/word/2018/wordml/cex" xmlns:w16cid="http://schemas.microsoft.com/office/word/2016/wordml/cid" xmlns:w16="http://schemas.microsoft.com/office/word/2018/wordml" xmlns:w16du="http://schemas.microsoft.com/office/word/2023/wordml/word16du" xmlns:w16sdtdh="http://schemas.microsoft.com/office/word/2020/wordml/sdtdatahash" xmlns:w16sdtfl="http://schemas.microsoft.com/office/word/2024/wordml/sdtformatlock" xmlns:w16se="http://schemas.microsoft.com/office/word/2015/wordml/symex" xmlns:wpg="http://schemas.microsoft.com/office/word/2010/wordprocessingGroup" xmlns:wpi="http://schemas.microsoft.com/office/word/2010/wordprocessingInk" xmlns:wne="http://schemas.microsoft.com/office/word/2006/wordml" xmlns:wps="http://schemas.microsoft.com/office/word/2010/wordprocessingShape" mc:Ignorable="w14 w15 w16se w16cid w16 w16cex w16sdtdh w16sdtfl w16du wp14">
+  <w:p>
+    <w:pPr>
+      <w:pStyle w:val="Footer"/>
+      <w:tabs>
+        <w:tab w:val="left" w:pos="240"/>
+        <w:tab w:val="right" w:pos="12960"/>
+      </w:tabs>
+      <w:rPr>
+        <w:color w:val="FFFFFF"/>
+        <w:spacing w:val="60"/>
+      </w:rPr>
+    </w:pPr>
+    <w:r>
+      <w:rPr>
+        <w:noProof/>
+        <w:color w:val="FFFFFF"/>
+        <w:spacing w:val="60"/>
+      </w:rPr>
+      <mc:AlternateContent>
+        <mc:Choice Requires="wpg">
+          <w:drawing>
+            <wp:anchor distT="0" distB="0" distL="114300" distR="114300" simplePos="0" relativeHeight="251657728" behindDoc="0" locked="0" layoutInCell="1" allowOverlap="1" wp14:anchorId="03A7246D" wp14:editId="641C6801">
+              <wp:simplePos x="0" y="0"/>
+              <wp:positionH relativeFrom="column">
+                <wp:posOffset>170180</wp:posOffset>
+              </wp:positionH>
+              <wp:positionV relativeFrom="paragraph">
+                <wp:posOffset>-208280</wp:posOffset>
+              </wp:positionV>
+              <wp:extent cx="8590915" cy="827405"/>
+              <wp:effectExtent l="27305" t="20320" r="40005" b="47625"/>
+              <wp:wrapNone/>
+              <wp:docPr id="809526943" name="Group 41"/>
+              <wp:cNvGraphicFramePr>
+                <a:graphicFrameLocks xmlns:a="http://schemas.openxmlformats.org/drawingml/2006/main"/>
+              </wp:cNvGraphicFramePr>
+              <a:graphic xmlns:a="http://schemas.openxmlformats.org/drawingml/2006/main">
+                <a:graphicData uri="http://schemas.microsoft.com/office/word/2010/wordprocessingGroup">
+                  <wpg:wgp>
+                    <wpg:cNvGrpSpPr>
+                      <a:grpSpLocks/>
+                    </wpg:cNvGrpSpPr>
+                    <wpg:grpSpPr bwMode="auto">
+                      <a:xfrm>
+                        <a:off x="0" y="0"/>
+                        <a:ext cx="8590915" cy="827405"/>
+                        <a:chOff x="1410" y="653"/>
+                        <a:chExt cx="12927" cy="1274"/>
+                      </a:xfrm>
+                    </wpg:grpSpPr>
+                    <wps:wsp>
+                      <wps:cNvPr id="395537120" name="Text Box 38"/>
+                      <wps:cNvSpPr txBox="1">
+                        <a:spLocks noChangeArrowheads="1"/>
+                      </wps:cNvSpPr>
+                      <wps:spPr bwMode="auto">
+                        <a:xfrm>
+                          <a:off x="1410" y="653"/>
+                          <a:ext cx="4170" cy="1274"/>
+                        </a:xfrm>
+                        <a:prstGeom prst="rect">
+                          <a:avLst/>
+                        </a:prstGeom>
+                        <a:solidFill>
+                          <a:srgbClr val="800000"/>
+                        </a:solidFill>
+                        <a:ln w="38100">
+                          <a:solidFill>
+                            <a:srgbClr val="F2F2F2"/>
+                          </a:solidFill>
+                          <a:miter lim="800000"/>
+                          <a:headEnd/>
+                          <a:tailEnd/>
+                        </a:ln>
+                        <a:effectLst>
+                          <a:outerShdw dist="28398" dir="3806097" algn="ctr" rotWithShape="0">
+                            <a:srgbClr val="622423">
+                              <a:alpha val="50000"/>
+                            </a:srgbClr>
+                          </a:outerShdw>
+                        </a:effectLst>
+                      </wps:spPr>
+                      <wps:txbx>
+                        <w:txbxContent>
+                          <w:p>
+                            <w:pPr>
+                              <w:spacing w:after="0"/>
+                              <w:rPr>
+                                <w:rFonts w:ascii="Wide Latin" w:hAnsi="Wide Latin"/>
+                                <w:color w:val="FFFFFF"/>
+                                <w:sz w:val="20"/>
+                              </w:rPr>
+                            </w:pPr>
+                          </w:p>
+                          <w:p>
+                            <w:pPr>
+                              <w:spacing w:after="0"/>
+                              <w:rPr>
+                                <w:rFonts w:ascii="BankGothic Md BT" w:hAnsi="BankGothic Md BT"/>
+                                <w:color w:val="FFFFFF"/>
+                                <w:sz w:val="20"/>
+                              </w:rPr>
+                            </w:pPr>
+                          </w:p>
+                          <w:p>
+                            <w:pPr>
+                              <w:spacing w:after="0"/>
+                              <w:rPr>
+                                <w:rFonts w:ascii="BankGothic Md BT" w:hAnsi="BankGothic Md BT"/>
+                                <w:color w:val="FFFFFF"/>
+                                <w:sz w:val="20"/>
+                              </w:rPr>
+                            </w:pPr>
+                          </w:p>
+                          <w:p>
+                            <w:pPr>
+                              <w:spacing w:after="0"/>
+                              <w:rPr>
+                                <w:rFonts w:ascii="BankGothic Md BT" w:hAnsi="BankGothic Md BT"/>
+                                <w:color w:val="FFFFFF"/>
+                                <w:sz w:val="20"/>
+                              </w:rPr>
+                            </w:pPr>
+                          </w:p>
+                        </w:txbxContent>
+                      </wps:txbx>
+                      <wps:bodyPr rot="0" vert="horz" wrap="square" lIns="91440" tIns="45720" rIns="91440" bIns="45720" anchor="ctr" anchorCtr="0" upright="1">
+                        <a:noAutofit/>
+                      </wps:bodyPr>
+                    </wps:wsp>
+                    <wps:wsp>
+                      <wps:cNvPr id="1257583967" name="Text Box 39"/>
+                      <wps:cNvSpPr txBox="1">
+                        <a:spLocks noChangeArrowheads="1"/>
+                      </wps:cNvSpPr>
+                      <wps:spPr bwMode="auto">
+                        <a:xfrm>
+                          <a:off x="5580" y="653"/>
+                          <a:ext cx="6067" cy="1274"/>
+                        </a:xfrm>
+                        <a:prstGeom prst="rect">
+                          <a:avLst/>
+                        </a:prstGeom>
+                        <a:solidFill>
+                          <a:srgbClr val="800000"/>
+                        </a:solidFill>
+                        <a:ln w="38100">
+                          <a:solidFill>
+                            <a:srgbClr val="F2F2F2"/>
+                          </a:solidFill>
+                          <a:miter lim="800000"/>
+                          <a:headEnd/>
+                          <a:tailEnd/>
+                        </a:ln>
+                        <a:effectLst>
+                          <a:outerShdw dist="28398" dir="3806097" algn="ctr" rotWithShape="0">
+                            <a:srgbClr val="622423">
+                              <a:alpha val="50000"/>
+                            </a:srgbClr>
+                          </a:outerShdw>
+                        </a:effectLst>
+                      </wps:spPr>
+                      <wps:txbx>
+                        <w:txbxContent>
+                          <w:p>
+                            <w:pPr>
+                              <w:spacing w:after="0"/>
+                              <w:jc w:val="center"/>
+                              <w:rPr>
+                                <w:rFonts w:ascii="Times New Roman" w:hAnsi="Times New Roman"/>
+                                <w:color w:val="FFFFFF"/>
+                              </w:rPr>
+                            </w:pPr>
+                          </w:p>
+                          <w:p>
+                            <w:pPr>
+                              <w:jc w:val="center"/>
+                              <w:rPr>
+                                <w:b/>
+                                <w:color w:val="FFFFFF"/>
+                                <w:sz w:val="32"/>
+                              </w:rPr>
+                            </w:pPr>
+                            <w:r>
+                              <w:rPr>
+                                <w:b/>
+                                <w:color w:val="FFFFFF"/>
+                                <w:sz w:val="32"/>
+                              </w:rPr>
+                              <w:t>PURCHASE ORDER</w:t>
+                            </w:r>
+                          </w:p>
+                        </w:txbxContent>
+                      </wps:txbx>
+                      <wps:bodyPr rot="0" vert="horz" wrap="square" lIns="91440" tIns="45720" rIns="91440" bIns="45720" anchor="ctr" anchorCtr="0" upright="1">
+                        <a:noAutofit/>
+                      </wps:bodyPr>
+                    </wps:wsp>
+                    <wps:wsp>
+                      <wps:cNvPr id="1069330169" name="Text Box 40"/>
+                      <wps:cNvSpPr txBox="1">
+                        <a:spLocks noChangeArrowheads="1"/>
+                      </wps:cNvSpPr>
+                      <wps:spPr bwMode="auto">
+                        <a:xfrm>
+                          <a:off x="11647" y="653"/>
+                          <a:ext cx="2690" cy="1274"/>
+                        </a:xfrm>
+                        <a:prstGeom prst="rect">
+                          <a:avLst/>
+                        </a:prstGeom>
+                        <a:solidFill>
+                          <a:srgbClr val="800000"/>
+                        </a:solidFill>
+                        <a:ln w="38100">
+                          <a:solidFill>
+                            <a:srgbClr val="F2F2F2"/>
+                          </a:solidFill>
+                          <a:miter lim="800000"/>
+                          <a:headEnd/>
+                          <a:tailEnd/>
+                        </a:ln>
+                        <a:effectLst>
+                          <a:outerShdw dist="28398" dir="3806097" algn="ctr" rotWithShape="0">
+                            <a:srgbClr val="622423">
+                              <a:alpha val="50000"/>
+                            </a:srgbClr>
+                          </a:outerShdw>
+                        </a:effectLst>
+                      </wps:spPr>
+                      <wps:txbx>
+                        <w:txbxContent>
+                          <w:p>
+                            <w:pPr>
+                              <w:spacing w:after="0"/>
+                              <w:jc w:val="center"/>
+                              <w:rPr>
+                                <w:rFonts w:ascii="Wide Latin" w:hAnsi="Wide Latin"/>
+                                <w:color w:val="FFFFFF"/>
+                                <w:sz w:val="18"/>
+                              </w:rPr>
+                            </w:pPr>
+                            <w:r>
+                              <w:rPr>
+                                <w:rFonts w:ascii="Times New Roman" w:hAnsi="Times New Roman"/>
+                                <w:b/>
+                                <w:color w:val="FFFFFF"/>
+                                <w:sz w:val="20"/>
+                              </w:rPr>
+                              <w:t xml:space="preserve"> </w:t>
+                            </w:r>
+                            <w:r>
+                              <w:rPr>
+                                <w:rFonts w:ascii="Wide Latin" w:hAnsi="Wide Latin"/>
+                                <w:color w:val="FFFFFF"/>
+                                <w:sz w:val="18"/>
+                              </w:rPr>
+                              <w:t>UA EXIM LLC</w:t>
+                            </w:r>
+                          </w:p>
+                          <w:p>
+                            <w:pPr>
+                              <w:spacing w:after="0"/>
+                              <w:jc w:val="center"/>
+                              <w:rPr>
+                                <w:rFonts w:cs="Calibri"/>
+                                <w:color w:val="FFFFFF"/>
+                                <w:sz w:val="20"/>
+                                <w:szCs w:val="20"/>
+                              </w:rPr>
+                            </w:pPr>
+                            <w:r>
+                              <w:rPr>
+                                <w:rFonts w:cs="Calibri"/>
+                                <w:color w:val="FFFFFF"/>
+                                <w:sz w:val="20"/>
+                                <w:szCs w:val="20"/>
+                              </w:rPr>
+                              <w:t xml:space="preserve">23110 San Nicholas Place </w:t>
+                            </w:r>
+                          </w:p>
+                          <w:p>
+                            <w:pPr>
+                              <w:spacing w:after="0"/>
+                              <w:jc w:val="center"/>
+                              <w:rPr>
+                                <w:rFonts w:cs="Calibri"/>
+                                <w:color w:val="FFFFFF"/>
+                                <w:sz w:val="20"/>
+                                <w:szCs w:val="20"/>
+                              </w:rPr>
+                            </w:pPr>
+                            <w:r>
+                              <w:rPr>
+                                <w:rFonts w:cs="Calibri"/>
+                                <w:color w:val="FFFFFF"/>
+                                <w:sz w:val="20"/>
+                                <w:szCs w:val="20"/>
+                              </w:rPr>
+                              <w:t>Katy Texas 77494</w:t>
+                            </w:r>
+                          </w:p>
+                          <w:p>
+                            <w:pPr>
+                              <w:spacing w:after="0"/>
+                            </w:pPr>
+                          </w:p>
+                        </w:txbxContent>
+                      </wps:txbx>
+                      <wps:bodyPr rot="0" vert="horz" wrap="square" lIns="91440" tIns="45720" rIns="91440" bIns="45720" anchor="ctr" anchorCtr="0" upright="1">
+                        <a:noAutofit/>
+                      </wps:bodyPr>
+                    </wps:wsp>
+                  </wpg:wgp>
+                </a:graphicData>
+              </a:graphic>
+              <wp14:sizeRelH relativeFrom="page">
+                <wp14:pctWidth>0</wp14:pctWidth>
+              </wp14:sizeRelH>
+              <wp14:sizeRelV relativeFrom="page">
+                <wp14:pctHeight>0</wp14:pctHeight>
+              </wp14:sizeRelV>
+            </wp:anchor>
+          </w:drawing>
+        </mc:Choice>
+        <mc:Fallback>
+          <w:pict>
+            <v:group w14:anchorId="03A7246D" id="Group 41" o:spid="_x0000_s1030" style="position:absolute;margin-left:13.4pt;margin-top:-16.4pt;width:676.45pt;height:65.15pt;z-index:251657728" coordorigin="1410,653" coordsize="12927,1274" o:gfxdata="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">
+              <v:shapetype id="_x0000_t202" coordsize="21600,21600" o:spt="202" path="m,l,21600r21600,l21600,xe">
+                <v:stroke joinstyle="miter"/>
+                <v:path gradientshapeok="t" o:connecttype="rect"/>
+              </v:shapetype>
+              <v:shape id="Text Box 38" o:spid="_x0000_s1031" type="#_x0000_t202" style="position:absolute;left:1410;top:653;width:4170;height:1274;visibility:visible;mso-wrap-style:square;v-text-anchor:top" o:gfxdata="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" fillcolor="maroon" strokecolor="#f2f2f2" strokeweight="3pt">
+                <v:shadow on="t" color="#622423" opacity=".5" offset="1pt"/>
+                <v:textbox>
+                  <w:txbxContent>
+                    <w:p>
+                      <w:pPr>
+                        <w:spacing w:after="0"/>
+                        <w:rPr>
+                          <w:rFonts w:ascii="Wide Latin" w:hAnsi="Wide Latin"/>
+                          <w:color w:val="FFFFFF"/>
+                          <w:sz w:val="20"/>
+                        </w:rPr>
+                      </w:pPr>
+                    </w:p>
+                    <w:p>
+                      <w:pPr>
+                        <w:spacing w:after="0"/>
+                        <w:rPr>
+                          <w:rFonts w:ascii="BankGothic Md BT" w:hAnsi="BankGothic Md BT"/>
+                          <w:color w:val="FFFFFF"/>
+                          <w:sz w:val="20"/>
+                        </w:rPr>
+                      </w:pPr>
+                    </w:p>
+                    <w:p>
+                      <w:pPr>
+                        <w:spacing w:after="0"/>
+                        <w:rPr>
+                          <w:rFonts w:ascii="BankGothic Md BT" w:hAnsi="BankGothic Md BT"/>
+                          <w:color w:val="FFFFFF"/>
+                          <w:sz w:val="20"/>
+                        </w:rPr>
+                      </w:pPr>
+                    </w:p>
+                    <w:p>
+                      <w:pPr>
+                        <w:spacing w:after="0"/>
+                        <w:rPr>
+                          <w:rFonts w:ascii="BankGothic Md BT" w:hAnsi="BankGothic Md BT"/>
+                          <w:color w:val="FFFFFF"/>
+                          <w:sz w:val="20"/>
+                        </w:rPr>
+                      </w:pPr>
+                    </w:p>
+                  </w:txbxContent>
+                </v:textbox>
+              </v:shape>
+              <v:shape id="Text Box 39" o:spid="_x0000_s1032" type="#_x0000_t202" style="position:absolute;left:5580;top:653;width:6067;height:1274;visibility:visible;mso-wrap-style:square;v-text-anchor:top" o:gfxdata="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" fillcolor="maroon" strokecolor="#f2f2f2" strokeweight="3pt">
+                <v:shadow on="t" color="#622423" opacity=".5" offset="1pt"/>
+                <v:textbox>
+                  <w:txbxContent>
+                    <w:p>
+                      <w:pPr>
+                        <w:spacing w:after="0"/>
+                        <w:jc w:val="center"/>
+                        <w:rPr>
+                          <w:rFonts w:ascii="Times New Roman" w:hAnsi="Times New Roman"/>
+                          <w:color w:val="FFFFFF"/>
+                        </w:rPr>
+                      </w:pPr>
+                    </w:p>
+                    <w:p>
+                      <w:pPr>
+                        <w:jc w:val="center"/>
+                        <w:rPr>
+                          <w:b/>
+                          <w:color w:val="FFFFFF"/>
+                          <w:sz w:val="32"/>
+                        </w:rPr>
+                      </w:pPr>
+                      <w:r>
+                        <w:rPr>
+                          <w:b/>
+                          <w:color w:val="FFFFFF"/>
+                          <w:sz w:val="32"/>
+                        </w:rPr>
+                        <w:t>PURCHASE ORDER</w:t>
+                      </w:r>
+                    </w:p>
+                  </w:txbxContent>
+                </v:textbox>
+              </v:shape>
+              <v:shape id="Text Box 40" o:spid="_x0000_s1033" type="#_x0000_t202" style="position:absolute;left:11647;top:653;width:2690;height:1274;visibility:visible;mso-wrap-style:square;v-text-anchor:top" o:gfxdata="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" fillcolor="maroon" strokecolor="#f2f2f2" strokeweight="3pt">
+                <v:shadow on="t" color="#622423" opacity=".5" offset="1pt"/>
+                <v:textbox>
+                  <w:txbxContent>
+                    <w:p>
+                      <w:pPr>
+                        <w:spacing w:after="0"/>
+                        <w:rPr>
+                          <w:rFonts w:ascii="Wide Latin" w:hAnsi="Wide Latin"/>
+                          <w:color w:val="FFFFFF"/>
+                          <w:sz w:val="18"/>
+                        </w:rPr>
+                      </w:pPr>
+                      <w:r>
+                        <w:rPr>
+                          <w:rFonts w:ascii="Times New Roman" w:hAnsi="Times New Roman"/>
+                          <w:b/>
+                          <w:color w:val="FFFFFF"/>
+                          <w:sz w:val="20"/>
+                        </w:rPr>
+                        <w:t xml:space="preserve"> </w:t>
+                      </w:r>
+                      <w:r>
+                        <w:rPr>
+                          <w:rFonts w:ascii="Wide Latin" w:hAnsi="Wide Latin"/>
+                          <w:color w:val="FFFFFF"/>
+                          <w:sz w:val="18"/>
+                        </w:rPr>
+                        <w:t>UA EXIM LLC</w:t>
+                      </w:r>
+                    </w:p>
+                    <w:p>
+                      <w:pPr>
+                        <w:spacing w:after="0"/>
+                        <w:jc w:val="center"/>
+                        <w:rPr>
+                          <w:rFonts w:cs="Calibri"/>
+                          <w:color w:val="FFFFFF"/>
+                          <w:sz w:val="20"/>
+                          <w:szCs w:val="20"/>
+                        </w:rPr>
+                      </w:pPr>
+                      <w:r>
+                        <w:rPr>
+                          <w:rFonts w:cs="Calibri"/>
+                          <w:color w:val="FFFFFF"/>
+                          <w:sz w:val="20"/>
+                          <w:szCs w:val="20"/>
+                        </w:rPr>
+                        <w:t xml:space="preserve">23110 San Nicholas Place </w:t>
+                      </w:r>
+                    </w:p>
+                    <w:p>
+                      <w:pPr>
+                        <w:spacing w:after="0"/>
+                        <w:jc w:val="center"/>
+                        <w:rPr>
+                          <w:rFonts w:cs="Calibri"/>
+                          <w:color w:val="FFFFFF"/>
+                          <w:sz w:val="20"/>
+                          <w:szCs w:val="20"/>
+                        </w:rPr>
+                      </w:pPr>
+                      <w:r>
+                        <w:rPr>
+                          <w:rFonts w:cs="Calibri"/>
+                          <w:color w:val="FFFFFF"/>
+                          <w:sz w:val="20"/>
+                          <w:szCs w:val="20"/>
+                        </w:rPr>
+                        <w:t>Katy Texas 77494</w:t>
+                      </w:r>
+                    </w:p>
+                    <w:p>
+                      <w:pPr>
+                        <w:spacing w:after="0"/>
+                      </w:pPr>
+                    </w:p>
+                  </w:txbxContent>
+                </v:textbox>
+              </v:shape>
+            </v:group>
+          </w:pict>
+        </mc:Fallback>
+      </mc:AlternateContent>
+    </w:r>
+    <w:r>
+      <w:rPr>
+        <w:noProof/>
+      </w:rPr>
+      <w:drawing>
+        <wp:anchor distT="0" distB="0" distL="114300" distR="114300" simplePos="0" relativeHeight="251659776" behindDoc="0" locked="0" layoutInCell="1" allowOverlap="1" wp14:anchorId="3E2D0FBD" wp14:editId="03894AB8">
+          <wp:simplePos x="0" y="0"/>
+          <wp:positionH relativeFrom="column">
+            <wp:posOffset>777240</wp:posOffset>
+          </wp:positionH>
+          <wp:positionV relativeFrom="paragraph">
+            <wp:posOffset>-164465</wp:posOffset>
+          </wp:positionV>
+          <wp:extent cx="717550" cy="717550"/>
+          <wp:effectExtent l="0" t="0" r="0" b="0"/>
+          <wp:wrapNone/>
+          <wp:docPr id="46" name="Picture 1"/>
+          <wp:cNvGraphicFramePr>
+            <a:graphicFrameLocks xmlns:a="http://schemas.openxmlformats.org/drawingml/2006/main" noChangeAspect="1"/>
+          </wp:cNvGraphicFramePr>
+          <a:graphic xmlns:a="http://schemas.openxmlformats.org/drawingml/2006/main">
+            <a:graphicData uri="http://schemas.openxmlformats.org/drawingml/2006/picture">
+              <pic:pic xmlns:pic="http://schemas.openxmlformats.org/drawingml/2006/picture">
+                <pic:nvPicPr>
+                  <pic:cNvPr id="0" name="Picture 46"/>
+                  <pic:cNvPicPr>
+                    <a:picLocks noChangeAspect="1" noChangeArrowheads="1"/>
+                  </pic:cNvPicPr>
+                </pic:nvPicPr>
+                <pic:blipFill>
+                  <a:blip r:embed="rId1">
+                    <a:extLst>
+                      <a:ext uri="{28A0092B-C50C-407E-A947-70E740481C1C}">
+                        <a14:useLocalDpi xmlns:a14="http://schemas.microsoft.com/office/drawing/2010/main" val="0"/>
+                      </a:ext>
+                    </a:extLst>
+                  </a:blip>
+                  <a:srcRect/>
+                  <a:stretch>
+                    <a:fillRect/>
+                  </a:stretch>
+                </pic:blipFill>
+                <pic:spPr bwMode="auto">
+                  <a:xfrm>
+                    <a:off x="0" y="0"/>
+                    <a:ext cx="717550" cy="717550"/>
+                  </a:xfrm>
+                  <a:prstGeom prst="rect">
+                    <a:avLst/>
+                  </a:prstGeom>
+                  <a:noFill/>
+                  <a:ln>
+                    <a:noFill/>
+                  </a:ln>
+                </pic:spPr>
+              </pic:pic>
+            </a:graphicData>
+          </a:graphic>
+          <wp14:sizeRelH relativeFrom="page">
+            <wp14:pctWidth>0</wp14:pctWidth>
+          </wp14:sizeRelH>
+          <wp14:sizeRelV relativeFrom="page">
+            <wp14:pctHeight>0</wp14:pctHeight>
+          </wp14:sizeRelV>
+        </wp:anchor>
+      </w:drawing>
+    </w:r>
+    <w:r>
+      <w:rPr>
+        <w:color w:val="FFFFFF"/>
+        <w:spacing w:val="60"/>
+      </w:rPr>
+      <w:t>00</w:t>
+    </w:r>
+    <w:r>
+      <w:rPr>
+        <w:color w:val="FFFFFF"/>
+        <w:spacing w:val="60"/>
+      </w:rPr>
+      <w:tab/>
+    </w:r>
+    <w:r>
+      <w:rPr>
+        <w:color w:val="FFFFFF"/>
+        <w:spacing w:val="60"/>
+      </w:rPr>
+      <w:tab/>
+    </w:r>
+    <w:r>
+      <w:rPr>
+        <w:color w:val="FFFFFF"/>
+        <w:spacing w:val="60"/>
+      </w:rPr>
+      <w:tab/>
+    </w:r>
+    <w:r>
+      <w:rPr>
+        <w:color w:val="FFFFFF"/>
+        <w:spacing w:val="60"/>
+      </w:rPr>
+      <w:tab/>
+    </w:r>
+    <w:r>
+      <w:rPr>
+        <w:color w:val="FFFFFF"/>
+        <w:spacing w:val="60"/>
+      </w:rPr>
+      <w:t>revUAC</w:t>
+    </w:r>
+    <w:r>
+      <w:rPr>
+        <w:color w:val="FFFFFF"/>
+        <w:spacing w:val="60"/>
+      </w:rPr>
+      <w:t xml:space="preserve"> 2011</w:t>
+    </w:r>
+  </w:p>
+  <w:p>
+    <w:pPr>
+      <w:pStyle w:val="Footer"/>
+      <w:jc w:val="center"/>
+      <w:rPr>
+        <w:color w:val="FFFFFF"/>
+        <w:spacing w:val="60"/>
+      </w:rPr>
+    </w:pPr>
+    <w:r>
+      <w:rPr>
+        <w:color w:val="FFFFFF"/>
+        <w:spacing w:val="60"/>
+      </w:rPr>
+      <w:t>UAC 2011</w:t>
+    </w:r>
+  </w:p>
+  <w:p>
+    <w:pPr>
+      <w:pStyle w:val="Footer"/>
+      <w:jc w:val="center"/>
+      <w:rPr>
+        <w:color w:val="FFFFFF"/>
+        <w:spacing w:val="60"/>
+      </w:rPr>
+    </w:pPr>
+  </w:p>
+  <w:p>
+    <w:pPr>
+      <w:pStyle w:val="Footer"/>
+      <w:jc w:val="center"/>
+      <w:rPr>
+        <w:color w:val="FFFFFF"/>
+        <w:spacing w:val="60"/>
+      </w:rPr>
+    </w:pPr>
+  </w:p>
+  <w:tbl>
+    <w:tblPr>
+      <w:tblpPr w:leftFromText="180" w:rightFromText="180" w:vertAnchor="page" w:horzAnchor="margin" w:tblpXSpec="center" w:tblpY="2074"/>
+      <w:tblW w:w="12888" w:type="dxa"/>
+      <w:tblBorders>
+        <w:top w:val="single" w:sz="4" w:space="0" w:color="000000"/>
+        <w:left w:val="single" w:sz="4" w:space="0" w:color="000000"/>
+        <w:bottom w:val="single" w:sz="4" w:space="0" w:color="000000"/>
+        <w:right w:val="single" w:sz="4" w:space="0" w:color="000000"/>
+        <w:insideH w:val="single" w:sz="4" w:space="0" w:color="000000"/>
+        <w:insideV w:val="single" w:sz="4" w:space="0" w:color="000000"/>
+      </w:tblBorders>
+      <w:tblLook w:val="04A0" w:firstRow="1" w:lastRow="0" w:firstColumn="1" w:lastColumn="0" w:noHBand="0" w:noVBand="1"/>
+    </w:tblPr>
+    <w:tblGrid>
+      <w:gridCol w:w="1565"/>
+      <w:gridCol w:w="3301"/>
+      <w:gridCol w:w="1338"/>
+      <w:gridCol w:w="2544"/>
+      <w:gridCol w:w="1425"/>
+      <w:gridCol w:w="2715"/>
+    </w:tblGrid>
+    <w:tr>
+      <w:trPr>
+        <w:trHeight w:val="391"/>
+      </w:trPr>
+      <w:tc>
+        <w:tcPr>
+          <w:tcW w:w="1565" w:type="dxa"/>
+          <w:shd w:val="clear" w:color="auto" w:fill="D9D9D9"/>
+          <w:vAlign w:val="center"/>
+        </w:tcPr>
+        <w:p>
+          <w:pPr>
+            <w:spacing w:after="0" w:line="240" w:lineRule="auto"/>
+            <w:rPr>
+              <w:b/>
+              <w:szCs w:val="24"/>
+            </w:rPr>
+          </w:pPr>
+          <w:r>
+            <w:rPr>
+              <w:b/>
+              <w:szCs w:val="24"/>
+            </w:rPr>
+            <w:t>PO NUMBER</w:t>
+          </w:r>
+        </w:p>
+      </w:tc>
+      <w:tc>
+        <w:tcPr>
+          <w:tcW w:w="3301" w:type="dxa"/>
+          <w:vAlign w:val="center"/>
+        </w:tcPr>
+        <w:p>
+          <w:pPr>
+            <w:spacing w:after="0" w:line="240" w:lineRule="auto"/>
+            <w:jc w:val="center"/>
+            <w:rPr>
+              <w:rFonts w:cs="Calibri"/>
+              <w:b/>
+              <w:color w:val="000000"/>
+              <w:szCs w:val="24"/>
+            </w:rPr>
+          </w:pPr>
+          <w:r>
+            <w:rPr>
+              <w:rFonts w:cs="Calibri"/>
+              <w:b/>
+              <w:color w:val="000000"/>
+              <w:szCs w:val="24"/>
+            </w:rPr>
+            <w:t>${po_number}</w:t>
+          </w:r>
+        </w:p>
+      </w:tc>
+      <w:tc>
+        <w:tcPr>
+          <w:tcW w:w="1338" w:type="dxa"/>
+          <w:shd w:val="clear" w:color="auto" w:fill="D9D9D9"/>
+          <w:vAlign w:val="center"/>
+        </w:tcPr>
+        <w:p>
+          <w:pPr>
+            <w:spacing w:after="0" w:line="240" w:lineRule="auto"/>
+            <w:rPr>
+              <w:b/>
+              <w:szCs w:val="24"/>
+            </w:rPr>
+          </w:pPr>
+          <w:r>
+            <w:rPr>
+              <w:b/>
+              <w:szCs w:val="24"/>
+            </w:rPr>
+            <w:t>PO DATE</w:t>
+          </w:r>
+        </w:p>
+      </w:tc>
+      <w:tc>
+        <w:tcPr>
+          <w:tcW w:w="2544" w:type="dxa"/>
+          <w:vAlign w:val="center"/>
+        </w:tcPr>
+        <w:p>
+          <w:pPr>
+            <w:pStyle w:val="Default"/>
+            <w:jc w:val="center"/>
+            <w:rPr>
+              <w:b/>
+              <w:sz w:val="22"/>
+            </w:rPr>
+          </w:pPr>
+          <w:r>
+            <w:rPr>
+              <w:b/>
+              <w:sz w:val="22"/>
+            </w:rPr>
+            <w:t>${po_date}</w:t>
+          </w:r>
+        </w:p>
+      </w:tc>
+      <w:tc>
+        <w:tcPr>
+          <w:tcW w:w="1425" w:type="dxa"/>
+          <w:vAlign w:val="center"/>
+        </w:tcPr>
+        <w:p>
+          <w:pPr>
+            <w:pStyle w:val="Default"/>
+            <w:rPr>
+              <w:b/>
+              <w:sz w:val="28"/>
+            </w:rPr>
+          </w:pPr>
+          <w:r>
+            <w:rPr>
+              <w:b/>
+              <w:sz w:val="28"/>
+            </w:rPr>
+            <w:t>REVISION NO.</w:t>
+          </w:r>
+        </w:p>
+      </w:tc>
+      <w:tc>
+        <w:tcPr>
+          <w:tcW w:w="2715" w:type="dxa"/>
+          <w:vAlign w:val="center"/>
+        </w:tcPr>
+        <w:p>
+          <w:pPr>
+            <w:pStyle w:val="Default"/>
+            <w:rPr>
+              <w:b/>
+              <w:sz w:val="22"/>
+            </w:rPr>
+          </w:pPr>
+          <w:r>
+            <w:rPr>
+              <w:b/>
+              <w:sz w:val="22"/>
+            </w:rPr>
+            <w:t xml:space="preserve">Buying Agent: -   </w:t>
+          </w:r>
+        </w:p>
+        <w:p>
+          <w:pPr>
+            <w:pStyle w:val="Default"/>
+            <w:jc w:val="center"/>
+            <w:rPr>
+              <w:sz w:val="22"/>
+            </w:rPr>
+          </w:pPr>
+          <w:r>
+            <w:rPr>
+              <w:sz w:val="22"/>
+            </w:rPr>
+            <w:t>UA Consultants</w:t>
+          </w:r>
+        </w:p>
+      </w:tc>
+    </w:tr>
+    <w:tr>
+      <w:trPr>
+        <w:trHeight w:val="391"/>
+      </w:trPr>
+      <w:tc>
+        <w:tcPr>
+          <w:tcW w:w="1565" w:type="dxa"/>
+          <w:shd w:val="clear" w:color="auto" w:fill="D9D9D9"/>
+          <w:vAlign w:val="center"/>
+        </w:tcPr>
+        <w:p>
+          <w:pPr>
+            <w:spacing w:after="0" w:line="240" w:lineRule="auto"/>
+            <w:rPr>
+              <w:b/>
+              <w:szCs w:val="24"/>
+            </w:rPr>
+          </w:pPr>
+          <w:r>
+            <w:rPr>
+              <w:b/>
+              <w:szCs w:val="24"/>
+            </w:rPr>
+            <w:t>BUYER</w:t>
+          </w:r>
+        </w:p>
+      </w:tc>
+      <w:tc>
+        <w:tcPr>
+          <w:tcW w:w="3301" w:type="dxa"/>
+          <w:vAlign w:val="center"/>
+        </w:tcPr>
+        <w:p>
+          <w:pPr>
+            <w:pStyle w:val="TableParagraph"/>
+            <w:ind w:right="2"/>
+            <w:jc w:val="center"/>
+            <w:rPr>
+              <w:b/>
+            </w:rPr>
+          </w:pPr>
+          <w:r>
+            <w:rPr>
+              <w:b/>
+            </w:rPr>
+            <w:t>${buyer}</w:t>
+          </w:r>
+        </w:p>
+      </w:tc>
+      <w:tc>
+        <w:tcPr>
+          <w:tcW w:w="1338" w:type="dxa"/>
+          <w:shd w:val="clear" w:color="auto" w:fill="D9D9D9"/>
+          <w:vAlign w:val="center"/>
+        </w:tcPr>
+        <w:p>
+          <w:pPr>
+            <w:spacing w:after="0" w:line="240" w:lineRule="auto"/>
+            <w:rPr>
+              <w:b/>
+              <w:szCs w:val="24"/>
+            </w:rPr>
+          </w:pPr>
+          <w:r>
+            <w:rPr>
+              <w:b/>
+              <w:szCs w:val="24"/>
+            </w:rPr>
+            <w:t>FACTORY</w:t>
+          </w:r>
+        </w:p>
+      </w:tc>
+      <w:tc>
+        <w:tcPr>
+          <w:tcW w:w="3969" w:type="dxa"/>
+          <w:gridSpan w:val="2"/>
+          <w:vAlign w:val="center"/>
+        </w:tcPr>
+        <w:p>
+          <w:pPr>
+            <w:jc w:val="center"/>
+            <w:pStyle w:val="TableParagraph"/>
+            <w:ind w:left="7"/>
+            <w:rPr>
+              <w:b/>
+            </w:rPr>
+          </w:pPr>
+          <w:r>
+            <w:rPr>
+              <w:b/>
+            </w:rPr>
+          </w:r>
+          <w:r>
+            <w:rPr>
+              <w:b/>
+            </w:rPr>
+            <w:t>${factory}</w:t>
+          </w:r>
+        </w:p>
+      </w:tc>
+      <w:tc>
+        <w:tcPr>
+          <w:tcW w:w="2715" w:type="dxa"/>
+        </w:tcPr>
+        <w:p>
+          <w:pPr>
+            <w:pStyle w:val="Default"/>
+            <w:jc w:val="center"/>
+            <w:rPr>
+              <w:sz w:val="22"/>
+            </w:rPr>
+          </w:pPr>
+          <w:r>
+            <w:rPr>
+              <w:sz w:val="22"/>
+            </w:rPr>
+            <w:t xml:space="preserve">114/ 21A Faridabad </w:t>
+          </w:r>
+        </w:p>
+        <w:p>
+          <w:pPr>
+            <w:pStyle w:val="Default"/>
+            <w:jc w:val="center"/>
+            <w:rPr>
+              <w:sz w:val="22"/>
+            </w:rPr>
+          </w:pPr>
+          <w:r>
+            <w:rPr>
+              <w:sz w:val="22"/>
+            </w:rPr>
+            <w:t xml:space="preserve">Haryana, </w:t>
+          </w:r>
+          <w:r>
+            <w:rPr>
+              <w:sz w:val="22"/>
+            </w:rPr>
+            <w:t>India</w:t>
+          </w:r>
+          <w:r>
+            <w:rPr>
+              <w:sz w:val="22"/>
+            </w:rPr>
+            <w:t xml:space="preserve"> 121001</w:t>
+          </w:r>
+        </w:p>
+      </w:tc>
+    </w:tr>
+    <w:tr>
+      <w:trPr>
+        <w:trHeight w:val="758"/>
+      </w:trPr>
+      <w:tc>
+        <w:tcPr>
+          <w:tcW w:w="1565" w:type="dxa"/>
+          <w:shd w:val="clear" w:color="auto" w:fill="D9D9D9"/>
+          <w:vAlign w:val="center"/>
+        </w:tcPr>
+        <w:p>
+          <w:pPr>
+            <w:spacing w:after="0" w:line="240" w:lineRule="auto"/>
+            <w:rPr>
+              <w:b/>
+              <w:szCs w:val="24"/>
+            </w:rPr>
+          </w:pPr>
+          <w:r>
+            <w:rPr>
+              <w:b/>
+              <w:szCs w:val="24"/>
+            </w:rPr>
+            <w:t>DELIVERY ADDRESS</w:t>
+          </w:r>
+          <w:r>
+            <w:rPr>
+              <w:b/>
+              <w:szCs w:val="24"/>
+            </w:rPr>
+            <w:t xml:space="preserve"> </w:t>
+          </w:r>
+        </w:p>
+      </w:tc>
+      <w:tc>
+        <w:tcPr>
+          <w:tcW w:w="3301" w:type="dxa"/>
+          <w:vAlign w:val="center"/>
+        </w:tcPr>
+        <w:p>
+          <w:pPr>
+            <w:pStyle w:val="TableParagraph"/>
+            <w:spacing w:before="18" w:after="60"/>
+            <w:jc w:val="center"/>
+            <w:rPr>
+              <w:b/>
+            </w:rPr>
+          </w:pPr>
+          <w:r>
+            <w:rPr>
+              <w:b/>
+            </w:rPr>
+            <w:t>${buyer_address}</w:t>
+          </w:r>
+        </w:p>
+      </w:tc>
+      <w:tc>
+        <w:tcPr>
+          <w:tcW w:w="1338" w:type="dxa"/>
+          <w:shd w:val="clear" w:color="auto" w:fill="D9D9D9"/>
+          <w:vAlign w:val="center"/>
+        </w:tcPr>
+        <w:p>
+          <w:pPr>
+            <w:spacing w:after="0" w:line="240" w:lineRule="auto"/>
+            <w:rPr>
+              <w:b/>
+              <w:szCs w:val="24"/>
+            </w:rPr>
+          </w:pPr>
+          <w:r>
+            <w:rPr>
+              <w:b/>
+              <w:szCs w:val="24"/>
+            </w:rPr>
+            <w:t>FACTORY ADDRESS</w:t>
+          </w:r>
+        </w:p>
+      </w:tc>
+      <w:tc>
+        <w:tcPr>
+          <w:tcW w:w="3969" w:type="dxa"/>
+          <w:gridSpan w:val="2"/>
+          <w:vAlign w:val="center"/>
+        </w:tcPr>
+        <w:p>
+          <w:pPr>
+            <w:jc w:val="center"/>
+            <w:pStyle w:val="TableParagraph"/>
+            <w:spacing w:before="18" w:after="60"/>
+            <w:rPr>
+              <w:b/>
+            </w:rPr>
+          </w:pPr>
+          <w:r>
+            <w:rPr>
+              <w:b/>
+            </w:rPr>
+            <w:t>${factory_address}</w:t>
+          </w:r>
+        </w:p>
+      </w:tc>
+      <w:tc>
+        <w:tcPr>
+          <w:tcW w:w="2715" w:type="dxa"/>
+        </w:tcPr>
+        <w:p>
+          <w:pPr>
+            <w:autoSpaceDE w:val="0"/>
+            <w:autoSpaceDN w:val="0"/>
+            <w:adjustRightInd w:val="0"/>
+            <w:spacing w:after="0" w:line="240" w:lineRule="auto"/>
+            <w:jc w:val="center"/>
+            <w:rPr>
+              <w:rFonts w:ascii="Cambria" w:hAnsi="Cambria" w:cs="Berlin Sans FB"/>
+              <w:color w:val="000000"/>
+              <w:szCs w:val="24"/>
+            </w:rPr>
+          </w:pPr>
+          <w:r>
+            <w:rPr>
+              <w:rFonts w:ascii="Cambria" w:hAnsi="Cambria" w:cs="Berlin Sans FB"/>
+              <w:color w:val="000000"/>
+              <w:szCs w:val="24"/>
+            </w:rPr>
+            <w:t>UAC@UAConsultants.Org</w:t>
+          </w:r>
+        </w:p>
+        <w:p>
+          <w:pPr>
+            <w:autoSpaceDE w:val="0"/>
+            <w:autoSpaceDN w:val="0"/>
+            <w:adjustRightInd w:val="0"/>
+            <w:spacing w:after="0" w:line="240" w:lineRule="auto"/>
+            <w:jc w:val="center"/>
+            <w:rPr>
+              <w:rFonts w:ascii="Cambria" w:hAnsi="Cambria" w:cs="Berlin Sans FB"/>
+              <w:color w:val="000000"/>
+              <w:szCs w:val="24"/>
+            </w:rPr>
+          </w:pPr>
+          <w:r>
+            <w:rPr>
+              <w:rFonts w:ascii="Cambria" w:hAnsi="Cambria" w:cs="Berlin Sans FB"/>
+              <w:color w:val="000000"/>
+              <w:szCs w:val="24"/>
+            </w:rPr>
+            <w:t>0129 404 6038; 0129 404 6037</w:t>
+          </w:r>
+          <w:r>
+            <w:rPr>
+              <w:rFonts w:ascii="Cambria" w:hAnsi="Cambria" w:cs="Berlin Sans FB"/>
+              <w:color w:val="000000"/>
+              <w:szCs w:val="24"/>
+            </w:rPr>
+            <w:t xml:space="preserve"> </w:t>
+          </w:r>
+        </w:p>
+      </w:tc>
+    </w:tr>
+  </w:tbl>
+  <w:p>
+    <w:pPr>
+      <w:pStyle w:val="Footer"/>
+      <w:jc w:val="center"/>
+      <w:rPr>
+        <w:color w:val="FFFFFF"/>
+        <w:spacing w:val="60"/>
+      </w:rPr>
+    </w:pPr>
+  </w:p>
+  <w:p>
+    <w:pPr>
+      <w:pStyle w:val="Footer"/>
+      <w:jc w:val="center"/>
+      <w:rPr>
+        <w:color w:val="FFFFFF"/>
+        <w:spacing w:val="60"/>
+      </w:rPr>
+    </w:pPr>
+  </w:p>
+  <w:p>
+    <w:pPr>
+      <w:pStyle w:val="Footer"/>
+      <w:jc w:val="center"/>
+      <w:rPr>
+        <w:color w:val="FFFFFF"/>
+        <w:spacing w:val="60"/>
+      </w:rPr>
+    </w:pPr>
+  </w:p>
+  <w:p>
+    <w:pPr>
+      <w:pStyle w:val="Footer"/>
+      <w:jc w:val="center"/>
+      <w:rPr>
+        <w:color w:val="FFFFFF"/>
+        <w:spacing w:val="60"/>
+      </w:rPr>
+    </w:pPr>
+  </w:p>
+  <w:p>
+    <w:pPr>
+      <w:pStyle w:val="Footer"/>
+      <w:jc w:val="center"/>
+      <w:rPr>
+        <w:color w:val="FFFFFF"/>
+        <w:spacing w:val="60"/>
+      </w:rPr>
+    </w:pPr>
+  </w:p>
+  <w:p>
+    <w:pPr>
+      <w:pStyle w:val="Footer"/>
+      <w:jc w:val="center"/>
+      <w:rPr>
+        <w:color w:val="FFFFFF"/>
+        <w:spacing w:val="60"/>
+      </w:rPr>
+    </w:pPr>
+  </w:p>
+  <w:p>
+    <w:pPr>
+      <w:pStyle w:val="Footer"/>
+      <w:jc w:val="center"/>
+      <w:rPr>
+        <w:color w:val="FFFFFF"/>
+        <w:spacing w:val="60"/>
+      </w:rPr>
+    </w:pPr>
+  </w:p>
+  <w:p>
+    <w:pPr>
+      <w:pStyle w:val="Footer"/>
+      <w:jc w:val="center"/>
+      <w:rPr>
+        <w:color w:val="FFFFFF"/>
+        <w:spacing w:val="60"/>
+      </w:rPr>
+    </w:pPr>
+  </w:p>
+  <w:p>
+    <w:pPr>
+      <w:pStyle w:val="Footer"/>
+      <w:jc w:val="center"/>
+      <w:rPr>
+        <w:color w:val="FFFFFF"/>
+        <w:spacing w:val="60"/>
+      </w:rPr>
+    </w:pPr>
+    <w:r>
+      <w:rPr>
+        <w:color w:val="FFFFFF"/>
+        <w:spacing w:val="60"/>
+      </w:rPr>
+      <w:t>UAC</w:t>
+    </w:r>
+  </w:p>
+  <w:p>
+    <w:pPr>
+      <w:pStyle w:val="Footer"/>
+      <w:jc w:val="center"/>
+      <w:rPr>
+        <w:color w:val="FFFFFF"/>
+        <w:spacing w:val="60"/>
+      </w:rPr>
+    </w:pPr>
+  </w:p>
+  <w:p>
+    <w:pPr>
+      <w:pStyle w:val="Footer"/>
+      <w:jc w:val="center"/>
+    </w:pPr>
+    <w:r>
+      <w:rPr>
+        <w:color w:val="FFFFFF"/>
+        <w:spacing w:val="60"/>
+      </w:rPr>
+      <w:t xml:space="preserve"> 201</w:t>
+    </w:r>
+  </w:p>
+</w:hdr>
 </file>
 
 <file path=word/numbering.xml><?xml version="1.0" encoding="utf-8"?>

--- a/templates/po_template_clean.docx
+++ b/templates/po_template_clean.docx
@@ -1,6 +1,6 @@
 
 <file path=word/document.xml><?xml version="1.0" encoding="utf-8"?>
-<w:document xmlns:wpc="http://schemas.microsoft.com/office/word/2010/wordprocessingCanvas" xmlns:cx="http://schemas.microsoft.com/office/drawing/2014/chartex" xmlns:cx1="http://schemas.microsoft.com/office/drawing/2015/9/8/chartex" xmlns:cx2="http://schemas.microsoft.com/office/drawing/2015/10/21/chartex" xmlns:cx3="http://schemas.microsoft.com/office/drawing/2016/5/9/chartex" xmlns:cx4="http://schemas.microsoft.com/office/drawing/2016/5/10/chartex" xmlns:cx5="http://schemas.microsoft.com/office/drawing/2016/5/11/chartex" xmlns:cx6="http://schemas.microsoft.com/office/drawing/2016/5/12/chartex" xmlns:cx7="http://schemas.microsoft.com/office/drawing/2016/5/13/chartex" xmlns:cx8="http://schemas.microsoft.com/office/drawing/2016/5/14/chartex" xmlns:mc="http://schemas.openxmlformats.org/markup-compatibility/2006" xmlns:aink="http://schemas.microsoft.com/office/drawing/2016/ink" xmlns:am3d="http://schemas.microsoft.com/office/drawing/2017/model3d" xmlns:o="urn:schemas-microsoft-com:office:office" xmlns:oel="http://schemas.microsoft.com/office/2019/extlst" xmlns:r="http://schemas.openxmlformats.org/officeDocument/2006/relationships" xmlns:m="http://schemas.openxmlformats.org/officeDocument/2006/math" xmlns:v="urn:schemas-microsoft-com:vml" xmlns:wp14="http://schemas.microsoft.com/office/word/2010/wordprocessingDrawing" xmlns:wp="http://schemas.openxmlformats.org/drawingml/2006/wordprocessingDrawing" xmlns:w10="urn:schemas-microsoft-com:office:word" xmlns:w="http://schemas.openxmlformats.org/wordprocessingml/2006/main" xmlns:w14="http://schemas.microsoft.com/office/word/2010/wordml" xmlns:w15="http://schemas.microsoft.com/office/word/2012/wordml" xmlns:w16cex="http://schemas.microsoft.com/office/word/2018/wordml/cex" xmlns:w16cid="http://schemas.microsoft.com/office/word/2016/wordml/cid" xmlns:w16="http://schemas.microsoft.com/office/word/2018/wordml" xmlns:w16du="http://schemas.microsoft.com/office/word/2023/wordml/word16du" xmlns:w16sdtdh="http://schemas.microsoft.com/office/word/2020/wordml/sdtdatahash" xmlns:w16sdtfl="http://schemas.microsoft.com/office/word/2024/wordml/sdtformatlock" xmlns:w16se="http://schemas.microsoft.com/office/word/2015/wordml/symex" xmlns:wpg="http://schemas.microsoft.com/office/word/2010/wordprocessingGroup" xmlns:wpi="http://schemas.microsoft.com/office/word/2010/wordprocessingInk" xmlns:wne="http://schemas.microsoft.com/office/word/2006/wordml" xmlns:wps="http://schemas.microsoft.com/office/word/2010/wordprocessingShape" mc:Ignorable="w14 w15 w16se w16cid w16 w16cex w16sdtdh w16sdtfl w16du wp14">
+<w:document xmlns:wpc="http://schemas.microsoft.com/office/word/2010/wordprocessingCanvas" xmlns:cx="http://schemas.microsoft.com/office/drawing/2014/chartex" xmlns:cx1="http://schemas.microsoft.com/office/drawing/2015/9/8/chartex" xmlns:cx2="http://schemas.microsoft.com/office/drawing/2015/10/21/chartex" xmlns:cx3="http://schemas.microsoft.com/office/drawing/2016/5/9/chartex" xmlns:cx4="http://schemas.microsoft.com/office/drawing/2016/5/10/chartex" xmlns:cx5="http://schemas.microsoft.com/office/drawing/2016/5/11/chartex" xmlns:cx6="http://schemas.microsoft.com/office/drawing/2016/5/12/chartex" xmlns:cx7="http://schemas.microsoft.com/office/drawing/2016/5/13/chartex" xmlns:cx8="http://schemas.microsoft.com/office/drawing/2016/5/14/chartex" xmlns:mc="http://schemas.openxmlformats.org/markup-compatibility/2006" xmlns:aink="http://schemas.microsoft.com/office/drawing/2016/ink" xmlns:am3d="http://schemas.microsoft.com/office/drawing/2017/model3d" xmlns:o="urn:schemas-microsoft-com:office:office" xmlns:oel="http://schemas.microsoft.com/office/2019/extlst" xmlns:r="http://schemas.openxmlformats.org/officeDocument/2006/relationships" xmlns:m="http://schemas.openxmlformats.org/officeDocument/2006/math" xmlns:v="urn:schemas-microsoft-com:vml" xmlns:wp14="http://schemas.microsoft.com/office/word/2010/wordprocessingDrawing" xmlns:wp="http://schemas.openxmlformats.org/drawingml/2006/wordprocessingDrawing" xmlns:w10="urn:schemas-microsoft-com:office:word" xmlns:w="http://schemas.openxmlformats.org/wordprocessingml/2006/main" xmlns:w14="http://schemas.microsoft.com/office/word/2010/wordml" xmlns:w15="http://schemas.microsoft.com/office/word/2012/wordml" xmlns:w16cei="http://schemas.microsoft.com/office/word/2026/wordml/cei" xmlns:w16cex="http://schemas.microsoft.com/office/word/2018/wordml/cex" xmlns:w16cid="http://schemas.microsoft.com/office/word/2016/wordml/cid" xmlns:w16="http://schemas.microsoft.com/office/word/2018/wordml" xmlns:w16du="http://schemas.microsoft.com/office/word/2023/wordml/word16du" xmlns:w16sdtdh="http://schemas.microsoft.com/office/word/2020/wordml/sdtdatahash" xmlns:w16sdtfl="http://schemas.microsoft.com/office/word/2024/wordml/sdtformatlock" xmlns:w16se="http://schemas.microsoft.com/office/word/2015/wordml/symex" xmlns:wpg="http://schemas.microsoft.com/office/word/2010/wordprocessingGroup" xmlns:wpi="http://schemas.microsoft.com/office/word/2010/wordprocessingInk" xmlns:wne="http://schemas.microsoft.com/office/word/2006/wordml" xmlns:wps="http://schemas.microsoft.com/office/word/2010/wordprocessingShape" mc:Ignorable="w14 w15 w16se w16cid w16 w16cex w16sdtdh w16sdtfl w16du wp14">
   <w:body>
     <w:p>
       <w:pPr>
@@ -17,25 +17,24 @@
           <w:sz w:val="24"/>
           <w:szCs w:val="24"/>
         </w:rPr>
-        <w:t xml:space="preserve">                </w:t>
-      </w:r>
-    </w:p>
-    <w:p>
-      <w:pPr>
-        <w:spacing w:after="0"/>
+        <w:t xml:space="preserve">               </w:t>
+      </w:r>
+      <w:proofErr w:type="gramStart"/>
+      <w:r>
         <w:rPr>
           <w:b/>
           <w:sz w:val="24"/>
           <w:szCs w:val="24"/>
         </w:rPr>
-      </w:pPr>
+        <w:t xml:space="preserve">Dear </w:t>
+      </w:r>
       <w:r>
         <w:rPr>
           <w:b/>
           <w:sz w:val="24"/>
           <w:szCs w:val="24"/>
         </w:rPr>
-        <w:t xml:space="preserve">               </w:t>
+        <w:t xml:space="preserve"> </w:t>
       </w:r>
       <w:r>
         <w:rPr>
@@ -43,7 +42,16 @@
           <w:sz w:val="24"/>
           <w:szCs w:val="24"/>
         </w:rPr>
-        <w:t>Dear Sir,</w:t>
+        <w:t>Sir</w:t>
+      </w:r>
+      <w:proofErr w:type="gramEnd"/>
+      <w:r>
+        <w:rPr>
+          <w:b/>
+          <w:sz w:val="24"/>
+          <w:szCs w:val="24"/>
+        </w:rPr>
+        <w:t>,</w:t>
       </w:r>
     </w:p>
     <w:p>
@@ -63,7 +71,7 @@
           <w:sz w:val="24"/>
           <w:szCs w:val="24"/>
         </w:rPr>
-        <w:t xml:space="preserve">               </w:t>
+        <w:t xml:space="preserve">           </w:t>
       </w:r>
       <w:r>
         <w:rPr>
@@ -72,7 +80,7 @@
           <w:sz w:val="24"/>
           <w:szCs w:val="24"/>
         </w:rPr>
-        <w:t xml:space="preserve">On behalf of the </w:t>
+        <w:t xml:space="preserve">    </w:t>
       </w:r>
       <w:r>
         <w:rPr>
@@ -81,8 +89,19 @@
           <w:sz w:val="24"/>
           <w:szCs w:val="24"/>
         </w:rPr>
+        <w:t xml:space="preserve">On behalf of the </w:t>
+      </w:r>
+      <w:proofErr w:type="gramStart"/>
+      <w:r>
+        <w:rPr>
+          <w:b/>
+          <w:i/>
+          <w:sz w:val="24"/>
+          <w:szCs w:val="24"/>
+        </w:rPr>
         <w:t>Consignee</w:t>
       </w:r>
+      <w:proofErr w:type="gramEnd"/>
       <w:r>
         <w:rPr>
           <w:b/>
@@ -169,8 +188,8 @@
       <w:tblGrid>
         <w:gridCol w:w="1918"/>
         <w:gridCol w:w="1322"/>
-        <w:gridCol w:w="2517"/>
-        <w:gridCol w:w="2403"/>
+        <w:gridCol w:w="2425"/>
+        <w:gridCol w:w="2495"/>
         <w:gridCol w:w="1230"/>
         <w:gridCol w:w="949"/>
         <w:gridCol w:w="2177"/>
@@ -182,7 +201,7 @@
         </w:trPr>
         <w:tc>
           <w:tcPr>
-            <w:tcW w:w="718" w:type="pct"/>
+            <w:tcW w:w="1294" w:type="pct"/>
             <w:gridSpan w:val="2"/>
             <w:tcBorders>
               <w:top w:val="single" w:sz="4" w:space="0" w:color="auto"/>
@@ -215,7 +234,7 @@
         </w:tc>
         <w:tc>
           <w:tcPr>
-            <w:tcW w:w="1306" w:type="pct"/>
+            <w:tcW w:w="969" w:type="pct"/>
             <w:tcBorders>
               <w:top w:val="single" w:sz="4" w:space="0" w:color="auto"/>
               <w:left w:val="single" w:sz="4" w:space="0" w:color="auto"/>
@@ -241,13 +260,31 @@
                 <w:sz w:val="24"/>
                 <w:szCs w:val="24"/>
               </w:rPr>
-              <w:t>${delivery_date}</w:t>
+              <w:t>${</w:t>
+            </w:r>
+            <w:proofErr w:type="spellStart"/>
+            <w:r>
+              <w:rPr>
+                <w:b/>
+                <w:sz w:val="24"/>
+                <w:szCs w:val="24"/>
+              </w:rPr>
+              <w:t>delivery_date</w:t>
+            </w:r>
+            <w:proofErr w:type="spellEnd"/>
+            <w:r>
+              <w:rPr>
+                <w:b/>
+                <w:sz w:val="24"/>
+                <w:szCs w:val="24"/>
+              </w:rPr>
+              <w:t>}</w:t>
             </w:r>
           </w:p>
         </w:tc>
         <w:tc>
           <w:tcPr>
-            <w:tcW w:w="1260" w:type="pct"/>
+            <w:tcW w:w="997" w:type="pct"/>
             <w:tcBorders>
               <w:top w:val="single" w:sz="4" w:space="0" w:color="auto"/>
               <w:left w:val="single" w:sz="4" w:space="0" w:color="auto"/>
@@ -279,7 +316,7 @@
         </w:tc>
         <w:tc>
           <w:tcPr>
-            <w:tcW w:w="697" w:type="pct"/>
+            <w:tcW w:w="870" w:type="pct"/>
             <w:gridSpan w:val="2"/>
             <w:tcBorders>
               <w:top w:val="single" w:sz="4" w:space="0" w:color="auto"/>
@@ -311,7 +348,7 @@
         </w:tc>
         <w:tc>
           <w:tcPr>
-            <w:tcW w:w="1019" w:type="pct"/>
+            <w:tcW w:w="870" w:type="pct"/>
             <w:tcBorders>
               <w:top w:val="single" w:sz="4" w:space="0" w:color="auto"/>
               <w:left w:val="single" w:sz="4" w:space="0" w:color="auto"/>
@@ -357,7 +394,7 @@
         </w:trPr>
         <w:tc>
           <w:tcPr>
-            <w:tcW w:w="356" w:type="pct"/>
+            <w:tcW w:w="766" w:type="pct"/>
             <w:tcBorders>
               <w:top w:val="single" w:sz="4" w:space="0" w:color="auto"/>
               <w:left w:val="single" w:sz="4" w:space="0" w:color="auto"/>
@@ -389,7 +426,7 @@
         </w:tc>
         <w:tc>
           <w:tcPr>
-            <w:tcW w:w="361" w:type="pct"/>
+            <w:tcW w:w="528" w:type="pct"/>
             <w:tcBorders>
               <w:top w:val="single" w:sz="4" w:space="0" w:color="auto"/>
               <w:left w:val="single" w:sz="4" w:space="0" w:color="auto"/>
@@ -421,7 +458,7 @@
         </w:tc>
         <w:tc>
           <w:tcPr>
-            <w:tcW w:w="1306" w:type="pct"/>
+            <w:tcW w:w="969" w:type="pct"/>
             <w:tcBorders>
               <w:top w:val="single" w:sz="4" w:space="0" w:color="auto"/>
               <w:left w:val="single" w:sz="4" w:space="0" w:color="auto"/>
@@ -453,7 +490,7 @@
         </w:tc>
         <w:tc>
           <w:tcPr>
-            <w:tcW w:w="1260" w:type="pct"/>
+            <w:tcW w:w="997" w:type="pct"/>
             <w:tcBorders>
               <w:top w:val="single" w:sz="4" w:space="0" w:color="auto"/>
               <w:left w:val="single" w:sz="4" w:space="0" w:color="auto"/>
@@ -485,7 +522,7 @@
         </w:tc>
         <w:tc>
           <w:tcPr>
-            <w:tcW w:w="321" w:type="pct"/>
+            <w:tcW w:w="491" w:type="pct"/>
             <w:tcBorders>
               <w:top w:val="single" w:sz="4" w:space="0" w:color="auto"/>
               <w:left w:val="single" w:sz="4" w:space="0" w:color="auto"/>
@@ -517,7 +554,7 @@
         </w:tc>
         <w:tc>
           <w:tcPr>
-            <w:tcW w:w="376" w:type="pct"/>
+            <w:tcW w:w="379" w:type="pct"/>
             <w:tcBorders>
               <w:top w:val="single" w:sz="4" w:space="0" w:color="auto"/>
               <w:left w:val="single" w:sz="4" w:space="0" w:color="auto"/>
@@ -549,7 +586,7 @@
         </w:tc>
         <w:tc>
           <w:tcPr>
-            <w:tcW w:w="1019" w:type="pct"/>
+            <w:tcW w:w="870" w:type="pct"/>
             <w:tcBorders>
               <w:top w:val="single" w:sz="4" w:space="0" w:color="auto"/>
               <w:left w:val="single" w:sz="4" w:space="0" w:color="auto"/>
@@ -588,7 +625,7 @@
         </w:trPr>
         <w:tc>
           <w:tcPr>
-            <w:tcW w:w="356" w:type="pct"/>
+            <w:tcW w:w="766" w:type="pct"/>
             <w:tcBorders>
               <w:top w:val="single" w:sz="4" w:space="0" w:color="auto"/>
               <w:left w:val="single" w:sz="4" w:space="0" w:color="auto"/>
@@ -611,13 +648,29 @@
                 <w:sz w:val="24"/>
                 <w:szCs w:val="24"/>
               </w:rPr>
-              <w:t>${serial_number}</w:t>
+              <w:t>${</w:t>
+            </w:r>
+            <w:proofErr w:type="spellStart"/>
+            <w:r>
+              <w:rPr>
+                <w:sz w:val="24"/>
+                <w:szCs w:val="24"/>
+              </w:rPr>
+              <w:t>serial_number</w:t>
+            </w:r>
+            <w:proofErr w:type="spellEnd"/>
+            <w:r>
+              <w:rPr>
+                <w:sz w:val="24"/>
+                <w:szCs w:val="24"/>
+              </w:rPr>
+              <w:t>}</w:t>
             </w:r>
           </w:p>
         </w:tc>
         <w:tc>
           <w:tcPr>
-            <w:tcW w:w="361" w:type="pct"/>
+            <w:tcW w:w="528" w:type="pct"/>
             <w:tcBorders>
               <w:top w:val="single" w:sz="4" w:space="0" w:color="auto"/>
               <w:left w:val="single" w:sz="4" w:space="0" w:color="auto"/>
@@ -640,13 +693,29 @@
                 <w:sz w:val="24"/>
                 <w:szCs w:val="24"/>
               </w:rPr>
-              <w:t>${item_no}</w:t>
+              <w:t>${</w:t>
+            </w:r>
+            <w:proofErr w:type="spellStart"/>
+            <w:r>
+              <w:rPr>
+                <w:sz w:val="24"/>
+                <w:szCs w:val="24"/>
+              </w:rPr>
+              <w:t>item_no</w:t>
+            </w:r>
+            <w:proofErr w:type="spellEnd"/>
+            <w:r>
+              <w:rPr>
+                <w:sz w:val="24"/>
+                <w:szCs w:val="24"/>
+              </w:rPr>
+              <w:t>}</w:t>
             </w:r>
           </w:p>
         </w:tc>
         <w:tc>
           <w:tcPr>
-            <w:tcW w:w="1306" w:type="pct"/>
+            <w:tcW w:w="969" w:type="pct"/>
             <w:tcBorders>
               <w:top w:val="single" w:sz="4" w:space="0" w:color="auto"/>
               <w:left w:val="single" w:sz="4" w:space="0" w:color="auto"/>
@@ -669,13 +738,29 @@
                 <w:sz w:val="24"/>
                 <w:szCs w:val="24"/>
               </w:rPr>
-              <w:t>${item_picture}</w:t>
+              <w:t>${</w:t>
+            </w:r>
+            <w:proofErr w:type="spellStart"/>
+            <w:r>
+              <w:rPr>
+                <w:sz w:val="24"/>
+                <w:szCs w:val="24"/>
+              </w:rPr>
+              <w:t>item_picture</w:t>
+            </w:r>
+            <w:proofErr w:type="spellEnd"/>
+            <w:r>
+              <w:rPr>
+                <w:sz w:val="24"/>
+                <w:szCs w:val="24"/>
+              </w:rPr>
+              <w:t>}</w:t>
             </w:r>
           </w:p>
         </w:tc>
         <w:tc>
           <w:tcPr>
-            <w:tcW w:w="1260" w:type="pct"/>
+            <w:tcW w:w="997" w:type="pct"/>
             <w:tcBorders>
               <w:top w:val="single" w:sz="4" w:space="0" w:color="auto"/>
               <w:left w:val="single" w:sz="4" w:space="0" w:color="auto"/>
@@ -706,7 +791,7 @@
         </w:tc>
         <w:tc>
           <w:tcPr>
-            <w:tcW w:w="321" w:type="pct"/>
+            <w:tcW w:w="491" w:type="pct"/>
             <w:tcBorders>
               <w:top w:val="single" w:sz="4" w:space="0" w:color="auto"/>
               <w:left w:val="single" w:sz="4" w:space="0" w:color="auto"/>
@@ -735,7 +820,7 @@
         </w:tc>
         <w:tc>
           <w:tcPr>
-            <w:tcW w:w="376" w:type="pct"/>
+            <w:tcW w:w="379" w:type="pct"/>
             <w:tcBorders>
               <w:top w:val="single" w:sz="4" w:space="0" w:color="auto"/>
               <w:left w:val="single" w:sz="4" w:space="0" w:color="auto"/>
@@ -813,7 +898,7 @@
         </w:tc>
         <w:tc>
           <w:tcPr>
-            <w:tcW w:w="1019" w:type="pct"/>
+            <w:tcW w:w="870" w:type="pct"/>
             <w:tcBorders>
               <w:top w:val="single" w:sz="4" w:space="0" w:color="auto"/>
               <w:left w:val="single" w:sz="4" w:space="0" w:color="auto"/>
@@ -869,7 +954,21 @@
               <w:rPr>
                 <w:rFonts w:ascii="Times New Roman"/>
               </w:rPr>
-              <w:t>${special_comments}</w:t>
+              <w:t>${</w:t>
+            </w:r>
+            <w:proofErr w:type="spellStart"/>
+            <w:r>
+              <w:rPr>
+                <w:rFonts w:ascii="Times New Roman"/>
+              </w:rPr>
+              <w:t>special_comments</w:t>
+            </w:r>
+            <w:proofErr w:type="spellEnd"/>
+            <w:r>
+              <w:rPr>
+                <w:rFonts w:ascii="Times New Roman"/>
+              </w:rPr>
+              <w:t>}</w:t>
             </w:r>
           </w:p>
         </w:tc>
@@ -881,7 +980,7 @@
         </w:trPr>
         <w:tc>
           <w:tcPr>
-            <w:tcW w:w="356" w:type="pct"/>
+            <w:tcW w:w="766" w:type="pct"/>
             <w:tcBorders>
               <w:top w:val="single" w:sz="4" w:space="0" w:color="auto"/>
               <w:left w:val="single" w:sz="4" w:space="0" w:color="auto"/>
@@ -903,7 +1002,7 @@
         </w:tc>
         <w:tc>
           <w:tcPr>
-            <w:tcW w:w="361" w:type="pct"/>
+            <w:tcW w:w="528" w:type="pct"/>
             <w:tcBorders>
               <w:top w:val="single" w:sz="4" w:space="0" w:color="auto"/>
               <w:left w:val="single" w:sz="4" w:space="0" w:color="auto"/>
@@ -925,7 +1024,7 @@
         </w:tc>
         <w:tc>
           <w:tcPr>
-            <w:tcW w:w="1306" w:type="pct"/>
+            <w:tcW w:w="969" w:type="pct"/>
             <w:tcBorders>
               <w:top w:val="single" w:sz="4" w:space="0" w:color="auto"/>
               <w:left w:val="single" w:sz="4" w:space="0" w:color="auto"/>
@@ -947,7 +1046,7 @@
         </w:tc>
         <w:tc>
           <w:tcPr>
-            <w:tcW w:w="1260" w:type="pct"/>
+            <w:tcW w:w="997" w:type="pct"/>
             <w:tcBorders>
               <w:top w:val="single" w:sz="4" w:space="0" w:color="auto"/>
               <w:left w:val="single" w:sz="4" w:space="0" w:color="auto"/>
@@ -968,7 +1067,7 @@
         </w:tc>
         <w:tc>
           <w:tcPr>
-            <w:tcW w:w="321" w:type="pct"/>
+            <w:tcW w:w="491" w:type="pct"/>
             <w:tcBorders>
               <w:top w:val="single" w:sz="4" w:space="0" w:color="auto"/>
               <w:left w:val="single" w:sz="4" w:space="0" w:color="auto"/>
@@ -989,7 +1088,7 @@
         </w:tc>
         <w:tc>
           <w:tcPr>
-            <w:tcW w:w="376" w:type="pct"/>
+            <w:tcW w:w="379" w:type="pct"/>
             <w:tcBorders>
               <w:top w:val="single" w:sz="4" w:space="0" w:color="auto"/>
               <w:left w:val="single" w:sz="4" w:space="0" w:color="auto"/>
@@ -1010,7 +1109,7 @@
         </w:tc>
         <w:tc>
           <w:tcPr>
-            <w:tcW w:w="1019" w:type="pct"/>
+            <w:tcW w:w="870" w:type="pct"/>
             <w:tcBorders>
               <w:top w:val="single" w:sz="4" w:space="0" w:color="auto"/>
               <w:left w:val="single" w:sz="4" w:space="0" w:color="auto"/>
@@ -1037,7 +1136,7 @@
         </w:trPr>
         <w:tc>
           <w:tcPr>
-            <w:tcW w:w="356" w:type="pct"/>
+            <w:tcW w:w="766" w:type="pct"/>
             <w:tcBorders>
               <w:top w:val="single" w:sz="4" w:space="0" w:color="auto"/>
               <w:left w:val="single" w:sz="4" w:space="0" w:color="auto"/>
@@ -1059,7 +1158,7 @@
         </w:tc>
         <w:tc>
           <w:tcPr>
-            <w:tcW w:w="361" w:type="pct"/>
+            <w:tcW w:w="528" w:type="pct"/>
             <w:tcBorders>
               <w:top w:val="single" w:sz="4" w:space="0" w:color="auto"/>
               <w:left w:val="single" w:sz="4" w:space="0" w:color="auto"/>
@@ -1080,7 +1179,7 @@
         </w:tc>
         <w:tc>
           <w:tcPr>
-            <w:tcW w:w="1306" w:type="pct"/>
+            <w:tcW w:w="969" w:type="pct"/>
             <w:tcBorders>
               <w:top w:val="single" w:sz="4" w:space="0" w:color="auto"/>
               <w:left w:val="single" w:sz="4" w:space="0" w:color="auto"/>
@@ -1102,7 +1201,7 @@
         </w:tc>
         <w:tc>
           <w:tcPr>
-            <w:tcW w:w="1260" w:type="pct"/>
+            <w:tcW w:w="997" w:type="pct"/>
             <w:tcBorders>
               <w:top w:val="single" w:sz="4" w:space="0" w:color="auto"/>
               <w:left w:val="single" w:sz="4" w:space="0" w:color="auto"/>
@@ -1124,7 +1223,7 @@
         </w:tc>
         <w:tc>
           <w:tcPr>
-            <w:tcW w:w="321" w:type="pct"/>
+            <w:tcW w:w="491" w:type="pct"/>
             <w:tcBorders>
               <w:top w:val="single" w:sz="4" w:space="0" w:color="auto"/>
               <w:left w:val="single" w:sz="4" w:space="0" w:color="auto"/>
@@ -1145,7 +1244,7 @@
         </w:tc>
         <w:tc>
           <w:tcPr>
-            <w:tcW w:w="376" w:type="pct"/>
+            <w:tcW w:w="379" w:type="pct"/>
             <w:tcBorders>
               <w:top w:val="single" w:sz="4" w:space="0" w:color="auto"/>
               <w:left w:val="single" w:sz="4" w:space="0" w:color="auto"/>
@@ -1166,7 +1265,7 @@
         </w:tc>
         <w:tc>
           <w:tcPr>
-            <w:tcW w:w="1019" w:type="pct"/>
+            <w:tcW w:w="870" w:type="pct"/>
             <w:tcBorders>
               <w:top w:val="single" w:sz="4" w:space="0" w:color="auto"/>
               <w:left w:val="single" w:sz="4" w:space="0" w:color="auto"/>
@@ -1193,7 +1292,7 @@
         </w:trPr>
         <w:tc>
           <w:tcPr>
-            <w:tcW w:w="356" w:type="pct"/>
+            <w:tcW w:w="766" w:type="pct"/>
             <w:tcBorders>
               <w:top w:val="single" w:sz="4" w:space="0" w:color="auto"/>
               <w:left w:val="single" w:sz="4" w:space="0" w:color="auto"/>
@@ -1215,7 +1314,7 @@
         </w:tc>
         <w:tc>
           <w:tcPr>
-            <w:tcW w:w="361" w:type="pct"/>
+            <w:tcW w:w="528" w:type="pct"/>
             <w:tcBorders>
               <w:top w:val="single" w:sz="4" w:space="0" w:color="auto"/>
               <w:left w:val="single" w:sz="4" w:space="0" w:color="auto"/>
@@ -1237,7 +1336,7 @@
         </w:tc>
         <w:tc>
           <w:tcPr>
-            <w:tcW w:w="1306" w:type="pct"/>
+            <w:tcW w:w="969" w:type="pct"/>
             <w:tcBorders>
               <w:top w:val="single" w:sz="4" w:space="0" w:color="auto"/>
               <w:left w:val="single" w:sz="4" w:space="0" w:color="auto"/>
@@ -1259,7 +1358,7 @@
         </w:tc>
         <w:tc>
           <w:tcPr>
-            <w:tcW w:w="1260" w:type="pct"/>
+            <w:tcW w:w="997" w:type="pct"/>
             <w:tcBorders>
               <w:top w:val="single" w:sz="4" w:space="0" w:color="auto"/>
               <w:left w:val="single" w:sz="4" w:space="0" w:color="auto"/>
@@ -1281,7 +1380,7 @@
         </w:tc>
         <w:tc>
           <w:tcPr>
-            <w:tcW w:w="321" w:type="pct"/>
+            <w:tcW w:w="491" w:type="pct"/>
             <w:tcBorders>
               <w:top w:val="single" w:sz="4" w:space="0" w:color="auto"/>
               <w:left w:val="single" w:sz="4" w:space="0" w:color="auto"/>
@@ -1302,7 +1401,7 @@
         </w:tc>
         <w:tc>
           <w:tcPr>
-            <w:tcW w:w="376" w:type="pct"/>
+            <w:tcW w:w="379" w:type="pct"/>
             <w:tcBorders>
               <w:top w:val="single" w:sz="4" w:space="0" w:color="auto"/>
               <w:left w:val="single" w:sz="4" w:space="0" w:color="auto"/>
@@ -1323,7 +1422,7 @@
         </w:tc>
         <w:tc>
           <w:tcPr>
-            <w:tcW w:w="1019" w:type="pct"/>
+            <w:tcW w:w="870" w:type="pct"/>
             <w:tcBorders>
               <w:top w:val="single" w:sz="4" w:space="0" w:color="auto"/>
               <w:left w:val="single" w:sz="4" w:space="0" w:color="auto"/>
@@ -1350,7 +1449,7 @@
         </w:trPr>
         <w:tc>
           <w:tcPr>
-            <w:tcW w:w="356" w:type="pct"/>
+            <w:tcW w:w="766" w:type="pct"/>
             <w:tcBorders>
               <w:top w:val="single" w:sz="4" w:space="0" w:color="auto"/>
               <w:left w:val="single" w:sz="4" w:space="0" w:color="auto"/>
@@ -1372,7 +1471,7 @@
         </w:tc>
         <w:tc>
           <w:tcPr>
-            <w:tcW w:w="361" w:type="pct"/>
+            <w:tcW w:w="528" w:type="pct"/>
             <w:tcBorders>
               <w:top w:val="single" w:sz="4" w:space="0" w:color="auto"/>
               <w:left w:val="single" w:sz="4" w:space="0" w:color="auto"/>
@@ -1394,7 +1493,7 @@
         </w:tc>
         <w:tc>
           <w:tcPr>
-            <w:tcW w:w="1306" w:type="pct"/>
+            <w:tcW w:w="969" w:type="pct"/>
             <w:tcBorders>
               <w:top w:val="single" w:sz="4" w:space="0" w:color="auto"/>
               <w:left w:val="single" w:sz="4" w:space="0" w:color="auto"/>
@@ -1416,7 +1515,7 @@
         </w:tc>
         <w:tc>
           <w:tcPr>
-            <w:tcW w:w="1260" w:type="pct"/>
+            <w:tcW w:w="997" w:type="pct"/>
             <w:tcBorders>
               <w:top w:val="single" w:sz="4" w:space="0" w:color="auto"/>
               <w:left w:val="single" w:sz="4" w:space="0" w:color="auto"/>
@@ -1438,7 +1537,7 @@
         </w:tc>
         <w:tc>
           <w:tcPr>
-            <w:tcW w:w="321" w:type="pct"/>
+            <w:tcW w:w="491" w:type="pct"/>
             <w:tcBorders>
               <w:top w:val="single" w:sz="4" w:space="0" w:color="auto"/>
               <w:left w:val="single" w:sz="4" w:space="0" w:color="auto"/>
@@ -1460,7 +1559,7 @@
         </w:tc>
         <w:tc>
           <w:tcPr>
-            <w:tcW w:w="376" w:type="pct"/>
+            <w:tcW w:w="379" w:type="pct"/>
             <w:tcBorders>
               <w:top w:val="single" w:sz="4" w:space="0" w:color="auto"/>
               <w:left w:val="single" w:sz="4" w:space="0" w:color="auto"/>
@@ -1481,7 +1580,7 @@
         </w:tc>
         <w:tc>
           <w:tcPr>
-            <w:tcW w:w="1019" w:type="pct"/>
+            <w:tcW w:w="870" w:type="pct"/>
             <w:tcBorders>
               <w:top w:val="single" w:sz="4" w:space="0" w:color="auto"/>
               <w:left w:val="single" w:sz="4" w:space="0" w:color="auto"/>
@@ -1508,7 +1607,7 @@
         </w:trPr>
         <w:tc>
           <w:tcPr>
-            <w:tcW w:w="356" w:type="pct"/>
+            <w:tcW w:w="766" w:type="pct"/>
             <w:tcBorders>
               <w:top w:val="single" w:sz="4" w:space="0" w:color="auto"/>
               <w:left w:val="single" w:sz="4" w:space="0" w:color="auto"/>
@@ -1530,7 +1629,7 @@
         </w:tc>
         <w:tc>
           <w:tcPr>
-            <w:tcW w:w="361" w:type="pct"/>
+            <w:tcW w:w="528" w:type="pct"/>
             <w:tcBorders>
               <w:top w:val="single" w:sz="4" w:space="0" w:color="auto"/>
               <w:left w:val="single" w:sz="4" w:space="0" w:color="auto"/>
@@ -1552,7 +1651,7 @@
         </w:tc>
         <w:tc>
           <w:tcPr>
-            <w:tcW w:w="1306" w:type="pct"/>
+            <w:tcW w:w="969" w:type="pct"/>
             <w:tcBorders>
               <w:top w:val="single" w:sz="4" w:space="0" w:color="auto"/>
               <w:left w:val="single" w:sz="4" w:space="0" w:color="auto"/>
@@ -1574,7 +1673,7 @@
         </w:tc>
         <w:tc>
           <w:tcPr>
-            <w:tcW w:w="1260" w:type="pct"/>
+            <w:tcW w:w="997" w:type="pct"/>
             <w:tcBorders>
               <w:top w:val="single" w:sz="4" w:space="0" w:color="auto"/>
               <w:left w:val="single" w:sz="4" w:space="0" w:color="auto"/>
@@ -1596,7 +1695,7 @@
         </w:tc>
         <w:tc>
           <w:tcPr>
-            <w:tcW w:w="321" w:type="pct"/>
+            <w:tcW w:w="491" w:type="pct"/>
             <w:tcBorders>
               <w:top w:val="single" w:sz="4" w:space="0" w:color="auto"/>
               <w:left w:val="single" w:sz="4" w:space="0" w:color="auto"/>
@@ -1618,7 +1717,7 @@
         </w:tc>
         <w:tc>
           <w:tcPr>
-            <w:tcW w:w="376" w:type="pct"/>
+            <w:tcW w:w="379" w:type="pct"/>
             <w:tcBorders>
               <w:top w:val="single" w:sz="4" w:space="0" w:color="auto"/>
               <w:left w:val="single" w:sz="4" w:space="0" w:color="auto"/>
@@ -1640,7 +1739,7 @@
         </w:tc>
         <w:tc>
           <w:tcPr>
-            <w:tcW w:w="1019" w:type="pct"/>
+            <w:tcW w:w="870" w:type="pct"/>
             <w:tcBorders>
               <w:top w:val="single" w:sz="4" w:space="0" w:color="auto"/>
               <w:left w:val="single" w:sz="4" w:space="0" w:color="auto"/>
@@ -1668,7 +1767,7 @@
         </w:trPr>
         <w:tc>
           <w:tcPr>
-            <w:tcW w:w="356" w:type="pct"/>
+            <w:tcW w:w="766" w:type="pct"/>
             <w:tcBorders>
               <w:top w:val="single" w:sz="4" w:space="0" w:color="auto"/>
               <w:left w:val="single" w:sz="4" w:space="0" w:color="auto"/>
@@ -1690,7 +1789,7 @@
         </w:tc>
         <w:tc>
           <w:tcPr>
-            <w:tcW w:w="361" w:type="pct"/>
+            <w:tcW w:w="528" w:type="pct"/>
             <w:tcBorders>
               <w:top w:val="single" w:sz="4" w:space="0" w:color="auto"/>
               <w:left w:val="single" w:sz="4" w:space="0" w:color="auto"/>
@@ -1712,7 +1811,7 @@
         </w:tc>
         <w:tc>
           <w:tcPr>
-            <w:tcW w:w="1306" w:type="pct"/>
+            <w:tcW w:w="969" w:type="pct"/>
             <w:tcBorders>
               <w:top w:val="single" w:sz="4" w:space="0" w:color="auto"/>
               <w:left w:val="single" w:sz="4" w:space="0" w:color="auto"/>
@@ -1734,7 +1833,7 @@
         </w:tc>
         <w:tc>
           <w:tcPr>
-            <w:tcW w:w="1260" w:type="pct"/>
+            <w:tcW w:w="997" w:type="pct"/>
             <w:tcBorders>
               <w:top w:val="single" w:sz="4" w:space="0" w:color="auto"/>
               <w:left w:val="single" w:sz="4" w:space="0" w:color="auto"/>
@@ -1756,7 +1855,7 @@
         </w:tc>
         <w:tc>
           <w:tcPr>
-            <w:tcW w:w="321" w:type="pct"/>
+            <w:tcW w:w="491" w:type="pct"/>
             <w:tcBorders>
               <w:top w:val="single" w:sz="4" w:space="0" w:color="auto"/>
               <w:left w:val="single" w:sz="4" w:space="0" w:color="auto"/>
@@ -1778,7 +1877,7 @@
         </w:tc>
         <w:tc>
           <w:tcPr>
-            <w:tcW w:w="376" w:type="pct"/>
+            <w:tcW w:w="379" w:type="pct"/>
             <w:tcBorders>
               <w:top w:val="single" w:sz="4" w:space="0" w:color="auto"/>
               <w:left w:val="single" w:sz="4" w:space="0" w:color="auto"/>
@@ -1800,7 +1899,7 @@
         </w:tc>
         <w:tc>
           <w:tcPr>
-            <w:tcW w:w="1019" w:type="pct"/>
+            <w:tcW w:w="870" w:type="pct"/>
             <w:tcBorders>
               <w:top w:val="single" w:sz="4" w:space="0" w:color="auto"/>
               <w:left w:val="single" w:sz="4" w:space="0" w:color="auto"/>
@@ -1828,7 +1927,7 @@
         </w:trPr>
         <w:tc>
           <w:tcPr>
-            <w:tcW w:w="356" w:type="pct"/>
+            <w:tcW w:w="766" w:type="pct"/>
             <w:tcBorders>
               <w:top w:val="single" w:sz="4" w:space="0" w:color="auto"/>
               <w:left w:val="single" w:sz="4" w:space="0" w:color="auto"/>
@@ -1848,7 +1947,7 @@
         </w:tc>
         <w:tc>
           <w:tcPr>
-            <w:tcW w:w="361" w:type="pct"/>
+            <w:tcW w:w="528" w:type="pct"/>
             <w:tcBorders>
               <w:top w:val="single" w:sz="4" w:space="0" w:color="auto"/>
               <w:left w:val="single" w:sz="4" w:space="0" w:color="auto"/>
@@ -1868,7 +1967,7 @@
         </w:tc>
         <w:tc>
           <w:tcPr>
-            <w:tcW w:w="1306" w:type="pct"/>
+            <w:tcW w:w="969" w:type="pct"/>
             <w:tcBorders>
               <w:top w:val="single" w:sz="4" w:space="0" w:color="auto"/>
               <w:left w:val="single" w:sz="4" w:space="0" w:color="auto"/>
@@ -1890,7 +1989,7 @@
         </w:tc>
         <w:tc>
           <w:tcPr>
-            <w:tcW w:w="1260" w:type="pct"/>
+            <w:tcW w:w="997" w:type="pct"/>
             <w:tcBorders>
               <w:top w:val="single" w:sz="4" w:space="0" w:color="auto"/>
               <w:left w:val="single" w:sz="4" w:space="0" w:color="auto"/>
@@ -1911,7 +2010,7 @@
         </w:tc>
         <w:tc>
           <w:tcPr>
-            <w:tcW w:w="321" w:type="pct"/>
+            <w:tcW w:w="491" w:type="pct"/>
             <w:tcBorders>
               <w:top w:val="single" w:sz="4" w:space="0" w:color="auto"/>
               <w:left w:val="single" w:sz="4" w:space="0" w:color="auto"/>
@@ -1931,7 +2030,7 @@
         </w:tc>
         <w:tc>
           <w:tcPr>
-            <w:tcW w:w="376" w:type="pct"/>
+            <w:tcW w:w="379" w:type="pct"/>
             <w:tcBorders>
               <w:top w:val="single" w:sz="4" w:space="0" w:color="auto"/>
               <w:left w:val="single" w:sz="4" w:space="0" w:color="auto"/>
@@ -1951,7 +2050,7 @@
         </w:tc>
         <w:tc>
           <w:tcPr>
-            <w:tcW w:w="1019" w:type="pct"/>
+            <w:tcW w:w="870" w:type="pct"/>
             <w:tcBorders>
               <w:top w:val="single" w:sz="4" w:space="0" w:color="auto"/>
               <w:left w:val="single" w:sz="4" w:space="0" w:color="auto"/>
@@ -2115,12 +2214,21 @@
           <w:szCs w:val="20"/>
         </w:rPr>
       </w:pPr>
-      <w:r>
-        <w:rPr>
-          <w:sz w:val="18"/>
-          <w:szCs w:val="20"/>
-        </w:rPr>
-        <w:t xml:space="preserve">In order to confirm the order please prepare a Performa Invoice </w:t>
+      <w:proofErr w:type="gramStart"/>
+      <w:r>
+        <w:rPr>
+          <w:sz w:val="18"/>
+          <w:szCs w:val="20"/>
+        </w:rPr>
+        <w:t>In order to</w:t>
+      </w:r>
+      <w:proofErr w:type="gramEnd"/>
+      <w:r>
+        <w:rPr>
+          <w:sz w:val="18"/>
+          <w:szCs w:val="20"/>
+        </w:rPr>
+        <w:t xml:space="preserve"> confirm the order please prepare a Performa Invoice </w:t>
       </w:r>
       <w:r>
         <w:rPr>
@@ -2314,7 +2422,39 @@
           <w:sz w:val="18"/>
           <w:szCs w:val="20"/>
         </w:rPr>
-        <w:t xml:space="preserve">Please ensure you have a signed sample in record before starting with actual production. If not then please have the same done at the earliest so as to ensure no confusion happens at a later stage. This is needed in all </w:t>
+        <w:t xml:space="preserve">Please ensure you have a signed sample in record before starting with actual production. If </w:t>
+      </w:r>
+      <w:proofErr w:type="gramStart"/>
+      <w:r>
+        <w:rPr>
+          <w:sz w:val="18"/>
+          <w:szCs w:val="20"/>
+        </w:rPr>
+        <w:t>not</w:t>
+      </w:r>
+      <w:proofErr w:type="gramEnd"/>
+      <w:r>
+        <w:rPr>
+          <w:sz w:val="18"/>
+          <w:szCs w:val="20"/>
+        </w:rPr>
+        <w:t xml:space="preserve"> then please have the same done at the earliest </w:t>
+      </w:r>
+      <w:proofErr w:type="gramStart"/>
+      <w:r>
+        <w:rPr>
+          <w:sz w:val="18"/>
+          <w:szCs w:val="20"/>
+        </w:rPr>
+        <w:t>so as to</w:t>
+      </w:r>
+      <w:proofErr w:type="gramEnd"/>
+      <w:r>
+        <w:rPr>
+          <w:sz w:val="18"/>
+          <w:szCs w:val="20"/>
+        </w:rPr>
+        <w:t xml:space="preserve"> ensure no confusion happens at a later stage. This is needed in all </w:t>
       </w:r>
       <w:r>
         <w:rPr>
@@ -2344,6 +2484,7 @@
         </w:rPr>
         <w:t xml:space="preserve"> however small the order </w:t>
       </w:r>
+      <w:proofErr w:type="gramStart"/>
       <w:r>
         <w:rPr>
           <w:sz w:val="18"/>
@@ -2351,6 +2492,7 @@
         </w:rPr>
         <w:t>is</w:t>
       </w:r>
+      <w:proofErr w:type="gramEnd"/>
       <w:r>
         <w:rPr>
           <w:sz w:val="18"/>
@@ -2527,8 +2669,18 @@
           <w:sz w:val="18"/>
           <w:szCs w:val="20"/>
         </w:rPr>
-        <w:t>UA Exim is the Order Indenter</w:t>
-      </w:r>
+        <w:t xml:space="preserve">UA Exim is the Order </w:t>
+      </w:r>
+      <w:proofErr w:type="gramStart"/>
+      <w:r>
+        <w:rPr>
+          <w:rFonts w:cs="Calibri"/>
+          <w:sz w:val="18"/>
+          <w:szCs w:val="20"/>
+        </w:rPr>
+        <w:t>Indenter</w:t>
+      </w:r>
+      <w:proofErr w:type="gramEnd"/>
       <w:r>
         <w:rPr>
           <w:rFonts w:cs="Calibri"/>
@@ -2715,7 +2867,39 @@
           <w:sz w:val="18"/>
           <w:szCs w:val="20"/>
         </w:rPr>
-        <w:t>. Please make note delays will be charge backed and a penalty of 2% per week of delay will be levied.</w:t>
+        <w:t xml:space="preserve">. Please make note delays will be </w:t>
+      </w:r>
+      <w:proofErr w:type="gramStart"/>
+      <w:r>
+        <w:rPr>
+          <w:sz w:val="18"/>
+          <w:szCs w:val="20"/>
+        </w:rPr>
+        <w:t>charge</w:t>
+      </w:r>
+      <w:proofErr w:type="gramEnd"/>
+      <w:r>
+        <w:rPr>
+          <w:sz w:val="18"/>
+          <w:szCs w:val="20"/>
+        </w:rPr>
+        <w:t xml:space="preserve"> backed and a penalty of 2% per week of </w:t>
+      </w:r>
+      <w:proofErr w:type="gramStart"/>
+      <w:r>
+        <w:rPr>
+          <w:sz w:val="18"/>
+          <w:szCs w:val="20"/>
+        </w:rPr>
+        <w:t>delay</w:t>
+      </w:r>
+      <w:proofErr w:type="gramEnd"/>
+      <w:r>
+        <w:rPr>
+          <w:sz w:val="18"/>
+          <w:szCs w:val="20"/>
+        </w:rPr>
+        <w:t xml:space="preserve"> will be levied.</w:t>
       </w:r>
     </w:p>
     <w:p>
@@ -2731,12 +2915,21 @@
           <w:szCs w:val="20"/>
         </w:rPr>
       </w:pPr>
-      <w:r>
-        <w:rPr>
-          <w:sz w:val="18"/>
-          <w:szCs w:val="20"/>
-        </w:rPr>
-        <w:t xml:space="preserve">UAC </w:t>
+      <w:proofErr w:type="gramStart"/>
+      <w:r>
+        <w:rPr>
+          <w:sz w:val="18"/>
+          <w:szCs w:val="20"/>
+        </w:rPr>
+        <w:t>UAC</w:t>
+      </w:r>
+      <w:proofErr w:type="gramEnd"/>
+      <w:r>
+        <w:rPr>
+          <w:sz w:val="18"/>
+          <w:szCs w:val="20"/>
+        </w:rPr>
+        <w:t xml:space="preserve"> </w:t>
       </w:r>
       <w:r>
         <w:rPr>
@@ -2745,6 +2938,7 @@
         </w:rPr>
         <w:t xml:space="preserve">on behalf of the </w:t>
       </w:r>
+      <w:proofErr w:type="gramStart"/>
       <w:r>
         <w:rPr>
           <w:sz w:val="18"/>
@@ -2757,7 +2951,15 @@
           <w:sz w:val="18"/>
           <w:szCs w:val="20"/>
         </w:rPr>
-        <w:t xml:space="preserve">onsignee </w:t>
+        <w:t>onsignee</w:t>
+      </w:r>
+      <w:proofErr w:type="gramEnd"/>
+      <w:r>
+        <w:rPr>
+          <w:sz w:val="18"/>
+          <w:szCs w:val="20"/>
+        </w:rPr>
+        <w:t xml:space="preserve"> </w:t>
       </w:r>
       <w:r>
         <w:rPr>
@@ -2890,7 +3092,39 @@
           <w:sz w:val="18"/>
           <w:szCs w:val="20"/>
         </w:rPr>
-        <w:t xml:space="preserve"> The inspection at no point transfers the Factory rights on the goods to the Consignee and or the Buying Agent. The factory needs to assure at their own end that the terms as set by the </w:t>
+        <w:t xml:space="preserve"> The inspection at no point transfers the Factory rights </w:t>
+      </w:r>
+      <w:proofErr w:type="gramStart"/>
+      <w:r>
+        <w:rPr>
+          <w:sz w:val="18"/>
+          <w:szCs w:val="20"/>
+        </w:rPr>
+        <w:t>on</w:t>
+      </w:r>
+      <w:proofErr w:type="gramEnd"/>
+      <w:r>
+        <w:rPr>
+          <w:sz w:val="18"/>
+          <w:szCs w:val="20"/>
+        </w:rPr>
+        <w:t xml:space="preserve"> the goods to the Consignee and or the Buying Agent. The factory needs to </w:t>
+      </w:r>
+      <w:proofErr w:type="gramStart"/>
+      <w:r>
+        <w:rPr>
+          <w:sz w:val="18"/>
+          <w:szCs w:val="20"/>
+        </w:rPr>
+        <w:t>assure</w:t>
+      </w:r>
+      <w:proofErr w:type="gramEnd"/>
+      <w:r>
+        <w:rPr>
+          <w:sz w:val="18"/>
+          <w:szCs w:val="20"/>
+        </w:rPr>
+        <w:t xml:space="preserve"> at their own end that the terms as set by the </w:t>
       </w:r>
       <w:r>
         <w:rPr>
@@ -2904,7 +3138,23 @@
           <w:sz w:val="18"/>
           <w:szCs w:val="20"/>
         </w:rPr>
-        <w:t xml:space="preserve">onsignee and conveyed time to time are being met in full  </w:t>
+        <w:t xml:space="preserve">onsignee and </w:t>
+      </w:r>
+      <w:proofErr w:type="gramStart"/>
+      <w:r>
+        <w:rPr>
+          <w:sz w:val="18"/>
+          <w:szCs w:val="20"/>
+        </w:rPr>
+        <w:t>conveyed</w:t>
+      </w:r>
+      <w:proofErr w:type="gramEnd"/>
+      <w:r>
+        <w:rPr>
+          <w:sz w:val="18"/>
+          <w:szCs w:val="20"/>
+        </w:rPr>
+        <w:t xml:space="preserve"> time to time are being met in full  </w:t>
       </w:r>
     </w:p>
     <w:p>
@@ -3044,14 +3294,30 @@
           <w:sz w:val="18"/>
           <w:szCs w:val="20"/>
         </w:rPr>
-        <w:t>Master Corrugated Box Strength to be a minimum of 300 psi</w:t>
-      </w:r>
-      <w:r>
-        <w:rPr>
-          <w:sz w:val="18"/>
-          <w:szCs w:val="20"/>
-        </w:rPr>
-        <w:t xml:space="preserve"> certified boxes at all times.</w:t>
+        <w:t xml:space="preserve">Master Corrugated Box Strength to </w:t>
+      </w:r>
+      <w:proofErr w:type="gramStart"/>
+      <w:r>
+        <w:rPr>
+          <w:sz w:val="18"/>
+          <w:szCs w:val="20"/>
+        </w:rPr>
+        <w:t>be a minimum of 300 psi</w:t>
+      </w:r>
+      <w:r>
+        <w:rPr>
+          <w:sz w:val="18"/>
+          <w:szCs w:val="20"/>
+        </w:rPr>
+        <w:t xml:space="preserve"> certified boxes at all times</w:t>
+      </w:r>
+      <w:proofErr w:type="gramEnd"/>
+      <w:r>
+        <w:rPr>
+          <w:sz w:val="18"/>
+          <w:szCs w:val="20"/>
+        </w:rPr>
+        <w:t>.</w:t>
       </w:r>
     </w:p>
     <w:p>
@@ -3171,7 +3437,23 @@
           <w:sz w:val="18"/>
           <w:szCs w:val="20"/>
         </w:rPr>
-        <w:t>QA will request for additional test to ensure the same from time to time as will be needed to ensure the packaging is as per stipulated parameters.</w:t>
+        <w:t xml:space="preserve">QA will request for additional </w:t>
+      </w:r>
+      <w:proofErr w:type="gramStart"/>
+      <w:r>
+        <w:rPr>
+          <w:sz w:val="18"/>
+          <w:szCs w:val="20"/>
+        </w:rPr>
+        <w:t>test</w:t>
+      </w:r>
+      <w:proofErr w:type="gramEnd"/>
+      <w:r>
+        <w:rPr>
+          <w:sz w:val="18"/>
+          <w:szCs w:val="20"/>
+        </w:rPr>
+        <w:t xml:space="preserve"> to ensure the same from time to time as will be needed to ensure the packaging is as per stipulated parameters.</w:t>
       </w:r>
     </w:p>
     <w:p>
@@ -3199,7 +3481,15 @@
           <w:sz w:val="18"/>
           <w:szCs w:val="20"/>
         </w:rPr>
-        <w:t>/ the</w:t>
+        <w:t xml:space="preserve">/ </w:t>
+      </w:r>
+      <w:proofErr w:type="spellStart"/>
+      <w:r>
+        <w:rPr>
+          <w:sz w:val="18"/>
+          <w:szCs w:val="20"/>
+        </w:rPr>
+        <w:t>the</w:t>
       </w:r>
       <w:r>
         <w:rPr>
@@ -3215,6 +3505,7 @@
         </w:rPr>
         <w:t>mocol</w:t>
       </w:r>
+      <w:proofErr w:type="spellEnd"/>
       <w:r>
         <w:rPr>
           <w:sz w:val="18"/>
@@ -3381,7 +3672,23 @@
           <w:sz w:val="18"/>
           <w:szCs w:val="20"/>
         </w:rPr>
-        <w:t xml:space="preserve">not have exposed staples, they will need to be covered with a cloth tape or be avoided altogether.  </w:t>
+        <w:t xml:space="preserve">not have exposed </w:t>
+      </w:r>
+      <w:proofErr w:type="gramStart"/>
+      <w:r>
+        <w:rPr>
+          <w:sz w:val="18"/>
+          <w:szCs w:val="20"/>
+        </w:rPr>
+        <w:t>staples,</w:t>
+      </w:r>
+      <w:proofErr w:type="gramEnd"/>
+      <w:r>
+        <w:rPr>
+          <w:sz w:val="18"/>
+          <w:szCs w:val="20"/>
+        </w:rPr>
+        <w:t xml:space="preserve"> they will need to be covered with a cloth tape or be avoided altogether.  </w:t>
       </w:r>
     </w:p>
     <w:p>
@@ -3403,7 +3710,23 @@
           <w:sz w:val="18"/>
           <w:szCs w:val="20"/>
         </w:rPr>
-        <w:t xml:space="preserve">Irrespective of the order cbm factories need to ensure that they take pictures (themselves or thru their agents) of the container being filled at </w:t>
+        <w:t xml:space="preserve">Irrespective of the order </w:t>
+      </w:r>
+      <w:proofErr w:type="spellStart"/>
+      <w:r>
+        <w:rPr>
+          <w:sz w:val="18"/>
+          <w:szCs w:val="20"/>
+        </w:rPr>
+        <w:t>cbm</w:t>
+      </w:r>
+      <w:proofErr w:type="spellEnd"/>
+      <w:r>
+        <w:rPr>
+          <w:sz w:val="18"/>
+          <w:szCs w:val="20"/>
+        </w:rPr>
+        <w:t xml:space="preserve"> factories need to ensure that they take pictures (themselves or thru their agents) of the container being filled at </w:t>
       </w:r>
       <w:r>
         <w:rPr>
@@ -3431,7 +3754,31 @@
           <w:sz w:val="18"/>
           <w:szCs w:val="20"/>
         </w:rPr>
-        <w:t xml:space="preserve">ics need to be sent to UA offices as proof of the container being stuffed correctly and in presence of factory personnel. Final payments may get affected in cases where this is </w:t>
+        <w:t xml:space="preserve">ics need to be sent to UA offices as proof of the container being stuffed correctly and in presence of factory personnel. Final payments may </w:t>
+      </w:r>
+      <w:proofErr w:type="gramStart"/>
+      <w:r>
+        <w:rPr>
+          <w:sz w:val="18"/>
+          <w:szCs w:val="20"/>
+        </w:rPr>
+        <w:t>get</w:t>
+      </w:r>
+      <w:proofErr w:type="gramEnd"/>
+      <w:r>
+        <w:rPr>
+          <w:sz w:val="18"/>
+          <w:szCs w:val="20"/>
+        </w:rPr>
+        <w:t xml:space="preserve"> affected in cases where this </w:t>
+      </w:r>
+      <w:proofErr w:type="gramStart"/>
+      <w:r>
+        <w:rPr>
+          <w:sz w:val="18"/>
+          <w:szCs w:val="20"/>
+        </w:rPr>
+        <w:t xml:space="preserve">is </w:t>
       </w:r>
       <w:r>
         <w:rPr>
@@ -3440,12 +3787,29 @@
         </w:rPr>
         <w:t>having</w:t>
       </w:r>
-      <w:r>
-        <w:rPr>
-          <w:sz w:val="18"/>
-          <w:szCs w:val="20"/>
-        </w:rPr>
-        <w:t xml:space="preserve"> not been done.</w:t>
+      <w:proofErr w:type="gramEnd"/>
+      <w:r>
+        <w:rPr>
+          <w:sz w:val="18"/>
+          <w:szCs w:val="20"/>
+        </w:rPr>
+        <w:t xml:space="preserve"> not been </w:t>
+      </w:r>
+      <w:proofErr w:type="gramStart"/>
+      <w:r>
+        <w:rPr>
+          <w:sz w:val="18"/>
+          <w:szCs w:val="20"/>
+        </w:rPr>
+        <w:t>done</w:t>
+      </w:r>
+      <w:proofErr w:type="gramEnd"/>
+      <w:r>
+        <w:rPr>
+          <w:sz w:val="18"/>
+          <w:szCs w:val="20"/>
+        </w:rPr>
+        <w:t>.</w:t>
       </w:r>
     </w:p>
     <w:p>
@@ -3601,7 +3965,7 @@
 </file>
 
 <file path=word/endnotes.xml><?xml version="1.0" encoding="utf-8"?>
-<w:endnotes xmlns:wpc="http://schemas.microsoft.com/office/word/2010/wordprocessingCanvas" xmlns:cx="http://schemas.microsoft.com/office/drawing/2014/chartex" xmlns:cx1="http://schemas.microsoft.com/office/drawing/2015/9/8/chartex" xmlns:cx2="http://schemas.microsoft.com/office/drawing/2015/10/21/chartex" xmlns:cx3="http://schemas.microsoft.com/office/drawing/2016/5/9/chartex" xmlns:cx4="http://schemas.microsoft.com/office/drawing/2016/5/10/chartex" xmlns:cx5="http://schemas.microsoft.com/office/drawing/2016/5/11/chartex" xmlns:cx6="http://schemas.microsoft.com/office/drawing/2016/5/12/chartex" xmlns:cx7="http://schemas.microsoft.com/office/drawing/2016/5/13/chartex" xmlns:cx8="http://schemas.microsoft.com/office/drawing/2016/5/14/chartex" xmlns:mc="http://schemas.openxmlformats.org/markup-compatibility/2006" xmlns:aink="http://schemas.microsoft.com/office/drawing/2016/ink" xmlns:am3d="http://schemas.microsoft.com/office/drawing/2017/model3d" xmlns:o="urn:schemas-microsoft-com:office:office" xmlns:oel="http://schemas.microsoft.com/office/2019/extlst" xmlns:r="http://schemas.openxmlformats.org/officeDocument/2006/relationships" xmlns:m="http://schemas.openxmlformats.org/officeDocument/2006/math" xmlns:v="urn:schemas-microsoft-com:vml" xmlns:wp14="http://schemas.microsoft.com/office/word/2010/wordprocessingDrawing" xmlns:wp="http://schemas.openxmlformats.org/drawingml/2006/wordprocessingDrawing" xmlns:w10="urn:schemas-microsoft-com:office:word" xmlns:w="http://schemas.openxmlformats.org/wordprocessingml/2006/main" xmlns:w14="http://schemas.microsoft.com/office/word/2010/wordml" xmlns:w15="http://schemas.microsoft.com/office/word/2012/wordml" xmlns:w16cex="http://schemas.microsoft.com/office/word/2018/wordml/cex" xmlns:w16cid="http://schemas.microsoft.com/office/word/2016/wordml/cid" xmlns:w16="http://schemas.microsoft.com/office/word/2018/wordml" xmlns:w16du="http://schemas.microsoft.com/office/word/2023/wordml/word16du" xmlns:w16sdtdh="http://schemas.microsoft.com/office/word/2020/wordml/sdtdatahash" xmlns:w16sdtfl="http://schemas.microsoft.com/office/word/2024/wordml/sdtformatlock" xmlns:w16se="http://schemas.microsoft.com/office/word/2015/wordml/symex" xmlns:wpg="http://schemas.microsoft.com/office/word/2010/wordprocessingGroup" xmlns:wpi="http://schemas.microsoft.com/office/word/2010/wordprocessingInk" xmlns:wne="http://schemas.microsoft.com/office/word/2006/wordml" xmlns:wps="http://schemas.microsoft.com/office/word/2010/wordprocessingShape" mc:Ignorable="w14 w15 w16se w16cid w16 w16cex w16sdtdh w16sdtfl w16du wp14">
+<w:endnotes xmlns:wpc="http://schemas.microsoft.com/office/word/2010/wordprocessingCanvas" xmlns:cx="http://schemas.microsoft.com/office/drawing/2014/chartex" xmlns:cx1="http://schemas.microsoft.com/office/drawing/2015/9/8/chartex" xmlns:cx2="http://schemas.microsoft.com/office/drawing/2015/10/21/chartex" xmlns:cx3="http://schemas.microsoft.com/office/drawing/2016/5/9/chartex" xmlns:cx4="http://schemas.microsoft.com/office/drawing/2016/5/10/chartex" xmlns:cx5="http://schemas.microsoft.com/office/drawing/2016/5/11/chartex" xmlns:cx6="http://schemas.microsoft.com/office/drawing/2016/5/12/chartex" xmlns:cx7="http://schemas.microsoft.com/office/drawing/2016/5/13/chartex" xmlns:cx8="http://schemas.microsoft.com/office/drawing/2016/5/14/chartex" xmlns:mc="http://schemas.openxmlformats.org/markup-compatibility/2006" xmlns:aink="http://schemas.microsoft.com/office/drawing/2016/ink" xmlns:am3d="http://schemas.microsoft.com/office/drawing/2017/model3d" xmlns:o="urn:schemas-microsoft-com:office:office" xmlns:oel="http://schemas.microsoft.com/office/2019/extlst" xmlns:r="http://schemas.openxmlformats.org/officeDocument/2006/relationships" xmlns:m="http://schemas.openxmlformats.org/officeDocument/2006/math" xmlns:v="urn:schemas-microsoft-com:vml" xmlns:wp14="http://schemas.microsoft.com/office/word/2010/wordprocessingDrawing" xmlns:wp="http://schemas.openxmlformats.org/drawingml/2006/wordprocessingDrawing" xmlns:w10="urn:schemas-microsoft-com:office:word" xmlns:w="http://schemas.openxmlformats.org/wordprocessingml/2006/main" xmlns:w14="http://schemas.microsoft.com/office/word/2010/wordml" xmlns:w15="http://schemas.microsoft.com/office/word/2012/wordml" xmlns:w16cei="http://schemas.microsoft.com/office/word/2026/wordml/cei" xmlns:w16cex="http://schemas.microsoft.com/office/word/2018/wordml/cex" xmlns:w16cid="http://schemas.microsoft.com/office/word/2016/wordml/cid" xmlns:w16="http://schemas.microsoft.com/office/word/2018/wordml" xmlns:w16du="http://schemas.microsoft.com/office/word/2023/wordml/word16du" xmlns:w16sdtdh="http://schemas.microsoft.com/office/word/2020/wordml/sdtdatahash" xmlns:w16sdtfl="http://schemas.microsoft.com/office/word/2024/wordml/sdtformatlock" xmlns:w16se="http://schemas.microsoft.com/office/word/2015/wordml/symex" xmlns:wpg="http://schemas.microsoft.com/office/word/2010/wordprocessingGroup" xmlns:wpi="http://schemas.microsoft.com/office/word/2010/wordprocessingInk" xmlns:wne="http://schemas.microsoft.com/office/word/2006/wordml" xmlns:wps="http://schemas.microsoft.com/office/word/2010/wordprocessingShape" mc:Ignorable="w14 w15 w16se w16cid w16 w16cex w16sdtdh w16sdtfl w16du wp14">
   <w:endnote w:type="separator" w:id="-1">
     <w:p>
       <w:pPr>
@@ -3626,7 +3990,7 @@
 </file>
 
 <file path=word/footer1.xml><?xml version="1.0" encoding="utf-8"?>
-<w:ftr xmlns:wpc="http://schemas.microsoft.com/office/word/2010/wordprocessingCanvas" xmlns:cx="http://schemas.microsoft.com/office/drawing/2014/chartex" xmlns:cx1="http://schemas.microsoft.com/office/drawing/2015/9/8/chartex" xmlns:cx2="http://schemas.microsoft.com/office/drawing/2015/10/21/chartex" xmlns:cx3="http://schemas.microsoft.com/office/drawing/2016/5/9/chartex" xmlns:cx4="http://schemas.microsoft.com/office/drawing/2016/5/10/chartex" xmlns:cx5="http://schemas.microsoft.com/office/drawing/2016/5/11/chartex" xmlns:cx6="http://schemas.microsoft.com/office/drawing/2016/5/12/chartex" xmlns:cx7="http://schemas.microsoft.com/office/drawing/2016/5/13/chartex" xmlns:cx8="http://schemas.microsoft.com/office/drawing/2016/5/14/chartex" xmlns:mc="http://schemas.openxmlformats.org/markup-compatibility/2006" xmlns:aink="http://schemas.microsoft.com/office/drawing/2016/ink" xmlns:am3d="http://schemas.microsoft.com/office/drawing/2017/model3d" xmlns:o="urn:schemas-microsoft-com:office:office" xmlns:oel="http://schemas.microsoft.com/office/2019/extlst" xmlns:r="http://schemas.openxmlformats.org/officeDocument/2006/relationships" xmlns:m="http://schemas.openxmlformats.org/officeDocument/2006/math" xmlns:v="urn:schemas-microsoft-com:vml" xmlns:wp14="http://schemas.microsoft.com/office/word/2010/wordprocessingDrawing" xmlns:wp="http://schemas.openxmlformats.org/drawingml/2006/wordprocessingDrawing" xmlns:w10="urn:schemas-microsoft-com:office:word" xmlns:w="http://schemas.openxmlformats.org/wordprocessingml/2006/main" xmlns:w14="http://schemas.microsoft.com/office/word/2010/wordml" xmlns:w15="http://schemas.microsoft.com/office/word/2012/wordml" xmlns:w16cex="http://schemas.microsoft.com/office/word/2018/wordml/cex" xmlns:w16cid="http://schemas.microsoft.com/office/word/2016/wordml/cid" xmlns:w16="http://schemas.microsoft.com/office/word/2018/wordml" xmlns:w16du="http://schemas.microsoft.com/office/word/2023/wordml/word16du" xmlns:w16sdtdh="http://schemas.microsoft.com/office/word/2020/wordml/sdtdatahash" xmlns:w16sdtfl="http://schemas.microsoft.com/office/word/2024/wordml/sdtformatlock" xmlns:w16se="http://schemas.microsoft.com/office/word/2015/wordml/symex" xmlns:wpg="http://schemas.microsoft.com/office/word/2010/wordprocessingGroup" xmlns:wpi="http://schemas.microsoft.com/office/word/2010/wordprocessingInk" xmlns:wne="http://schemas.microsoft.com/office/word/2006/wordml" xmlns:wps="http://schemas.microsoft.com/office/word/2010/wordprocessingShape" mc:Ignorable="w14 w15 w16se w16cid w16 w16cex w16sdtdh w16sdtfl w16du wp14">
+<w:ftr xmlns:wpc="http://schemas.microsoft.com/office/word/2010/wordprocessingCanvas" xmlns:cx="http://schemas.microsoft.com/office/drawing/2014/chartex" xmlns:cx1="http://schemas.microsoft.com/office/drawing/2015/9/8/chartex" xmlns:cx2="http://schemas.microsoft.com/office/drawing/2015/10/21/chartex" xmlns:cx3="http://schemas.microsoft.com/office/drawing/2016/5/9/chartex" xmlns:cx4="http://schemas.microsoft.com/office/drawing/2016/5/10/chartex" xmlns:cx5="http://schemas.microsoft.com/office/drawing/2016/5/11/chartex" xmlns:cx6="http://schemas.microsoft.com/office/drawing/2016/5/12/chartex" xmlns:cx7="http://schemas.microsoft.com/office/drawing/2016/5/13/chartex" xmlns:cx8="http://schemas.microsoft.com/office/drawing/2016/5/14/chartex" xmlns:mc="http://schemas.openxmlformats.org/markup-compatibility/2006" xmlns:aink="http://schemas.microsoft.com/office/drawing/2016/ink" xmlns:am3d="http://schemas.microsoft.com/office/drawing/2017/model3d" xmlns:o="urn:schemas-microsoft-com:office:office" xmlns:oel="http://schemas.microsoft.com/office/2019/extlst" xmlns:r="http://schemas.openxmlformats.org/officeDocument/2006/relationships" xmlns:m="http://schemas.openxmlformats.org/officeDocument/2006/math" xmlns:v="urn:schemas-microsoft-com:vml" xmlns:wp14="http://schemas.microsoft.com/office/word/2010/wordprocessingDrawing" xmlns:wp="http://schemas.openxmlformats.org/drawingml/2006/wordprocessingDrawing" xmlns:w10="urn:schemas-microsoft-com:office:word" xmlns:w="http://schemas.openxmlformats.org/wordprocessingml/2006/main" xmlns:w14="http://schemas.microsoft.com/office/word/2010/wordml" xmlns:w15="http://schemas.microsoft.com/office/word/2012/wordml" xmlns:w16cei="http://schemas.microsoft.com/office/word/2026/wordml/cei" xmlns:w16cex="http://schemas.microsoft.com/office/word/2018/wordml/cex" xmlns:w16cid="http://schemas.microsoft.com/office/word/2016/wordml/cid" xmlns:w16="http://schemas.microsoft.com/office/word/2018/wordml" xmlns:w16du="http://schemas.microsoft.com/office/word/2023/wordml/word16du" xmlns:w16sdtdh="http://schemas.microsoft.com/office/word/2020/wordml/sdtdatahash" xmlns:w16sdtfl="http://schemas.microsoft.com/office/word/2024/wordml/sdtformatlock" xmlns:w16se="http://schemas.microsoft.com/office/word/2015/wordml/symex" xmlns:wpg="http://schemas.microsoft.com/office/word/2010/wordprocessingGroup" xmlns:wpi="http://schemas.microsoft.com/office/word/2010/wordprocessingInk" xmlns:wne="http://schemas.microsoft.com/office/word/2006/wordml" xmlns:wps="http://schemas.microsoft.com/office/word/2010/wordprocessingShape" mc:Ignorable="w14 w15 w16se w16cid w16 w16cex w16sdtdh w16sdtfl w16du wp14">
   <w:p>
     <w:pPr>
       <w:pStyle w:val="Footer"/>
@@ -3639,7 +4003,7 @@
       <mc:AlternateContent>
         <mc:Choice Requires="wpg">
           <w:drawing>
-            <wp:anchor distT="0" distB="0" distL="114300" distR="114300" simplePos="0" relativeHeight="251656704" behindDoc="0" locked="0" layoutInCell="1" allowOverlap="1" wp14:anchorId="61C18A98" wp14:editId="0A332177">
+            <wp:anchor distT="0" distB="0" distL="114300" distR="114300" simplePos="0" relativeHeight="251658241" behindDoc="0" locked="0" layoutInCell="1" allowOverlap="1" wp14:anchorId="61C18A98" wp14:editId="0A332177">
               <wp:simplePos x="0" y="0"/>
               <wp:positionH relativeFrom="page">
                 <wp:posOffset>1290320</wp:posOffset>
@@ -3906,7 +4270,7 @@
         </mc:Choice>
         <mc:Fallback>
           <w:pict>
-            <v:group w14:anchorId="61C18A98" id="Group 26" o:spid="_x0000_s1034" style="position:absolute;margin-left:101.6pt;margin-top:-17.85pt;width:580.05pt;height:27.35pt;z-index:251656704;mso-position-horizontal-relative:page;mso-position-vertical-relative:line" coordorigin="321,14850" coordsize="11601,547" o:gfxdata="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">
+            <v:group w14:anchorId="61C18A98" id="Group 26" o:spid="_x0000_s1034" style="position:absolute;margin-left:101.6pt;margin-top:-17.85pt;width:580.05pt;height:27.35pt;z-index:251658241;mso-position-horizontal-relative:page;mso-position-vertical-relative:line" coordorigin="321,14850" coordsize="11601,547" o:gfxdata="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">
               <v:rect id="Rectangle 27" o:spid="_x0000_s1035" style="position:absolute;left:374;top:14903;width:9346;height:432;visibility:visible;mso-wrap-style:square;v-text-anchor:top" o:gfxdata="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" fillcolor="#943634" stroked="f" strokecolor="#943634">
                 <v:textbox>
                   <w:txbxContent>
@@ -4039,7 +4403,7 @@
 </file>
 
 <file path=word/footer2.xml><?xml version="1.0" encoding="utf-8"?>
-<w:ftr xmlns:wpc="http://schemas.microsoft.com/office/word/2010/wordprocessingCanvas" xmlns:cx="http://schemas.microsoft.com/office/drawing/2014/chartex" xmlns:cx1="http://schemas.microsoft.com/office/drawing/2015/9/8/chartex" xmlns:cx2="http://schemas.microsoft.com/office/drawing/2015/10/21/chartex" xmlns:cx3="http://schemas.microsoft.com/office/drawing/2016/5/9/chartex" xmlns:cx4="http://schemas.microsoft.com/office/drawing/2016/5/10/chartex" xmlns:cx5="http://schemas.microsoft.com/office/drawing/2016/5/11/chartex" xmlns:cx6="http://schemas.microsoft.com/office/drawing/2016/5/12/chartex" xmlns:cx7="http://schemas.microsoft.com/office/drawing/2016/5/13/chartex" xmlns:cx8="http://schemas.microsoft.com/office/drawing/2016/5/14/chartex" xmlns:mc="http://schemas.openxmlformats.org/markup-compatibility/2006" xmlns:aink="http://schemas.microsoft.com/office/drawing/2016/ink" xmlns:am3d="http://schemas.microsoft.com/office/drawing/2017/model3d" xmlns:o="urn:schemas-microsoft-com:office:office" xmlns:oel="http://schemas.microsoft.com/office/2019/extlst" xmlns:r="http://schemas.openxmlformats.org/officeDocument/2006/relationships" xmlns:m="http://schemas.openxmlformats.org/officeDocument/2006/math" xmlns:v="urn:schemas-microsoft-com:vml" xmlns:wp14="http://schemas.microsoft.com/office/word/2010/wordprocessingDrawing" xmlns:wp="http://schemas.openxmlformats.org/drawingml/2006/wordprocessingDrawing" xmlns:w10="urn:schemas-microsoft-com:office:word" xmlns:w="http://schemas.openxmlformats.org/wordprocessingml/2006/main" xmlns:w14="http://schemas.microsoft.com/office/word/2010/wordml" xmlns:w15="http://schemas.microsoft.com/office/word/2012/wordml" xmlns:w16cex="http://schemas.microsoft.com/office/word/2018/wordml/cex" xmlns:w16cid="http://schemas.microsoft.com/office/word/2016/wordml/cid" xmlns:w16="http://schemas.microsoft.com/office/word/2018/wordml" xmlns:w16du="http://schemas.microsoft.com/office/word/2023/wordml/word16du" xmlns:w16sdtdh="http://schemas.microsoft.com/office/word/2020/wordml/sdtdatahash" xmlns:w16sdtfl="http://schemas.microsoft.com/office/word/2024/wordml/sdtformatlock" xmlns:w16se="http://schemas.microsoft.com/office/word/2015/wordml/symex" xmlns:wpg="http://schemas.microsoft.com/office/word/2010/wordprocessingGroup" xmlns:wpi="http://schemas.microsoft.com/office/word/2010/wordprocessingInk" xmlns:wne="http://schemas.microsoft.com/office/word/2006/wordml" xmlns:wps="http://schemas.microsoft.com/office/word/2010/wordprocessingShape" mc:Ignorable="w14 w15 w16se w16cid w16 w16cex w16sdtdh w16sdtfl w16du wp14">
+<w:ftr xmlns:wpc="http://schemas.microsoft.com/office/word/2010/wordprocessingCanvas" xmlns:cx="http://schemas.microsoft.com/office/drawing/2014/chartex" xmlns:cx1="http://schemas.microsoft.com/office/drawing/2015/9/8/chartex" xmlns:cx2="http://schemas.microsoft.com/office/drawing/2015/10/21/chartex" xmlns:cx3="http://schemas.microsoft.com/office/drawing/2016/5/9/chartex" xmlns:cx4="http://schemas.microsoft.com/office/drawing/2016/5/10/chartex" xmlns:cx5="http://schemas.microsoft.com/office/drawing/2016/5/11/chartex" xmlns:cx6="http://schemas.microsoft.com/office/drawing/2016/5/12/chartex" xmlns:cx7="http://schemas.microsoft.com/office/drawing/2016/5/13/chartex" xmlns:cx8="http://schemas.microsoft.com/office/drawing/2016/5/14/chartex" xmlns:mc="http://schemas.openxmlformats.org/markup-compatibility/2006" xmlns:aink="http://schemas.microsoft.com/office/drawing/2016/ink" xmlns:am3d="http://schemas.microsoft.com/office/drawing/2017/model3d" xmlns:o="urn:schemas-microsoft-com:office:office" xmlns:oel="http://schemas.microsoft.com/office/2019/extlst" xmlns:r="http://schemas.openxmlformats.org/officeDocument/2006/relationships" xmlns:m="http://schemas.openxmlformats.org/officeDocument/2006/math" xmlns:v="urn:schemas-microsoft-com:vml" xmlns:wp14="http://schemas.microsoft.com/office/word/2010/wordprocessingDrawing" xmlns:wp="http://schemas.openxmlformats.org/drawingml/2006/wordprocessingDrawing" xmlns:w10="urn:schemas-microsoft-com:office:word" xmlns:w="http://schemas.openxmlformats.org/wordprocessingml/2006/main" xmlns:w14="http://schemas.microsoft.com/office/word/2010/wordml" xmlns:w15="http://schemas.microsoft.com/office/word/2012/wordml" xmlns:w16cei="http://schemas.microsoft.com/office/word/2026/wordml/cei" xmlns:w16cex="http://schemas.microsoft.com/office/word/2018/wordml/cex" xmlns:w16cid="http://schemas.microsoft.com/office/word/2016/wordml/cid" xmlns:w16="http://schemas.microsoft.com/office/word/2018/wordml" xmlns:w16du="http://schemas.microsoft.com/office/word/2023/wordml/word16du" xmlns:w16sdtdh="http://schemas.microsoft.com/office/word/2020/wordml/sdtdatahash" xmlns:w16sdtfl="http://schemas.microsoft.com/office/word/2024/wordml/sdtformatlock" xmlns:w16se="http://schemas.microsoft.com/office/word/2015/wordml/symex" xmlns:wpg="http://schemas.microsoft.com/office/word/2010/wordprocessingGroup" xmlns:wpi="http://schemas.microsoft.com/office/word/2010/wordprocessingInk" xmlns:wne="http://schemas.microsoft.com/office/word/2006/wordml" xmlns:wps="http://schemas.microsoft.com/office/word/2010/wordprocessingShape" mc:Ignorable="w14 w15 w16se w16cid w16 w16cex w16sdtdh w16sdtfl w16du wp14">
   <w:p>
     <w:pPr>
       <w:pStyle w:val="Footer"/>
@@ -4052,7 +4416,7 @@
       <mc:AlternateContent>
         <mc:Choice Requires="wpg">
           <w:drawing>
-            <wp:anchor distT="0" distB="0" distL="114300" distR="114300" simplePos="0" relativeHeight="251655680" behindDoc="0" locked="0" layoutInCell="1" allowOverlap="1" wp14:anchorId="58EEC741" wp14:editId="0A989F1C">
+            <wp:anchor distT="0" distB="0" distL="114300" distR="114300" simplePos="0" relativeHeight="251658240" behindDoc="0" locked="0" layoutInCell="1" allowOverlap="1" wp14:anchorId="58EEC741" wp14:editId="0A989F1C">
               <wp:simplePos x="0" y="0"/>
               <wp:positionH relativeFrom="page">
                 <wp:posOffset>765175</wp:posOffset>
@@ -4305,7 +4669,7 @@
         </mc:Choice>
         <mc:Fallback>
           <w:pict>
-            <v:group w14:anchorId="58EEC741" id="Group 1" o:spid="_x0000_s1038" style="position:absolute;margin-left:60.25pt;margin-top:.85pt;width:686.6pt;height:28.85pt;z-index:251655680;mso-position-horizontal-relative:page;mso-position-vertical-relative:line" coordorigin="321,14850" coordsize="11601,547" o:gfxdata="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">
+            <v:group w14:anchorId="58EEC741" id="Group 1" o:spid="_x0000_s1038" style="position:absolute;margin-left:60.25pt;margin-top:.85pt;width:686.6pt;height:28.85pt;z-index:251658240;mso-position-horizontal-relative:page;mso-position-vertical-relative:line" coordorigin="321,14850" coordsize="11601,547" o:gfxdata="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">
               <v:rect id="Rectangle 2" o:spid="_x0000_s1039" style="position:absolute;left:374;top:14903;width:9346;height:432;visibility:visible;mso-wrap-style:square;v-text-anchor:top" o:gfxdata="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" fillcolor="#943634" stroked="f" strokecolor="#943634">
                 <v:textbox>
                   <w:txbxContent>
@@ -4424,7 +4788,7 @@
 </file>
 
 <file path=word/footnotes.xml><?xml version="1.0" encoding="utf-8"?>
-<w:footnotes xmlns:wpc="http://schemas.microsoft.com/office/word/2010/wordprocessingCanvas" xmlns:cx="http://schemas.microsoft.com/office/drawing/2014/chartex" xmlns:cx1="http://schemas.microsoft.com/office/drawing/2015/9/8/chartex" xmlns:cx2="http://schemas.microsoft.com/office/drawing/2015/10/21/chartex" xmlns:cx3="http://schemas.microsoft.com/office/drawing/2016/5/9/chartex" xmlns:cx4="http://schemas.microsoft.com/office/drawing/2016/5/10/chartex" xmlns:cx5="http://schemas.microsoft.com/office/drawing/2016/5/11/chartex" xmlns:cx6="http://schemas.microsoft.com/office/drawing/2016/5/12/chartex" xmlns:cx7="http://schemas.microsoft.com/office/drawing/2016/5/13/chartex" xmlns:cx8="http://schemas.microsoft.com/office/drawing/2016/5/14/chartex" xmlns:mc="http://schemas.openxmlformats.org/markup-compatibility/2006" xmlns:aink="http://schemas.microsoft.com/office/drawing/2016/ink" xmlns:am3d="http://schemas.microsoft.com/office/drawing/2017/model3d" xmlns:o="urn:schemas-microsoft-com:office:office" xmlns:oel="http://schemas.microsoft.com/office/2019/extlst" xmlns:r="http://schemas.openxmlformats.org/officeDocument/2006/relationships" xmlns:m="http://schemas.openxmlformats.org/officeDocument/2006/math" xmlns:v="urn:schemas-microsoft-com:vml" xmlns:wp14="http://schemas.microsoft.com/office/word/2010/wordprocessingDrawing" xmlns:wp="http://schemas.openxmlformats.org/drawingml/2006/wordprocessingDrawing" xmlns:w10="urn:schemas-microsoft-com:office:word" xmlns:w="http://schemas.openxmlformats.org/wordprocessingml/2006/main" xmlns:w14="http://schemas.microsoft.com/office/word/2010/wordml" xmlns:w15="http://schemas.microsoft.com/office/word/2012/wordml" xmlns:w16cex="http://schemas.microsoft.com/office/word/2018/wordml/cex" xmlns:w16cid="http://schemas.microsoft.com/office/word/2016/wordml/cid" xmlns:w16="http://schemas.microsoft.com/office/word/2018/wordml" xmlns:w16du="http://schemas.microsoft.com/office/word/2023/wordml/word16du" xmlns:w16sdtdh="http://schemas.microsoft.com/office/word/2020/wordml/sdtdatahash" xmlns:w16sdtfl="http://schemas.microsoft.com/office/word/2024/wordml/sdtformatlock" xmlns:w16se="http://schemas.microsoft.com/office/word/2015/wordml/symex" xmlns:wpg="http://schemas.microsoft.com/office/word/2010/wordprocessingGroup" xmlns:wpi="http://schemas.microsoft.com/office/word/2010/wordprocessingInk" xmlns:wne="http://schemas.microsoft.com/office/word/2006/wordml" xmlns:wps="http://schemas.microsoft.com/office/word/2010/wordprocessingShape" mc:Ignorable="w14 w15 w16se w16cid w16 w16cex w16sdtdh w16sdtfl w16du wp14">
+<w:footnotes xmlns:wpc="http://schemas.microsoft.com/office/word/2010/wordprocessingCanvas" xmlns:cx="http://schemas.microsoft.com/office/drawing/2014/chartex" xmlns:cx1="http://schemas.microsoft.com/office/drawing/2015/9/8/chartex" xmlns:cx2="http://schemas.microsoft.com/office/drawing/2015/10/21/chartex" xmlns:cx3="http://schemas.microsoft.com/office/drawing/2016/5/9/chartex" xmlns:cx4="http://schemas.microsoft.com/office/drawing/2016/5/10/chartex" xmlns:cx5="http://schemas.microsoft.com/office/drawing/2016/5/11/chartex" xmlns:cx6="http://schemas.microsoft.com/office/drawing/2016/5/12/chartex" xmlns:cx7="http://schemas.microsoft.com/office/drawing/2016/5/13/chartex" xmlns:cx8="http://schemas.microsoft.com/office/drawing/2016/5/14/chartex" xmlns:mc="http://schemas.openxmlformats.org/markup-compatibility/2006" xmlns:aink="http://schemas.microsoft.com/office/drawing/2016/ink" xmlns:am3d="http://schemas.microsoft.com/office/drawing/2017/model3d" xmlns:o="urn:schemas-microsoft-com:office:office" xmlns:oel="http://schemas.microsoft.com/office/2019/extlst" xmlns:r="http://schemas.openxmlformats.org/officeDocument/2006/relationships" xmlns:m="http://schemas.openxmlformats.org/officeDocument/2006/math" xmlns:v="urn:schemas-microsoft-com:vml" xmlns:wp14="http://schemas.microsoft.com/office/word/2010/wordprocessingDrawing" xmlns:wp="http://schemas.openxmlformats.org/drawingml/2006/wordprocessingDrawing" xmlns:w10="urn:schemas-microsoft-com:office:word" xmlns:w="http://schemas.openxmlformats.org/wordprocessingml/2006/main" xmlns:w14="http://schemas.microsoft.com/office/word/2010/wordml" xmlns:w15="http://schemas.microsoft.com/office/word/2012/wordml" xmlns:w16cei="http://schemas.microsoft.com/office/word/2026/wordml/cei" xmlns:w16cex="http://schemas.microsoft.com/office/word/2018/wordml/cex" xmlns:w16cid="http://schemas.microsoft.com/office/word/2016/wordml/cid" xmlns:w16="http://schemas.microsoft.com/office/word/2018/wordml" xmlns:w16du="http://schemas.microsoft.com/office/word/2023/wordml/word16du" xmlns:w16sdtdh="http://schemas.microsoft.com/office/word/2020/wordml/sdtdatahash" xmlns:w16sdtfl="http://schemas.microsoft.com/office/word/2024/wordml/sdtformatlock" xmlns:w16se="http://schemas.microsoft.com/office/word/2015/wordml/symex" xmlns:wpg="http://schemas.microsoft.com/office/word/2010/wordprocessingGroup" xmlns:wpi="http://schemas.microsoft.com/office/word/2010/wordprocessingInk" xmlns:wne="http://schemas.microsoft.com/office/word/2006/wordml" xmlns:wps="http://schemas.microsoft.com/office/word/2010/wordprocessingShape" mc:Ignorable="w14 w15 w16se w16cid w16 w16cex w16sdtdh w16sdtfl w16du wp14">
   <w:footnote w:type="separator" w:id="-1">
     <w:p>
       <w:pPr>
@@ -4449,7 +4813,7 @@
 </file>
 
 <file path=word/header1.xml><?xml version="1.0" encoding="utf-8"?>
-<w:hdr xmlns:wpc="http://schemas.microsoft.com/office/word/2010/wordprocessingCanvas" xmlns:cx="http://schemas.microsoft.com/office/drawing/2014/chartex" xmlns:cx1="http://schemas.microsoft.com/office/drawing/2015/9/8/chartex" xmlns:cx2="http://schemas.microsoft.com/office/drawing/2015/10/21/chartex" xmlns:cx3="http://schemas.microsoft.com/office/drawing/2016/5/9/chartex" xmlns:cx4="http://schemas.microsoft.com/office/drawing/2016/5/10/chartex" xmlns:cx5="http://schemas.microsoft.com/office/drawing/2016/5/11/chartex" xmlns:cx6="http://schemas.microsoft.com/office/drawing/2016/5/12/chartex" xmlns:cx7="http://schemas.microsoft.com/office/drawing/2016/5/13/chartex" xmlns:cx8="http://schemas.microsoft.com/office/drawing/2016/5/14/chartex" xmlns:mc="http://schemas.openxmlformats.org/markup-compatibility/2006" xmlns:aink="http://schemas.microsoft.com/office/drawing/2016/ink" xmlns:am3d="http://schemas.microsoft.com/office/drawing/2017/model3d" xmlns:o="urn:schemas-microsoft-com:office:office" xmlns:oel="http://schemas.microsoft.com/office/2019/extlst" xmlns:r="http://schemas.openxmlformats.org/officeDocument/2006/relationships" xmlns:m="http://schemas.openxmlformats.org/officeDocument/2006/math" xmlns:v="urn:schemas-microsoft-com:vml" xmlns:wp14="http://schemas.microsoft.com/office/word/2010/wordprocessingDrawing" xmlns:wp="http://schemas.openxmlformats.org/drawingml/2006/wordprocessingDrawing" xmlns:w10="urn:schemas-microsoft-com:office:word" xmlns:w="http://schemas.openxmlformats.org/wordprocessingml/2006/main" xmlns:w14="http://schemas.microsoft.com/office/word/2010/wordml" xmlns:w15="http://schemas.microsoft.com/office/word/2012/wordml" xmlns:w16cex="http://schemas.microsoft.com/office/word/2018/wordml/cex" xmlns:w16cid="http://schemas.microsoft.com/office/word/2016/wordml/cid" xmlns:w16="http://schemas.microsoft.com/office/word/2018/wordml" xmlns:w16du="http://schemas.microsoft.com/office/word/2023/wordml/word16du" xmlns:w16sdtdh="http://schemas.microsoft.com/office/word/2020/wordml/sdtdatahash" xmlns:w16sdtfl="http://schemas.microsoft.com/office/word/2024/wordml/sdtformatlock" xmlns:w16se="http://schemas.microsoft.com/office/word/2015/wordml/symex" xmlns:wpg="http://schemas.microsoft.com/office/word/2010/wordprocessingGroup" xmlns:wpi="http://schemas.microsoft.com/office/word/2010/wordprocessingInk" xmlns:wne="http://schemas.microsoft.com/office/word/2006/wordml" xmlns:wps="http://schemas.microsoft.com/office/word/2010/wordprocessingShape" mc:Ignorable="w14 w15 w16se w16cid w16 w16cex w16sdtdh w16sdtfl w16du wp14">
+<w:hdr xmlns:wpc="http://schemas.microsoft.com/office/word/2010/wordprocessingCanvas" xmlns:cx="http://schemas.microsoft.com/office/drawing/2014/chartex" xmlns:cx1="http://schemas.microsoft.com/office/drawing/2015/9/8/chartex" xmlns:cx2="http://schemas.microsoft.com/office/drawing/2015/10/21/chartex" xmlns:cx3="http://schemas.microsoft.com/office/drawing/2016/5/9/chartex" xmlns:cx4="http://schemas.microsoft.com/office/drawing/2016/5/10/chartex" xmlns:cx5="http://schemas.microsoft.com/office/drawing/2016/5/11/chartex" xmlns:cx6="http://schemas.microsoft.com/office/drawing/2016/5/12/chartex" xmlns:cx7="http://schemas.microsoft.com/office/drawing/2016/5/13/chartex" xmlns:cx8="http://schemas.microsoft.com/office/drawing/2016/5/14/chartex" xmlns:mc="http://schemas.openxmlformats.org/markup-compatibility/2006" xmlns:aink="http://schemas.microsoft.com/office/drawing/2016/ink" xmlns:am3d="http://schemas.microsoft.com/office/drawing/2017/model3d" xmlns:o="urn:schemas-microsoft-com:office:office" xmlns:oel="http://schemas.microsoft.com/office/2019/extlst" xmlns:r="http://schemas.openxmlformats.org/officeDocument/2006/relationships" xmlns:m="http://schemas.openxmlformats.org/officeDocument/2006/math" xmlns:v="urn:schemas-microsoft-com:vml" xmlns:wp14="http://schemas.microsoft.com/office/word/2010/wordprocessingDrawing" xmlns:wp="http://schemas.openxmlformats.org/drawingml/2006/wordprocessingDrawing" xmlns:w10="urn:schemas-microsoft-com:office:word" xmlns:w="http://schemas.openxmlformats.org/wordprocessingml/2006/main" xmlns:w14="http://schemas.microsoft.com/office/word/2010/wordml" xmlns:w15="http://schemas.microsoft.com/office/word/2012/wordml" xmlns:w16cei="http://schemas.microsoft.com/office/word/2026/wordml/cei" xmlns:w16cex="http://schemas.microsoft.com/office/word/2018/wordml/cex" xmlns:w16cid="http://schemas.microsoft.com/office/word/2016/wordml/cid" xmlns:w16="http://schemas.microsoft.com/office/word/2018/wordml" xmlns:w16du="http://schemas.microsoft.com/office/word/2023/wordml/word16du" xmlns:w16sdtdh="http://schemas.microsoft.com/office/word/2020/wordml/sdtdatahash" xmlns:w16sdtfl="http://schemas.microsoft.com/office/word/2024/wordml/sdtformatlock" xmlns:w16se="http://schemas.microsoft.com/office/word/2015/wordml/symex" xmlns:wpg="http://schemas.microsoft.com/office/word/2010/wordprocessingGroup" xmlns:wpi="http://schemas.microsoft.com/office/word/2010/wordprocessingInk" xmlns:wne="http://schemas.microsoft.com/office/word/2006/wordml" xmlns:wps="http://schemas.microsoft.com/office/word/2010/wordprocessingShape" mc:Ignorable="w14 w15 w16se w16cid w16 w16cex w16sdtdh w16sdtfl w16du wp14">
   <w:p>
     <w:pPr>
       <w:pStyle w:val="Header"/>
@@ -4461,7 +4825,7 @@
       <mc:AlternateContent>
         <mc:Choice Requires="wpg">
           <w:drawing>
-            <wp:anchor distT="0" distB="0" distL="114300" distR="114300" simplePos="0" relativeHeight="251658752" behindDoc="0" locked="0" layoutInCell="1" allowOverlap="1" wp14:anchorId="2FB31130" wp14:editId="4A893C39">
+            <wp:anchor distT="0" distB="0" distL="114300" distR="114300" simplePos="0" relativeHeight="251658243" behindDoc="0" locked="0" layoutInCell="1" allowOverlap="1" wp14:anchorId="2FB31130" wp14:editId="4A893C39">
               <wp:simplePos x="0" y="0"/>
               <wp:positionH relativeFrom="column">
                 <wp:posOffset>173990</wp:posOffset>
@@ -4574,7 +4938,7 @@
                           </w:p>
                         </w:txbxContent>
                       </wps:txbx>
-                      <wps:bodyPr rot="0" vert="horz" wrap="square" lIns="91440" tIns="45720" rIns="91440" bIns="45720" anchor="t" anchorCtr="0" upright="1">
+                      <wps:bodyPr rot="0" vert="horz" wrap="square" lIns="91440" tIns="45720" rIns="91440" bIns="45720" anchor="ctr" anchorCtr="0" upright="1">
                         <a:noAutofit/>
                       </wps:bodyPr>
                     </wps:wsp>
@@ -4642,7 +5006,7 @@
                           </w:p>
                         </w:txbxContent>
                       </wps:txbx>
-                      <wps:bodyPr rot="0" vert="horz" wrap="square" lIns="91440" tIns="45720" rIns="91440" bIns="45720" anchor="t" anchorCtr="0" upright="1">
+                      <wps:bodyPr rot="0" vert="horz" wrap="square" lIns="91440" tIns="45720" rIns="91440" bIns="45720" anchor="ctr" anchorCtr="0" upright="1">
                         <a:noAutofit/>
                       </wps:bodyPr>
                     </wps:wsp>
@@ -4698,6 +5062,7 @@
                                 <w:color w:val="FFFFFF"/>
                               </w:rPr>
                             </w:pPr>
+                            <w:proofErr w:type="gramStart"/>
                             <w:r>
                               <w:rPr>
                                 <w:rFonts w:ascii="Times New Roman" w:hAnsi="Times New Roman"/>
@@ -4714,6 +5079,7 @@
                               </w:rPr>
                               <w:t>-</w:t>
                             </w:r>
+                            <w:proofErr w:type="gramEnd"/>
                             <w:r>
                               <w:rPr>
                                 <w:rFonts w:ascii="Times New Roman" w:hAnsi="Times New Roman"/>
@@ -4725,7 +5091,7 @@
                           </w:p>
                         </w:txbxContent>
                       </wps:txbx>
-                      <wps:bodyPr rot="0" vert="horz" wrap="square" lIns="91440" tIns="45720" rIns="91440" bIns="45720" anchor="t" anchorCtr="0" upright="1">
+                      <wps:bodyPr rot="0" vert="horz" wrap="square" lIns="91440" tIns="45720" rIns="91440" bIns="45720" anchor="ctr" anchorCtr="0" upright="1">
                         <a:noAutofit/>
                       </wps:bodyPr>
                     </wps:wsp>
@@ -4743,12 +5109,12 @@
         </mc:Choice>
         <mc:Fallback>
           <w:pict>
-            <v:group w14:anchorId="2FB31130" id="Group 42" o:spid="_x0000_s1026" style="position:absolute;margin-left:13.7pt;margin-top:-6.55pt;width:646.35pt;height:63.7pt;z-index:251658752" coordorigin="1410,653" coordsize="12927,1274" o:gfxdata="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">
+            <v:group w14:anchorId="2FB31130" id="Group 42" o:spid="_x0000_s1026" style="position:absolute;margin-left:13.7pt;margin-top:-6.55pt;width:646.35pt;height:63.7pt;z-index:251658243" coordorigin="1410,653" coordsize="12927,1274" o:gfxdata="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">
               <v:shapetype id="_x0000_t202" coordsize="21600,21600" o:spt="202" path="m,l,21600r21600,l21600,xe">
                 <v:stroke joinstyle="miter"/>
                 <v:path gradientshapeok="t" o:connecttype="rect"/>
               </v:shapetype>
-              <v:shape id="Text Box 43" o:spid="_x0000_s1027" type="#_x0000_t202" style="position:absolute;left:1410;top:653;width:4170;height:1274;visibility:visible;mso-wrap-style:square;v-text-anchor:top" o:gfxdata="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" fillcolor="#903" strokecolor="#f2f2f2" strokeweight="3pt">
+              <v:shape id="Text Box 43" o:spid="_x0000_s1027" type="#_x0000_t202" style="position:absolute;left:1410;top:653;width:4170;height:1274;visibility:visible;mso-wrap-style:square;v-text-anchor:middle" o:gfxdata="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" fillcolor="#903" strokecolor="#f2f2f2" strokeweight="3pt">
                 <v:shadow on="t" color="#622423" opacity=".5" offset="1pt"/>
                 <v:textbox>
                   <w:txbxContent>
@@ -4803,7 +5169,7 @@
                   </w:txbxContent>
                 </v:textbox>
               </v:shape>
-              <v:shape id="Text Box 44" o:spid="_x0000_s1028" type="#_x0000_t202" style="position:absolute;left:5580;top:653;width:6067;height:1274;visibility:visible;mso-wrap-style:square;v-text-anchor:top" o:gfxdata="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" fillcolor="#903" strokecolor="#f2f2f2" strokeweight="3pt">
+              <v:shape id="Text Box 44" o:spid="_x0000_s1028" type="#_x0000_t202" style="position:absolute;left:5580;top:653;width:6067;height:1274;visibility:visible;mso-wrap-style:square;v-text-anchor:middle" o:gfxdata="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" fillcolor="#903" strokecolor="#f2f2f2" strokeweight="3pt">
                 <v:shadow on="t" color="#622423" opacity=".5" offset="1pt"/>
                 <v:textbox>
                   <w:txbxContent>
@@ -4838,7 +5204,7 @@
                   </w:txbxContent>
                 </v:textbox>
               </v:shape>
-              <v:shape id="Text Box 45" o:spid="_x0000_s1029" type="#_x0000_t202" style="position:absolute;left:11647;top:653;width:2690;height:1274;visibility:visible;mso-wrap-style:square;v-text-anchor:top" o:gfxdata="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" fillcolor="#903" strokecolor="#f2f2f2" strokeweight="3pt">
+              <v:shape id="Text Box 45" o:spid="_x0000_s1029" type="#_x0000_t202" style="position:absolute;left:11647;top:653;width:2690;height:1274;visibility:visible;mso-wrap-style:square;v-text-anchor:middle" o:gfxdata="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" fillcolor="#903" strokecolor="#f2f2f2" strokeweight="3pt">
                 <v:shadow on="t" color="#622423" opacity=".5" offset="1pt"/>
                 <v:textbox>
                   <w:txbxContent>
@@ -4860,6 +5226,7 @@
                           <w:color w:val="FFFFFF"/>
                         </w:rPr>
                       </w:pPr>
+                      <w:proofErr w:type="gramStart"/>
                       <w:r>
                         <w:rPr>
                           <w:rFonts w:ascii="Times New Roman" w:hAnsi="Times New Roman"/>
@@ -4876,6 +5243,7 @@
                         </w:rPr>
                         <w:t>-</w:t>
                       </w:r>
+                      <w:proofErr w:type="gramEnd"/>
                       <w:r>
                         <w:rPr>
                           <w:rFonts w:ascii="Times New Roman" w:hAnsi="Times New Roman"/>
@@ -4898,7 +5266,7 @@
 </file>
 
 <file path=word/header2.xml><?xml version="1.0" encoding="utf-8"?>
-<w:hdr xmlns:wpc="http://schemas.microsoft.com/office/word/2010/wordprocessingCanvas" xmlns:cx="http://schemas.microsoft.com/office/drawing/2014/chartex" xmlns:cx1="http://schemas.microsoft.com/office/drawing/2015/9/8/chartex" xmlns:cx2="http://schemas.microsoft.com/office/drawing/2015/10/21/chartex" xmlns:cx3="http://schemas.microsoft.com/office/drawing/2016/5/9/chartex" xmlns:cx4="http://schemas.microsoft.com/office/drawing/2016/5/10/chartex" xmlns:cx5="http://schemas.microsoft.com/office/drawing/2016/5/11/chartex" xmlns:cx6="http://schemas.microsoft.com/office/drawing/2016/5/12/chartex" xmlns:cx7="http://schemas.microsoft.com/office/drawing/2016/5/13/chartex" xmlns:cx8="http://schemas.microsoft.com/office/drawing/2016/5/14/chartex" xmlns:mc="http://schemas.openxmlformats.org/markup-compatibility/2006" xmlns:aink="http://schemas.microsoft.com/office/drawing/2016/ink" xmlns:am3d="http://schemas.microsoft.com/office/drawing/2017/model3d" xmlns:o="urn:schemas-microsoft-com:office:office" xmlns:oel="http://schemas.microsoft.com/office/2019/extlst" xmlns:r="http://schemas.openxmlformats.org/officeDocument/2006/relationships" xmlns:m="http://schemas.openxmlformats.org/officeDocument/2006/math" xmlns:v="urn:schemas-microsoft-com:vml" xmlns:wp14="http://schemas.microsoft.com/office/word/2010/wordprocessingDrawing" xmlns:wp="http://schemas.openxmlformats.org/drawingml/2006/wordprocessingDrawing" xmlns:w10="urn:schemas-microsoft-com:office:word" xmlns:w="http://schemas.openxmlformats.org/wordprocessingml/2006/main" xmlns:w14="http://schemas.microsoft.com/office/word/2010/wordml" xmlns:w15="http://schemas.microsoft.com/office/word/2012/wordml" xmlns:w16cex="http://schemas.microsoft.com/office/word/2018/wordml/cex" xmlns:w16cid="http://schemas.microsoft.com/office/word/2016/wordml/cid" xmlns:w16="http://schemas.microsoft.com/office/word/2018/wordml" xmlns:w16du="http://schemas.microsoft.com/office/word/2023/wordml/word16du" xmlns:w16sdtdh="http://schemas.microsoft.com/office/word/2020/wordml/sdtdatahash" xmlns:w16sdtfl="http://schemas.microsoft.com/office/word/2024/wordml/sdtformatlock" xmlns:w16se="http://schemas.microsoft.com/office/word/2015/wordml/symex" xmlns:wpg="http://schemas.microsoft.com/office/word/2010/wordprocessingGroup" xmlns:wpi="http://schemas.microsoft.com/office/word/2010/wordprocessingInk" xmlns:wne="http://schemas.microsoft.com/office/word/2006/wordml" xmlns:wps="http://schemas.microsoft.com/office/word/2010/wordprocessingShape" mc:Ignorable="w14 w15 w16se w16cid w16 w16cex w16sdtdh w16sdtfl w16du wp14">
+<w:hdr xmlns:wpc="http://schemas.microsoft.com/office/word/2010/wordprocessingCanvas" xmlns:cx="http://schemas.microsoft.com/office/drawing/2014/chartex" xmlns:cx1="http://schemas.microsoft.com/office/drawing/2015/9/8/chartex" xmlns:cx2="http://schemas.microsoft.com/office/drawing/2015/10/21/chartex" xmlns:cx3="http://schemas.microsoft.com/office/drawing/2016/5/9/chartex" xmlns:cx4="http://schemas.microsoft.com/office/drawing/2016/5/10/chartex" xmlns:cx5="http://schemas.microsoft.com/office/drawing/2016/5/11/chartex" xmlns:cx6="http://schemas.microsoft.com/office/drawing/2016/5/12/chartex" xmlns:cx7="http://schemas.microsoft.com/office/drawing/2016/5/13/chartex" xmlns:cx8="http://schemas.microsoft.com/office/drawing/2016/5/14/chartex" xmlns:mc="http://schemas.openxmlformats.org/markup-compatibility/2006" xmlns:aink="http://schemas.microsoft.com/office/drawing/2016/ink" xmlns:am3d="http://schemas.microsoft.com/office/drawing/2017/model3d" xmlns:o="urn:schemas-microsoft-com:office:office" xmlns:oel="http://schemas.microsoft.com/office/2019/extlst" xmlns:r="http://schemas.openxmlformats.org/officeDocument/2006/relationships" xmlns:m="http://schemas.openxmlformats.org/officeDocument/2006/math" xmlns:v="urn:schemas-microsoft-com:vml" xmlns:wp14="http://schemas.microsoft.com/office/word/2010/wordprocessingDrawing" xmlns:wp="http://schemas.openxmlformats.org/drawingml/2006/wordprocessingDrawing" xmlns:w10="urn:schemas-microsoft-com:office:word" xmlns:w="http://schemas.openxmlformats.org/wordprocessingml/2006/main" xmlns:w14="http://schemas.microsoft.com/office/word/2010/wordml" xmlns:w15="http://schemas.microsoft.com/office/word/2012/wordml" xmlns:w16cei="http://schemas.microsoft.com/office/word/2026/wordml/cei" xmlns:w16cex="http://schemas.microsoft.com/office/word/2018/wordml/cex" xmlns:w16cid="http://schemas.microsoft.com/office/word/2016/wordml/cid" xmlns:w16="http://schemas.microsoft.com/office/word/2018/wordml" xmlns:w16du="http://schemas.microsoft.com/office/word/2023/wordml/word16du" xmlns:w16sdtdh="http://schemas.microsoft.com/office/word/2020/wordml/sdtdatahash" xmlns:w16sdtfl="http://schemas.microsoft.com/office/word/2024/wordml/sdtformatlock" xmlns:w16se="http://schemas.microsoft.com/office/word/2015/wordml/symex" xmlns:wpg="http://schemas.microsoft.com/office/word/2010/wordprocessingGroup" xmlns:wpi="http://schemas.microsoft.com/office/word/2010/wordprocessingInk" xmlns:wne="http://schemas.microsoft.com/office/word/2006/wordml" xmlns:wps="http://schemas.microsoft.com/office/word/2010/wordprocessingShape" mc:Ignorable="w14 w15 w16se w16cid w16 w16cex w16sdtdh w16sdtfl w16du wp14">
   <w:p>
     <w:pPr>
       <w:pStyle w:val="Footer"/>
@@ -4920,13 +5288,13 @@
       <mc:AlternateContent>
         <mc:Choice Requires="wpg">
           <w:drawing>
-            <wp:anchor distT="0" distB="0" distL="114300" distR="114300" simplePos="0" relativeHeight="251657728" behindDoc="0" locked="0" layoutInCell="1" allowOverlap="1" wp14:anchorId="03A7246D" wp14:editId="641C6801">
+            <wp:anchor distT="0" distB="0" distL="114300" distR="114300" simplePos="0" relativeHeight="251658242" behindDoc="0" locked="0" layoutInCell="1" allowOverlap="1" wp14:anchorId="03A7246D" wp14:editId="1011160A">
               <wp:simplePos x="0" y="0"/>
               <wp:positionH relativeFrom="column">
-                <wp:posOffset>170180</wp:posOffset>
+                <wp:posOffset>322580</wp:posOffset>
               </wp:positionH>
               <wp:positionV relativeFrom="paragraph">
-                <wp:posOffset>-208280</wp:posOffset>
+                <wp:posOffset>-313055</wp:posOffset>
               </wp:positionV>
               <wp:extent cx="8590915" cy="827405"/>
               <wp:effectExtent l="27305" t="20320" r="40005" b="47625"/>
@@ -5025,7 +5393,7 @@
                           </w:p>
                         </w:txbxContent>
                       </wps:txbx>
-                      <wps:bodyPr rot="0" vert="horz" wrap="square" lIns="91440" tIns="45720" rIns="91440" bIns="45720" anchor="t" anchorCtr="0" upright="1">
+                      <wps:bodyPr rot="0" vert="horz" wrap="square" lIns="91440" tIns="45720" rIns="91440" bIns="45720" anchor="ctr" anchorCtr="0" upright="1">
                         <a:noAutofit/>
                       </wps:bodyPr>
                     </wps:wsp>
@@ -5093,7 +5461,7 @@
                           </w:p>
                         </w:txbxContent>
                       </wps:txbx>
-                      <wps:bodyPr rot="0" vert="horz" wrap="square" lIns="91440" tIns="45720" rIns="91440" bIns="45720" anchor="t" anchorCtr="0" upright="1">
+                      <wps:bodyPr rot="0" vert="horz" wrap="square" lIns="91440" tIns="45720" rIns="91440" bIns="45720" anchor="ctr" anchorCtr="0" upright="1">
                         <a:noAutofit/>
                       </wps:bodyPr>
                     </wps:wsp>
@@ -5134,6 +5502,7 @@
                           <w:p>
                             <w:pPr>
                               <w:spacing w:after="0"/>
+                              <w:jc w:val="center"/>
                               <w:rPr>
                                 <w:rFonts w:ascii="Wide Latin" w:hAnsi="Wide Latin"/>
                                 <w:color w:val="FFFFFF"/>
@@ -5161,7 +5530,7 @@
                           <w:p>
                             <w:pPr>
                               <w:spacing w:after="0"/>
-                              <w:jc w:val="right"/>
+                              <w:jc w:val="center"/>
                               <w:rPr>
                                 <w:rFonts w:cs="Calibri"/>
                                 <w:color w:val="FFFFFF"/>
@@ -5182,7 +5551,7 @@
                           <w:p>
                             <w:pPr>
                               <w:spacing w:after="0"/>
-                              <w:jc w:val="right"/>
+                              <w:jc w:val="center"/>
                               <w:rPr>
                                 <w:rFonts w:cs="Calibri"/>
                                 <w:color w:val="FFFFFF"/>
@@ -5207,7 +5576,7 @@
                           </w:p>
                         </w:txbxContent>
                       </wps:txbx>
-                      <wps:bodyPr rot="0" vert="horz" wrap="square" lIns="91440" tIns="45720" rIns="91440" bIns="45720" anchor="t" anchorCtr="0" upright="1">
+                      <wps:bodyPr rot="0" vert="horz" wrap="square" lIns="91440" tIns="45720" rIns="91440" bIns="45720" anchor="ctr" anchorCtr="0" upright="1">
                         <a:noAutofit/>
                       </wps:bodyPr>
                     </wps:wsp>
@@ -5225,12 +5594,12 @@
         </mc:Choice>
         <mc:Fallback>
           <w:pict>
-            <v:group w14:anchorId="03A7246D" id="Group 41" o:spid="_x0000_s1030" style="position:absolute;margin-left:13.4pt;margin-top:-16.4pt;width:676.45pt;height:65.15pt;z-index:251657728" coordorigin="1410,653" coordsize="12927,1274" o:gfxdata="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">
+            <v:group w14:anchorId="03A7246D" id="Group 41" o:spid="_x0000_s1030" style="position:absolute;margin-left:25.4pt;margin-top:-24.65pt;width:676.45pt;height:65.15pt;z-index:251658242" coordorigin="1410,653" coordsize="12927,1274" o:gfxdata="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">
               <v:shapetype id="_x0000_t202" coordsize="21600,21600" o:spt="202" path="m,l,21600r21600,l21600,xe">
                 <v:stroke joinstyle="miter"/>
                 <v:path gradientshapeok="t" o:connecttype="rect"/>
               </v:shapetype>
-              <v:shape id="Text Box 38" o:spid="_x0000_s1031" type="#_x0000_t202" style="position:absolute;left:1410;top:653;width:4170;height:1274;visibility:visible;mso-wrap-style:square;v-text-anchor:top" o:gfxdata="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" fillcolor="maroon" strokecolor="#f2f2f2" strokeweight="3pt">
+              <v:shape id="Text Box 38" o:spid="_x0000_s1031" type="#_x0000_t202" style="position:absolute;left:1410;top:653;width:4170;height:1274;visibility:visible;mso-wrap-style:square;v-text-anchor:middle" o:gfxdata="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" fillcolor="maroon" strokecolor="#f2f2f2" strokeweight="3pt">
                 <v:shadow on="t" color="#622423" opacity=".5" offset="1pt"/>
                 <v:textbox>
                   <w:txbxContent>
@@ -5277,7 +5646,7 @@
                   </w:txbxContent>
                 </v:textbox>
               </v:shape>
-              <v:shape id="Text Box 39" o:spid="_x0000_s1032" type="#_x0000_t202" style="position:absolute;left:5580;top:653;width:6067;height:1274;visibility:visible;mso-wrap-style:square;v-text-anchor:top" o:gfxdata="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" fillcolor="maroon" strokecolor="#f2f2f2" strokeweight="3pt">
+              <v:shape id="Text Box 39" o:spid="_x0000_s1032" type="#_x0000_t202" style="position:absolute;left:5580;top:653;width:6067;height:1274;visibility:visible;mso-wrap-style:square;v-text-anchor:middle" o:gfxdata="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" fillcolor="maroon" strokecolor="#f2f2f2" strokeweight="3pt">
                 <v:shadow on="t" color="#622423" opacity=".5" offset="1pt"/>
                 <v:textbox>
                   <w:txbxContent>
@@ -5312,13 +5681,14 @@
                   </w:txbxContent>
                 </v:textbox>
               </v:shape>
-              <v:shape id="Text Box 40" o:spid="_x0000_s1033" type="#_x0000_t202" style="position:absolute;left:11647;top:653;width:2690;height:1274;visibility:visible;mso-wrap-style:square;v-text-anchor:top" o:gfxdata="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" fillcolor="maroon" strokecolor="#f2f2f2" strokeweight="3pt">
+              <v:shape id="Text Box 40" o:spid="_x0000_s1033" type="#_x0000_t202" style="position:absolute;left:11647;top:653;width:2690;height:1274;visibility:visible;mso-wrap-style:square;v-text-anchor:middle" o:gfxdata="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" fillcolor="maroon" strokecolor="#f2f2f2" strokeweight="3pt">
                 <v:shadow on="t" color="#622423" opacity=".5" offset="1pt"/>
                 <v:textbox>
                   <w:txbxContent>
                     <w:p>
                       <w:pPr>
                         <w:spacing w:after="0"/>
+                        <w:jc w:val="center"/>
                         <w:rPr>
                           <w:rFonts w:ascii="Wide Latin" w:hAnsi="Wide Latin"/>
                           <w:color w:val="FFFFFF"/>
@@ -5346,7 +5716,7 @@
                     <w:p>
                       <w:pPr>
                         <w:spacing w:after="0"/>
-                        <w:jc w:val="right"/>
+                        <w:jc w:val="center"/>
                         <w:rPr>
                           <w:rFonts w:cs="Calibri"/>
                           <w:color w:val="FFFFFF"/>
@@ -5367,7 +5737,7 @@
                     <w:p>
                       <w:pPr>
                         <w:spacing w:after="0"/>
-                        <w:jc w:val="right"/>
+                        <w:jc w:val="center"/>
                         <w:rPr>
                           <w:rFonts w:cs="Calibri"/>
                           <w:color w:val="FFFFFF"/>
@@ -5403,7 +5773,7 @@
         <w:noProof/>
       </w:rPr>
       <w:drawing>
-        <wp:anchor distT="0" distB="0" distL="114300" distR="114300" simplePos="0" relativeHeight="251659776" behindDoc="0" locked="0" layoutInCell="1" allowOverlap="1" wp14:anchorId="3E2D0FBD" wp14:editId="03894AB8">
+        <wp:anchor distT="0" distB="0" distL="114300" distR="114300" simplePos="0" relativeHeight="251658244" behindDoc="0" locked="0" layoutInCell="1" allowOverlap="1" wp14:anchorId="3E2D0FBD" wp14:editId="15D5C10D">
           <wp:simplePos x="0" y="0"/>
           <wp:positionH relativeFrom="column">
             <wp:posOffset>777240</wp:posOffset>
@@ -5500,6 +5870,7 @@
       </w:rPr>
       <w:tab/>
     </w:r>
+    <w:proofErr w:type="spellStart"/>
     <w:r>
       <w:rPr>
         <w:color w:val="FFFFFF"/>
@@ -5507,6 +5878,7 @@
       </w:rPr>
       <w:t>revUAC</w:t>
     </w:r>
+    <w:proofErr w:type="spellEnd"/>
     <w:r>
       <w:rPr>
         <w:color w:val="FFFFFF"/>
@@ -5518,7 +5890,7 @@
   <w:p>
     <w:pPr>
       <w:pStyle w:val="Footer"/>
-      <w:jc w:val="right"/>
+      <w:jc w:val="center"/>
       <w:rPr>
         <w:color w:val="FFFFFF"/>
         <w:spacing w:val="60"/>
@@ -5535,7 +5907,7 @@
   <w:p>
     <w:pPr>
       <w:pStyle w:val="Footer"/>
-      <w:jc w:val="right"/>
+      <w:jc w:val="center"/>
       <w:rPr>
         <w:color w:val="FFFFFF"/>
         <w:spacing w:val="60"/>
@@ -5545,7 +5917,7 @@
   <w:p>
     <w:pPr>
       <w:pStyle w:val="Footer"/>
-      <w:jc w:val="right"/>
+      <w:jc w:val="center"/>
       <w:rPr>
         <w:color w:val="FFFFFF"/>
         <w:spacing w:val="60"/>
@@ -5624,7 +5996,27 @@
               <w:color w:val="000000"/>
               <w:szCs w:val="24"/>
             </w:rPr>
-            <w:t>${po_number}</w:t>
+            <w:t>${</w:t>
+          </w:r>
+          <w:proofErr w:type="spellStart"/>
+          <w:r>
+            <w:rPr>
+              <w:rFonts w:cs="Calibri"/>
+              <w:b/>
+              <w:color w:val="000000"/>
+              <w:szCs w:val="24"/>
+            </w:rPr>
+            <w:t>po_number</w:t>
+          </w:r>
+          <w:proofErr w:type="spellEnd"/>
+          <w:r>
+            <w:rPr>
+              <w:rFonts w:cs="Calibri"/>
+              <w:b/>
+              <w:color w:val="000000"/>
+              <w:szCs w:val="24"/>
+            </w:rPr>
+            <w:t>}</w:t>
           </w:r>
         </w:p>
       </w:tc>
@@ -5670,13 +6062,30 @@
               <w:b/>
               <w:sz w:val="22"/>
             </w:rPr>
-            <w:t>${po_date}</w:t>
+            <w:t>${</w:t>
+          </w:r>
+          <w:proofErr w:type="spellStart"/>
+          <w:r>
+            <w:rPr>
+              <w:b/>
+              <w:sz w:val="22"/>
+            </w:rPr>
+            <w:t>po_date</w:t>
+          </w:r>
+          <w:proofErr w:type="spellEnd"/>
+          <w:r>
+            <w:rPr>
+              <w:b/>
+              <w:sz w:val="22"/>
+            </w:rPr>
+            <w:t>}</w:t>
           </w:r>
         </w:p>
       </w:tc>
       <w:tc>
         <w:tcPr>
           <w:tcW w:w="1425" w:type="dxa"/>
+          <w:vAlign w:val="center"/>
         </w:tcPr>
         <w:p>
           <w:pPr>
@@ -5698,6 +6107,7 @@
       <w:tc>
         <w:tcPr>
           <w:tcW w:w="2715" w:type="dxa"/>
+          <w:vAlign w:val="center"/>
         </w:tcPr>
         <w:p>
           <w:pPr>
@@ -5762,11 +6172,11 @@
       <w:tc>
         <w:tcPr>
           <w:tcW w:w="3301" w:type="dxa"/>
+          <w:vAlign w:val="center"/>
         </w:tcPr>
         <w:p>
           <w:pPr>
             <w:pStyle w:val="TableParagraph"/>
-            <w:spacing w:before="133"/>
             <w:ind w:right="2"/>
             <w:jc w:val="center"/>
             <w:rPr>
@@ -5808,22 +6218,17 @@
         <w:tcPr>
           <w:tcW w:w="3969" w:type="dxa"/>
           <w:gridSpan w:val="2"/>
+          <w:vAlign w:val="center"/>
         </w:tcPr>
         <w:p>
           <w:pPr>
             <w:pStyle w:val="TableParagraph"/>
-            <w:spacing w:line="268" w:lineRule="exact"/>
             <w:ind w:left="7"/>
+            <w:jc w:val="center"/>
             <w:rPr>
               <w:b/>
             </w:rPr>
           </w:pPr>
-          <w:r>
-            <w:rPr>
-              <w:b/>
-            </w:rPr>
-            <w:t xml:space="preserve">                 </w:t>
-          </w:r>
           <w:r>
             <w:rPr>
               <w:b/>
@@ -5917,12 +6322,12 @@
       <w:tc>
         <w:tcPr>
           <w:tcW w:w="3301" w:type="dxa"/>
+          <w:vAlign w:val="center"/>
         </w:tcPr>
         <w:p>
           <w:pPr>
             <w:pStyle w:val="TableParagraph"/>
-            <w:spacing w:before="152"/>
-            <w:ind w:left="14"/>
+            <w:spacing w:before="18" w:after="60"/>
             <w:jc w:val="center"/>
             <w:rPr>
               <w:b/>
@@ -5932,7 +6337,21 @@
             <w:rPr>
               <w:b/>
             </w:rPr>
-            <w:t>${buyer_address}</w:t>
+            <w:t>${</w:t>
+          </w:r>
+          <w:proofErr w:type="spellStart"/>
+          <w:r>
+            <w:rPr>
+              <w:b/>
+            </w:rPr>
+            <w:t>buyer_address</w:t>
+          </w:r>
+          <w:proofErr w:type="spellEnd"/>
+          <w:r>
+            <w:rPr>
+              <w:b/>
+            </w:rPr>
+            <w:t>}</w:t>
           </w:r>
         </w:p>
       </w:tc>
@@ -5963,22 +6382,13 @@
         <w:tcPr>
           <w:tcW w:w="3969" w:type="dxa"/>
           <w:gridSpan w:val="2"/>
+          <w:vAlign w:val="center"/>
         </w:tcPr>
         <w:p>
           <w:pPr>
             <w:pStyle w:val="TableParagraph"/>
-            <w:spacing w:before="18"/>
-            <w:ind w:left="1104"/>
-            <w:rPr>
-              <w:b/>
-            </w:rPr>
-          </w:pPr>
-        </w:p>
-        <w:p>
-          <w:pPr>
-            <w:pStyle w:val="TableParagraph"/>
-            <w:spacing w:before="18"/>
-            <w:ind w:left="1104"/>
+            <w:spacing w:before="18" w:after="60"/>
+            <w:jc w:val="center"/>
             <w:rPr>
               <w:b/>
             </w:rPr>
@@ -5987,7 +6397,21 @@
             <w:rPr>
               <w:b/>
             </w:rPr>
-            <w:t>${factory_address}</w:t>
+            <w:t>${</w:t>
+          </w:r>
+          <w:proofErr w:type="spellStart"/>
+          <w:r>
+            <w:rPr>
+              <w:b/>
+            </w:rPr>
+            <w:t>factory_address</w:t>
+          </w:r>
+          <w:proofErr w:type="spellEnd"/>
+          <w:r>
+            <w:rPr>
+              <w:b/>
+            </w:rPr>
+            <w:t>}</w:t>
           </w:r>
         </w:p>
       </w:tc>
@@ -6053,7 +6477,6 @@
   <w:p>
     <w:pPr>
       <w:pStyle w:val="Footer"/>
-      <w:jc w:val="right"/>
       <w:rPr>
         <w:color w:val="FFFFFF"/>
         <w:spacing w:val="60"/>
@@ -6063,7 +6486,6 @@
   <w:p>
     <w:pPr>
       <w:pStyle w:val="Footer"/>
-      <w:jc w:val="right"/>
       <w:rPr>
         <w:color w:val="FFFFFF"/>
         <w:spacing w:val="60"/>
@@ -6073,7 +6495,6 @@
   <w:p>
     <w:pPr>
       <w:pStyle w:val="Footer"/>
-      <w:jc w:val="right"/>
       <w:rPr>
         <w:color w:val="FFFFFF"/>
         <w:spacing w:val="60"/>
@@ -6083,7 +6504,6 @@
   <w:p>
     <w:pPr>
       <w:pStyle w:val="Footer"/>
-      <w:jc w:val="right"/>
       <w:rPr>
         <w:color w:val="FFFFFF"/>
         <w:spacing w:val="60"/>
@@ -6093,7 +6513,7 @@
   <w:p>
     <w:pPr>
       <w:pStyle w:val="Footer"/>
-      <w:jc w:val="right"/>
+      <w:jc w:val="center"/>
       <w:rPr>
         <w:color w:val="FFFFFF"/>
         <w:spacing w:val="60"/>
@@ -6103,7 +6523,7 @@
   <w:p>
     <w:pPr>
       <w:pStyle w:val="Footer"/>
-      <w:jc w:val="right"/>
+      <w:jc w:val="center"/>
       <w:rPr>
         <w:color w:val="FFFFFF"/>
         <w:spacing w:val="60"/>
@@ -6113,7 +6533,7 @@
   <w:p>
     <w:pPr>
       <w:pStyle w:val="Footer"/>
-      <w:jc w:val="right"/>
+      <w:jc w:val="center"/>
       <w:rPr>
         <w:color w:val="FFFFFF"/>
         <w:spacing w:val="60"/>
@@ -6123,7 +6543,7 @@
   <w:p>
     <w:pPr>
       <w:pStyle w:val="Footer"/>
-      <w:jc w:val="right"/>
+      <w:jc w:val="center"/>
       <w:rPr>
         <w:color w:val="FFFFFF"/>
         <w:spacing w:val="60"/>
@@ -6133,7 +6553,7 @@
   <w:p>
     <w:pPr>
       <w:pStyle w:val="Footer"/>
-      <w:jc w:val="right"/>
+      <w:jc w:val="center"/>
       <w:rPr>
         <w:color w:val="FFFFFF"/>
         <w:spacing w:val="60"/>
@@ -6150,7 +6570,7 @@
   <w:p>
     <w:pPr>
       <w:pStyle w:val="Footer"/>
-      <w:jc w:val="right"/>
+      <w:jc w:val="center"/>
       <w:rPr>
         <w:color w:val="FFFFFF"/>
         <w:spacing w:val="60"/>
@@ -6160,7 +6580,10 @@
   <w:p>
     <w:pPr>
       <w:pStyle w:val="Footer"/>
-      <w:jc w:val="right"/>
+      <w:rPr>
+        <w:color w:val="FFFFFF"/>
+        <w:spacing w:val="60"/>
+      </w:rPr>
     </w:pPr>
     <w:r>
       <w:rPr>
@@ -6174,7 +6597,7 @@
 </file>
 
 <file path=word/numbering.xml><?xml version="1.0" encoding="utf-8"?>
-<w:numbering xmlns:wpc="http://schemas.microsoft.com/office/word/2010/wordprocessingCanvas" xmlns:cx="http://schemas.microsoft.com/office/drawing/2014/chartex" xmlns:cx1="http://schemas.microsoft.com/office/drawing/2015/9/8/chartex" xmlns:cx2="http://schemas.microsoft.com/office/drawing/2015/10/21/chartex" xmlns:cx3="http://schemas.microsoft.com/office/drawing/2016/5/9/chartex" xmlns:cx4="http://schemas.microsoft.com/office/drawing/2016/5/10/chartex" xmlns:cx5="http://schemas.microsoft.com/office/drawing/2016/5/11/chartex" xmlns:cx6="http://schemas.microsoft.com/office/drawing/2016/5/12/chartex" xmlns:cx7="http://schemas.microsoft.com/office/drawing/2016/5/13/chartex" xmlns:cx8="http://schemas.microsoft.com/office/drawing/2016/5/14/chartex" xmlns:mc="http://schemas.openxmlformats.org/markup-compatibility/2006" xmlns:aink="http://schemas.microsoft.com/office/drawing/2016/ink" xmlns:am3d="http://schemas.microsoft.com/office/drawing/2017/model3d" xmlns:o="urn:schemas-microsoft-com:office:office" xmlns:oel="http://schemas.microsoft.com/office/2019/extlst" xmlns:r="http://schemas.openxmlformats.org/officeDocument/2006/relationships" xmlns:m="http://schemas.openxmlformats.org/officeDocument/2006/math" xmlns:v="urn:schemas-microsoft-com:vml" xmlns:wp14="http://schemas.microsoft.com/office/word/2010/wordprocessingDrawing" xmlns:wp="http://schemas.openxmlformats.org/drawingml/2006/wordprocessingDrawing" xmlns:w10="urn:schemas-microsoft-com:office:word" xmlns:w="http://schemas.openxmlformats.org/wordprocessingml/2006/main" xmlns:w14="http://schemas.microsoft.com/office/word/2010/wordml" xmlns:w15="http://schemas.microsoft.com/office/word/2012/wordml" xmlns:w16cex="http://schemas.microsoft.com/office/word/2018/wordml/cex" xmlns:w16cid="http://schemas.microsoft.com/office/word/2016/wordml/cid" xmlns:w16="http://schemas.microsoft.com/office/word/2018/wordml" xmlns:w16du="http://schemas.microsoft.com/office/word/2023/wordml/word16du" xmlns:w16sdtdh="http://schemas.microsoft.com/office/word/2020/wordml/sdtdatahash" xmlns:w16sdtfl="http://schemas.microsoft.com/office/word/2024/wordml/sdtformatlock" xmlns:w16se="http://schemas.microsoft.com/office/word/2015/wordml/symex" xmlns:wpg="http://schemas.microsoft.com/office/word/2010/wordprocessingGroup" xmlns:wpi="http://schemas.microsoft.com/office/word/2010/wordprocessingInk" xmlns:wne="http://schemas.microsoft.com/office/word/2006/wordml" xmlns:wps="http://schemas.microsoft.com/office/word/2010/wordprocessingShape" mc:Ignorable="w14 w15 w16se w16cid w16 w16cex w16sdtdh w16sdtfl w16du wp14">
+<w:numbering xmlns:wpc="http://schemas.microsoft.com/office/word/2010/wordprocessingCanvas" xmlns:cx="http://schemas.microsoft.com/office/drawing/2014/chartex" xmlns:cx1="http://schemas.microsoft.com/office/drawing/2015/9/8/chartex" xmlns:cx2="http://schemas.microsoft.com/office/drawing/2015/10/21/chartex" xmlns:cx3="http://schemas.microsoft.com/office/drawing/2016/5/9/chartex" xmlns:cx4="http://schemas.microsoft.com/office/drawing/2016/5/10/chartex" xmlns:cx5="http://schemas.microsoft.com/office/drawing/2016/5/11/chartex" xmlns:cx6="http://schemas.microsoft.com/office/drawing/2016/5/12/chartex" xmlns:cx7="http://schemas.microsoft.com/office/drawing/2016/5/13/chartex" xmlns:cx8="http://schemas.microsoft.com/office/drawing/2016/5/14/chartex" xmlns:mc="http://schemas.openxmlformats.org/markup-compatibility/2006" xmlns:aink="http://schemas.microsoft.com/office/drawing/2016/ink" xmlns:am3d="http://schemas.microsoft.com/office/drawing/2017/model3d" xmlns:o="urn:schemas-microsoft-com:office:office" xmlns:oel="http://schemas.microsoft.com/office/2019/extlst" xmlns:r="http://schemas.openxmlformats.org/officeDocument/2006/relationships" xmlns:m="http://schemas.openxmlformats.org/officeDocument/2006/math" xmlns:v="urn:schemas-microsoft-com:vml" xmlns:wp14="http://schemas.microsoft.com/office/word/2010/wordprocessingDrawing" xmlns:wp="http://schemas.openxmlformats.org/drawingml/2006/wordprocessingDrawing" xmlns:w10="urn:schemas-microsoft-com:office:word" xmlns:w="http://schemas.openxmlformats.org/wordprocessingml/2006/main" xmlns:w14="http://schemas.microsoft.com/office/word/2010/wordml" xmlns:w15="http://schemas.microsoft.com/office/word/2012/wordml" xmlns:w16cei="http://schemas.microsoft.com/office/word/2026/wordml/cei" xmlns:w16cex="http://schemas.microsoft.com/office/word/2018/wordml/cex" xmlns:w16cid="http://schemas.microsoft.com/office/word/2016/wordml/cid" xmlns:w16="http://schemas.microsoft.com/office/word/2018/wordml" xmlns:w16du="http://schemas.microsoft.com/office/word/2023/wordml/word16du" xmlns:w16sdtdh="http://schemas.microsoft.com/office/word/2020/wordml/sdtdatahash" xmlns:w16sdtfl="http://schemas.microsoft.com/office/word/2024/wordml/sdtformatlock" xmlns:w16se="http://schemas.microsoft.com/office/word/2015/wordml/symex" xmlns:wpg="http://schemas.microsoft.com/office/word/2010/wordprocessingGroup" xmlns:wpi="http://schemas.microsoft.com/office/word/2010/wordprocessingInk" xmlns:wne="http://schemas.microsoft.com/office/word/2006/wordml" xmlns:wps="http://schemas.microsoft.com/office/word/2010/wordprocessingShape" mc:Ignorable="w14 w15 w16se w16cid w16 w16cex w16sdtdh w16sdtfl w16du wp14">
   <w:abstractNum w:abstractNumId="0" w15:restartNumberingAfterBreak="0">
     <w:nsid w:val="0AA57CD0"/>
     <w:multiLevelType w:val="hybridMultilevel"/>
@@ -6185,7 +6608,7 @@
       <w:lvlText w:val="%1."/>
       <w:lvlJc w:val="left"/>
       <w:pPr>
-        <w:ind w:left="720" w:hanging="360"/>
+        <w:ind w:left="360" w:hanging="360"/>
       </w:pPr>
       <w:rPr>
         <w:rFonts w:hint="default"/>
@@ -6197,7 +6620,7 @@
       <w:lvlText w:val="%2."/>
       <w:lvlJc w:val="left"/>
       <w:pPr>
-        <w:ind w:left="1440" w:hanging="360"/>
+        <w:ind w:left="1080" w:hanging="360"/>
       </w:pPr>
     </w:lvl>
     <w:lvl w:ilvl="2" w:tplc="0409001B" w:tentative="1">
@@ -6206,7 +6629,7 @@
       <w:lvlText w:val="%3."/>
       <w:lvlJc w:val="right"/>
       <w:pPr>
-        <w:ind w:left="2160" w:hanging="180"/>
+        <w:ind w:left="1800" w:hanging="180"/>
       </w:pPr>
     </w:lvl>
     <w:lvl w:ilvl="3" w:tplc="0409000F" w:tentative="1">
@@ -6215,7 +6638,7 @@
       <w:lvlText w:val="%4."/>
       <w:lvlJc w:val="left"/>
       <w:pPr>
-        <w:ind w:left="2880" w:hanging="360"/>
+        <w:ind w:left="2520" w:hanging="360"/>
       </w:pPr>
     </w:lvl>
     <w:lvl w:ilvl="4" w:tplc="04090019" w:tentative="1">
@@ -6224,7 +6647,7 @@
       <w:lvlText w:val="%5."/>
       <w:lvlJc w:val="left"/>
       <w:pPr>
-        <w:ind w:left="3600" w:hanging="360"/>
+        <w:ind w:left="3240" w:hanging="360"/>
       </w:pPr>
     </w:lvl>
     <w:lvl w:ilvl="5" w:tplc="0409001B" w:tentative="1">
@@ -6233,7 +6656,7 @@
       <w:lvlText w:val="%6."/>
       <w:lvlJc w:val="right"/>
       <w:pPr>
-        <w:ind w:left="4320" w:hanging="180"/>
+        <w:ind w:left="3960" w:hanging="180"/>
       </w:pPr>
     </w:lvl>
     <w:lvl w:ilvl="6" w:tplc="0409000F" w:tentative="1">
@@ -6242,7 +6665,7 @@
       <w:lvlText w:val="%7."/>
       <w:lvlJc w:val="left"/>
       <w:pPr>
-        <w:ind w:left="5040" w:hanging="360"/>
+        <w:ind w:left="4680" w:hanging="360"/>
       </w:pPr>
     </w:lvl>
     <w:lvl w:ilvl="7" w:tplc="04090019" w:tentative="1">
@@ -6251,7 +6674,7 @@
       <w:lvlText w:val="%8."/>
       <w:lvlJc w:val="left"/>
       <w:pPr>
-        <w:ind w:left="5760" w:hanging="360"/>
+        <w:ind w:left="5400" w:hanging="360"/>
       </w:pPr>
     </w:lvl>
     <w:lvl w:ilvl="8" w:tplc="0409001B" w:tentative="1">
@@ -6260,7 +6683,7 @@
       <w:lvlText w:val="%9."/>
       <w:lvlJc w:val="right"/>
       <w:pPr>
-        <w:ind w:left="6480" w:hanging="180"/>
+        <w:ind w:left="6120" w:hanging="180"/>
       </w:pPr>
     </w:lvl>
   </w:abstractNum>
@@ -7288,7 +7711,7 @@
     <w:rPrDefault>
       <w:rPr>
         <w:rFonts w:ascii="Calibri" w:eastAsia="Calibri" w:hAnsi="Calibri" w:cs="Times New Roman"/>
-        <w:lang w:val="en-UG" w:eastAsia="en-UG" w:bidi="ar-SA"/>
+        <w:lang w:val="en-US" w:eastAsia="en-US" w:bidi="ar-SA"/>
       </w:rPr>
     </w:rPrDefault>
     <w:pPrDefault/>
@@ -7681,7 +8104,6 @@
     <w:rPr>
       <w:sz w:val="22"/>
       <w:szCs w:val="22"/>
-      <w:lang w:val="en-US" w:eastAsia="en-US"/>
     </w:rPr>
   </w:style>
   <w:style w:type="character" w:default="1" w:styleId="DefaultParagraphFont">
@@ -7866,7 +8288,6 @@
       <w:color w:val="000000"/>
       <w:sz w:val="24"/>
       <w:szCs w:val="24"/>
-      <w:lang w:val="en-US" w:eastAsia="en-US"/>
     </w:rPr>
   </w:style>
   <w:style w:type="character" w:styleId="UnresolvedMention">
@@ -7904,7 +8325,6 @@
     <w:rPr>
       <w:sz w:val="22"/>
       <w:szCs w:val="22"/>
-      <w:lang w:val="en-US" w:eastAsia="en-US"/>
     </w:rPr>
   </w:style>
 </w:styles>

--- a/templates/po_template_clean.docx
+++ b/templates/po_template_clean.docx
@@ -1,11 +1,12 @@
 
 <file path=word/document.xml><?xml version="1.0" encoding="utf-8"?>
-<w:document xmlns:wpc="http://schemas.microsoft.com/office/word/2010/wordprocessingCanvas" xmlns:cx="http://schemas.microsoft.com/office/drawing/2014/chartex" xmlns:cx1="http://schemas.microsoft.com/office/drawing/2015/9/8/chartex" xmlns:cx2="http://schemas.microsoft.com/office/drawing/2015/10/21/chartex" xmlns:cx3="http://schemas.microsoft.com/office/drawing/2016/5/9/chartex" xmlns:cx4="http://schemas.microsoft.com/office/drawing/2016/5/10/chartex" xmlns:cx5="http://schemas.microsoft.com/office/drawing/2016/5/11/chartex" xmlns:cx6="http://schemas.microsoft.com/office/drawing/2016/5/12/chartex" xmlns:cx7="http://schemas.microsoft.com/office/drawing/2016/5/13/chartex" xmlns:cx8="http://schemas.microsoft.com/office/drawing/2016/5/14/chartex" xmlns:mc="http://schemas.openxmlformats.org/markup-compatibility/2006" xmlns:aink="http://schemas.microsoft.com/office/drawing/2016/ink" xmlns:am3d="http://schemas.microsoft.com/office/drawing/2017/model3d" xmlns:o="urn:schemas-microsoft-com:office:office" xmlns:oel="http://schemas.microsoft.com/office/2019/extlst" xmlns:r="http://schemas.openxmlformats.org/officeDocument/2006/relationships" xmlns:m="http://schemas.openxmlformats.org/officeDocument/2006/math" xmlns:v="urn:schemas-microsoft-com:vml" xmlns:wp14="http://schemas.microsoft.com/office/word/2010/wordprocessingDrawing" xmlns:wp="http://schemas.openxmlformats.org/drawingml/2006/wordprocessingDrawing" xmlns:w10="urn:schemas-microsoft-com:office:word" xmlns:w="http://schemas.openxmlformats.org/wordprocessingml/2006/main" xmlns:w14="http://schemas.microsoft.com/office/word/2010/wordml" xmlns:w15="http://schemas.microsoft.com/office/word/2012/wordml" xmlns:w16cei="http://schemas.microsoft.com/office/word/2026/wordml/cei" xmlns:w16cex="http://schemas.microsoft.com/office/word/2018/wordml/cex" xmlns:w16cid="http://schemas.microsoft.com/office/word/2016/wordml/cid" xmlns:w16="http://schemas.microsoft.com/office/word/2018/wordml" xmlns:w16du="http://schemas.microsoft.com/office/word/2023/wordml/word16du" xmlns:w16sdtdh="http://schemas.microsoft.com/office/word/2020/wordml/sdtdatahash" xmlns:w16sdtfl="http://schemas.microsoft.com/office/word/2024/wordml/sdtformatlock" xmlns:w16se="http://schemas.microsoft.com/office/word/2015/wordml/symex" xmlns:wpg="http://schemas.microsoft.com/office/word/2010/wordprocessingGroup" xmlns:wpi="http://schemas.microsoft.com/office/word/2010/wordprocessingInk" xmlns:wne="http://schemas.microsoft.com/office/word/2006/wordml" xmlns:wps="http://schemas.microsoft.com/office/word/2010/wordprocessingShape" mc:Ignorable="w14 w15 w16se w16cid w16 w16cex w16sdtdh w16sdtfl w16du wp14">
+<w:document xmlns:wpc="http://schemas.microsoft.com/office/word/2010/wordprocessingCanvas" xmlns:cx="http://schemas.microsoft.com/office/drawing/2014/chartex" xmlns:cx1="http://schemas.microsoft.com/office/drawing/2015/9/8/chartex" xmlns:cx2="http://schemas.microsoft.com/office/drawing/2015/10/21/chartex" xmlns:cx3="http://schemas.microsoft.com/office/drawing/2016/5/9/chartex" xmlns:cx4="http://schemas.microsoft.com/office/drawing/2016/5/10/chartex" xmlns:cx5="http://schemas.microsoft.com/office/drawing/2016/5/11/chartex" xmlns:cx6="http://schemas.microsoft.com/office/drawing/2016/5/12/chartex" xmlns:cx7="http://schemas.microsoft.com/office/drawing/2016/5/13/chartex" xmlns:cx8="http://schemas.microsoft.com/office/drawing/2016/5/14/chartex" xmlns:mc="http://schemas.openxmlformats.org/markup-compatibility/2006" xmlns:aink="http://schemas.microsoft.com/office/drawing/2016/ink" xmlns:am3d="http://schemas.microsoft.com/office/drawing/2017/model3d" xmlns:o="urn:schemas-microsoft-com:office:office" xmlns:oel="http://schemas.microsoft.com/office/2019/extlst" xmlns:r="http://schemas.openxmlformats.org/officeDocument/2006/relationships" xmlns:m="http://schemas.openxmlformats.org/officeDocument/2006/math" xmlns:v="urn:schemas-microsoft-com:vml" xmlns:wp14="http://schemas.microsoft.com/office/word/2010/wordprocessingDrawing" xmlns:wp="http://schemas.openxmlformats.org/drawingml/2006/wordprocessingDrawing" xmlns:w10="urn:schemas-microsoft-com:office:word" xmlns:w="http://schemas.openxmlformats.org/wordprocessingml/2006/main" xmlns:w14="http://schemas.microsoft.com/office/word/2010/wordml" xmlns:w15="http://schemas.microsoft.com/office/word/2012/wordml" xmlns:w16cex="http://schemas.microsoft.com/office/word/2018/wordml/cex" xmlns:w16cid="http://schemas.microsoft.com/office/word/2016/wordml/cid" xmlns:w16="http://schemas.microsoft.com/office/word/2018/wordml" xmlns:w16du="http://schemas.microsoft.com/office/word/2023/wordml/word16du" xmlns:w16sdtdh="http://schemas.microsoft.com/office/word/2020/wordml/sdtdatahash" xmlns:w16se="http://schemas.microsoft.com/office/word/2015/wordml/symex" xmlns:wpg="http://schemas.microsoft.com/office/word/2010/wordprocessingGroup" xmlns:wpi="http://schemas.microsoft.com/office/word/2010/wordprocessingInk" xmlns:wne="http://schemas.microsoft.com/office/word/2006/wordml" xmlns:wps="http://schemas.microsoft.com/office/word/2010/wordprocessingShape" mc:Ignorable="w14 w15 w16se w16cid w16 w16cex w16sdtdh w16du wp14">
   <w:body>
     <w:p>
       <w:pPr>
         <w:spacing w:after="0"/>
         <w:rPr>
+          <w:rFonts w:ascii="Aptos" w:hAnsi="Aptos"/>
           <w:b/>
           <w:sz w:val="24"/>
           <w:szCs w:val="24"/>
@@ -13,51 +14,19 @@
       </w:pPr>
       <w:r>
         <w:rPr>
+          <w:rFonts w:ascii="Aptos" w:hAnsi="Aptos"/>
           <w:b/>
           <w:sz w:val="24"/>
           <w:szCs w:val="24"/>
         </w:rPr>
-        <w:t xml:space="preserve">               </w:t>
-      </w:r>
-      <w:proofErr w:type="gramStart"/>
-      <w:r>
-        <w:rPr>
-          <w:b/>
-          <w:sz w:val="24"/>
-          <w:szCs w:val="24"/>
-        </w:rPr>
-        <w:t xml:space="preserve">Dear </w:t>
-      </w:r>
-      <w:r>
-        <w:rPr>
-          <w:b/>
-          <w:sz w:val="24"/>
-          <w:szCs w:val="24"/>
-        </w:rPr>
-        <w:t xml:space="preserve"> </w:t>
-      </w:r>
-      <w:r>
-        <w:rPr>
-          <w:b/>
-          <w:sz w:val="24"/>
-          <w:szCs w:val="24"/>
-        </w:rPr>
-        <w:t>Sir</w:t>
-      </w:r>
-      <w:proofErr w:type="gramEnd"/>
-      <w:r>
-        <w:rPr>
-          <w:b/>
-          <w:sz w:val="24"/>
-          <w:szCs w:val="24"/>
-        </w:rPr>
-        <w:t>,</w:t>
+        <w:t xml:space="preserve">               Dear  Sir,</w:t>
       </w:r>
     </w:p>
     <w:p>
       <w:pPr>
         <w:spacing w:after="0"/>
         <w:rPr>
+          <w:rFonts w:ascii="Aptos" w:hAnsi="Aptos"/>
           <w:b/>
           <w:i/>
           <w:sz w:val="24"/>
@@ -66,92 +35,20 @@
       </w:pPr>
       <w:r>
         <w:rPr>
+          <w:rFonts w:ascii="Aptos" w:hAnsi="Aptos"/>
           <w:b/>
           <w:i/>
           <w:sz w:val="24"/>
           <w:szCs w:val="24"/>
         </w:rPr>
-        <w:t xml:space="preserve">           </w:t>
-      </w:r>
-      <w:r>
-        <w:rPr>
-          <w:b/>
-          <w:i/>
-          <w:sz w:val="24"/>
-          <w:szCs w:val="24"/>
-        </w:rPr>
-        <w:t xml:space="preserve">    </w:t>
-      </w:r>
-      <w:r>
-        <w:rPr>
-          <w:b/>
-          <w:i/>
-          <w:sz w:val="24"/>
-          <w:szCs w:val="24"/>
-        </w:rPr>
-        <w:t xml:space="preserve">On behalf of the </w:t>
-      </w:r>
-      <w:proofErr w:type="gramStart"/>
-      <w:r>
-        <w:rPr>
-          <w:b/>
-          <w:i/>
-          <w:sz w:val="24"/>
-          <w:szCs w:val="24"/>
-        </w:rPr>
-        <w:t>Consignee</w:t>
-      </w:r>
-      <w:proofErr w:type="gramEnd"/>
-      <w:r>
-        <w:rPr>
-          <w:b/>
-          <w:i/>
-          <w:sz w:val="24"/>
-          <w:szCs w:val="24"/>
-        </w:rPr>
-        <w:t xml:space="preserve"> w</w:t>
-      </w:r>
-      <w:r>
-        <w:rPr>
-          <w:b/>
-          <w:i/>
-          <w:sz w:val="24"/>
-          <w:szCs w:val="24"/>
-        </w:rPr>
-        <w:t>e are pleased t</w:t>
-      </w:r>
-      <w:r>
-        <w:rPr>
-          <w:b/>
-          <w:i/>
-          <w:sz w:val="24"/>
-          <w:szCs w:val="24"/>
-        </w:rPr>
-        <w:t>o place t</w:t>
-      </w:r>
-      <w:r>
-        <w:rPr>
-          <w:b/>
-          <w:i/>
-          <w:sz w:val="24"/>
-          <w:szCs w:val="24"/>
-        </w:rPr>
-        <w:t>he following order with you</w:t>
-      </w:r>
-      <w:r>
-        <w:rPr>
-          <w:b/>
-          <w:i/>
-          <w:sz w:val="24"/>
-          <w:szCs w:val="24"/>
-        </w:rPr>
-        <w:t>:</w:t>
+        <w:t xml:space="preserve">               On behalf of the Consignee we are pleased to place the following order with you:</w:t>
       </w:r>
     </w:p>
     <w:p>
       <w:pPr>
         <w:spacing w:after="0"/>
         <w:rPr>
+          <w:rFonts w:ascii="Aptos" w:hAnsi="Aptos"/>
           <w:i/>
           <w:noProof/>
         </w:rPr>
@@ -161,6 +58,7 @@
       <w:pPr>
         <w:pStyle w:val="NoSpacing"/>
         <w:rPr>
+          <w:rFonts w:ascii="Aptos" w:hAnsi="Aptos"/>
           <w:noProof/>
         </w:rPr>
       </w:pPr>
@@ -186,13 +84,13 @@
         <w:tblLook w:val="04A0" w:firstRow="1" w:lastRow="0" w:firstColumn="1" w:lastColumn="0" w:noHBand="0" w:noVBand="1"/>
       </w:tblPr>
       <w:tblGrid>
-        <w:gridCol w:w="1918"/>
-        <w:gridCol w:w="1322"/>
-        <w:gridCol w:w="2425"/>
-        <w:gridCol w:w="2495"/>
-        <w:gridCol w:w="1230"/>
-        <w:gridCol w:w="949"/>
-        <w:gridCol w:w="2177"/>
+        <w:gridCol w:w="1993"/>
+        <w:gridCol w:w="1341"/>
+        <w:gridCol w:w="2288"/>
+        <w:gridCol w:w="2358"/>
+        <w:gridCol w:w="1256"/>
+        <w:gridCol w:w="985"/>
+        <w:gridCol w:w="2295"/>
       </w:tblGrid>
       <w:tr>
         <w:trPr>
@@ -217,6 +115,7 @@
               <w:spacing w:after="0" w:line="240" w:lineRule="auto"/>
               <w:jc w:val="center"/>
               <w:rPr>
+                <w:rFonts w:ascii="Aptos" w:hAnsi="Aptos"/>
                 <w:b/>
                 <w:sz w:val="24"/>
                 <w:szCs w:val="24"/>
@@ -224,6 +123,7 @@
             </w:pPr>
             <w:r>
               <w:rPr>
+                <w:rFonts w:ascii="Aptos" w:hAnsi="Aptos"/>
                 <w:b/>
                 <w:sz w:val="24"/>
                 <w:szCs w:val="24"/>
@@ -249,6 +149,7 @@
               <w:spacing w:after="0" w:line="240" w:lineRule="auto"/>
               <w:jc w:val="center"/>
               <w:rPr>
+                <w:rFonts w:ascii="Aptos" w:hAnsi="Aptos"/>
                 <w:b/>
                 <w:sz w:val="24"/>
                 <w:szCs w:val="24"/>
@@ -256,29 +157,12 @@
             </w:pPr>
             <w:r>
               <w:rPr>
+                <w:rFonts w:ascii="Aptos" w:hAnsi="Aptos"/>
                 <w:b/>
                 <w:sz w:val="24"/>
                 <w:szCs w:val="24"/>
               </w:rPr>
-              <w:t>${</w:t>
-            </w:r>
-            <w:proofErr w:type="spellStart"/>
-            <w:r>
-              <w:rPr>
-                <w:b/>
-                <w:sz w:val="24"/>
-                <w:szCs w:val="24"/>
-              </w:rPr>
-              <w:t>delivery_date</w:t>
-            </w:r>
-            <w:proofErr w:type="spellEnd"/>
-            <w:r>
-              <w:rPr>
-                <w:b/>
-                <w:sz w:val="24"/>
-                <w:szCs w:val="24"/>
-              </w:rPr>
-              <w:t>}</w:t>
+              <w:t>${delivery_date}</w:t>
             </w:r>
           </w:p>
         </w:tc>
@@ -299,6 +183,7 @@
               <w:spacing w:after="0" w:line="240" w:lineRule="auto"/>
               <w:jc w:val="center"/>
               <w:rPr>
+                <w:rFonts w:ascii="Aptos" w:hAnsi="Aptos"/>
                 <w:b/>
                 <w:sz w:val="24"/>
                 <w:szCs w:val="24"/>
@@ -306,6 +191,7 @@
             </w:pPr>
             <w:r>
               <w:rPr>
+                <w:rFonts w:ascii="Aptos" w:hAnsi="Aptos"/>
                 <w:b/>
                 <w:sz w:val="24"/>
                 <w:szCs w:val="24"/>
@@ -331,6 +217,7 @@
               <w:spacing w:after="0" w:line="240" w:lineRule="auto"/>
               <w:jc w:val="center"/>
               <w:rPr>
+                <w:rFonts w:ascii="Aptos" w:hAnsi="Aptos"/>
                 <w:b/>
                 <w:sz w:val="24"/>
                 <w:szCs w:val="24"/>
@@ -338,6 +225,7 @@
             </w:pPr>
             <w:r>
               <w:rPr>
+                <w:rFonts w:ascii="Aptos" w:hAnsi="Aptos"/>
                 <w:b/>
                 <w:sz w:val="24"/>
                 <w:szCs w:val="24"/>
@@ -363,6 +251,7 @@
               <w:spacing w:after="0" w:line="240" w:lineRule="auto"/>
               <w:jc w:val="center"/>
               <w:rPr>
+                <w:rFonts w:ascii="Aptos" w:hAnsi="Aptos"/>
                 <w:b/>
                 <w:sz w:val="24"/>
                 <w:szCs w:val="24"/>
@@ -370,19 +259,12 @@
             </w:pPr>
             <w:r>
               <w:rPr>
+                <w:rFonts w:ascii="Aptos" w:hAnsi="Aptos"/>
                 <w:b/>
                 <w:sz w:val="24"/>
                 <w:szCs w:val="24"/>
               </w:rPr>
-              <w:t>DA</w:t>
-            </w:r>
-            <w:r>
-              <w:rPr>
-                <w:b/>
-                <w:sz w:val="24"/>
-                <w:szCs w:val="24"/>
-              </w:rPr>
-              <w:t xml:space="preserve"> 60 days</w:t>
+              <w:t xml:space="preserve">DA 60 days</w:t>
             </w:r>
           </w:p>
         </w:tc>
@@ -409,6 +291,7 @@
               <w:spacing w:after="0" w:line="240" w:lineRule="auto"/>
               <w:jc w:val="center"/>
               <w:rPr>
+                <w:rFonts w:ascii="Aptos" w:hAnsi="Aptos"/>
                 <w:b/>
                 <w:sz w:val="24"/>
                 <w:szCs w:val="24"/>
@@ -416,6 +299,7 @@
             </w:pPr>
             <w:r>
               <w:rPr>
+                <w:rFonts w:ascii="Aptos" w:hAnsi="Aptos"/>
                 <w:b/>
                 <w:sz w:val="24"/>
                 <w:szCs w:val="24"/>
@@ -441,6 +325,7 @@
               <w:spacing w:after="0" w:line="240" w:lineRule="auto"/>
               <w:jc w:val="center"/>
               <w:rPr>
+                <w:rFonts w:ascii="Aptos" w:hAnsi="Aptos"/>
                 <w:b/>
                 <w:sz w:val="24"/>
                 <w:szCs w:val="24"/>
@@ -448,6 +333,7 @@
             </w:pPr>
             <w:r>
               <w:rPr>
+                <w:rFonts w:ascii="Aptos" w:hAnsi="Aptos"/>
                 <w:b/>
                 <w:sz w:val="24"/>
                 <w:szCs w:val="24"/>
@@ -473,6 +359,7 @@
               <w:spacing w:after="0" w:line="240" w:lineRule="auto"/>
               <w:jc w:val="center"/>
               <w:rPr>
+                <w:rFonts w:ascii="Aptos" w:hAnsi="Aptos"/>
                 <w:b/>
                 <w:sz w:val="24"/>
                 <w:szCs w:val="24"/>
@@ -480,6 +367,7 @@
             </w:pPr>
             <w:r>
               <w:rPr>
+                <w:rFonts w:ascii="Aptos" w:hAnsi="Aptos"/>
                 <w:b/>
                 <w:sz w:val="24"/>
                 <w:szCs w:val="24"/>
@@ -505,6 +393,7 @@
               <w:spacing w:after="0" w:line="240" w:lineRule="auto"/>
               <w:jc w:val="center"/>
               <w:rPr>
+                <w:rFonts w:ascii="Aptos" w:hAnsi="Aptos"/>
                 <w:b/>
                 <w:sz w:val="24"/>
                 <w:szCs w:val="24"/>
@@ -512,6 +401,7 @@
             </w:pPr>
             <w:r>
               <w:rPr>
+                <w:rFonts w:ascii="Aptos" w:hAnsi="Aptos"/>
                 <w:b/>
                 <w:sz w:val="24"/>
                 <w:szCs w:val="24"/>
@@ -537,6 +427,7 @@
               <w:spacing w:after="0" w:line="240" w:lineRule="auto"/>
               <w:jc w:val="center"/>
               <w:rPr>
+                <w:rFonts w:ascii="Aptos" w:hAnsi="Aptos"/>
                 <w:b/>
                 <w:sz w:val="24"/>
                 <w:szCs w:val="24"/>
@@ -544,6 +435,7 @@
             </w:pPr>
             <w:r>
               <w:rPr>
+                <w:rFonts w:ascii="Aptos" w:hAnsi="Aptos"/>
                 <w:b/>
                 <w:sz w:val="24"/>
                 <w:szCs w:val="24"/>
@@ -569,6 +461,7 @@
               <w:spacing w:after="0" w:line="240" w:lineRule="auto"/>
               <w:jc w:val="center"/>
               <w:rPr>
+                <w:rFonts w:ascii="Aptos" w:hAnsi="Aptos"/>
                 <w:b/>
                 <w:sz w:val="24"/>
                 <w:szCs w:val="24"/>
@@ -576,6 +469,7 @@
             </w:pPr>
             <w:r>
               <w:rPr>
+                <w:rFonts w:ascii="Aptos" w:hAnsi="Aptos"/>
                 <w:b/>
                 <w:sz w:val="24"/>
                 <w:szCs w:val="24"/>
@@ -601,6 +495,7 @@
               <w:spacing w:after="0" w:line="240" w:lineRule="auto"/>
               <w:jc w:val="center"/>
               <w:rPr>
+                <w:rFonts w:ascii="Aptos" w:hAnsi="Aptos"/>
                 <w:b/>
                 <w:sz w:val="24"/>
                 <w:szCs w:val="24"/>
@@ -608,6 +503,7 @@
             </w:pPr>
             <w:r>
               <w:rPr>
+                <w:rFonts w:ascii="Aptos" w:hAnsi="Aptos"/>
                 <w:b/>
                 <w:sz w:val="24"/>
                 <w:szCs w:val="24"/>
@@ -639,32 +535,18 @@
               <w:spacing w:after="0" w:line="240" w:lineRule="auto"/>
               <w:jc w:val="center"/>
               <w:rPr>
+                <w:rFonts w:ascii="Aptos" w:hAnsi="Aptos"/>
                 <w:sz w:val="24"/>
                 <w:szCs w:val="24"/>
               </w:rPr>
             </w:pPr>
             <w:r>
               <w:rPr>
-                <w:sz w:val="24"/>
-                <w:szCs w:val="24"/>
-              </w:rPr>
-              <w:t>${</w:t>
-            </w:r>
-            <w:proofErr w:type="spellStart"/>
-            <w:r>
-              <w:rPr>
-                <w:sz w:val="24"/>
-                <w:szCs w:val="24"/>
-              </w:rPr>
-              <w:t>serial_number</w:t>
-            </w:r>
-            <w:proofErr w:type="spellEnd"/>
-            <w:r>
-              <w:rPr>
-                <w:sz w:val="24"/>
-                <w:szCs w:val="24"/>
-              </w:rPr>
-              <w:t>}</w:t>
+                <w:rFonts w:ascii="Aptos" w:hAnsi="Aptos"/>
+                <w:sz w:val="24"/>
+                <w:szCs w:val="24"/>
+              </w:rPr>
+              <w:t>${serial_number}</w:t>
             </w:r>
           </w:p>
         </w:tc>
@@ -684,32 +566,18 @@
               <w:spacing w:after="0" w:line="240" w:lineRule="auto"/>
               <w:jc w:val="center"/>
               <w:rPr>
+                <w:rFonts w:ascii="Aptos" w:hAnsi="Aptos"/>
                 <w:sz w:val="24"/>
                 <w:szCs w:val="24"/>
               </w:rPr>
             </w:pPr>
             <w:r>
               <w:rPr>
-                <w:sz w:val="24"/>
-                <w:szCs w:val="24"/>
-              </w:rPr>
-              <w:t>${</w:t>
-            </w:r>
-            <w:proofErr w:type="spellStart"/>
-            <w:r>
-              <w:rPr>
-                <w:sz w:val="24"/>
-                <w:szCs w:val="24"/>
-              </w:rPr>
-              <w:t>item_no</w:t>
-            </w:r>
-            <w:proofErr w:type="spellEnd"/>
-            <w:r>
-              <w:rPr>
-                <w:sz w:val="24"/>
-                <w:szCs w:val="24"/>
-              </w:rPr>
-              <w:t>}</w:t>
+                <w:rFonts w:ascii="Aptos" w:hAnsi="Aptos"/>
+                <w:sz w:val="24"/>
+                <w:szCs w:val="24"/>
+              </w:rPr>
+              <w:t>${item_no}</w:t>
             </w:r>
           </w:p>
         </w:tc>
@@ -729,32 +597,18 @@
               <w:spacing w:line="240" w:lineRule="auto"/>
               <w:jc w:val="center"/>
               <w:rPr>
+                <w:rFonts w:ascii="Aptos" w:hAnsi="Aptos"/>
                 <w:sz w:val="24"/>
                 <w:szCs w:val="24"/>
               </w:rPr>
             </w:pPr>
             <w:r>
               <w:rPr>
-                <w:sz w:val="24"/>
-                <w:szCs w:val="24"/>
-              </w:rPr>
-              <w:t>${</w:t>
-            </w:r>
-            <w:proofErr w:type="spellStart"/>
-            <w:r>
-              <w:rPr>
-                <w:sz w:val="24"/>
-                <w:szCs w:val="24"/>
-              </w:rPr>
-              <w:t>item_picture</w:t>
-            </w:r>
-            <w:proofErr w:type="spellEnd"/>
-            <w:r>
-              <w:rPr>
-                <w:sz w:val="24"/>
-                <w:szCs w:val="24"/>
-              </w:rPr>
-              <w:t>}</w:t>
+                <w:rFonts w:ascii="Aptos" w:hAnsi="Aptos"/>
+                <w:sz w:val="24"/>
+                <w:szCs w:val="24"/>
+              </w:rPr>
+              <w:t>${item_picture}</w:t>
             </w:r>
           </w:p>
         </w:tc>
@@ -775,12 +629,14 @@
               <w:spacing w:before="95"/>
               <w:jc w:val="center"/>
               <w:rPr>
+                <w:rFonts w:ascii="Aptos" w:hAnsi="Aptos"/>
                 <w:bCs/>
                 <w:sz w:val="24"/>
               </w:rPr>
             </w:pPr>
             <w:r>
               <w:rPr>
+                <w:rFonts w:ascii="Aptos" w:hAnsi="Aptos"/>
                 <w:bCs/>
                 <w:sz w:val="24"/>
                 <w:szCs w:val="24"/>
@@ -798,22 +654,24 @@
               <w:bottom w:val="single" w:sz="4" w:space="0" w:color="auto"/>
               <w:right w:val="single" w:sz="4" w:space="0" w:color="auto"/>
             </w:tcBorders>
+            <w:vAlign w:val="center"/>
           </w:tcPr>
           <w:p>
             <w:pPr>
+              <w:spacing w:after="0" w:line="240" w:lineRule="auto"/>
               <w:jc w:val="center"/>
-            </w:pPr>
-          </w:p>
-          <w:p>
-            <w:pPr>
-              <w:jc w:val="center"/>
-            </w:pPr>
-          </w:p>
-          <w:p>
-            <w:pPr>
-              <w:jc w:val="center"/>
+              <w:rPr>
+                <w:rFonts w:ascii="Aptos" w:hAnsi="Aptos"/>
+                <w:sz w:val="24"/>
+                <w:szCs w:val="24"/>
+              </w:rPr>
             </w:pPr>
             <w:r>
+              <w:rPr>
+                <w:rFonts w:ascii="Aptos" w:hAnsi="Aptos"/>
+                <w:sz w:val="24"/>
+                <w:szCs w:val="24"/>
+              </w:rPr>
               <w:t>${quantity}</w:t>
             </w:r>
           </w:p>
@@ -827,70 +685,23 @@
               <w:bottom w:val="single" w:sz="4" w:space="0" w:color="auto"/>
               <w:right w:val="single" w:sz="4" w:space="0" w:color="auto"/>
             </w:tcBorders>
+            <w:vAlign w:val="center"/>
           </w:tcPr>
           <w:p>
             <w:pPr>
-              <w:pStyle w:val="TableParagraph"/>
-              <w:spacing w:line="242" w:lineRule="exact"/>
-              <w:ind w:right="-117"/>
+              <w:spacing w:after="0" w:line="240" w:lineRule="auto"/>
               <w:jc w:val="center"/>
               <w:rPr>
-                <w:spacing w:val="-5"/>
-                <w:sz w:val="24"/>
-              </w:rPr>
-            </w:pPr>
-          </w:p>
-          <w:p>
-            <w:pPr>
-              <w:pStyle w:val="TableParagraph"/>
-              <w:spacing w:line="242" w:lineRule="exact"/>
-              <w:ind w:right="-117"/>
-              <w:jc w:val="center"/>
-              <w:rPr>
-                <w:spacing w:val="-5"/>
-                <w:sz w:val="24"/>
-              </w:rPr>
-            </w:pPr>
-          </w:p>
-          <w:p>
-            <w:pPr>
-              <w:pStyle w:val="TableParagraph"/>
-              <w:spacing w:line="242" w:lineRule="exact"/>
-              <w:ind w:right="-117"/>
-              <w:jc w:val="center"/>
-              <w:rPr>
-                <w:spacing w:val="-5"/>
-                <w:sz w:val="24"/>
-              </w:rPr>
-            </w:pPr>
-          </w:p>
-          <w:p>
-            <w:pPr>
-              <w:pStyle w:val="TableParagraph"/>
-              <w:spacing w:line="242" w:lineRule="exact"/>
-              <w:ind w:right="-117"/>
-              <w:jc w:val="center"/>
-              <w:rPr>
-                <w:spacing w:val="-5"/>
-                <w:sz w:val="24"/>
-              </w:rPr>
-            </w:pPr>
-          </w:p>
-          <w:p>
-            <w:pPr>
-              <w:pStyle w:val="TableParagraph"/>
-              <w:spacing w:line="242" w:lineRule="exact"/>
-              <w:ind w:right="-117"/>
-              <w:jc w:val="center"/>
-              <w:rPr>
-                <w:spacing w:val="-5"/>
-                <w:sz w:val="24"/>
+                <w:rFonts w:ascii="Aptos" w:hAnsi="Aptos"/>
+                <w:sz w:val="24"/>
+                <w:szCs w:val="24"/>
               </w:rPr>
             </w:pPr>
             <w:r>
               <w:rPr>
-                <w:spacing w:val="-5"/>
-                <w:sz w:val="24"/>
+                <w:rFonts w:ascii="Aptos" w:hAnsi="Aptos"/>
+                <w:sz w:val="24"/>
+                <w:szCs w:val="24"/>
               </w:rPr>
               <w:t>${price}</w:t>
             </w:r>
@@ -905,70 +716,25 @@
               <w:bottom w:val="single" w:sz="4" w:space="0" w:color="auto"/>
               <w:right w:val="single" w:sz="4" w:space="0" w:color="auto"/>
             </w:tcBorders>
+            <w:vAlign w:val="center"/>
           </w:tcPr>
           <w:p>
             <w:pPr>
-              <w:pStyle w:val="TableParagraph"/>
+              <w:spacing w:after="0" w:line="240" w:lineRule="auto"/>
               <w:jc w:val="center"/>
               <w:rPr>
-                <w:rFonts w:ascii="Times New Roman"/>
-              </w:rPr>
-            </w:pPr>
-          </w:p>
-          <w:p>
-            <w:pPr>
-              <w:pStyle w:val="TableParagraph"/>
-              <w:jc w:val="center"/>
-              <w:rPr>
-                <w:rFonts w:ascii="Times New Roman"/>
-              </w:rPr>
-            </w:pPr>
-          </w:p>
-          <w:p>
-            <w:pPr>
-              <w:pStyle w:val="TableParagraph"/>
-              <w:jc w:val="center"/>
-              <w:rPr>
-                <w:rFonts w:ascii="Times New Roman"/>
-              </w:rPr>
-            </w:pPr>
-          </w:p>
-          <w:p>
-            <w:pPr>
-              <w:pStyle w:val="TableParagraph"/>
-              <w:jc w:val="center"/>
-              <w:rPr>
-                <w:rFonts w:ascii="Times New Roman"/>
-              </w:rPr>
-            </w:pPr>
-          </w:p>
-          <w:p>
-            <w:pPr>
-              <w:pStyle w:val="TableParagraph"/>
-              <w:jc w:val="center"/>
-              <w:rPr>
-                <w:rFonts w:ascii="Times New Roman"/>
+                <w:rFonts w:ascii="Aptos" w:hAnsi="Aptos"/>
+                <w:sz w:val="24"/>
+                <w:szCs w:val="24"/>
               </w:rPr>
             </w:pPr>
             <w:r>
               <w:rPr>
-                <w:rFonts w:ascii="Times New Roman"/>
-              </w:rPr>
-              <w:t>${</w:t>
-            </w:r>
-            <w:proofErr w:type="spellStart"/>
-            <w:r>
-              <w:rPr>
-                <w:rFonts w:ascii="Times New Roman"/>
-              </w:rPr>
-              <w:t>special_comments</w:t>
-            </w:r>
-            <w:proofErr w:type="spellEnd"/>
-            <w:r>
-              <w:rPr>
-                <w:rFonts w:ascii="Times New Roman"/>
-              </w:rPr>
-              <w:t>}</w:t>
+                <w:rFonts w:ascii="Aptos" w:hAnsi="Aptos"/>
+                <w:sz w:val="24"/>
+                <w:szCs w:val="24"/>
+              </w:rPr>
+              <w:t>${special_comments}</w:t>
             </w:r>
           </w:p>
         </w:tc>
@@ -994,6 +760,7 @@
               <w:spacing w:after="0" w:line="240" w:lineRule="auto"/>
               <w:jc w:val="center"/>
               <w:rPr>
+                <w:rFonts w:ascii="Aptos" w:hAnsi="Aptos"/>
                 <w:sz w:val="24"/>
                 <w:szCs w:val="24"/>
               </w:rPr>
@@ -1016,6 +783,7 @@
               <w:spacing w:after="0" w:line="240" w:lineRule="auto"/>
               <w:jc w:val="center"/>
               <w:rPr>
+                <w:rFonts w:ascii="Aptos" w:hAnsi="Aptos"/>
                 <w:sz w:val="24"/>
                 <w:szCs w:val="24"/>
               </w:rPr>
@@ -1038,6 +806,7 @@
               <w:spacing w:line="240" w:lineRule="auto"/>
               <w:jc w:val="center"/>
               <w:rPr>
+                <w:rFonts w:ascii="Aptos" w:hAnsi="Aptos"/>
                 <w:sz w:val="24"/>
                 <w:szCs w:val="24"/>
               </w:rPr>
@@ -1058,7 +827,7 @@
             <w:pPr>
               <w:pStyle w:val="TableParagraph"/>
               <w:rPr>
-                <w:rFonts w:cs="Times New Roman"/>
+                <w:rFonts w:ascii="Aptos" w:hAnsi="Aptos" w:cs="Times New Roman"/>
                 <w:sz w:val="24"/>
                 <w:szCs w:val="24"/>
               </w:rPr>
@@ -1079,7 +848,7 @@
             <w:pPr>
               <w:pStyle w:val="TableParagraph"/>
               <w:rPr>
-                <w:rFonts w:cs="Times New Roman"/>
+                <w:rFonts w:ascii="Aptos" w:hAnsi="Aptos" w:cs="Times New Roman"/>
                 <w:sz w:val="24"/>
                 <w:szCs w:val="24"/>
               </w:rPr>
@@ -1100,7 +869,7 @@
             <w:pPr>
               <w:pStyle w:val="TableParagraph"/>
               <w:rPr>
-                <w:rFonts w:cs="Times New Roman"/>
+                <w:rFonts w:ascii="Aptos" w:hAnsi="Aptos" w:cs="Times New Roman"/>
                 <w:sz w:val="24"/>
                 <w:szCs w:val="24"/>
               </w:rPr>
@@ -1121,7 +890,7 @@
             <w:pPr>
               <w:pStyle w:val="TableParagraph"/>
               <w:rPr>
-                <w:rFonts w:cs="Times New Roman"/>
+                <w:rFonts w:ascii="Aptos" w:hAnsi="Aptos" w:cs="Times New Roman"/>
                 <w:sz w:val="24"/>
                 <w:szCs w:val="24"/>
               </w:rPr>
@@ -1150,6 +919,7 @@
               <w:spacing w:after="0" w:line="240" w:lineRule="auto"/>
               <w:jc w:val="center"/>
               <w:rPr>
+                <w:rFonts w:ascii="Aptos" w:hAnsi="Aptos"/>
                 <w:sz w:val="24"/>
                 <w:szCs w:val="24"/>
               </w:rPr>
@@ -1170,7 +940,7 @@
             <w:pPr>
               <w:pStyle w:val="TableParagraph"/>
               <w:rPr>
-                <w:rFonts w:cs="Times New Roman"/>
+                <w:rFonts w:ascii="Aptos" w:hAnsi="Aptos" w:cs="Times New Roman"/>
                 <w:sz w:val="24"/>
                 <w:szCs w:val="24"/>
               </w:rPr>
@@ -1193,6 +963,7 @@
               <w:spacing w:line="240" w:lineRule="auto"/>
               <w:jc w:val="center"/>
               <w:rPr>
+                <w:rFonts w:ascii="Aptos" w:hAnsi="Aptos"/>
                 <w:sz w:val="24"/>
                 <w:szCs w:val="24"/>
               </w:rPr>
@@ -1214,7 +985,7 @@
               <w:pStyle w:val="TableParagraph"/>
               <w:jc w:val="center"/>
               <w:rPr>
-                <w:rFonts w:cs="Times New Roman"/>
+                <w:rFonts w:ascii="Aptos" w:hAnsi="Aptos" w:cs="Times New Roman"/>
                 <w:sz w:val="24"/>
                 <w:szCs w:val="24"/>
               </w:rPr>
@@ -1235,7 +1006,7 @@
             <w:pPr>
               <w:pStyle w:val="TableParagraph"/>
               <w:rPr>
-                <w:rFonts w:cs="Times New Roman"/>
+                <w:rFonts w:ascii="Aptos" w:hAnsi="Aptos" w:cs="Times New Roman"/>
                 <w:sz w:val="24"/>
                 <w:szCs w:val="24"/>
               </w:rPr>
@@ -1256,7 +1027,7 @@
             <w:pPr>
               <w:pStyle w:val="TableParagraph"/>
               <w:rPr>
-                <w:rFonts w:cs="Times New Roman"/>
+                <w:rFonts w:ascii="Aptos" w:hAnsi="Aptos" w:cs="Times New Roman"/>
                 <w:sz w:val="24"/>
                 <w:szCs w:val="24"/>
               </w:rPr>
@@ -1277,7 +1048,7 @@
             <w:pPr>
               <w:pStyle w:val="TableParagraph"/>
               <w:rPr>
-                <w:rFonts w:cs="Times New Roman"/>
+                <w:rFonts w:ascii="Aptos" w:hAnsi="Aptos" w:cs="Times New Roman"/>
                 <w:sz w:val="24"/>
                 <w:szCs w:val="24"/>
               </w:rPr>
@@ -1306,6 +1077,7 @@
               <w:spacing w:after="0" w:line="240" w:lineRule="auto"/>
               <w:jc w:val="center"/>
               <w:rPr>
+                <w:rFonts w:ascii="Aptos" w:hAnsi="Aptos"/>
                 <w:sz w:val="24"/>
                 <w:szCs w:val="24"/>
               </w:rPr>
@@ -1328,6 +1100,7 @@
               <w:spacing w:after="0" w:line="240" w:lineRule="auto"/>
               <w:jc w:val="center"/>
               <w:rPr>
+                <w:rFonts w:ascii="Aptos" w:hAnsi="Aptos"/>
                 <w:sz w:val="24"/>
                 <w:szCs w:val="24"/>
               </w:rPr>
@@ -1350,6 +1123,7 @@
               <w:spacing w:line="240" w:lineRule="auto"/>
               <w:jc w:val="center"/>
               <w:rPr>
+                <w:rFonts w:ascii="Aptos" w:hAnsi="Aptos"/>
                 <w:sz w:val="24"/>
                 <w:szCs w:val="24"/>
               </w:rPr>
@@ -1371,7 +1145,7 @@
               <w:pStyle w:val="TableParagraph"/>
               <w:jc w:val="center"/>
               <w:rPr>
-                <w:rFonts w:cs="Times New Roman"/>
+                <w:rFonts w:ascii="Aptos" w:hAnsi="Aptos" w:cs="Times New Roman"/>
                 <w:sz w:val="24"/>
                 <w:szCs w:val="24"/>
               </w:rPr>
@@ -1392,7 +1166,7 @@
             <w:pPr>
               <w:pStyle w:val="TableParagraph"/>
               <w:rPr>
-                <w:rFonts w:cs="Times New Roman"/>
+                <w:rFonts w:ascii="Aptos" w:hAnsi="Aptos" w:cs="Times New Roman"/>
                 <w:sz w:val="24"/>
                 <w:szCs w:val="24"/>
               </w:rPr>
@@ -1413,7 +1187,7 @@
             <w:pPr>
               <w:pStyle w:val="TableParagraph"/>
               <w:rPr>
-                <w:rFonts w:cs="Times New Roman"/>
+                <w:rFonts w:ascii="Aptos" w:hAnsi="Aptos" w:cs="Times New Roman"/>
                 <w:sz w:val="24"/>
                 <w:szCs w:val="24"/>
               </w:rPr>
@@ -1434,7 +1208,7 @@
             <w:pPr>
               <w:pStyle w:val="TableParagraph"/>
               <w:rPr>
-                <w:rFonts w:cs="Times New Roman"/>
+                <w:rFonts w:ascii="Aptos" w:hAnsi="Aptos" w:cs="Times New Roman"/>
                 <w:sz w:val="24"/>
                 <w:szCs w:val="24"/>
               </w:rPr>
@@ -1463,6 +1237,7 @@
               <w:spacing w:after="0" w:line="240" w:lineRule="auto"/>
               <w:jc w:val="center"/>
               <w:rPr>
+                <w:rFonts w:ascii="Aptos" w:hAnsi="Aptos"/>
                 <w:sz w:val="24"/>
                 <w:szCs w:val="24"/>
               </w:rPr>
@@ -1485,6 +1260,7 @@
               <w:spacing w:after="0" w:line="240" w:lineRule="auto"/>
               <w:jc w:val="center"/>
               <w:rPr>
+                <w:rFonts w:ascii="Aptos" w:hAnsi="Aptos"/>
                 <w:sz w:val="24"/>
                 <w:szCs w:val="24"/>
               </w:rPr>
@@ -1507,6 +1283,7 @@
               <w:spacing w:line="240" w:lineRule="auto"/>
               <w:jc w:val="center"/>
               <w:rPr>
+                <w:rFonts w:ascii="Aptos" w:hAnsi="Aptos"/>
                 <w:sz w:val="24"/>
                 <w:szCs w:val="24"/>
               </w:rPr>
@@ -1528,7 +1305,7 @@
               <w:pStyle w:val="TableParagraph"/>
               <w:jc w:val="center"/>
               <w:rPr>
-                <w:rFonts w:cs="Times New Roman"/>
+                <w:rFonts w:ascii="Aptos" w:hAnsi="Aptos" w:cs="Times New Roman"/>
                 <w:sz w:val="24"/>
                 <w:szCs w:val="24"/>
               </w:rPr>
@@ -1550,7 +1327,7 @@
               <w:pStyle w:val="TableParagraph"/>
               <w:jc w:val="center"/>
               <w:rPr>
-                <w:rFonts w:cs="Times New Roman"/>
+                <w:rFonts w:ascii="Aptos" w:hAnsi="Aptos" w:cs="Times New Roman"/>
                 <w:sz w:val="24"/>
                 <w:szCs w:val="24"/>
               </w:rPr>
@@ -1571,7 +1348,7 @@
             <w:pPr>
               <w:pStyle w:val="TableParagraph"/>
               <w:rPr>
-                <w:rFonts w:cs="Times New Roman"/>
+                <w:rFonts w:ascii="Aptos" w:hAnsi="Aptos" w:cs="Times New Roman"/>
                 <w:sz w:val="24"/>
                 <w:szCs w:val="24"/>
               </w:rPr>
@@ -1592,7 +1369,7 @@
             <w:pPr>
               <w:pStyle w:val="TableParagraph"/>
               <w:rPr>
-                <w:rFonts w:cs="Times New Roman"/>
+                <w:rFonts w:ascii="Aptos" w:hAnsi="Aptos" w:cs="Times New Roman"/>
                 <w:sz w:val="24"/>
                 <w:szCs w:val="24"/>
               </w:rPr>
@@ -1621,6 +1398,7 @@
               <w:spacing w:after="0" w:line="240" w:lineRule="auto"/>
               <w:jc w:val="center"/>
               <w:rPr>
+                <w:rFonts w:ascii="Aptos" w:hAnsi="Aptos"/>
                 <w:sz w:val="24"/>
                 <w:szCs w:val="24"/>
               </w:rPr>
@@ -1643,6 +1421,7 @@
               <w:spacing w:after="0" w:line="240" w:lineRule="auto"/>
               <w:jc w:val="center"/>
               <w:rPr>
+                <w:rFonts w:ascii="Aptos" w:hAnsi="Aptos"/>
                 <w:sz w:val="24"/>
                 <w:szCs w:val="24"/>
               </w:rPr>
@@ -1665,6 +1444,7 @@
               <w:spacing w:line="240" w:lineRule="auto"/>
               <w:jc w:val="center"/>
               <w:rPr>
+                <w:rFonts w:ascii="Aptos" w:hAnsi="Aptos"/>
                 <w:sz w:val="24"/>
                 <w:szCs w:val="24"/>
               </w:rPr>
@@ -1686,7 +1466,7 @@
               <w:pStyle w:val="TableParagraph"/>
               <w:jc w:val="center"/>
               <w:rPr>
-                <w:rFonts w:cs="Times New Roman"/>
+                <w:rFonts w:ascii="Aptos" w:hAnsi="Aptos" w:cs="Times New Roman"/>
                 <w:sz w:val="24"/>
                 <w:szCs w:val="24"/>
               </w:rPr>
@@ -1708,7 +1488,7 @@
               <w:pStyle w:val="TableParagraph"/>
               <w:jc w:val="center"/>
               <w:rPr>
-                <w:rFonts w:cs="Times New Roman"/>
+                <w:rFonts w:ascii="Aptos" w:hAnsi="Aptos" w:cs="Times New Roman"/>
                 <w:sz w:val="24"/>
                 <w:szCs w:val="24"/>
               </w:rPr>
@@ -1730,7 +1510,7 @@
               <w:pStyle w:val="TableParagraph"/>
               <w:jc w:val="center"/>
               <w:rPr>
-                <w:rFonts w:cs="Times New Roman"/>
+                <w:rFonts w:ascii="Aptos" w:hAnsi="Aptos" w:cs="Times New Roman"/>
                 <w:sz w:val="24"/>
                 <w:szCs w:val="24"/>
               </w:rPr>
@@ -1752,7 +1532,7 @@
               <w:pStyle w:val="TableParagraph"/>
               <w:jc w:val="center"/>
               <w:rPr>
-                <w:rFonts w:cs="Times New Roman"/>
+                <w:rFonts w:ascii="Aptos" w:hAnsi="Aptos" w:cs="Times New Roman"/>
                 <w:sz w:val="24"/>
                 <w:szCs w:val="24"/>
               </w:rPr>
@@ -1781,6 +1561,7 @@
               <w:spacing w:after="0" w:line="240" w:lineRule="auto"/>
               <w:jc w:val="center"/>
               <w:rPr>
+                <w:rFonts w:ascii="Aptos" w:hAnsi="Aptos"/>
                 <w:sz w:val="24"/>
                 <w:szCs w:val="24"/>
               </w:rPr>
@@ -1803,6 +1584,7 @@
               <w:spacing w:after="0" w:line="240" w:lineRule="auto"/>
               <w:jc w:val="center"/>
               <w:rPr>
+                <w:rFonts w:ascii="Aptos" w:hAnsi="Aptos"/>
                 <w:sz w:val="24"/>
                 <w:szCs w:val="24"/>
               </w:rPr>
@@ -1825,6 +1607,7 @@
               <w:spacing w:line="240" w:lineRule="auto"/>
               <w:jc w:val="center"/>
               <w:rPr>
+                <w:rFonts w:ascii="Aptos" w:hAnsi="Aptos"/>
                 <w:sz w:val="24"/>
                 <w:szCs w:val="24"/>
               </w:rPr>
@@ -1846,7 +1629,7 @@
               <w:pStyle w:val="TableParagraph"/>
               <w:jc w:val="center"/>
               <w:rPr>
-                <w:rFonts w:cs="Times New Roman"/>
+                <w:rFonts w:ascii="Aptos" w:hAnsi="Aptos" w:cs="Times New Roman"/>
                 <w:sz w:val="24"/>
                 <w:szCs w:val="24"/>
               </w:rPr>
@@ -1868,7 +1651,7 @@
               <w:pStyle w:val="TableParagraph"/>
               <w:jc w:val="center"/>
               <w:rPr>
-                <w:rFonts w:cs="Times New Roman"/>
+                <w:rFonts w:ascii="Aptos" w:hAnsi="Aptos" w:cs="Times New Roman"/>
                 <w:sz w:val="24"/>
                 <w:szCs w:val="24"/>
               </w:rPr>
@@ -1890,7 +1673,7 @@
               <w:pStyle w:val="TableParagraph"/>
               <w:jc w:val="center"/>
               <w:rPr>
-                <w:rFonts w:cs="Times New Roman"/>
+                <w:rFonts w:ascii="Aptos" w:hAnsi="Aptos" w:cs="Times New Roman"/>
                 <w:sz w:val="24"/>
                 <w:szCs w:val="24"/>
               </w:rPr>
@@ -1912,7 +1695,7 @@
               <w:pStyle w:val="TableParagraph"/>
               <w:jc w:val="center"/>
               <w:rPr>
-                <w:rFonts w:cs="Times New Roman"/>
+                <w:rFonts w:ascii="Aptos" w:hAnsi="Aptos" w:cs="Times New Roman"/>
                 <w:sz w:val="24"/>
                 <w:szCs w:val="24"/>
               </w:rPr>
@@ -1939,6 +1722,7 @@
             <w:pPr>
               <w:spacing w:after="0" w:line="240" w:lineRule="auto"/>
               <w:rPr>
+                <w:rFonts w:ascii="Aptos" w:hAnsi="Aptos"/>
                 <w:sz w:val="24"/>
                 <w:szCs w:val="24"/>
               </w:rPr>
@@ -1959,6 +1743,7 @@
             <w:pPr>
               <w:spacing w:after="0" w:line="240" w:lineRule="auto"/>
               <w:rPr>
+                <w:rFonts w:ascii="Aptos" w:hAnsi="Aptos"/>
                 <w:sz w:val="24"/>
                 <w:szCs w:val="24"/>
               </w:rPr>
@@ -1981,6 +1766,7 @@
               <w:spacing w:after="0" w:line="240" w:lineRule="auto"/>
               <w:jc w:val="center"/>
               <w:rPr>
+                <w:rFonts w:ascii="Aptos" w:hAnsi="Aptos"/>
                 <w:sz w:val="24"/>
                 <w:szCs w:val="24"/>
               </w:rPr>
@@ -2002,6 +1788,7 @@
               <w:spacing w:after="0" w:line="240" w:lineRule="auto"/>
               <w:jc w:val="center"/>
               <w:rPr>
+                <w:rFonts w:ascii="Aptos" w:hAnsi="Aptos"/>
                 <w:sz w:val="24"/>
                 <w:szCs w:val="24"/>
               </w:rPr>
@@ -2022,6 +1809,7 @@
             <w:pPr>
               <w:spacing w:after="0" w:line="240" w:lineRule="auto"/>
               <w:rPr>
+                <w:rFonts w:ascii="Aptos" w:hAnsi="Aptos"/>
                 <w:sz w:val="24"/>
                 <w:szCs w:val="24"/>
               </w:rPr>
@@ -2042,6 +1830,7 @@
             <w:pPr>
               <w:spacing w:after="0" w:line="240" w:lineRule="auto"/>
               <w:rPr>
+                <w:rFonts w:ascii="Aptos" w:hAnsi="Aptos"/>
                 <w:sz w:val="24"/>
                 <w:szCs w:val="24"/>
               </w:rPr>
@@ -2062,6 +1851,7 @@
             <w:pPr>
               <w:spacing w:after="0" w:line="240" w:lineRule="auto"/>
               <w:rPr>
+                <w:rFonts w:ascii="Aptos" w:hAnsi="Aptos"/>
                 <w:sz w:val="24"/>
                 <w:szCs w:val="24"/>
               </w:rPr>
@@ -2090,33 +1880,19 @@
             <w:pPr>
               <w:spacing w:after="0"/>
               <w:rPr>
+                <w:rFonts w:ascii="Aptos" w:hAnsi="Aptos"/>
                 <w:sz w:val="24"/>
                 <w:szCs w:val="24"/>
               </w:rPr>
             </w:pPr>
             <w:r>
               <w:rPr>
+                <w:rFonts w:ascii="Aptos" w:hAnsi="Aptos"/>
                 <w:i/>
                 <w:noProof/>
                 <w:sz w:val="18"/>
               </w:rPr>
-              <w:t xml:space="preserve">You are requested to go thru the below terms and conditions as listed and needed to be followed for the completion of this order. In case of any queries please contact the </w:t>
-            </w:r>
-            <w:r>
-              <w:rPr>
-                <w:i/>
-                <w:noProof/>
-                <w:sz w:val="18"/>
-              </w:rPr>
-              <w:t xml:space="preserve">Merchandising </w:t>
-            </w:r>
-            <w:r>
-              <w:rPr>
-                <w:i/>
-                <w:noProof/>
-                <w:sz w:val="18"/>
-              </w:rPr>
-              <w:t xml:space="preserve"> offices immediately.</w:t>
+              <w:t>You are requested to go thru the below terms and conditions as listed and needed to be followed for the completion of this order. In case of any queries please contact the Merchandising  offices immediately.</w:t>
             </w:r>
           </w:p>
         </w:tc>
@@ -2125,6 +1901,7 @@
     <w:p>
       <w:pPr>
         <w:rPr>
+          <w:rFonts w:ascii="Aptos" w:hAnsi="Aptos"/>
           <w:b/>
           <w:sz w:val="24"/>
           <w:szCs w:val="24"/>
@@ -2142,8 +1919,14 @@
       </w:pPr>
     </w:p>
     <w:p>
+      <w:pPr>
+        <w:rPr>
+          <w:rFonts w:ascii="Aptos" w:hAnsi="Aptos"/>
+        </w:rPr>
+      </w:pPr>
       <w:r>
         <w:rPr>
+          <w:rFonts w:ascii="Aptos" w:hAnsi="Aptos"/>
           <w:b/>
           <w:sz w:val="24"/>
           <w:szCs w:val="24"/>
@@ -2160,45 +1943,19 @@
         </w:numPr>
         <w:ind w:left="540" w:hanging="450"/>
         <w:rPr>
+          <w:rFonts w:ascii="Aptos" w:hAnsi="Aptos"/>
           <w:sz w:val="18"/>
           <w:szCs w:val="20"/>
         </w:rPr>
       </w:pPr>
       <w:r>
         <w:rPr>
+          <w:rFonts w:ascii="Aptos" w:hAnsi="Aptos"/>
           <w:sz w:val="18"/>
           <w:szCs w:val="20"/>
         </w:rPr>
         <w:lastRenderedPageBreak/>
-        <w:t xml:space="preserve">The PO </w:t>
-      </w:r>
-      <w:r>
-        <w:rPr>
-          <w:sz w:val="18"/>
-          <w:szCs w:val="20"/>
-        </w:rPr>
-        <w:t>acceptance assures all legal &amp; c</w:t>
-      </w:r>
-      <w:r>
-        <w:rPr>
-          <w:sz w:val="18"/>
-          <w:szCs w:val="20"/>
-        </w:rPr>
-        <w:t>ompliance bindings as necessitated by the</w:t>
-      </w:r>
-      <w:r>
-        <w:rPr>
-          <w:sz w:val="18"/>
-          <w:szCs w:val="20"/>
-        </w:rPr>
-        <w:t xml:space="preserve"> Buyer/ C</w:t>
-      </w:r>
-      <w:r>
-        <w:rPr>
-          <w:sz w:val="18"/>
-          <w:szCs w:val="20"/>
-        </w:rPr>
-        <w:t xml:space="preserve">onsignee are being met. </w:t>
+        <w:t xml:space="preserve">The PO acceptance assures all legal &amp; compliance bindings as necessitated by the Buyer/ Consignee are being met. </w:t>
       </w:r>
     </w:p>
     <w:p>
@@ -2210,32 +1967,18 @@
         </w:numPr>
         <w:ind w:left="540" w:hanging="450"/>
         <w:rPr>
+          <w:rFonts w:ascii="Aptos" w:hAnsi="Aptos"/>
           <w:sz w:val="18"/>
           <w:szCs w:val="20"/>
         </w:rPr>
       </w:pPr>
-      <w:proofErr w:type="gramStart"/>
       <w:r>
         <w:rPr>
+          <w:rFonts w:ascii="Aptos" w:hAnsi="Aptos"/>
           <w:sz w:val="18"/>
           <w:szCs w:val="20"/>
         </w:rPr>
-        <w:t>In order to</w:t>
-      </w:r>
-      <w:proofErr w:type="gramEnd"/>
-      <w:r>
-        <w:rPr>
-          <w:sz w:val="18"/>
-          <w:szCs w:val="20"/>
-        </w:rPr>
-        <w:t xml:space="preserve"> confirm the order please prepare a Performa Invoice </w:t>
-      </w:r>
-      <w:r>
-        <w:rPr>
-          <w:sz w:val="18"/>
-          <w:szCs w:val="20"/>
-        </w:rPr>
-        <w:t>per template provided with the Order.</w:t>
+        <w:t xml:space="preserve">In order to confirm the order please prepare a Performa Invoice per template provided with the Order.</w:t>
       </w:r>
     </w:p>
     <w:p>
@@ -2247,51 +1990,18 @@
         </w:numPr>
         <w:ind w:left="540" w:hanging="450"/>
         <w:rPr>
+          <w:rFonts w:ascii="Aptos" w:hAnsi="Aptos"/>
           <w:sz w:val="18"/>
           <w:szCs w:val="20"/>
         </w:rPr>
       </w:pPr>
       <w:r>
         <w:rPr>
+          <w:rFonts w:ascii="Aptos" w:hAnsi="Aptos"/>
           <w:sz w:val="18"/>
           <w:szCs w:val="20"/>
         </w:rPr>
-        <w:t>Make note Order Delivery Date by default will be taken as 60 days from the PO release date. The Factory/ Exporte</w:t>
-      </w:r>
-      <w:r>
-        <w:rPr>
-          <w:sz w:val="18"/>
-          <w:szCs w:val="20"/>
-        </w:rPr>
-        <w:t xml:space="preserve">r </w:t>
-      </w:r>
-      <w:r>
-        <w:rPr>
-          <w:sz w:val="18"/>
-          <w:szCs w:val="20"/>
-        </w:rPr>
-        <w:t xml:space="preserve">is always recommended to reconfirm the Delivery date via email confirmation from the </w:t>
-      </w:r>
-      <w:r>
-        <w:rPr>
-          <w:sz w:val="18"/>
-          <w:szCs w:val="20"/>
-        </w:rPr>
-        <w:t xml:space="preserve">UA </w:t>
-      </w:r>
-      <w:r>
-        <w:rPr>
-          <w:sz w:val="18"/>
-          <w:szCs w:val="20"/>
-        </w:rPr>
-        <w:t xml:space="preserve">Merchandising </w:t>
-      </w:r>
-      <w:r>
-        <w:rPr>
-          <w:sz w:val="18"/>
-          <w:szCs w:val="20"/>
-        </w:rPr>
-        <w:t>Offices</w:t>
+        <w:t xml:space="preserve">Make note Order Delivery Date by default will be taken as 60 days from the PO release date. The Factory/ Exporter is always recommended to reconfirm the Delivery date via email confirmation from the UA Merchandising Offices</w:t>
       </w:r>
     </w:p>
     <w:p>
@@ -2303,14 +2013,14 @@
         </w:numPr>
         <w:ind w:left="540" w:hanging="450"/>
         <w:rPr>
-          <w:rFonts w:cs="Calibri"/>
+          <w:rFonts w:ascii="Aptos" w:hAnsi="Aptos" w:cs="Calibri"/>
           <w:sz w:val="18"/>
           <w:szCs w:val="20"/>
         </w:rPr>
       </w:pPr>
       <w:r>
         <w:rPr>
-          <w:rFonts w:eastAsia="Times New Roman" w:cs="Calibri"/>
+          <w:rFonts w:ascii="Aptos" w:eastAsia="Times New Roman" w:hAnsi="Aptos" w:cs="Calibri"/>
           <w:color w:val="000000"/>
           <w:sz w:val="18"/>
           <w:szCs w:val="20"/>
@@ -2328,80 +2038,20 @@
         </w:numPr>
         <w:ind w:left="540" w:hanging="450"/>
         <w:rPr>
-          <w:rFonts w:cs="Calibri"/>
+          <w:rFonts w:ascii="Aptos" w:hAnsi="Aptos" w:cs="Calibri"/>
           <w:sz w:val="18"/>
           <w:szCs w:val="20"/>
         </w:rPr>
       </w:pPr>
       <w:r>
         <w:rPr>
-          <w:rFonts w:eastAsia="Times New Roman" w:cs="Calibri"/>
+          <w:rFonts w:ascii="Aptos" w:eastAsia="Times New Roman" w:hAnsi="Aptos" w:cs="Calibri"/>
           <w:color w:val="000000"/>
           <w:sz w:val="18"/>
           <w:szCs w:val="20"/>
           <w:lang w:eastAsia="da-DK"/>
         </w:rPr>
-        <w:t>The Factory commits and assures of not indulgi</w:t>
-      </w:r>
-      <w:r>
-        <w:rPr>
-          <w:rFonts w:eastAsia="Times New Roman" w:cs="Calibri"/>
-          <w:color w:val="000000"/>
-          <w:sz w:val="18"/>
-          <w:szCs w:val="20"/>
-          <w:lang w:eastAsia="da-DK"/>
-        </w:rPr>
-        <w:t>ng in offering any Incentives OR</w:t>
-      </w:r>
-      <w:r>
-        <w:rPr>
-          <w:rFonts w:eastAsia="Times New Roman" w:cs="Calibri"/>
-          <w:color w:val="000000"/>
-          <w:sz w:val="18"/>
-          <w:szCs w:val="20"/>
-          <w:lang w:eastAsia="da-DK"/>
-        </w:rPr>
-        <w:t xml:space="preserve"> Gifts of any nature to employees of the Agent either before and</w:t>
-      </w:r>
-      <w:r>
-        <w:rPr>
-          <w:rFonts w:eastAsia="Times New Roman" w:cs="Calibri"/>
-          <w:color w:val="000000"/>
-          <w:sz w:val="18"/>
-          <w:szCs w:val="20"/>
-          <w:lang w:eastAsia="da-DK"/>
-        </w:rPr>
-        <w:t>,</w:t>
-      </w:r>
-      <w:r>
-        <w:rPr>
-          <w:rFonts w:eastAsia="Times New Roman" w:cs="Calibri"/>
-          <w:color w:val="000000"/>
-          <w:sz w:val="18"/>
-          <w:szCs w:val="20"/>
-          <w:lang w:eastAsia="da-DK"/>
-        </w:rPr>
-        <w:t xml:space="preserve"> OR after the execution of any orders</w:t>
-      </w:r>
-      <w:r>
-        <w:rPr>
-          <w:rFonts w:eastAsia="Times New Roman" w:cs="Calibri"/>
-          <w:color w:val="000000"/>
-          <w:sz w:val="18"/>
-          <w:szCs w:val="20"/>
-          <w:lang w:eastAsia="da-DK"/>
-        </w:rPr>
-        <w:t>.</w:t>
-      </w:r>
-      <w:r>
-        <w:rPr>
-          <w:rFonts w:eastAsia="Times New Roman" w:cs="Calibri"/>
-          <w:color w:val="000000"/>
-          <w:sz w:val="18"/>
-          <w:szCs w:val="20"/>
-          <w:lang w:eastAsia="da-DK"/>
-        </w:rPr>
-        <w:t xml:space="preserve"> </w:t>
+        <w:t xml:space="preserve">The Factory commits and assures of not indulging in offering any Incentives OR Gifts of any nature to employees of the Agent either before and, OR after the execution of any orders. </w:t>
       </w:r>
     </w:p>
     <w:p>
@@ -2413,106 +2063,18 @@
         </w:numPr>
         <w:ind w:left="540" w:hanging="450"/>
         <w:rPr>
+          <w:rFonts w:ascii="Aptos" w:hAnsi="Aptos"/>
           <w:sz w:val="18"/>
           <w:szCs w:val="20"/>
         </w:rPr>
       </w:pPr>
       <w:r>
         <w:rPr>
+          <w:rFonts w:ascii="Aptos" w:hAnsi="Aptos"/>
           <w:sz w:val="18"/>
           <w:szCs w:val="20"/>
         </w:rPr>
-        <w:t xml:space="preserve">Please ensure you have a signed sample in record before starting with actual production. If </w:t>
-      </w:r>
-      <w:proofErr w:type="gramStart"/>
-      <w:r>
-        <w:rPr>
-          <w:sz w:val="18"/>
-          <w:szCs w:val="20"/>
-        </w:rPr>
-        <w:t>not</w:t>
-      </w:r>
-      <w:proofErr w:type="gramEnd"/>
-      <w:r>
-        <w:rPr>
-          <w:sz w:val="18"/>
-          <w:szCs w:val="20"/>
-        </w:rPr>
-        <w:t xml:space="preserve"> then please have the same done at the earliest </w:t>
-      </w:r>
-      <w:proofErr w:type="gramStart"/>
-      <w:r>
-        <w:rPr>
-          <w:sz w:val="18"/>
-          <w:szCs w:val="20"/>
-        </w:rPr>
-        <w:t>so as to</w:t>
-      </w:r>
-      <w:proofErr w:type="gramEnd"/>
-      <w:r>
-        <w:rPr>
-          <w:sz w:val="18"/>
-          <w:szCs w:val="20"/>
-        </w:rPr>
-        <w:t xml:space="preserve"> ensure no confusion happens at a later stage. This is needed in all </w:t>
-      </w:r>
-      <w:r>
-        <w:rPr>
-          <w:sz w:val="18"/>
-          <w:szCs w:val="20"/>
-        </w:rPr>
-        <w:t xml:space="preserve">and every </w:t>
-      </w:r>
-      <w:r>
-        <w:rPr>
-          <w:sz w:val="18"/>
-          <w:szCs w:val="20"/>
-        </w:rPr>
-        <w:t>case</w:t>
-      </w:r>
-      <w:r>
-        <w:rPr>
-          <w:sz w:val="18"/>
-          <w:szCs w:val="20"/>
-        </w:rPr>
-        <w:t>,</w:t>
-      </w:r>
-      <w:r>
-        <w:rPr>
-          <w:sz w:val="18"/>
-          <w:szCs w:val="20"/>
-        </w:rPr>
-        <w:t xml:space="preserve"> however small the order </w:t>
-      </w:r>
-      <w:proofErr w:type="gramStart"/>
-      <w:r>
-        <w:rPr>
-          <w:sz w:val="18"/>
-          <w:szCs w:val="20"/>
-        </w:rPr>
-        <w:t>is</w:t>
-      </w:r>
-      <w:proofErr w:type="gramEnd"/>
-      <w:r>
-        <w:rPr>
-          <w:sz w:val="18"/>
-          <w:szCs w:val="20"/>
-        </w:rPr>
-        <w:t xml:space="preserve"> but is </w:t>
-      </w:r>
-      <w:r>
-        <w:rPr>
-          <w:sz w:val="18"/>
-          <w:szCs w:val="20"/>
-        </w:rPr>
-        <w:t xml:space="preserve">best done </w:t>
-      </w:r>
-      <w:r>
-        <w:rPr>
-          <w:sz w:val="18"/>
-          <w:szCs w:val="20"/>
-        </w:rPr>
-        <w:t>in interest of the product and the parties to ensure that all parameters are defined and signed off before going into production.</w:t>
+        <w:t xml:space="preserve">Please ensure you have a signed sample in record before starting with actual production. If not then please have the same done at the earliest so as to ensure no confusion happens at a later stage. This is needed in all and every case, however small the order is but is best done in interest of the product and the parties to ensure that all parameters are defined and signed off before going into production.</w:t>
       </w:r>
     </w:p>
     <w:p>
@@ -2524,129 +2086,18 @@
         </w:numPr>
         <w:ind w:left="540" w:hanging="450"/>
         <w:rPr>
-          <w:rFonts w:cs="Calibri"/>
+          <w:rFonts w:ascii="Aptos" w:hAnsi="Aptos" w:cs="Calibri"/>
           <w:sz w:val="18"/>
           <w:szCs w:val="20"/>
         </w:rPr>
       </w:pPr>
       <w:r>
         <w:rPr>
+          <w:rFonts w:ascii="Aptos" w:hAnsi="Aptos"/>
           <w:sz w:val="18"/>
           <w:szCs w:val="20"/>
         </w:rPr>
-        <w:t>In accepting this order</w:t>
-      </w:r>
-      <w:r>
-        <w:rPr>
-          <w:sz w:val="18"/>
-          <w:szCs w:val="20"/>
-        </w:rPr>
-        <w:t>,</w:t>
-      </w:r>
-      <w:r>
-        <w:rPr>
-          <w:sz w:val="18"/>
-          <w:szCs w:val="20"/>
-        </w:rPr>
-        <w:t xml:space="preserve"> it establishes a relationship between the parties involved. i.e., UA Consultants</w:t>
-      </w:r>
-      <w:r>
-        <w:rPr>
-          <w:sz w:val="18"/>
-          <w:szCs w:val="20"/>
-        </w:rPr>
-        <w:t xml:space="preserve"> </w:t>
-      </w:r>
-      <w:r>
-        <w:rPr>
-          <w:sz w:val="18"/>
-          <w:szCs w:val="20"/>
-        </w:rPr>
-        <w:t xml:space="preserve">(UAC) </w:t>
-      </w:r>
-      <w:r>
-        <w:rPr>
-          <w:sz w:val="18"/>
-          <w:szCs w:val="20"/>
-        </w:rPr>
-        <w:t>-</w:t>
-      </w:r>
-      <w:r>
-        <w:rPr>
-          <w:sz w:val="18"/>
-          <w:szCs w:val="20"/>
-        </w:rPr>
-        <w:t>as Buying Agen</w:t>
-      </w:r>
-      <w:r>
-        <w:rPr>
-          <w:sz w:val="18"/>
-          <w:szCs w:val="20"/>
-        </w:rPr>
-        <w:t>t:</w:t>
-      </w:r>
-      <w:r>
-        <w:rPr>
-          <w:sz w:val="18"/>
-          <w:szCs w:val="20"/>
-        </w:rPr>
-        <w:t xml:space="preserve"> </w:t>
-      </w:r>
-      <w:r>
-        <w:rPr>
-          <w:sz w:val="18"/>
-          <w:szCs w:val="20"/>
-        </w:rPr>
-        <w:t>Buyer</w:t>
-      </w:r>
-      <w:r>
-        <w:rPr>
-          <w:sz w:val="18"/>
-          <w:szCs w:val="20"/>
-        </w:rPr>
-        <w:t>/</w:t>
-      </w:r>
-      <w:r>
-        <w:rPr>
-          <w:sz w:val="18"/>
-          <w:szCs w:val="20"/>
-        </w:rPr>
-        <w:t xml:space="preserve">Consignee and the Exporter/ </w:t>
-      </w:r>
-      <w:r>
-        <w:rPr>
-          <w:sz w:val="18"/>
-          <w:szCs w:val="20"/>
-        </w:rPr>
-        <w:t>Factory</w:t>
-      </w:r>
-      <w:r>
-        <w:rPr>
-          <w:sz w:val="18"/>
-          <w:szCs w:val="20"/>
-        </w:rPr>
-        <w:t xml:space="preserve"> as may</w:t>
-      </w:r>
-      <w:r>
-        <w:rPr>
-          <w:sz w:val="18"/>
-          <w:szCs w:val="20"/>
-        </w:rPr>
-        <w:t>,</w:t>
-      </w:r>
-      <w:r>
-        <w:rPr>
-          <w:sz w:val="18"/>
-          <w:szCs w:val="20"/>
-        </w:rPr>
-        <w:t xml:space="preserve"> the case be. This relationship needs to be respected and will govern all subsequent meetings / discussions for at least one year from the date of product delivery.</w:t>
-      </w:r>
-      <w:r>
-        <w:rPr>
-          <w:sz w:val="18"/>
-          <w:szCs w:val="20"/>
-        </w:rPr>
-        <w:t xml:space="preserve"> </w:t>
+        <w:t xml:space="preserve">In accepting this order, it establishes a relationship between the parties involved. i.e., UA Consultants (UAC) -as Buying Agent: Buyer/Consignee and the Exporter/ Factory as may, the case be. This relationship needs to be respected and will govern all subsequent meetings / discussions for at least one year from the date of product delivery. </w:t>
       </w:r>
     </w:p>
     <w:p>
@@ -2658,60 +2109,19 @@
         </w:numPr>
         <w:ind w:left="540" w:hanging="450"/>
         <w:rPr>
-          <w:rFonts w:cs="Calibri"/>
+          <w:rFonts w:ascii="Aptos" w:hAnsi="Aptos" w:cs="Calibri"/>
           <w:sz w:val="18"/>
           <w:szCs w:val="20"/>
         </w:rPr>
       </w:pPr>
       <w:r>
         <w:rPr>
-          <w:rFonts w:cs="Calibri"/>
+          <w:rFonts w:ascii="Aptos" w:hAnsi="Aptos" w:cs="Calibri"/>
           <w:sz w:val="18"/>
           <w:szCs w:val="20"/>
         </w:rPr>
-        <w:t xml:space="preserve">UA Exim is the Order </w:t>
-      </w:r>
-      <w:proofErr w:type="gramStart"/>
-      <w:r>
-        <w:rPr>
-          <w:rFonts w:cs="Calibri"/>
-          <w:sz w:val="18"/>
-          <w:szCs w:val="20"/>
-        </w:rPr>
-        <w:t>Indenter</w:t>
-      </w:r>
-      <w:proofErr w:type="gramEnd"/>
-      <w:r>
-        <w:rPr>
-          <w:rFonts w:cs="Calibri"/>
-          <w:sz w:val="18"/>
-          <w:szCs w:val="20"/>
-        </w:rPr>
-        <w:t xml:space="preserve"> and their </w:t>
-      </w:r>
-      <w:r>
-        <w:rPr>
-          <w:rFonts w:cs="Calibri"/>
-          <w:sz w:val="18"/>
-          <w:szCs w:val="20"/>
-        </w:rPr>
-        <w:t>role is limited to only being the facilitator in helping place the Order and disburse the payments</w:t>
-      </w:r>
-      <w:r>
-        <w:rPr>
-          <w:rFonts w:cs="Calibri"/>
-          <w:sz w:val="18"/>
-          <w:szCs w:val="20"/>
-        </w:rPr>
-        <w:t xml:space="preserve"> as being received from the Buyer</w:t>
-      </w:r>
-      <w:r>
-        <w:rPr>
-          <w:rFonts w:cs="Calibri"/>
-          <w:sz w:val="18"/>
-          <w:szCs w:val="20"/>
-        </w:rPr>
-        <w:t xml:space="preserve">.  </w:t>
+        <w:lastRenderedPageBreak/>
+        <w:t xml:space="preserve">UA Exim is the Order Indenter and their role is limited to only being the facilitator in helping place the Order and disburse the payments as being received from the Buyer.  </w:t>
       </w:r>
     </w:p>
     <w:p>
@@ -2723,81 +2133,20 @@
         </w:numPr>
         <w:ind w:left="540" w:hanging="450"/>
         <w:rPr>
-          <w:rFonts w:cs="Calibri"/>
+          <w:rFonts w:ascii="Aptos" w:hAnsi="Aptos" w:cs="Calibri"/>
           <w:sz w:val="18"/>
           <w:szCs w:val="20"/>
         </w:rPr>
       </w:pPr>
       <w:r>
         <w:rPr>
-          <w:rFonts w:eastAsia="Times New Roman" w:cs="Calibri"/>
+          <w:rFonts w:ascii="Aptos" w:eastAsia="Times New Roman" w:hAnsi="Aptos" w:cs="Calibri"/>
           <w:color w:val="000000"/>
           <w:sz w:val="18"/>
           <w:szCs w:val="20"/>
           <w:lang w:eastAsia="da-DK"/>
         </w:rPr>
-        <w:lastRenderedPageBreak/>
-        <w:t>That the Factory will conduct due diligence before accepting any business or order and expressly commits that the Buying Agent O</w:t>
-      </w:r>
-      <w:r>
-        <w:rPr>
-          <w:rFonts w:eastAsia="Times New Roman" w:cs="Calibri"/>
-          <w:color w:val="000000"/>
-          <w:sz w:val="18"/>
-          <w:szCs w:val="20"/>
-          <w:lang w:eastAsia="da-DK"/>
-        </w:rPr>
-        <w:t>R</w:t>
-      </w:r>
-      <w:r>
-        <w:rPr>
-          <w:rFonts w:eastAsia="Times New Roman" w:cs="Calibri"/>
-          <w:color w:val="000000"/>
-          <w:sz w:val="18"/>
-          <w:szCs w:val="20"/>
-          <w:lang w:eastAsia="da-DK"/>
-        </w:rPr>
-        <w:t xml:space="preserve"> </w:t>
-      </w:r>
-      <w:r>
-        <w:rPr>
-          <w:rFonts w:eastAsia="Times New Roman" w:cs="Calibri"/>
-          <w:color w:val="000000"/>
-          <w:sz w:val="18"/>
-          <w:szCs w:val="20"/>
-          <w:lang w:eastAsia="da-DK"/>
-        </w:rPr>
-        <w:t xml:space="preserve">Order </w:t>
-      </w:r>
-      <w:r>
-        <w:rPr>
-          <w:rFonts w:eastAsia="Times New Roman" w:cs="Calibri"/>
-          <w:color w:val="000000"/>
-          <w:sz w:val="18"/>
-          <w:szCs w:val="20"/>
-          <w:lang w:eastAsia="da-DK"/>
-        </w:rPr>
-        <w:t xml:space="preserve">Indenter will not be </w:t>
-      </w:r>
-      <w:r>
-        <w:rPr>
-          <w:rFonts w:eastAsia="Times New Roman" w:cs="Calibri"/>
-          <w:color w:val="000000"/>
-          <w:sz w:val="18"/>
-          <w:szCs w:val="20"/>
-          <w:lang w:eastAsia="da-DK"/>
-        </w:rPr>
-        <w:t xml:space="preserve">held </w:t>
-      </w:r>
-      <w:r>
-        <w:rPr>
-          <w:rFonts w:eastAsia="Times New Roman" w:cs="Calibri"/>
-          <w:color w:val="000000"/>
-          <w:sz w:val="18"/>
-          <w:szCs w:val="20"/>
-          <w:lang w:eastAsia="da-DK"/>
-        </w:rPr>
-        <w:t xml:space="preserve">liable nor responsible for any payments due to the Vendor from the Consignee/ Buyer.  The Factory is recommended to take proper insurance cover to protect and cover his risks. </w:t>
+        <w:t xml:space="preserve">That the Factory will conduct due diligence before accepting any business or order and expressly commits that the Buying Agent OR Order Indenter will not be held liable nor responsible for any payments due to the Vendor from the Consignee/ Buyer.  The Factory is recommended to take proper insurance cover to protect and cover his risks. </w:t>
       </w:r>
     </w:p>
     <w:p>
@@ -2809,97 +2158,18 @@
         </w:numPr>
         <w:ind w:left="540" w:hanging="450"/>
         <w:rPr>
+          <w:rFonts w:ascii="Aptos" w:hAnsi="Aptos"/>
           <w:sz w:val="18"/>
           <w:szCs w:val="20"/>
         </w:rPr>
       </w:pPr>
       <w:r>
         <w:rPr>
+          <w:rFonts w:ascii="Aptos" w:hAnsi="Aptos"/>
           <w:sz w:val="18"/>
           <w:szCs w:val="20"/>
         </w:rPr>
-        <w:t>Delivery date</w:t>
-      </w:r>
-      <w:r>
-        <w:rPr>
-          <w:sz w:val="18"/>
-          <w:szCs w:val="20"/>
-        </w:rPr>
-        <w:t xml:space="preserve">s need to be maintained and managed religiously. In cases where there is a delay it is best to notify the </w:t>
-      </w:r>
-      <w:r>
-        <w:rPr>
-          <w:sz w:val="18"/>
-          <w:szCs w:val="20"/>
-        </w:rPr>
-        <w:t>Merchandising</w:t>
-      </w:r>
-      <w:r>
-        <w:rPr>
-          <w:sz w:val="18"/>
-          <w:szCs w:val="20"/>
-        </w:rPr>
-        <w:t xml:space="preserve"> offices 15 days prior to </w:t>
-      </w:r>
-      <w:r>
-        <w:rPr>
-          <w:sz w:val="18"/>
-          <w:szCs w:val="20"/>
-        </w:rPr>
-        <w:t xml:space="preserve">Planned </w:t>
-      </w:r>
-      <w:r>
-        <w:rPr>
-          <w:sz w:val="18"/>
-          <w:szCs w:val="20"/>
-        </w:rPr>
-        <w:t>shipping dates so there is less confusion</w:t>
-      </w:r>
-      <w:r>
-        <w:rPr>
-          <w:sz w:val="18"/>
-          <w:szCs w:val="20"/>
-        </w:rPr>
-        <w:t xml:space="preserve"> and an extension can be requested</w:t>
-      </w:r>
-      <w:r>
-        <w:rPr>
-          <w:sz w:val="18"/>
-          <w:szCs w:val="20"/>
-        </w:rPr>
-        <w:t xml:space="preserve">. Please make note delays will be </w:t>
-      </w:r>
-      <w:proofErr w:type="gramStart"/>
-      <w:r>
-        <w:rPr>
-          <w:sz w:val="18"/>
-          <w:szCs w:val="20"/>
-        </w:rPr>
-        <w:t>charge</w:t>
-      </w:r>
-      <w:proofErr w:type="gramEnd"/>
-      <w:r>
-        <w:rPr>
-          <w:sz w:val="18"/>
-          <w:szCs w:val="20"/>
-        </w:rPr>
-        <w:t xml:space="preserve"> backed and a penalty of 2% per week of </w:t>
-      </w:r>
-      <w:proofErr w:type="gramStart"/>
-      <w:r>
-        <w:rPr>
-          <w:sz w:val="18"/>
-          <w:szCs w:val="20"/>
-        </w:rPr>
-        <w:t>delay</w:t>
-      </w:r>
-      <w:proofErr w:type="gramEnd"/>
-      <w:r>
-        <w:rPr>
-          <w:sz w:val="18"/>
-          <w:szCs w:val="20"/>
-        </w:rPr>
-        <w:t xml:space="preserve"> will be levied.</w:t>
+        <w:t xml:space="preserve">Delivery dates need to be maintained and managed religiously. In cases where there is a delay it is best to notify the Merchandising offices 15 days prior to Planned shipping dates so there is less confusion and an extension can be requested. Please make note delays will be charge backed and a penalty of 2% per week of delay will be levied.</w:t>
       </w:r>
     </w:p>
     <w:p>
@@ -2911,250 +2181,18 @@
         </w:numPr>
         <w:ind w:left="540" w:hanging="450"/>
         <w:rPr>
+          <w:rFonts w:ascii="Aptos" w:hAnsi="Aptos"/>
           <w:sz w:val="18"/>
           <w:szCs w:val="20"/>
         </w:rPr>
       </w:pPr>
-      <w:proofErr w:type="gramStart"/>
       <w:r>
         <w:rPr>
+          <w:rFonts w:ascii="Aptos" w:hAnsi="Aptos"/>
           <w:sz w:val="18"/>
           <w:szCs w:val="20"/>
         </w:rPr>
-        <w:t>UAC</w:t>
-      </w:r>
-      <w:proofErr w:type="gramEnd"/>
-      <w:r>
-        <w:rPr>
-          <w:sz w:val="18"/>
-          <w:szCs w:val="20"/>
-        </w:rPr>
-        <w:t xml:space="preserve"> </w:t>
-      </w:r>
-      <w:r>
-        <w:rPr>
-          <w:sz w:val="18"/>
-          <w:szCs w:val="20"/>
-        </w:rPr>
-        <w:t xml:space="preserve">on behalf of the </w:t>
-      </w:r>
-      <w:proofErr w:type="gramStart"/>
-      <w:r>
-        <w:rPr>
-          <w:sz w:val="18"/>
-          <w:szCs w:val="20"/>
-        </w:rPr>
-        <w:t>C</w:t>
-      </w:r>
-      <w:r>
-        <w:rPr>
-          <w:sz w:val="18"/>
-          <w:szCs w:val="20"/>
-        </w:rPr>
-        <w:t>onsignee</w:t>
-      </w:r>
-      <w:proofErr w:type="gramEnd"/>
-      <w:r>
-        <w:rPr>
-          <w:sz w:val="18"/>
-          <w:szCs w:val="20"/>
-        </w:rPr>
-        <w:t xml:space="preserve"> </w:t>
-      </w:r>
-      <w:r>
-        <w:rPr>
-          <w:sz w:val="18"/>
-          <w:szCs w:val="20"/>
-        </w:rPr>
-        <w:t xml:space="preserve">will conduct a 100% inspection in all </w:t>
-      </w:r>
-      <w:r>
-        <w:rPr>
-          <w:sz w:val="18"/>
-          <w:szCs w:val="20"/>
-        </w:rPr>
-        <w:t xml:space="preserve">cases </w:t>
-      </w:r>
-      <w:r>
-        <w:rPr>
-          <w:sz w:val="18"/>
-          <w:szCs w:val="20"/>
-        </w:rPr>
-        <w:t xml:space="preserve">and will require factory team to coordinate their packing activity with the </w:t>
-      </w:r>
-      <w:r>
-        <w:rPr>
-          <w:sz w:val="18"/>
-          <w:szCs w:val="20"/>
-        </w:rPr>
-        <w:t>Q</w:t>
-      </w:r>
-      <w:r>
-        <w:rPr>
-          <w:sz w:val="18"/>
-          <w:szCs w:val="20"/>
-        </w:rPr>
-        <w:t>A team so this activity does not affect and lead t</w:t>
-      </w:r>
-      <w:r>
-        <w:rPr>
-          <w:sz w:val="18"/>
-          <w:szCs w:val="20"/>
-        </w:rPr>
-        <w:t xml:space="preserve">o multiple packing. In case of </w:t>
-      </w:r>
-      <w:r>
-        <w:rPr>
-          <w:sz w:val="18"/>
-          <w:szCs w:val="20"/>
-        </w:rPr>
-        <w:t xml:space="preserve">Large Order qty of 200+ for a single item </w:t>
-      </w:r>
-      <w:r>
-        <w:rPr>
-          <w:sz w:val="18"/>
-          <w:szCs w:val="20"/>
-        </w:rPr>
-        <w:t>we will be do</w:t>
-      </w:r>
-      <w:r>
-        <w:rPr>
-          <w:sz w:val="18"/>
-          <w:szCs w:val="20"/>
-        </w:rPr>
-        <w:t>i</w:t>
-      </w:r>
-      <w:r>
-        <w:rPr>
-          <w:sz w:val="18"/>
-          <w:szCs w:val="20"/>
-        </w:rPr>
-        <w:t>ng R</w:t>
-      </w:r>
-      <w:r>
-        <w:rPr>
-          <w:sz w:val="18"/>
-          <w:szCs w:val="20"/>
-        </w:rPr>
-        <w:t xml:space="preserve">andom inspections </w:t>
-      </w:r>
-      <w:r>
-        <w:rPr>
-          <w:sz w:val="18"/>
-          <w:szCs w:val="20"/>
-        </w:rPr>
-        <w:t xml:space="preserve">to a maximum of AQL 2.5 </w:t>
-      </w:r>
-      <w:r>
-        <w:rPr>
-          <w:sz w:val="18"/>
-          <w:szCs w:val="20"/>
-        </w:rPr>
-        <w:t xml:space="preserve">In case of defects or issues found </w:t>
-      </w:r>
-      <w:r>
-        <w:rPr>
-          <w:sz w:val="18"/>
-          <w:szCs w:val="20"/>
-        </w:rPr>
-        <w:t>additional inspection</w:t>
-      </w:r>
-      <w:r>
-        <w:rPr>
-          <w:sz w:val="18"/>
-          <w:szCs w:val="20"/>
-        </w:rPr>
-        <w:t>s</w:t>
-      </w:r>
-      <w:r>
-        <w:rPr>
-          <w:sz w:val="18"/>
-          <w:szCs w:val="20"/>
-        </w:rPr>
-        <w:t xml:space="preserve"> </w:t>
-      </w:r>
-      <w:r>
-        <w:rPr>
-          <w:sz w:val="18"/>
-          <w:szCs w:val="20"/>
-        </w:rPr>
-        <w:t>may need to be done</w:t>
-      </w:r>
-      <w:r>
-        <w:rPr>
-          <w:sz w:val="18"/>
-          <w:szCs w:val="20"/>
-        </w:rPr>
-        <w:t>.</w:t>
-      </w:r>
-      <w:r>
-        <w:rPr>
-          <w:sz w:val="18"/>
-          <w:szCs w:val="20"/>
-        </w:rPr>
-        <w:t xml:space="preserve"> The inspection at no point transfers the Factory rights </w:t>
-      </w:r>
-      <w:proofErr w:type="gramStart"/>
-      <w:r>
-        <w:rPr>
-          <w:sz w:val="18"/>
-          <w:szCs w:val="20"/>
-        </w:rPr>
-        <w:t>on</w:t>
-      </w:r>
-      <w:proofErr w:type="gramEnd"/>
-      <w:r>
-        <w:rPr>
-          <w:sz w:val="18"/>
-          <w:szCs w:val="20"/>
-        </w:rPr>
-        <w:t xml:space="preserve"> the goods to the Consignee and or the Buying Agent. The factory needs to </w:t>
-      </w:r>
-      <w:proofErr w:type="gramStart"/>
-      <w:r>
-        <w:rPr>
-          <w:sz w:val="18"/>
-          <w:szCs w:val="20"/>
-        </w:rPr>
-        <w:t>assure</w:t>
-      </w:r>
-      <w:proofErr w:type="gramEnd"/>
-      <w:r>
-        <w:rPr>
-          <w:sz w:val="18"/>
-          <w:szCs w:val="20"/>
-        </w:rPr>
-        <w:t xml:space="preserve"> at their own end that the terms as set by the </w:t>
-      </w:r>
-      <w:r>
-        <w:rPr>
-          <w:sz w:val="18"/>
-          <w:szCs w:val="20"/>
-        </w:rPr>
-        <w:t>C</w:t>
-      </w:r>
-      <w:r>
-        <w:rPr>
-          <w:sz w:val="18"/>
-          <w:szCs w:val="20"/>
-        </w:rPr>
-        <w:t xml:space="preserve">onsignee and </w:t>
-      </w:r>
-      <w:proofErr w:type="gramStart"/>
-      <w:r>
-        <w:rPr>
-          <w:sz w:val="18"/>
-          <w:szCs w:val="20"/>
-        </w:rPr>
-        <w:t>conveyed</w:t>
-      </w:r>
-      <w:proofErr w:type="gramEnd"/>
-      <w:r>
-        <w:rPr>
-          <w:sz w:val="18"/>
-          <w:szCs w:val="20"/>
-        </w:rPr>
-        <w:t xml:space="preserve"> time to time are being met in full  </w:t>
+        <w:t xml:space="preserve">UAC on behalf of the Consignee will conduct a 100% inspection in all cases and will require factory team to coordinate their packing activity with the QA team so this activity does not affect and lead to multiple packing. In case of Large Order qty of 200+ for a single item we will be doing Random inspections to a maximum of AQL 2.5 In case of defects or issues found additional inspections may need to be done. The inspection at no point transfers the Factory rights on the goods to the Consignee and or the Buying Agent. The factory needs to assure at their own end that the terms as set by the Consignee and conveyed time to time are being met in full  </w:t>
       </w:r>
     </w:p>
     <w:p>
@@ -3166,100 +2204,19 @@
         </w:numPr>
         <w:ind w:left="540" w:hanging="450"/>
         <w:rPr>
+          <w:rFonts w:ascii="Aptos" w:hAnsi="Aptos"/>
           <w:sz w:val="18"/>
           <w:szCs w:val="20"/>
         </w:rPr>
       </w:pPr>
       <w:r>
         <w:rPr>
+          <w:rFonts w:ascii="Aptos" w:hAnsi="Aptos"/>
           <w:sz w:val="18"/>
           <w:szCs w:val="20"/>
         </w:rPr>
-        <w:t xml:space="preserve">All </w:t>
-      </w:r>
-      <w:r>
-        <w:rPr>
-          <w:sz w:val="18"/>
-          <w:szCs w:val="20"/>
-        </w:rPr>
-        <w:t>Furniture Products must have permanent B</w:t>
-      </w:r>
-      <w:r>
-        <w:rPr>
-          <w:sz w:val="18"/>
-          <w:szCs w:val="20"/>
-        </w:rPr>
-        <w:t>uffers (ru</w:t>
-      </w:r>
-      <w:r>
-        <w:rPr>
-          <w:sz w:val="18"/>
-          <w:szCs w:val="20"/>
-        </w:rPr>
-        <w:t>bber/ nylon) attached to them</w:t>
-      </w:r>
-      <w:r>
-        <w:rPr>
-          <w:sz w:val="18"/>
-          <w:szCs w:val="20"/>
-        </w:rPr>
-        <w:t>,</w:t>
-      </w:r>
-      <w:r>
-        <w:rPr>
-          <w:sz w:val="18"/>
-          <w:szCs w:val="20"/>
-        </w:rPr>
-        <w:t xml:space="preserve"> </w:t>
-      </w:r>
-      <w:r>
-        <w:rPr>
-          <w:sz w:val="18"/>
-          <w:szCs w:val="20"/>
-        </w:rPr>
-        <w:t xml:space="preserve">Proportionated on </w:t>
-      </w:r>
-      <w:r>
-        <w:rPr>
-          <w:sz w:val="18"/>
-          <w:szCs w:val="20"/>
-        </w:rPr>
-        <w:t xml:space="preserve">their weight </w:t>
-      </w:r>
-      <w:r>
-        <w:rPr>
-          <w:sz w:val="18"/>
-          <w:szCs w:val="20"/>
-        </w:rPr>
-        <w:t>and body structure. In case of G</w:t>
-      </w:r>
-      <w:r>
-        <w:rPr>
-          <w:sz w:val="18"/>
-          <w:szCs w:val="20"/>
-        </w:rPr>
-        <w:t xml:space="preserve">ift </w:t>
-      </w:r>
-      <w:r>
-        <w:rPr>
-          <w:sz w:val="18"/>
-          <w:szCs w:val="20"/>
-        </w:rPr>
-        <w:t>A</w:t>
-      </w:r>
-      <w:r>
-        <w:rPr>
-          <w:sz w:val="18"/>
-          <w:szCs w:val="20"/>
-        </w:rPr>
-        <w:t>ccessories,</w:t>
-      </w:r>
-      <w:r>
-        <w:rPr>
-          <w:sz w:val="18"/>
-          <w:szCs w:val="20"/>
-        </w:rPr>
-        <w:t xml:space="preserve"> they need to have spacers (felt/ rubber) in use.</w:t>
+        <w:lastRenderedPageBreak/>
+        <w:t xml:space="preserve">All Furniture Products must have permanent Buffers (rubber/ nylon) attached to them, Proportionated on their weight and body structure. In case of Gift Accessories, they need to have spacers (felt/ rubber) in use.</w:t>
       </w:r>
     </w:p>
     <w:p>
@@ -3271,53 +2228,18 @@
         </w:numPr>
         <w:ind w:left="540" w:hanging="450"/>
         <w:rPr>
+          <w:rFonts w:ascii="Aptos" w:hAnsi="Aptos"/>
           <w:sz w:val="18"/>
           <w:szCs w:val="20"/>
         </w:rPr>
       </w:pPr>
       <w:r>
         <w:rPr>
+          <w:rFonts w:ascii="Aptos" w:hAnsi="Aptos"/>
           <w:sz w:val="18"/>
           <w:szCs w:val="20"/>
         </w:rPr>
-        <w:t>All items to be Corrugated Boxed (Unless written approvals have been sought for alternative Mediums).</w:t>
-      </w:r>
-      <w:r>
-        <w:rPr>
-          <w:sz w:val="18"/>
-          <w:szCs w:val="20"/>
-        </w:rPr>
-        <w:t xml:space="preserve"> </w:t>
-      </w:r>
-      <w:r>
-        <w:rPr>
-          <w:sz w:val="18"/>
-          <w:szCs w:val="20"/>
-        </w:rPr>
-        <w:t xml:space="preserve">Master Corrugated Box Strength to </w:t>
-      </w:r>
-      <w:proofErr w:type="gramStart"/>
-      <w:r>
-        <w:rPr>
-          <w:sz w:val="18"/>
-          <w:szCs w:val="20"/>
-        </w:rPr>
-        <w:t>be a minimum of 300 psi</w:t>
-      </w:r>
-      <w:r>
-        <w:rPr>
-          <w:sz w:val="18"/>
-          <w:szCs w:val="20"/>
-        </w:rPr>
-        <w:t xml:space="preserve"> certified boxes at all times</w:t>
-      </w:r>
-      <w:proofErr w:type="gramEnd"/>
-      <w:r>
-        <w:rPr>
-          <w:sz w:val="18"/>
-          <w:szCs w:val="20"/>
-        </w:rPr>
-        <w:t>.</w:t>
+        <w:t xml:space="preserve">All items to be Corrugated Boxed (Unless written approvals have been sought for alternative Mediums). Master Corrugated Box Strength to be a minimum of 300 psi certified boxes at all times.</w:t>
       </w:r>
     </w:p>
     <w:p>
@@ -3329,66 +2251,18 @@
         </w:numPr>
         <w:ind w:left="540" w:hanging="450"/>
         <w:rPr>
+          <w:rFonts w:ascii="Aptos" w:hAnsi="Aptos"/>
           <w:sz w:val="18"/>
           <w:szCs w:val="20"/>
         </w:rPr>
       </w:pPr>
       <w:r>
         <w:rPr>
+          <w:rFonts w:ascii="Aptos" w:hAnsi="Aptos"/>
           <w:sz w:val="18"/>
           <w:szCs w:val="20"/>
         </w:rPr>
-        <w:lastRenderedPageBreak/>
-        <w:t xml:space="preserve">All </w:t>
-      </w:r>
-      <w:r>
-        <w:rPr>
-          <w:sz w:val="18"/>
-          <w:szCs w:val="20"/>
-        </w:rPr>
-        <w:t>I</w:t>
-      </w:r>
-      <w:r>
-        <w:rPr>
-          <w:sz w:val="18"/>
-          <w:szCs w:val="20"/>
-        </w:rPr>
-        <w:t xml:space="preserve">tems are recommended to be packed in a 9ply carton (or more depending on the item size) **All Boxes will need to be </w:t>
-      </w:r>
-      <w:r>
-        <w:rPr>
-          <w:sz w:val="18"/>
-          <w:szCs w:val="20"/>
-        </w:rPr>
-        <w:t xml:space="preserve">as per laid </w:t>
-      </w:r>
-      <w:r>
-        <w:rPr>
-          <w:sz w:val="18"/>
-          <w:szCs w:val="20"/>
-        </w:rPr>
-        <w:t xml:space="preserve">ISTA </w:t>
-      </w:r>
-      <w:r>
-        <w:rPr>
-          <w:sz w:val="18"/>
-          <w:szCs w:val="20"/>
-        </w:rPr>
-        <w:t xml:space="preserve">3B </w:t>
-      </w:r>
-      <w:r>
-        <w:rPr>
-          <w:sz w:val="18"/>
-          <w:szCs w:val="20"/>
-        </w:rPr>
-        <w:t xml:space="preserve">Standards </w:t>
-      </w:r>
-      <w:r>
-        <w:rPr>
-          <w:sz w:val="18"/>
-          <w:szCs w:val="20"/>
-        </w:rPr>
-        <w:t xml:space="preserve">and requirement. </w:t>
+        <w:t xml:space="preserve">All Items are recommended to be packed in a 9ply carton (or more depending on the item size) **All Boxes will need to be as per laid ISTA 3B Standards and requirement. </w:t>
       </w:r>
     </w:p>
     <w:p>
@@ -3400,60 +2274,18 @@
         </w:numPr>
         <w:ind w:left="540" w:hanging="450"/>
         <w:rPr>
+          <w:rFonts w:ascii="Aptos" w:hAnsi="Aptos"/>
           <w:sz w:val="18"/>
           <w:szCs w:val="20"/>
         </w:rPr>
       </w:pPr>
       <w:r>
         <w:rPr>
+          <w:rFonts w:ascii="Aptos" w:hAnsi="Aptos"/>
           <w:sz w:val="18"/>
           <w:szCs w:val="20"/>
         </w:rPr>
-        <w:t xml:space="preserve">All items will be subjected to Drop test. </w:t>
-      </w:r>
-      <w:r>
-        <w:rPr>
-          <w:sz w:val="18"/>
-          <w:szCs w:val="20"/>
-        </w:rPr>
-        <w:t>Adequate Corner padding &amp; support Needs to be provided to match the edge support drop test</w:t>
-      </w:r>
-      <w:r>
-        <w:rPr>
-          <w:sz w:val="18"/>
-          <w:szCs w:val="20"/>
-        </w:rPr>
-        <w:t xml:space="preserve"> as per ISTA 3B Standards</w:t>
-      </w:r>
-      <w:r>
-        <w:rPr>
-          <w:sz w:val="18"/>
-          <w:szCs w:val="20"/>
-        </w:rPr>
-        <w:t xml:space="preserve">. </w:t>
-      </w:r>
-      <w:r>
-        <w:rPr>
-          <w:sz w:val="18"/>
-          <w:szCs w:val="20"/>
-        </w:rPr>
-        <w:t xml:space="preserve">QA will request for additional </w:t>
-      </w:r>
-      <w:proofErr w:type="gramStart"/>
-      <w:r>
-        <w:rPr>
-          <w:sz w:val="18"/>
-          <w:szCs w:val="20"/>
-        </w:rPr>
-        <w:t>test</w:t>
-      </w:r>
-      <w:proofErr w:type="gramEnd"/>
-      <w:r>
-        <w:rPr>
-          <w:sz w:val="18"/>
-          <w:szCs w:val="20"/>
-        </w:rPr>
-        <w:t xml:space="preserve"> to ensure the same from time to time as will be needed to ensure the packaging is as per stipulated parameters.</w:t>
+        <w:t xml:space="preserve">All items will be subjected to Drop test. Adequate Corner padding &amp; support Needs to be provided to match the edge support drop test as per ISTA 3B Standards. QA will request for additional test to ensure the same from time to time as will be needed to ensure the packaging is as per stipulated parameters.</w:t>
       </w:r>
     </w:p>
     <w:p>
@@ -3465,88 +2297,18 @@
         </w:numPr>
         <w:ind w:left="540" w:hanging="450"/>
         <w:rPr>
+          <w:rFonts w:ascii="Aptos" w:hAnsi="Aptos"/>
           <w:sz w:val="18"/>
           <w:szCs w:val="20"/>
         </w:rPr>
       </w:pPr>
       <w:r>
         <w:rPr>
+          <w:rFonts w:ascii="Aptos" w:hAnsi="Aptos"/>
           <w:sz w:val="18"/>
           <w:szCs w:val="20"/>
         </w:rPr>
-        <w:t>2 inch (50mm) Minimum foam</w:t>
-      </w:r>
-      <w:r>
-        <w:rPr>
-          <w:sz w:val="18"/>
-          <w:szCs w:val="20"/>
-        </w:rPr>
-        <w:t xml:space="preserve">/ </w:t>
-      </w:r>
-      <w:proofErr w:type="spellStart"/>
-      <w:r>
-        <w:rPr>
-          <w:sz w:val="18"/>
-          <w:szCs w:val="20"/>
-        </w:rPr>
-        <w:t>the</w:t>
-      </w:r>
-      <w:r>
-        <w:rPr>
-          <w:sz w:val="18"/>
-          <w:szCs w:val="20"/>
-        </w:rPr>
-        <w:t>r</w:t>
-      </w:r>
-      <w:r>
-        <w:rPr>
-          <w:sz w:val="18"/>
-          <w:szCs w:val="20"/>
-        </w:rPr>
-        <w:t>mocol</w:t>
-      </w:r>
-      <w:proofErr w:type="spellEnd"/>
-      <w:r>
-        <w:rPr>
-          <w:sz w:val="18"/>
-          <w:szCs w:val="20"/>
-        </w:rPr>
-        <w:t xml:space="preserve"> Cushion is must for all Furniture Items that weigh more than </w:t>
-      </w:r>
-      <w:r>
-        <w:rPr>
-          <w:sz w:val="18"/>
-          <w:szCs w:val="20"/>
-        </w:rPr>
-        <w:t>75</w:t>
-      </w:r>
-      <w:r>
-        <w:rPr>
-          <w:sz w:val="18"/>
-          <w:szCs w:val="20"/>
-        </w:rPr>
-        <w:t xml:space="preserve"> </w:t>
-      </w:r>
-      <w:r>
-        <w:rPr>
-          <w:sz w:val="18"/>
-          <w:szCs w:val="20"/>
-        </w:rPr>
-        <w:t>k</w:t>
-      </w:r>
-      <w:r>
-        <w:rPr>
-          <w:sz w:val="18"/>
-          <w:szCs w:val="20"/>
-        </w:rPr>
-        <w:t>gs</w:t>
-      </w:r>
-      <w:r>
-        <w:rPr>
-          <w:sz w:val="18"/>
-          <w:szCs w:val="20"/>
-        </w:rPr>
-        <w:t xml:space="preserve">.  </w:t>
+        <w:t xml:space="preserve">2 inch (50mm) Minimum foam/ thermocol Cushion is must for all Furniture Items that weigh more than 75 kgs.  </w:t>
       </w:r>
     </w:p>
     <w:p>
@@ -3558,30 +2320,18 @@
         </w:numPr>
         <w:ind w:left="540" w:hanging="450"/>
         <w:rPr>
+          <w:rFonts w:ascii="Aptos" w:hAnsi="Aptos"/>
           <w:sz w:val="18"/>
           <w:szCs w:val="20"/>
         </w:rPr>
       </w:pPr>
       <w:r>
         <w:rPr>
+          <w:rFonts w:ascii="Aptos" w:hAnsi="Aptos"/>
           <w:sz w:val="18"/>
           <w:szCs w:val="20"/>
         </w:rPr>
-        <w:t>In Case of items with Free Standing Legs a minimum of 4mm Ply</w:t>
-      </w:r>
-      <w:r>
-        <w:rPr>
-          <w:sz w:val="18"/>
-          <w:szCs w:val="20"/>
-        </w:rPr>
-        <w:t>wood</w:t>
-      </w:r>
-      <w:r>
-        <w:rPr>
-          <w:sz w:val="18"/>
-          <w:szCs w:val="20"/>
-        </w:rPr>
-        <w:t xml:space="preserve"> support needs to be added to the Base.</w:t>
+        <w:t xml:space="preserve">In Case of items with Free Standing Legs a minimum of 4mm Plywood support needs to be added to the Base.</w:t>
       </w:r>
     </w:p>
     <w:p>
@@ -3593,51 +2343,18 @@
         </w:numPr>
         <w:ind w:left="540" w:hanging="450"/>
         <w:rPr>
+          <w:rFonts w:ascii="Aptos" w:hAnsi="Aptos"/>
           <w:sz w:val="18"/>
           <w:szCs w:val="20"/>
         </w:rPr>
       </w:pPr>
       <w:r>
         <w:rPr>
+          <w:rFonts w:ascii="Aptos" w:hAnsi="Aptos"/>
           <w:sz w:val="18"/>
           <w:szCs w:val="20"/>
         </w:rPr>
-        <w:t>3</w:t>
-      </w:r>
-      <w:r>
-        <w:rPr>
-          <w:sz w:val="18"/>
-          <w:szCs w:val="20"/>
-        </w:rPr>
-        <w:t>”</w:t>
-      </w:r>
-      <w:r>
-        <w:rPr>
-          <w:sz w:val="18"/>
-          <w:szCs w:val="20"/>
-        </w:rPr>
-        <w:t xml:space="preserve"> </w:t>
-      </w:r>
-      <w:r>
-        <w:rPr>
-          <w:sz w:val="18"/>
-          <w:szCs w:val="20"/>
-        </w:rPr>
-        <w:t>inch wide tape needs to be used to seal the cartons from all sides</w:t>
-      </w:r>
-      <w:r>
-        <w:rPr>
-          <w:sz w:val="18"/>
-          <w:szCs w:val="20"/>
-        </w:rPr>
-        <w:t xml:space="preserve"> adequately</w:t>
-      </w:r>
-      <w:r>
-        <w:rPr>
-          <w:sz w:val="18"/>
-          <w:szCs w:val="20"/>
-        </w:rPr>
-        <w:t>.</w:t>
+        <w:t xml:space="preserve">3” inch wide tape needs to be used to seal the cartons from all sides adequately.</w:t>
       </w:r>
     </w:p>
     <w:p>
@@ -3649,46 +2366,18 @@
         </w:numPr>
         <w:ind w:left="540" w:hanging="450"/>
         <w:rPr>
+          <w:rFonts w:ascii="Aptos" w:hAnsi="Aptos"/>
           <w:sz w:val="18"/>
           <w:szCs w:val="20"/>
         </w:rPr>
       </w:pPr>
       <w:r>
         <w:rPr>
+          <w:rFonts w:ascii="Aptos" w:hAnsi="Aptos"/>
           <w:sz w:val="18"/>
           <w:szCs w:val="20"/>
         </w:rPr>
-        <w:t>Cartons</w:t>
-      </w:r>
-      <w:r>
-        <w:rPr>
-          <w:sz w:val="18"/>
-          <w:szCs w:val="20"/>
-        </w:rPr>
-        <w:t xml:space="preserve"> should </w:t>
-      </w:r>
-      <w:r>
-        <w:rPr>
-          <w:sz w:val="18"/>
-          <w:szCs w:val="20"/>
-        </w:rPr>
-        <w:t xml:space="preserve">not have exposed </w:t>
-      </w:r>
-      <w:proofErr w:type="gramStart"/>
-      <w:r>
-        <w:rPr>
-          <w:sz w:val="18"/>
-          <w:szCs w:val="20"/>
-        </w:rPr>
-        <w:t>staples,</w:t>
-      </w:r>
-      <w:proofErr w:type="gramEnd"/>
-      <w:r>
-        <w:rPr>
-          <w:sz w:val="18"/>
-          <w:szCs w:val="20"/>
-        </w:rPr>
-        <w:t xml:space="preserve"> they will need to be covered with a cloth tape or be avoided altogether.  </w:t>
+        <w:t xml:space="preserve">Cartons should not have exposed staples, they will need to be covered with a cloth tape or be avoided altogether.  </w:t>
       </w:r>
     </w:p>
     <w:p>
@@ -3701,115 +2390,19 @@
         <w:spacing w:after="0"/>
         <w:ind w:left="540" w:hanging="450"/>
         <w:rPr>
+          <w:rFonts w:ascii="Aptos" w:hAnsi="Aptos"/>
           <w:sz w:val="18"/>
           <w:szCs w:val="20"/>
         </w:rPr>
       </w:pPr>
       <w:r>
         <w:rPr>
+          <w:rFonts w:ascii="Aptos" w:hAnsi="Aptos"/>
           <w:sz w:val="18"/>
           <w:szCs w:val="20"/>
         </w:rPr>
-        <w:t xml:space="preserve">Irrespective of the order </w:t>
-      </w:r>
-      <w:proofErr w:type="spellStart"/>
-      <w:r>
-        <w:rPr>
-          <w:sz w:val="18"/>
-          <w:szCs w:val="20"/>
-        </w:rPr>
-        <w:t>cbm</w:t>
-      </w:r>
-      <w:proofErr w:type="spellEnd"/>
-      <w:r>
-        <w:rPr>
-          <w:sz w:val="18"/>
-          <w:szCs w:val="20"/>
-        </w:rPr>
-        <w:t xml:space="preserve"> factories need to ensure that they take pictures (themselves or thru their agents) of the container being filled at </w:t>
-      </w:r>
-      <w:r>
-        <w:rPr>
-          <w:sz w:val="18"/>
-          <w:szCs w:val="20"/>
-        </w:rPr>
-        <w:t>given intervals (empty; 25%; 50%</w:t>
-      </w:r>
-      <w:r>
-        <w:rPr>
-          <w:sz w:val="18"/>
-          <w:szCs w:val="20"/>
-        </w:rPr>
-        <w:t>; 75%; 100%; sealed</w:t>
-      </w:r>
-      <w:r>
-        <w:rPr>
-          <w:sz w:val="18"/>
-          <w:szCs w:val="20"/>
-        </w:rPr>
-        <w:t>) these P</w:t>
-      </w:r>
-      <w:r>
-        <w:rPr>
-          <w:sz w:val="18"/>
-          <w:szCs w:val="20"/>
-        </w:rPr>
-        <w:t xml:space="preserve">ics need to be sent to UA offices as proof of the container being stuffed correctly and in presence of factory personnel. Final payments may </w:t>
-      </w:r>
-      <w:proofErr w:type="gramStart"/>
-      <w:r>
-        <w:rPr>
-          <w:sz w:val="18"/>
-          <w:szCs w:val="20"/>
-        </w:rPr>
-        <w:t>get</w:t>
-      </w:r>
-      <w:proofErr w:type="gramEnd"/>
-      <w:r>
-        <w:rPr>
-          <w:sz w:val="18"/>
-          <w:szCs w:val="20"/>
-        </w:rPr>
-        <w:t xml:space="preserve"> affected in cases where this </w:t>
-      </w:r>
-      <w:proofErr w:type="gramStart"/>
-      <w:r>
-        <w:rPr>
-          <w:sz w:val="18"/>
-          <w:szCs w:val="20"/>
-        </w:rPr>
-        <w:t xml:space="preserve">is </w:t>
-      </w:r>
-      <w:r>
-        <w:rPr>
-          <w:sz w:val="18"/>
-          <w:szCs w:val="20"/>
-        </w:rPr>
-        <w:t>having</w:t>
-      </w:r>
-      <w:proofErr w:type="gramEnd"/>
-      <w:r>
-        <w:rPr>
-          <w:sz w:val="18"/>
-          <w:szCs w:val="20"/>
-        </w:rPr>
-        <w:t xml:space="preserve"> not been </w:t>
-      </w:r>
-      <w:proofErr w:type="gramStart"/>
-      <w:r>
-        <w:rPr>
-          <w:sz w:val="18"/>
-          <w:szCs w:val="20"/>
-        </w:rPr>
-        <w:t>done</w:t>
-      </w:r>
-      <w:proofErr w:type="gramEnd"/>
-      <w:r>
-        <w:rPr>
-          <w:sz w:val="18"/>
-          <w:szCs w:val="20"/>
-        </w:rPr>
-        <w:t>.</w:t>
+        <w:lastRenderedPageBreak/>
+        <w:t xml:space="preserve">Irrespective of the order cbm factories need to ensure that they take pictures (themselves or thru their agents) of the container being filled at given intervals (empty; 25%; 50%; 75%; 100%; sealed) these Pics need to be sent to UA offices as proof of the container being stuffed correctly and in presence of factory personnel. Final payments may get affected in cases where this is having not been done.</w:t>
       </w:r>
     </w:p>
     <w:p>
@@ -3822,68 +2415,23 @@
         <w:spacing w:after="0"/>
         <w:ind w:left="540" w:hanging="450"/>
         <w:rPr>
-          <w:rFonts w:cs="Calibri"/>
+          <w:rFonts w:ascii="Aptos" w:hAnsi="Aptos" w:cs="Calibri"/>
           <w:sz w:val="18"/>
         </w:rPr>
       </w:pPr>
       <w:r>
         <w:rPr>
-          <w:rFonts w:cs="Calibri"/>
+          <w:rFonts w:ascii="Aptos" w:hAnsi="Aptos" w:cs="Calibri"/>
           <w:sz w:val="18"/>
           <w:szCs w:val="20"/>
           <w:shd w:val="clear" w:color="auto" w:fill="FFFFFF"/>
         </w:rPr>
-        <w:t>A</w:t>
-      </w:r>
-      <w:r>
-        <w:rPr>
-          <w:rFonts w:cs="Calibri"/>
-          <w:sz w:val="18"/>
-          <w:szCs w:val="20"/>
-          <w:shd w:val="clear" w:color="auto" w:fill="FFFFFF"/>
-        </w:rPr>
-        <w:t xml:space="preserve">ll disputes with respect to </w:t>
-      </w:r>
-      <w:r>
-        <w:rPr>
-          <w:rFonts w:cs="Calibri"/>
-          <w:sz w:val="18"/>
-          <w:szCs w:val="20"/>
-          <w:shd w:val="clear" w:color="auto" w:fill="FFFFFF"/>
-        </w:rPr>
-        <w:t>Merchandis</w:t>
-      </w:r>
-      <w:r>
-        <w:rPr>
-          <w:rFonts w:cs="Calibri"/>
-          <w:sz w:val="18"/>
-          <w:szCs w:val="20"/>
-          <w:shd w:val="clear" w:color="auto" w:fill="FFFFFF"/>
-        </w:rPr>
-        <w:t>ing</w:t>
-      </w:r>
-      <w:r>
-        <w:rPr>
-          <w:rFonts w:cs="Calibri"/>
-          <w:sz w:val="18"/>
-          <w:szCs w:val="20"/>
-          <w:shd w:val="clear" w:color="auto" w:fill="FFFFFF"/>
-        </w:rPr>
-        <w:t xml:space="preserve"> </w:t>
-      </w:r>
-      <w:r>
-        <w:rPr>
-          <w:rFonts w:cs="Calibri"/>
-          <w:sz w:val="18"/>
-          <w:szCs w:val="20"/>
-          <w:shd w:val="clear" w:color="auto" w:fill="FFFFFF"/>
-        </w:rPr>
-        <w:t>terms and conditions are</w:t>
+        <w:t xml:space="preserve">All disputes with respect to Merchandising terms and conditions are</w:t>
       </w:r>
       <w:r>
         <w:rPr>
           <w:rStyle w:val="apple-converted-space"/>
-          <w:rFonts w:cs="Calibri"/>
+          <w:rFonts w:ascii="Aptos" w:hAnsi="Aptos" w:cs="Calibri"/>
           <w:sz w:val="18"/>
           <w:szCs w:val="20"/>
           <w:shd w:val="clear" w:color="auto" w:fill="FFFFFF"/>
@@ -3893,7 +2441,7 @@
       <w:r>
         <w:rPr>
           <w:rStyle w:val="Emphasis"/>
-          <w:rFonts w:cs="Calibri"/>
+          <w:rFonts w:ascii="Aptos" w:hAnsi="Aptos" w:cs="Calibri"/>
           <w:bCs/>
           <w:i w:val="0"/>
           <w:iCs w:val="0"/>
@@ -3905,7 +2453,7 @@
       </w:r>
       <w:r>
         <w:rPr>
-          <w:rFonts w:cs="Calibri"/>
+          <w:rFonts w:ascii="Aptos" w:hAnsi="Aptos" w:cs="Calibri"/>
           <w:sz w:val="18"/>
           <w:szCs w:val="20"/>
           <w:shd w:val="clear" w:color="auto" w:fill="FFFFFF"/>
@@ -3914,7 +2462,7 @@
       </w:r>
       <w:r>
         <w:rPr>
-          <w:rFonts w:cs="Calibri"/>
+          <w:rFonts w:ascii="Aptos" w:hAnsi="Aptos" w:cs="Calibri"/>
           <w:sz w:val="18"/>
         </w:rPr>
         <w:t xml:space="preserve"> </w:t>
@@ -3925,7 +2473,7 @@
         <w:pStyle w:val="ListParagraph"/>
         <w:spacing w:after="0"/>
         <w:rPr>
-          <w:rFonts w:ascii="Times New Roman" w:hAnsi="Times New Roman"/>
+          <w:rFonts w:ascii="Aptos" w:hAnsi="Aptos"/>
           <w:color w:val="003399"/>
         </w:rPr>
       </w:pPr>
@@ -3936,21 +2484,14 @@
         <w:spacing w:after="0"/>
         <w:jc w:val="center"/>
         <w:rPr>
-          <w:rFonts w:cs="Calibri"/>
+          <w:rFonts w:ascii="Aptos" w:hAnsi="Aptos" w:cs="Calibri"/>
         </w:rPr>
       </w:pPr>
       <w:r>
         <w:rPr>
-          <w:rFonts w:cs="Calibri"/>
+          <w:rFonts w:ascii="Aptos" w:hAnsi="Aptos" w:cs="Calibri"/>
         </w:rPr>
-        <w:lastRenderedPageBreak/>
-        <w:t>~</w:t>
-      </w:r>
-      <w:r>
-        <w:rPr>
-          <w:rFonts w:cs="Calibri"/>
-        </w:rPr>
-        <w:t>~The End~~</w:t>
+        <w:t>~~The End~~</w:t>
       </w:r>
     </w:p>
     <w:sectPr>
@@ -3965,7 +2506,7 @@
 </file>
 
 <file path=word/endnotes.xml><?xml version="1.0" encoding="utf-8"?>
-<w:endnotes xmlns:wpc="http://schemas.microsoft.com/office/word/2010/wordprocessingCanvas" xmlns:cx="http://schemas.microsoft.com/office/drawing/2014/chartex" xmlns:cx1="http://schemas.microsoft.com/office/drawing/2015/9/8/chartex" xmlns:cx2="http://schemas.microsoft.com/office/drawing/2015/10/21/chartex" xmlns:cx3="http://schemas.microsoft.com/office/drawing/2016/5/9/chartex" xmlns:cx4="http://schemas.microsoft.com/office/drawing/2016/5/10/chartex" xmlns:cx5="http://schemas.microsoft.com/office/drawing/2016/5/11/chartex" xmlns:cx6="http://schemas.microsoft.com/office/drawing/2016/5/12/chartex" xmlns:cx7="http://schemas.microsoft.com/office/drawing/2016/5/13/chartex" xmlns:cx8="http://schemas.microsoft.com/office/drawing/2016/5/14/chartex" xmlns:mc="http://schemas.openxmlformats.org/markup-compatibility/2006" xmlns:aink="http://schemas.microsoft.com/office/drawing/2016/ink" xmlns:am3d="http://schemas.microsoft.com/office/drawing/2017/model3d" xmlns:o="urn:schemas-microsoft-com:office:office" xmlns:oel="http://schemas.microsoft.com/office/2019/extlst" xmlns:r="http://schemas.openxmlformats.org/officeDocument/2006/relationships" xmlns:m="http://schemas.openxmlformats.org/officeDocument/2006/math" xmlns:v="urn:schemas-microsoft-com:vml" xmlns:wp14="http://schemas.microsoft.com/office/word/2010/wordprocessingDrawing" xmlns:wp="http://schemas.openxmlformats.org/drawingml/2006/wordprocessingDrawing" xmlns:w10="urn:schemas-microsoft-com:office:word" xmlns:w="http://schemas.openxmlformats.org/wordprocessingml/2006/main" xmlns:w14="http://schemas.microsoft.com/office/word/2010/wordml" xmlns:w15="http://schemas.microsoft.com/office/word/2012/wordml" xmlns:w16cei="http://schemas.microsoft.com/office/word/2026/wordml/cei" xmlns:w16cex="http://schemas.microsoft.com/office/word/2018/wordml/cex" xmlns:w16cid="http://schemas.microsoft.com/office/word/2016/wordml/cid" xmlns:w16="http://schemas.microsoft.com/office/word/2018/wordml" xmlns:w16du="http://schemas.microsoft.com/office/word/2023/wordml/word16du" xmlns:w16sdtdh="http://schemas.microsoft.com/office/word/2020/wordml/sdtdatahash" xmlns:w16sdtfl="http://schemas.microsoft.com/office/word/2024/wordml/sdtformatlock" xmlns:w16se="http://schemas.microsoft.com/office/word/2015/wordml/symex" xmlns:wpg="http://schemas.microsoft.com/office/word/2010/wordprocessingGroup" xmlns:wpi="http://schemas.microsoft.com/office/word/2010/wordprocessingInk" xmlns:wne="http://schemas.microsoft.com/office/word/2006/wordml" xmlns:wps="http://schemas.microsoft.com/office/word/2010/wordprocessingShape" mc:Ignorable="w14 w15 w16se w16cid w16 w16cex w16sdtdh w16sdtfl w16du wp14">
+<w:endnotes xmlns:wpc="http://schemas.microsoft.com/office/word/2010/wordprocessingCanvas" xmlns:cx="http://schemas.microsoft.com/office/drawing/2014/chartex" xmlns:cx1="http://schemas.microsoft.com/office/drawing/2015/9/8/chartex" xmlns:cx2="http://schemas.microsoft.com/office/drawing/2015/10/21/chartex" xmlns:cx3="http://schemas.microsoft.com/office/drawing/2016/5/9/chartex" xmlns:cx4="http://schemas.microsoft.com/office/drawing/2016/5/10/chartex" xmlns:cx5="http://schemas.microsoft.com/office/drawing/2016/5/11/chartex" xmlns:cx6="http://schemas.microsoft.com/office/drawing/2016/5/12/chartex" xmlns:cx7="http://schemas.microsoft.com/office/drawing/2016/5/13/chartex" xmlns:cx8="http://schemas.microsoft.com/office/drawing/2016/5/14/chartex" xmlns:mc="http://schemas.openxmlformats.org/markup-compatibility/2006" xmlns:aink="http://schemas.microsoft.com/office/drawing/2016/ink" xmlns:am3d="http://schemas.microsoft.com/office/drawing/2017/model3d" xmlns:o="urn:schemas-microsoft-com:office:office" xmlns:oel="http://schemas.microsoft.com/office/2019/extlst" xmlns:r="http://schemas.openxmlformats.org/officeDocument/2006/relationships" xmlns:m="http://schemas.openxmlformats.org/officeDocument/2006/math" xmlns:v="urn:schemas-microsoft-com:vml" xmlns:wp14="http://schemas.microsoft.com/office/word/2010/wordprocessingDrawing" xmlns:wp="http://schemas.openxmlformats.org/drawingml/2006/wordprocessingDrawing" xmlns:w10="urn:schemas-microsoft-com:office:word" xmlns:w="http://schemas.openxmlformats.org/wordprocessingml/2006/main" xmlns:w14="http://schemas.microsoft.com/office/word/2010/wordml" xmlns:w15="http://schemas.microsoft.com/office/word/2012/wordml" xmlns:w16cex="http://schemas.microsoft.com/office/word/2018/wordml/cex" xmlns:w16cid="http://schemas.microsoft.com/office/word/2016/wordml/cid" xmlns:w16="http://schemas.microsoft.com/office/word/2018/wordml" xmlns:w16du="http://schemas.microsoft.com/office/word/2023/wordml/word16du" xmlns:w16sdtdh="http://schemas.microsoft.com/office/word/2020/wordml/sdtdatahash" xmlns:w16se="http://schemas.microsoft.com/office/word/2015/wordml/symex" xmlns:wpg="http://schemas.microsoft.com/office/word/2010/wordprocessingGroup" xmlns:wpi="http://schemas.microsoft.com/office/word/2010/wordprocessingInk" xmlns:wne="http://schemas.microsoft.com/office/word/2006/wordml" xmlns:wps="http://schemas.microsoft.com/office/word/2010/wordprocessingShape" mc:Ignorable="w14 w15 w16se w16cid w16 w16cex w16sdtdh w16du wp14">
   <w:endnote w:type="separator" w:id="-1">
     <w:p>
       <w:pPr>
@@ -3990,7 +2531,7 @@
 </file>
 
 <file path=word/footer1.xml><?xml version="1.0" encoding="utf-8"?>
-<w:ftr xmlns:wpc="http://schemas.microsoft.com/office/word/2010/wordprocessingCanvas" xmlns:cx="http://schemas.microsoft.com/office/drawing/2014/chartex" xmlns:cx1="http://schemas.microsoft.com/office/drawing/2015/9/8/chartex" xmlns:cx2="http://schemas.microsoft.com/office/drawing/2015/10/21/chartex" xmlns:cx3="http://schemas.microsoft.com/office/drawing/2016/5/9/chartex" xmlns:cx4="http://schemas.microsoft.com/office/drawing/2016/5/10/chartex" xmlns:cx5="http://schemas.microsoft.com/office/drawing/2016/5/11/chartex" xmlns:cx6="http://schemas.microsoft.com/office/drawing/2016/5/12/chartex" xmlns:cx7="http://schemas.microsoft.com/office/drawing/2016/5/13/chartex" xmlns:cx8="http://schemas.microsoft.com/office/drawing/2016/5/14/chartex" xmlns:mc="http://schemas.openxmlformats.org/markup-compatibility/2006" xmlns:aink="http://schemas.microsoft.com/office/drawing/2016/ink" xmlns:am3d="http://schemas.microsoft.com/office/drawing/2017/model3d" xmlns:o="urn:schemas-microsoft-com:office:office" xmlns:oel="http://schemas.microsoft.com/office/2019/extlst" xmlns:r="http://schemas.openxmlformats.org/officeDocument/2006/relationships" xmlns:m="http://schemas.openxmlformats.org/officeDocument/2006/math" xmlns:v="urn:schemas-microsoft-com:vml" xmlns:wp14="http://schemas.microsoft.com/office/word/2010/wordprocessingDrawing" xmlns:wp="http://schemas.openxmlformats.org/drawingml/2006/wordprocessingDrawing" xmlns:w10="urn:schemas-microsoft-com:office:word" xmlns:w="http://schemas.openxmlformats.org/wordprocessingml/2006/main" xmlns:w14="http://schemas.microsoft.com/office/word/2010/wordml" xmlns:w15="http://schemas.microsoft.com/office/word/2012/wordml" xmlns:w16cei="http://schemas.microsoft.com/office/word/2026/wordml/cei" xmlns:w16cex="http://schemas.microsoft.com/office/word/2018/wordml/cex" xmlns:w16cid="http://schemas.microsoft.com/office/word/2016/wordml/cid" xmlns:w16="http://schemas.microsoft.com/office/word/2018/wordml" xmlns:w16du="http://schemas.microsoft.com/office/word/2023/wordml/word16du" xmlns:w16sdtdh="http://schemas.microsoft.com/office/word/2020/wordml/sdtdatahash" xmlns:w16sdtfl="http://schemas.microsoft.com/office/word/2024/wordml/sdtformatlock" xmlns:w16se="http://schemas.microsoft.com/office/word/2015/wordml/symex" xmlns:wpg="http://schemas.microsoft.com/office/word/2010/wordprocessingGroup" xmlns:wpi="http://schemas.microsoft.com/office/word/2010/wordprocessingInk" xmlns:wne="http://schemas.microsoft.com/office/word/2006/wordml" xmlns:wps="http://schemas.microsoft.com/office/word/2010/wordprocessingShape" mc:Ignorable="w14 w15 w16se w16cid w16 w16cex w16sdtdh w16sdtfl w16du wp14">
+<w:ftr xmlns:wpc="http://schemas.microsoft.com/office/word/2010/wordprocessingCanvas" xmlns:cx="http://schemas.microsoft.com/office/drawing/2014/chartex" xmlns:cx1="http://schemas.microsoft.com/office/drawing/2015/9/8/chartex" xmlns:cx2="http://schemas.microsoft.com/office/drawing/2015/10/21/chartex" xmlns:cx3="http://schemas.microsoft.com/office/drawing/2016/5/9/chartex" xmlns:cx4="http://schemas.microsoft.com/office/drawing/2016/5/10/chartex" xmlns:cx5="http://schemas.microsoft.com/office/drawing/2016/5/11/chartex" xmlns:cx6="http://schemas.microsoft.com/office/drawing/2016/5/12/chartex" xmlns:cx7="http://schemas.microsoft.com/office/drawing/2016/5/13/chartex" xmlns:cx8="http://schemas.microsoft.com/office/drawing/2016/5/14/chartex" xmlns:mc="http://schemas.openxmlformats.org/markup-compatibility/2006" xmlns:aink="http://schemas.microsoft.com/office/drawing/2016/ink" xmlns:am3d="http://schemas.microsoft.com/office/drawing/2017/model3d" xmlns:o="urn:schemas-microsoft-com:office:office" xmlns:oel="http://schemas.microsoft.com/office/2019/extlst" xmlns:r="http://schemas.openxmlformats.org/officeDocument/2006/relationships" xmlns:m="http://schemas.openxmlformats.org/officeDocument/2006/math" xmlns:v="urn:schemas-microsoft-com:vml" xmlns:wp14="http://schemas.microsoft.com/office/word/2010/wordprocessingDrawing" xmlns:wp="http://schemas.openxmlformats.org/drawingml/2006/wordprocessingDrawing" xmlns:w10="urn:schemas-microsoft-com:office:word" xmlns:w="http://schemas.openxmlformats.org/wordprocessingml/2006/main" xmlns:w14="http://schemas.microsoft.com/office/word/2010/wordml" xmlns:w15="http://schemas.microsoft.com/office/word/2012/wordml" xmlns:w16cex="http://schemas.microsoft.com/office/word/2018/wordml/cex" xmlns:w16cid="http://schemas.microsoft.com/office/word/2016/wordml/cid" xmlns:w16="http://schemas.microsoft.com/office/word/2018/wordml" xmlns:w16du="http://schemas.microsoft.com/office/word/2023/wordml/word16du" xmlns:w16sdtdh="http://schemas.microsoft.com/office/word/2020/wordml/sdtdatahash" xmlns:w16se="http://schemas.microsoft.com/office/word/2015/wordml/symex" xmlns:wpg="http://schemas.microsoft.com/office/word/2010/wordprocessingGroup" xmlns:wpi="http://schemas.microsoft.com/office/word/2010/wordprocessingInk" xmlns:wne="http://schemas.microsoft.com/office/word/2006/wordml" xmlns:wps="http://schemas.microsoft.com/office/word/2010/wordprocessingShape" mc:Ignorable="w14 w15 w16se w16cid w16 w16cex w16sdtdh w16du wp14">
   <w:p>
     <w:pPr>
       <w:pStyle w:val="Footer"/>
@@ -4270,8 +2811,8 @@
         </mc:Choice>
         <mc:Fallback>
           <w:pict>
-            <v:group w14:anchorId="61C18A98" id="Group 26" o:spid="_x0000_s1034" style="position:absolute;margin-left:101.6pt;margin-top:-17.85pt;width:580.05pt;height:27.35pt;z-index:251658241;mso-position-horizontal-relative:page;mso-position-vertical-relative:line" coordorigin="321,14850" coordsize="11601,547" o:gfxdata="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">
-              <v:rect id="Rectangle 27" o:spid="_x0000_s1035" style="position:absolute;left:374;top:14903;width:9346;height:432;visibility:visible;mso-wrap-style:square;v-text-anchor:top" o:gfxdata="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" fillcolor="#943634" stroked="f" strokecolor="#943634">
+            <v:group w14:anchorId="61C18A98" id="Group 26" o:spid="_x0000_s1034" style="position:absolute;margin-left:101.6pt;margin-top:-17.85pt;width:580.05pt;height:27.35pt;z-index:251658241;mso-position-horizontal-relative:page;mso-position-vertical-relative:line" coordorigin="321,14850" coordsize="11601,547" o:gfxdata="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">
+              <v:rect id="Rectangle 27" o:spid="_x0000_s1035" style="position:absolute;left:374;top:14903;width:9346;height:432;visibility:visible;mso-wrap-style:square;v-text-anchor:top" o:gfxdata="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" fillcolor="#943634" stroked="f" strokecolor="#943634">
                 <v:textbox>
                   <w:txbxContent>
                     <w:p>
@@ -4352,7 +2893,7 @@
                   </w:txbxContent>
                 </v:textbox>
               </v:rect>
-              <v:rect id="Rectangle 28" o:spid="_x0000_s1036" style="position:absolute;left:9763;top:14903;width:2102;height:432;visibility:visible;mso-wrap-style:square;v-text-anchor:top" o:gfxdata="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" fillcolor="#943634" stroked="f">
+              <v:rect id="Rectangle 28" o:spid="_x0000_s1036" style="position:absolute;left:9763;top:14903;width:2102;height:432;visibility:visible;mso-wrap-style:square;v-text-anchor:top" o:gfxdata="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" fillcolor="#943634" stroked="f">
                 <v:textbox>
                   <w:txbxContent>
                     <w:p>
@@ -4391,7 +2932,7 @@
                   </w:txbxContent>
                 </v:textbox>
               </v:rect>
-              <v:rect id="Rectangle 29" o:spid="_x0000_s1037" style="position:absolute;left:321;top:14850;width:11601;height:547;visibility:visible;mso-wrap-style:square;v-text-anchor:top" o:gfxdata="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" filled="f"/>
+              <v:rect id="Rectangle 29" o:spid="_x0000_s1037" style="position:absolute;left:321;top:14850;width:11601;height:547;visibility:visible;mso-wrap-style:square;v-text-anchor:top" o:gfxdata="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" filled="f"/>
               <w10:wrap type="topAndBottom" anchorx="page" anchory="line"/>
             </v:group>
           </w:pict>
@@ -4403,7 +2944,7 @@
 </file>
 
 <file path=word/footer2.xml><?xml version="1.0" encoding="utf-8"?>
-<w:ftr xmlns:wpc="http://schemas.microsoft.com/office/word/2010/wordprocessingCanvas" xmlns:cx="http://schemas.microsoft.com/office/drawing/2014/chartex" xmlns:cx1="http://schemas.microsoft.com/office/drawing/2015/9/8/chartex" xmlns:cx2="http://schemas.microsoft.com/office/drawing/2015/10/21/chartex" xmlns:cx3="http://schemas.microsoft.com/office/drawing/2016/5/9/chartex" xmlns:cx4="http://schemas.microsoft.com/office/drawing/2016/5/10/chartex" xmlns:cx5="http://schemas.microsoft.com/office/drawing/2016/5/11/chartex" xmlns:cx6="http://schemas.microsoft.com/office/drawing/2016/5/12/chartex" xmlns:cx7="http://schemas.microsoft.com/office/drawing/2016/5/13/chartex" xmlns:cx8="http://schemas.microsoft.com/office/drawing/2016/5/14/chartex" xmlns:mc="http://schemas.openxmlformats.org/markup-compatibility/2006" xmlns:aink="http://schemas.microsoft.com/office/drawing/2016/ink" xmlns:am3d="http://schemas.microsoft.com/office/drawing/2017/model3d" xmlns:o="urn:schemas-microsoft-com:office:office" xmlns:oel="http://schemas.microsoft.com/office/2019/extlst" xmlns:r="http://schemas.openxmlformats.org/officeDocument/2006/relationships" xmlns:m="http://schemas.openxmlformats.org/officeDocument/2006/math" xmlns:v="urn:schemas-microsoft-com:vml" xmlns:wp14="http://schemas.microsoft.com/office/word/2010/wordprocessingDrawing" xmlns:wp="http://schemas.openxmlformats.org/drawingml/2006/wordprocessingDrawing" xmlns:w10="urn:schemas-microsoft-com:office:word" xmlns:w="http://schemas.openxmlformats.org/wordprocessingml/2006/main" xmlns:w14="http://schemas.microsoft.com/office/word/2010/wordml" xmlns:w15="http://schemas.microsoft.com/office/word/2012/wordml" xmlns:w16cei="http://schemas.microsoft.com/office/word/2026/wordml/cei" xmlns:w16cex="http://schemas.microsoft.com/office/word/2018/wordml/cex" xmlns:w16cid="http://schemas.microsoft.com/office/word/2016/wordml/cid" xmlns:w16="http://schemas.microsoft.com/office/word/2018/wordml" xmlns:w16du="http://schemas.microsoft.com/office/word/2023/wordml/word16du" xmlns:w16sdtdh="http://schemas.microsoft.com/office/word/2020/wordml/sdtdatahash" xmlns:w16sdtfl="http://schemas.microsoft.com/office/word/2024/wordml/sdtformatlock" xmlns:w16se="http://schemas.microsoft.com/office/word/2015/wordml/symex" xmlns:wpg="http://schemas.microsoft.com/office/word/2010/wordprocessingGroup" xmlns:wpi="http://schemas.microsoft.com/office/word/2010/wordprocessingInk" xmlns:wne="http://schemas.microsoft.com/office/word/2006/wordml" xmlns:wps="http://schemas.microsoft.com/office/word/2010/wordprocessingShape" mc:Ignorable="w14 w15 w16se w16cid w16 w16cex w16sdtdh w16sdtfl w16du wp14">
+<w:ftr xmlns:wpc="http://schemas.microsoft.com/office/word/2010/wordprocessingCanvas" xmlns:cx="http://schemas.microsoft.com/office/drawing/2014/chartex" xmlns:cx1="http://schemas.microsoft.com/office/drawing/2015/9/8/chartex" xmlns:cx2="http://schemas.microsoft.com/office/drawing/2015/10/21/chartex" xmlns:cx3="http://schemas.microsoft.com/office/drawing/2016/5/9/chartex" xmlns:cx4="http://schemas.microsoft.com/office/drawing/2016/5/10/chartex" xmlns:cx5="http://schemas.microsoft.com/office/drawing/2016/5/11/chartex" xmlns:cx6="http://schemas.microsoft.com/office/drawing/2016/5/12/chartex" xmlns:cx7="http://schemas.microsoft.com/office/drawing/2016/5/13/chartex" xmlns:cx8="http://schemas.microsoft.com/office/drawing/2016/5/14/chartex" xmlns:mc="http://schemas.openxmlformats.org/markup-compatibility/2006" xmlns:aink="http://schemas.microsoft.com/office/drawing/2016/ink" xmlns:am3d="http://schemas.microsoft.com/office/drawing/2017/model3d" xmlns:o="urn:schemas-microsoft-com:office:office" xmlns:oel="http://schemas.microsoft.com/office/2019/extlst" xmlns:r="http://schemas.openxmlformats.org/officeDocument/2006/relationships" xmlns:m="http://schemas.openxmlformats.org/officeDocument/2006/math" xmlns:v="urn:schemas-microsoft-com:vml" xmlns:wp14="http://schemas.microsoft.com/office/word/2010/wordprocessingDrawing" xmlns:wp="http://schemas.openxmlformats.org/drawingml/2006/wordprocessingDrawing" xmlns:w10="urn:schemas-microsoft-com:office:word" xmlns:w="http://schemas.openxmlformats.org/wordprocessingml/2006/main" xmlns:w14="http://schemas.microsoft.com/office/word/2010/wordml" xmlns:w15="http://schemas.microsoft.com/office/word/2012/wordml" xmlns:w16cex="http://schemas.microsoft.com/office/word/2018/wordml/cex" xmlns:w16cid="http://schemas.microsoft.com/office/word/2016/wordml/cid" xmlns:w16="http://schemas.microsoft.com/office/word/2018/wordml" xmlns:w16du="http://schemas.microsoft.com/office/word/2023/wordml/word16du" xmlns:w16sdtdh="http://schemas.microsoft.com/office/word/2020/wordml/sdtdatahash" xmlns:w16se="http://schemas.microsoft.com/office/word/2015/wordml/symex" xmlns:wpg="http://schemas.microsoft.com/office/word/2010/wordprocessingGroup" xmlns:wpi="http://schemas.microsoft.com/office/word/2010/wordprocessingInk" xmlns:wne="http://schemas.microsoft.com/office/word/2006/wordml" xmlns:wps="http://schemas.microsoft.com/office/word/2010/wordprocessingShape" mc:Ignorable="w14 w15 w16se w16cid w16 w16cex w16sdtdh w16du wp14">
   <w:p>
     <w:pPr>
       <w:pStyle w:val="Footer"/>
@@ -4669,8 +3210,8 @@
         </mc:Choice>
         <mc:Fallback>
           <w:pict>
-            <v:group w14:anchorId="58EEC741" id="Group 1" o:spid="_x0000_s1038" style="position:absolute;margin-left:60.25pt;margin-top:.85pt;width:686.6pt;height:28.85pt;z-index:251658240;mso-position-horizontal-relative:page;mso-position-vertical-relative:line" coordorigin="321,14850" coordsize="11601,547" o:gfxdata="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">
-              <v:rect id="Rectangle 2" o:spid="_x0000_s1039" style="position:absolute;left:374;top:14903;width:9346;height:432;visibility:visible;mso-wrap-style:square;v-text-anchor:top" o:gfxdata="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" fillcolor="#943634" stroked="f" strokecolor="#943634">
+            <v:group w14:anchorId="58EEC741" id="Group 1" o:spid="_x0000_s1038" style="position:absolute;margin-left:60.25pt;margin-top:.85pt;width:686.6pt;height:28.85pt;z-index:251658240;mso-position-horizontal-relative:page;mso-position-vertical-relative:line" coordorigin="321,14850" coordsize="11601,547" o:gfxdata="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">
+              <v:rect id="Rectangle 2" o:spid="_x0000_s1039" style="position:absolute;left:374;top:14903;width:9346;height:432;visibility:visible;mso-wrap-style:square;v-text-anchor:top" o:gfxdata="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" fillcolor="#943634" stroked="f" strokecolor="#943634">
                 <v:textbox>
                   <w:txbxContent>
                     <w:p>
@@ -4736,7 +3277,7 @@
                   </w:txbxContent>
                 </v:textbox>
               </v:rect>
-              <v:rect id="Rectangle 3" o:spid="_x0000_s1040" style="position:absolute;left:9763;top:14903;width:2102;height:432;visibility:visible;mso-wrap-style:square;v-text-anchor:top" o:gfxdata="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" fillcolor="#943634" stroked="f">
+              <v:rect id="Rectangle 3" o:spid="_x0000_s1040" style="position:absolute;left:9763;top:14903;width:2102;height:432;visibility:visible;mso-wrap-style:square;v-text-anchor:top" o:gfxdata="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" fillcolor="#943634" stroked="f">
                 <v:textbox>
                   <w:txbxContent>
                     <w:p>
@@ -4776,7 +3317,7 @@
                   </w:txbxContent>
                 </v:textbox>
               </v:rect>
-              <v:rect id="Rectangle 4" o:spid="_x0000_s1041" style="position:absolute;left:321;top:14850;width:11601;height:547;visibility:visible;mso-wrap-style:square;v-text-anchor:top" o:gfxdata="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" filled="f"/>
+              <v:rect id="Rectangle 4" o:spid="_x0000_s1041" style="position:absolute;left:321;top:14850;width:11601;height:547;visibility:visible;mso-wrap-style:square;v-text-anchor:top" o:gfxdata="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" filled="f"/>
               <w10:wrap type="topAndBottom" anchorx="page" anchory="line"/>
             </v:group>
           </w:pict>
@@ -4788,7 +3329,7 @@
 </file>
 
 <file path=word/footnotes.xml><?xml version="1.0" encoding="utf-8"?>
-<w:footnotes xmlns:wpc="http://schemas.microsoft.com/office/word/2010/wordprocessingCanvas" xmlns:cx="http://schemas.microsoft.com/office/drawing/2014/chartex" xmlns:cx1="http://schemas.microsoft.com/office/drawing/2015/9/8/chartex" xmlns:cx2="http://schemas.microsoft.com/office/drawing/2015/10/21/chartex" xmlns:cx3="http://schemas.microsoft.com/office/drawing/2016/5/9/chartex" xmlns:cx4="http://schemas.microsoft.com/office/drawing/2016/5/10/chartex" xmlns:cx5="http://schemas.microsoft.com/office/drawing/2016/5/11/chartex" xmlns:cx6="http://schemas.microsoft.com/office/drawing/2016/5/12/chartex" xmlns:cx7="http://schemas.microsoft.com/office/drawing/2016/5/13/chartex" xmlns:cx8="http://schemas.microsoft.com/office/drawing/2016/5/14/chartex" xmlns:mc="http://schemas.openxmlformats.org/markup-compatibility/2006" xmlns:aink="http://schemas.microsoft.com/office/drawing/2016/ink" xmlns:am3d="http://schemas.microsoft.com/office/drawing/2017/model3d" xmlns:o="urn:schemas-microsoft-com:office:office" xmlns:oel="http://schemas.microsoft.com/office/2019/extlst" xmlns:r="http://schemas.openxmlformats.org/officeDocument/2006/relationships" xmlns:m="http://schemas.openxmlformats.org/officeDocument/2006/math" xmlns:v="urn:schemas-microsoft-com:vml" xmlns:wp14="http://schemas.microsoft.com/office/word/2010/wordprocessingDrawing" xmlns:wp="http://schemas.openxmlformats.org/drawingml/2006/wordprocessingDrawing" xmlns:w10="urn:schemas-microsoft-com:office:word" xmlns:w="http://schemas.openxmlformats.org/wordprocessingml/2006/main" xmlns:w14="http://schemas.microsoft.com/office/word/2010/wordml" xmlns:w15="http://schemas.microsoft.com/office/word/2012/wordml" xmlns:w16cei="http://schemas.microsoft.com/office/word/2026/wordml/cei" xmlns:w16cex="http://schemas.microsoft.com/office/word/2018/wordml/cex" xmlns:w16cid="http://schemas.microsoft.com/office/word/2016/wordml/cid" xmlns:w16="http://schemas.microsoft.com/office/word/2018/wordml" xmlns:w16du="http://schemas.microsoft.com/office/word/2023/wordml/word16du" xmlns:w16sdtdh="http://schemas.microsoft.com/office/word/2020/wordml/sdtdatahash" xmlns:w16sdtfl="http://schemas.microsoft.com/office/word/2024/wordml/sdtformatlock" xmlns:w16se="http://schemas.microsoft.com/office/word/2015/wordml/symex" xmlns:wpg="http://schemas.microsoft.com/office/word/2010/wordprocessingGroup" xmlns:wpi="http://schemas.microsoft.com/office/word/2010/wordprocessingInk" xmlns:wne="http://schemas.microsoft.com/office/word/2006/wordml" xmlns:wps="http://schemas.microsoft.com/office/word/2010/wordprocessingShape" mc:Ignorable="w14 w15 w16se w16cid w16 w16cex w16sdtdh w16sdtfl w16du wp14">
+<w:footnotes xmlns:wpc="http://schemas.microsoft.com/office/word/2010/wordprocessingCanvas" xmlns:cx="http://schemas.microsoft.com/office/drawing/2014/chartex" xmlns:cx1="http://schemas.microsoft.com/office/drawing/2015/9/8/chartex" xmlns:cx2="http://schemas.microsoft.com/office/drawing/2015/10/21/chartex" xmlns:cx3="http://schemas.microsoft.com/office/drawing/2016/5/9/chartex" xmlns:cx4="http://schemas.microsoft.com/office/drawing/2016/5/10/chartex" xmlns:cx5="http://schemas.microsoft.com/office/drawing/2016/5/11/chartex" xmlns:cx6="http://schemas.microsoft.com/office/drawing/2016/5/12/chartex" xmlns:cx7="http://schemas.microsoft.com/office/drawing/2016/5/13/chartex" xmlns:cx8="http://schemas.microsoft.com/office/drawing/2016/5/14/chartex" xmlns:mc="http://schemas.openxmlformats.org/markup-compatibility/2006" xmlns:aink="http://schemas.microsoft.com/office/drawing/2016/ink" xmlns:am3d="http://schemas.microsoft.com/office/drawing/2017/model3d" xmlns:o="urn:schemas-microsoft-com:office:office" xmlns:oel="http://schemas.microsoft.com/office/2019/extlst" xmlns:r="http://schemas.openxmlformats.org/officeDocument/2006/relationships" xmlns:m="http://schemas.openxmlformats.org/officeDocument/2006/math" xmlns:v="urn:schemas-microsoft-com:vml" xmlns:wp14="http://schemas.microsoft.com/office/word/2010/wordprocessingDrawing" xmlns:wp="http://schemas.openxmlformats.org/drawingml/2006/wordprocessingDrawing" xmlns:w10="urn:schemas-microsoft-com:office:word" xmlns:w="http://schemas.openxmlformats.org/wordprocessingml/2006/main" xmlns:w14="http://schemas.microsoft.com/office/word/2010/wordml" xmlns:w15="http://schemas.microsoft.com/office/word/2012/wordml" xmlns:w16cex="http://schemas.microsoft.com/office/word/2018/wordml/cex" xmlns:w16cid="http://schemas.microsoft.com/office/word/2016/wordml/cid" xmlns:w16="http://schemas.microsoft.com/office/word/2018/wordml" xmlns:w16du="http://schemas.microsoft.com/office/word/2023/wordml/word16du" xmlns:w16sdtdh="http://schemas.microsoft.com/office/word/2020/wordml/sdtdatahash" xmlns:w16se="http://schemas.microsoft.com/office/word/2015/wordml/symex" xmlns:wpg="http://schemas.microsoft.com/office/word/2010/wordprocessingGroup" xmlns:wpi="http://schemas.microsoft.com/office/word/2010/wordprocessingInk" xmlns:wne="http://schemas.microsoft.com/office/word/2006/wordml" xmlns:wps="http://schemas.microsoft.com/office/word/2010/wordprocessingShape" mc:Ignorable="w14 w15 w16se w16cid w16 w16cex w16sdtdh w16du wp14">
   <w:footnote w:type="separator" w:id="-1">
     <w:p>
       <w:pPr>
@@ -4813,7 +3354,7 @@
 </file>
 
 <file path=word/header1.xml><?xml version="1.0" encoding="utf-8"?>
-<w:hdr xmlns:wpc="http://schemas.microsoft.com/office/word/2010/wordprocessingCanvas" xmlns:cx="http://schemas.microsoft.com/office/drawing/2014/chartex" xmlns:cx1="http://schemas.microsoft.com/office/drawing/2015/9/8/chartex" xmlns:cx2="http://schemas.microsoft.com/office/drawing/2015/10/21/chartex" xmlns:cx3="http://schemas.microsoft.com/office/drawing/2016/5/9/chartex" xmlns:cx4="http://schemas.microsoft.com/office/drawing/2016/5/10/chartex" xmlns:cx5="http://schemas.microsoft.com/office/drawing/2016/5/11/chartex" xmlns:cx6="http://schemas.microsoft.com/office/drawing/2016/5/12/chartex" xmlns:cx7="http://schemas.microsoft.com/office/drawing/2016/5/13/chartex" xmlns:cx8="http://schemas.microsoft.com/office/drawing/2016/5/14/chartex" xmlns:mc="http://schemas.openxmlformats.org/markup-compatibility/2006" xmlns:aink="http://schemas.microsoft.com/office/drawing/2016/ink" xmlns:am3d="http://schemas.microsoft.com/office/drawing/2017/model3d" xmlns:o="urn:schemas-microsoft-com:office:office" xmlns:oel="http://schemas.microsoft.com/office/2019/extlst" xmlns:r="http://schemas.openxmlformats.org/officeDocument/2006/relationships" xmlns:m="http://schemas.openxmlformats.org/officeDocument/2006/math" xmlns:v="urn:schemas-microsoft-com:vml" xmlns:wp14="http://schemas.microsoft.com/office/word/2010/wordprocessingDrawing" xmlns:wp="http://schemas.openxmlformats.org/drawingml/2006/wordprocessingDrawing" xmlns:w10="urn:schemas-microsoft-com:office:word" xmlns:w="http://schemas.openxmlformats.org/wordprocessingml/2006/main" xmlns:w14="http://schemas.microsoft.com/office/word/2010/wordml" xmlns:w15="http://schemas.microsoft.com/office/word/2012/wordml" xmlns:w16cei="http://schemas.microsoft.com/office/word/2026/wordml/cei" xmlns:w16cex="http://schemas.microsoft.com/office/word/2018/wordml/cex" xmlns:w16cid="http://schemas.microsoft.com/office/word/2016/wordml/cid" xmlns:w16="http://schemas.microsoft.com/office/word/2018/wordml" xmlns:w16du="http://schemas.microsoft.com/office/word/2023/wordml/word16du" xmlns:w16sdtdh="http://schemas.microsoft.com/office/word/2020/wordml/sdtdatahash" xmlns:w16sdtfl="http://schemas.microsoft.com/office/word/2024/wordml/sdtformatlock" xmlns:w16se="http://schemas.microsoft.com/office/word/2015/wordml/symex" xmlns:wpg="http://schemas.microsoft.com/office/word/2010/wordprocessingGroup" xmlns:wpi="http://schemas.microsoft.com/office/word/2010/wordprocessingInk" xmlns:wne="http://schemas.microsoft.com/office/word/2006/wordml" xmlns:wps="http://schemas.microsoft.com/office/word/2010/wordprocessingShape" mc:Ignorable="w14 w15 w16se w16cid w16 w16cex w16sdtdh w16sdtfl w16du wp14">
+<w:hdr xmlns:wpc="http://schemas.microsoft.com/office/word/2010/wordprocessingCanvas" xmlns:cx="http://schemas.microsoft.com/office/drawing/2014/chartex" xmlns:cx1="http://schemas.microsoft.com/office/drawing/2015/9/8/chartex" xmlns:cx2="http://schemas.microsoft.com/office/drawing/2015/10/21/chartex" xmlns:cx3="http://schemas.microsoft.com/office/drawing/2016/5/9/chartex" xmlns:cx4="http://schemas.microsoft.com/office/drawing/2016/5/10/chartex" xmlns:cx5="http://schemas.microsoft.com/office/drawing/2016/5/11/chartex" xmlns:cx6="http://schemas.microsoft.com/office/drawing/2016/5/12/chartex" xmlns:cx7="http://schemas.microsoft.com/office/drawing/2016/5/13/chartex" xmlns:cx8="http://schemas.microsoft.com/office/drawing/2016/5/14/chartex" xmlns:mc="http://schemas.openxmlformats.org/markup-compatibility/2006" xmlns:aink="http://schemas.microsoft.com/office/drawing/2016/ink" xmlns:am3d="http://schemas.microsoft.com/office/drawing/2017/model3d" xmlns:o="urn:schemas-microsoft-com:office:office" xmlns:oel="http://schemas.microsoft.com/office/2019/extlst" xmlns:r="http://schemas.openxmlformats.org/officeDocument/2006/relationships" xmlns:m="http://schemas.openxmlformats.org/officeDocument/2006/math" xmlns:v="urn:schemas-microsoft-com:vml" xmlns:wp14="http://schemas.microsoft.com/office/word/2010/wordprocessingDrawing" xmlns:wp="http://schemas.openxmlformats.org/drawingml/2006/wordprocessingDrawing" xmlns:w10="urn:schemas-microsoft-com:office:word" xmlns:w="http://schemas.openxmlformats.org/wordprocessingml/2006/main" xmlns:w14="http://schemas.microsoft.com/office/word/2010/wordml" xmlns:w15="http://schemas.microsoft.com/office/word/2012/wordml" xmlns:w16cex="http://schemas.microsoft.com/office/word/2018/wordml/cex" xmlns:w16cid="http://schemas.microsoft.com/office/word/2016/wordml/cid" xmlns:w16="http://schemas.microsoft.com/office/word/2018/wordml" xmlns:w16du="http://schemas.microsoft.com/office/word/2023/wordml/word16du" xmlns:w16sdtdh="http://schemas.microsoft.com/office/word/2020/wordml/sdtdatahash" xmlns:w16se="http://schemas.microsoft.com/office/word/2015/wordml/symex" xmlns:wpg="http://schemas.microsoft.com/office/word/2010/wordprocessingGroup" xmlns:wpi="http://schemas.microsoft.com/office/word/2010/wordprocessingInk" xmlns:wne="http://schemas.microsoft.com/office/word/2006/wordml" xmlns:wps="http://schemas.microsoft.com/office/word/2010/wordprocessingShape" mc:Ignorable="w14 w15 w16se w16cid w16 w16cex w16sdtdh w16du wp14">
   <w:p>
     <w:pPr>
       <w:pStyle w:val="Header"/>
@@ -5062,7 +3603,6 @@
                                 <w:color w:val="FFFFFF"/>
                               </w:rPr>
                             </w:pPr>
-                            <w:proofErr w:type="gramStart"/>
                             <w:r>
                               <w:rPr>
                                 <w:rFonts w:ascii="Times New Roman" w:hAnsi="Times New Roman"/>
@@ -5079,7 +3619,6 @@
                               </w:rPr>
                               <w:t>-</w:t>
                             </w:r>
-                            <w:proofErr w:type="gramEnd"/>
                             <w:r>
                               <w:rPr>
                                 <w:rFonts w:ascii="Times New Roman" w:hAnsi="Times New Roman"/>
@@ -5109,12 +3648,12 @@
         </mc:Choice>
         <mc:Fallback>
           <w:pict>
-            <v:group w14:anchorId="2FB31130" id="Group 42" o:spid="_x0000_s1026" style="position:absolute;margin-left:13.7pt;margin-top:-6.55pt;width:646.35pt;height:63.7pt;z-index:251658243" coordorigin="1410,653" coordsize="12927,1274" o:gfxdata="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">
+            <v:group w14:anchorId="2FB31130" id="Group 42" o:spid="_x0000_s1026" style="position:absolute;margin-left:13.7pt;margin-top:-6.55pt;width:646.35pt;height:63.7pt;z-index:251658243" coordorigin="1410,653" coordsize="12927,1274" o:gfxdata="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">
               <v:shapetype id="_x0000_t202" coordsize="21600,21600" o:spt="202" path="m,l,21600r21600,l21600,xe">
                 <v:stroke joinstyle="miter"/>
                 <v:path gradientshapeok="t" o:connecttype="rect"/>
               </v:shapetype>
-              <v:shape id="Text Box 43" o:spid="_x0000_s1027" type="#_x0000_t202" style="position:absolute;left:1410;top:653;width:4170;height:1274;visibility:visible;mso-wrap-style:square;v-text-anchor:middle" o:gfxdata="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" fillcolor="#903" strokecolor="#f2f2f2" strokeweight="3pt">
+              <v:shape id="Text Box 43" o:spid="_x0000_s1027" type="#_x0000_t202" style="position:absolute;left:1410;top:653;width:4170;height:1274;visibility:visible;mso-wrap-style:square;v-text-anchor:middle" o:gfxdata="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" fillcolor="#903" strokecolor="#f2f2f2" strokeweight="3pt">
                 <v:shadow on="t" color="#622423" opacity=".5" offset="1pt"/>
                 <v:textbox>
                   <w:txbxContent>
@@ -5169,7 +3708,7 @@
                   </w:txbxContent>
                 </v:textbox>
               </v:shape>
-              <v:shape id="Text Box 44" o:spid="_x0000_s1028" type="#_x0000_t202" style="position:absolute;left:5580;top:653;width:6067;height:1274;visibility:visible;mso-wrap-style:square;v-text-anchor:middle" o:gfxdata="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" fillcolor="#903" strokecolor="#f2f2f2" strokeweight="3pt">
+              <v:shape id="Text Box 44" o:spid="_x0000_s1028" type="#_x0000_t202" style="position:absolute;left:5580;top:653;width:6067;height:1274;visibility:visible;mso-wrap-style:square;v-text-anchor:middle" o:gfxdata="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" fillcolor="#903" strokecolor="#f2f2f2" strokeweight="3pt">
                 <v:shadow on="t" color="#622423" opacity=".5" offset="1pt"/>
                 <v:textbox>
                   <w:txbxContent>
@@ -5204,7 +3743,7 @@
                   </w:txbxContent>
                 </v:textbox>
               </v:shape>
-              <v:shape id="Text Box 45" o:spid="_x0000_s1029" type="#_x0000_t202" style="position:absolute;left:11647;top:653;width:2690;height:1274;visibility:visible;mso-wrap-style:square;v-text-anchor:middle" o:gfxdata="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" fillcolor="#903" strokecolor="#f2f2f2" strokeweight="3pt">
+              <v:shape id="Text Box 45" o:spid="_x0000_s1029" type="#_x0000_t202" style="position:absolute;left:11647;top:653;width:2690;height:1274;visibility:visible;mso-wrap-style:square;v-text-anchor:middle" o:gfxdata="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" fillcolor="#903" strokecolor="#f2f2f2" strokeweight="3pt">
                 <v:shadow on="t" color="#622423" opacity=".5" offset="1pt"/>
                 <v:textbox>
                   <w:txbxContent>
@@ -5226,7 +3765,6 @@
                           <w:color w:val="FFFFFF"/>
                         </w:rPr>
                       </w:pPr>
-                      <w:proofErr w:type="gramStart"/>
                       <w:r>
                         <w:rPr>
                           <w:rFonts w:ascii="Times New Roman" w:hAnsi="Times New Roman"/>
@@ -5243,7 +3781,6 @@
                         </w:rPr>
                         <w:t>-</w:t>
                       </w:r>
-                      <w:proofErr w:type="gramEnd"/>
                       <w:r>
                         <w:rPr>
                           <w:rFonts w:ascii="Times New Roman" w:hAnsi="Times New Roman"/>
@@ -5266,7 +3803,7 @@
 </file>
 
 <file path=word/header2.xml><?xml version="1.0" encoding="utf-8"?>
-<w:hdr xmlns:wpc="http://schemas.microsoft.com/office/word/2010/wordprocessingCanvas" xmlns:cx="http://schemas.microsoft.com/office/drawing/2014/chartex" xmlns:cx1="http://schemas.microsoft.com/office/drawing/2015/9/8/chartex" xmlns:cx2="http://schemas.microsoft.com/office/drawing/2015/10/21/chartex" xmlns:cx3="http://schemas.microsoft.com/office/drawing/2016/5/9/chartex" xmlns:cx4="http://schemas.microsoft.com/office/drawing/2016/5/10/chartex" xmlns:cx5="http://schemas.microsoft.com/office/drawing/2016/5/11/chartex" xmlns:cx6="http://schemas.microsoft.com/office/drawing/2016/5/12/chartex" xmlns:cx7="http://schemas.microsoft.com/office/drawing/2016/5/13/chartex" xmlns:cx8="http://schemas.microsoft.com/office/drawing/2016/5/14/chartex" xmlns:mc="http://schemas.openxmlformats.org/markup-compatibility/2006" xmlns:aink="http://schemas.microsoft.com/office/drawing/2016/ink" xmlns:am3d="http://schemas.microsoft.com/office/drawing/2017/model3d" xmlns:o="urn:schemas-microsoft-com:office:office" xmlns:oel="http://schemas.microsoft.com/office/2019/extlst" xmlns:r="http://schemas.openxmlformats.org/officeDocument/2006/relationships" xmlns:m="http://schemas.openxmlformats.org/officeDocument/2006/math" xmlns:v="urn:schemas-microsoft-com:vml" xmlns:wp14="http://schemas.microsoft.com/office/word/2010/wordprocessingDrawing" xmlns:wp="http://schemas.openxmlformats.org/drawingml/2006/wordprocessingDrawing" xmlns:w10="urn:schemas-microsoft-com:office:word" xmlns:w="http://schemas.openxmlformats.org/wordprocessingml/2006/main" xmlns:w14="http://schemas.microsoft.com/office/word/2010/wordml" xmlns:w15="http://schemas.microsoft.com/office/word/2012/wordml" xmlns:w16cei="http://schemas.microsoft.com/office/word/2026/wordml/cei" xmlns:w16cex="http://schemas.microsoft.com/office/word/2018/wordml/cex" xmlns:w16cid="http://schemas.microsoft.com/office/word/2016/wordml/cid" xmlns:w16="http://schemas.microsoft.com/office/word/2018/wordml" xmlns:w16du="http://schemas.microsoft.com/office/word/2023/wordml/word16du" xmlns:w16sdtdh="http://schemas.microsoft.com/office/word/2020/wordml/sdtdatahash" xmlns:w16sdtfl="http://schemas.microsoft.com/office/word/2024/wordml/sdtformatlock" xmlns:w16se="http://schemas.microsoft.com/office/word/2015/wordml/symex" xmlns:wpg="http://schemas.microsoft.com/office/word/2010/wordprocessingGroup" xmlns:wpi="http://schemas.microsoft.com/office/word/2010/wordprocessingInk" xmlns:wne="http://schemas.microsoft.com/office/word/2006/wordml" xmlns:wps="http://schemas.microsoft.com/office/word/2010/wordprocessingShape" mc:Ignorable="w14 w15 w16se w16cid w16 w16cex w16sdtdh w16sdtfl w16du wp14">
+<w:hdr xmlns:wpc="http://schemas.microsoft.com/office/word/2010/wordprocessingCanvas" xmlns:cx="http://schemas.microsoft.com/office/drawing/2014/chartex" xmlns:cx1="http://schemas.microsoft.com/office/drawing/2015/9/8/chartex" xmlns:cx2="http://schemas.microsoft.com/office/drawing/2015/10/21/chartex" xmlns:cx3="http://schemas.microsoft.com/office/drawing/2016/5/9/chartex" xmlns:cx4="http://schemas.microsoft.com/office/drawing/2016/5/10/chartex" xmlns:cx5="http://schemas.microsoft.com/office/drawing/2016/5/11/chartex" xmlns:cx6="http://schemas.microsoft.com/office/drawing/2016/5/12/chartex" xmlns:cx7="http://schemas.microsoft.com/office/drawing/2016/5/13/chartex" xmlns:cx8="http://schemas.microsoft.com/office/drawing/2016/5/14/chartex" xmlns:mc="http://schemas.openxmlformats.org/markup-compatibility/2006" xmlns:aink="http://schemas.microsoft.com/office/drawing/2016/ink" xmlns:am3d="http://schemas.microsoft.com/office/drawing/2017/model3d" xmlns:o="urn:schemas-microsoft-com:office:office" xmlns:oel="http://schemas.microsoft.com/office/2019/extlst" xmlns:r="http://schemas.openxmlformats.org/officeDocument/2006/relationships" xmlns:m="http://schemas.openxmlformats.org/officeDocument/2006/math" xmlns:v="urn:schemas-microsoft-com:vml" xmlns:wp14="http://schemas.microsoft.com/office/word/2010/wordprocessingDrawing" xmlns:wp="http://schemas.openxmlformats.org/drawingml/2006/wordprocessingDrawing" xmlns:w10="urn:schemas-microsoft-com:office:word" xmlns:w="http://schemas.openxmlformats.org/wordprocessingml/2006/main" xmlns:w14="http://schemas.microsoft.com/office/word/2010/wordml" xmlns:w15="http://schemas.microsoft.com/office/word/2012/wordml" xmlns:w16cex="http://schemas.microsoft.com/office/word/2018/wordml/cex" xmlns:w16cid="http://schemas.microsoft.com/office/word/2016/wordml/cid" xmlns:w16="http://schemas.microsoft.com/office/word/2018/wordml" xmlns:w16du="http://schemas.microsoft.com/office/word/2023/wordml/word16du" xmlns:w16sdtdh="http://schemas.microsoft.com/office/word/2020/wordml/sdtdatahash" xmlns:w16se="http://schemas.microsoft.com/office/word/2015/wordml/symex" xmlns:wpg="http://schemas.microsoft.com/office/word/2010/wordprocessingGroup" xmlns:wpi="http://schemas.microsoft.com/office/word/2010/wordprocessingInk" xmlns:wne="http://schemas.microsoft.com/office/word/2006/wordml" xmlns:wps="http://schemas.microsoft.com/office/word/2010/wordprocessingShape" mc:Ignorable="w14 w15 w16se w16cid w16 w16cex w16sdtdh w16du wp14">
   <w:p>
     <w:pPr>
       <w:pStyle w:val="Footer"/>
@@ -5594,12 +4131,12 @@
         </mc:Choice>
         <mc:Fallback>
           <w:pict>
-            <v:group w14:anchorId="03A7246D" id="Group 41" o:spid="_x0000_s1030" style="position:absolute;margin-left:25.4pt;margin-top:-24.65pt;width:676.45pt;height:65.15pt;z-index:251658242" coordorigin="1410,653" coordsize="12927,1274" o:gfxdata="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">
+            <v:group w14:anchorId="03A7246D" id="Group 41" o:spid="_x0000_s1030" style="position:absolute;margin-left:25.4pt;margin-top:-24.65pt;width:676.45pt;height:65.15pt;z-index:251658242" coordorigin="1410,653" coordsize="12927,1274" o:gfxdata="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">
               <v:shapetype id="_x0000_t202" coordsize="21600,21600" o:spt="202" path="m,l,21600r21600,l21600,xe">
                 <v:stroke joinstyle="miter"/>
                 <v:path gradientshapeok="t" o:connecttype="rect"/>
               </v:shapetype>
-              <v:shape id="Text Box 38" o:spid="_x0000_s1031" type="#_x0000_t202" style="position:absolute;left:1410;top:653;width:4170;height:1274;visibility:visible;mso-wrap-style:square;v-text-anchor:middle" o:gfxdata="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" fillcolor="maroon" strokecolor="#f2f2f2" strokeweight="3pt">
+              <v:shape id="Text Box 38" o:spid="_x0000_s1031" type="#_x0000_t202" style="position:absolute;left:1410;top:653;width:4170;height:1274;visibility:visible;mso-wrap-style:square;v-text-anchor:middle" o:gfxdata="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" fillcolor="maroon" strokecolor="#f2f2f2" strokeweight="3pt">
                 <v:shadow on="t" color="#622423" opacity=".5" offset="1pt"/>
                 <v:textbox>
                   <w:txbxContent>
@@ -5646,7 +4183,7 @@
                   </w:txbxContent>
                 </v:textbox>
               </v:shape>
-              <v:shape id="Text Box 39" o:spid="_x0000_s1032" type="#_x0000_t202" style="position:absolute;left:5580;top:653;width:6067;height:1274;visibility:visible;mso-wrap-style:square;v-text-anchor:middle" o:gfxdata="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" fillcolor="maroon" strokecolor="#f2f2f2" strokeweight="3pt">
+              <v:shape id="Text Box 39" o:spid="_x0000_s1032" type="#_x0000_t202" style="position:absolute;left:5580;top:653;width:6067;height:1274;visibility:visible;mso-wrap-style:square;v-text-anchor:middle" o:gfxdata="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" fillcolor="maroon" strokecolor="#f2f2f2" strokeweight="3pt">
                 <v:shadow on="t" color="#622423" opacity=".5" offset="1pt"/>
                 <v:textbox>
                   <w:txbxContent>
@@ -5681,7 +4218,7 @@
                   </w:txbxContent>
                 </v:textbox>
               </v:shape>
-              <v:shape id="Text Box 40" o:spid="_x0000_s1033" type="#_x0000_t202" style="position:absolute;left:11647;top:653;width:2690;height:1274;visibility:visible;mso-wrap-style:square;v-text-anchor:middle" o:gfxdata="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" fillcolor="maroon" strokecolor="#f2f2f2" strokeweight="3pt">
+              <v:shape id="Text Box 40" o:spid="_x0000_s1033" type="#_x0000_t202" style="position:absolute;left:11647;top:653;width:2690;height:1274;visibility:visible;mso-wrap-style:square;v-text-anchor:middle" o:gfxdata="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" fillcolor="maroon" strokecolor="#f2f2f2" strokeweight="3pt">
                 <v:shadow on="t" color="#622423" opacity=".5" offset="1pt"/>
                 <v:textbox>
                   <w:txbxContent>
@@ -6597,7 +5134,7 @@
 </file>
 
 <file path=word/numbering.xml><?xml version="1.0" encoding="utf-8"?>
-<w:numbering xmlns:wpc="http://schemas.microsoft.com/office/word/2010/wordprocessingCanvas" xmlns:cx="http://schemas.microsoft.com/office/drawing/2014/chartex" xmlns:cx1="http://schemas.microsoft.com/office/drawing/2015/9/8/chartex" xmlns:cx2="http://schemas.microsoft.com/office/drawing/2015/10/21/chartex" xmlns:cx3="http://schemas.microsoft.com/office/drawing/2016/5/9/chartex" xmlns:cx4="http://schemas.microsoft.com/office/drawing/2016/5/10/chartex" xmlns:cx5="http://schemas.microsoft.com/office/drawing/2016/5/11/chartex" xmlns:cx6="http://schemas.microsoft.com/office/drawing/2016/5/12/chartex" xmlns:cx7="http://schemas.microsoft.com/office/drawing/2016/5/13/chartex" xmlns:cx8="http://schemas.microsoft.com/office/drawing/2016/5/14/chartex" xmlns:mc="http://schemas.openxmlformats.org/markup-compatibility/2006" xmlns:aink="http://schemas.microsoft.com/office/drawing/2016/ink" xmlns:am3d="http://schemas.microsoft.com/office/drawing/2017/model3d" xmlns:o="urn:schemas-microsoft-com:office:office" xmlns:oel="http://schemas.microsoft.com/office/2019/extlst" xmlns:r="http://schemas.openxmlformats.org/officeDocument/2006/relationships" xmlns:m="http://schemas.openxmlformats.org/officeDocument/2006/math" xmlns:v="urn:schemas-microsoft-com:vml" xmlns:wp14="http://schemas.microsoft.com/office/word/2010/wordprocessingDrawing" xmlns:wp="http://schemas.openxmlformats.org/drawingml/2006/wordprocessingDrawing" xmlns:w10="urn:schemas-microsoft-com:office:word" xmlns:w="http://schemas.openxmlformats.org/wordprocessingml/2006/main" xmlns:w14="http://schemas.microsoft.com/office/word/2010/wordml" xmlns:w15="http://schemas.microsoft.com/office/word/2012/wordml" xmlns:w16cei="http://schemas.microsoft.com/office/word/2026/wordml/cei" xmlns:w16cex="http://schemas.microsoft.com/office/word/2018/wordml/cex" xmlns:w16cid="http://schemas.microsoft.com/office/word/2016/wordml/cid" xmlns:w16="http://schemas.microsoft.com/office/word/2018/wordml" xmlns:w16du="http://schemas.microsoft.com/office/word/2023/wordml/word16du" xmlns:w16sdtdh="http://schemas.microsoft.com/office/word/2020/wordml/sdtdatahash" xmlns:w16sdtfl="http://schemas.microsoft.com/office/word/2024/wordml/sdtformatlock" xmlns:w16se="http://schemas.microsoft.com/office/word/2015/wordml/symex" xmlns:wpg="http://schemas.microsoft.com/office/word/2010/wordprocessingGroup" xmlns:wpi="http://schemas.microsoft.com/office/word/2010/wordprocessingInk" xmlns:wne="http://schemas.microsoft.com/office/word/2006/wordml" xmlns:wps="http://schemas.microsoft.com/office/word/2010/wordprocessingShape" mc:Ignorable="w14 w15 w16se w16cid w16 w16cex w16sdtdh w16sdtfl w16du wp14">
+<w:numbering xmlns:wpc="http://schemas.microsoft.com/office/word/2010/wordprocessingCanvas" xmlns:cx="http://schemas.microsoft.com/office/drawing/2014/chartex" xmlns:cx1="http://schemas.microsoft.com/office/drawing/2015/9/8/chartex" xmlns:cx2="http://schemas.microsoft.com/office/drawing/2015/10/21/chartex" xmlns:cx3="http://schemas.microsoft.com/office/drawing/2016/5/9/chartex" xmlns:cx4="http://schemas.microsoft.com/office/drawing/2016/5/10/chartex" xmlns:cx5="http://schemas.microsoft.com/office/drawing/2016/5/11/chartex" xmlns:cx6="http://schemas.microsoft.com/office/drawing/2016/5/12/chartex" xmlns:cx7="http://schemas.microsoft.com/office/drawing/2016/5/13/chartex" xmlns:cx8="http://schemas.microsoft.com/office/drawing/2016/5/14/chartex" xmlns:mc="http://schemas.openxmlformats.org/markup-compatibility/2006" xmlns:aink="http://schemas.microsoft.com/office/drawing/2016/ink" xmlns:am3d="http://schemas.microsoft.com/office/drawing/2017/model3d" xmlns:o="urn:schemas-microsoft-com:office:office" xmlns:oel="http://schemas.microsoft.com/office/2019/extlst" xmlns:r="http://schemas.openxmlformats.org/officeDocument/2006/relationships" xmlns:m="http://schemas.openxmlformats.org/officeDocument/2006/math" xmlns:v="urn:schemas-microsoft-com:vml" xmlns:wp14="http://schemas.microsoft.com/office/word/2010/wordprocessingDrawing" xmlns:wp="http://schemas.openxmlformats.org/drawingml/2006/wordprocessingDrawing" xmlns:w10="urn:schemas-microsoft-com:office:word" xmlns:w="http://schemas.openxmlformats.org/wordprocessingml/2006/main" xmlns:w14="http://schemas.microsoft.com/office/word/2010/wordml" xmlns:w15="http://schemas.microsoft.com/office/word/2012/wordml" xmlns:w16cex="http://schemas.microsoft.com/office/word/2018/wordml/cex" xmlns:w16cid="http://schemas.microsoft.com/office/word/2016/wordml/cid" xmlns:w16="http://schemas.microsoft.com/office/word/2018/wordml" xmlns:w16du="http://schemas.microsoft.com/office/word/2023/wordml/word16du" xmlns:w16sdtdh="http://schemas.microsoft.com/office/word/2020/wordml/sdtdatahash" xmlns:w16se="http://schemas.microsoft.com/office/word/2015/wordml/symex" xmlns:wpg="http://schemas.microsoft.com/office/word/2010/wordprocessingGroup" xmlns:wpi="http://schemas.microsoft.com/office/word/2010/wordprocessingInk" xmlns:wne="http://schemas.microsoft.com/office/word/2006/wordml" xmlns:wps="http://schemas.microsoft.com/office/word/2010/wordprocessingShape" mc:Ignorable="w14 w15 w16se w16cid w16 w16cex w16sdtdh w16du wp14">
   <w:abstractNum w:abstractNumId="0" w15:restartNumberingAfterBreak="0">
     <w:nsid w:val="0AA57CD0"/>
     <w:multiLevelType w:val="hybridMultilevel"/>
@@ -7706,11 +6243,11 @@
 </file>
 
 <file path=word/styles.xml><?xml version="1.0" encoding="utf-8"?>
-<w:styles xmlns:mc="http://schemas.openxmlformats.org/markup-compatibility/2006" xmlns:r="http://schemas.openxmlformats.org/officeDocument/2006/relationships" xmlns:w="http://schemas.openxmlformats.org/wordprocessingml/2006/main" xmlns:w14="http://schemas.microsoft.com/office/word/2010/wordml" xmlns:w15="http://schemas.microsoft.com/office/word/2012/wordml" xmlns:w16cex="http://schemas.microsoft.com/office/word/2018/wordml/cex" xmlns:w16cid="http://schemas.microsoft.com/office/word/2016/wordml/cid" xmlns:w16="http://schemas.microsoft.com/office/word/2018/wordml" xmlns:w16du="http://schemas.microsoft.com/office/word/2023/wordml/word16du" xmlns:w16sdtdh="http://schemas.microsoft.com/office/word/2020/wordml/sdtdatahash" xmlns:w16sdtfl="http://schemas.microsoft.com/office/word/2024/wordml/sdtformatlock" xmlns:w16se="http://schemas.microsoft.com/office/word/2015/wordml/symex" mc:Ignorable="w14 w15 w16se w16cid w16 w16cex w16sdtdh w16sdtfl w16du">
+<w:styles xmlns:mc="http://schemas.openxmlformats.org/markup-compatibility/2006" xmlns:r="http://schemas.openxmlformats.org/officeDocument/2006/relationships" xmlns:w="http://schemas.openxmlformats.org/wordprocessingml/2006/main" xmlns:w14="http://schemas.microsoft.com/office/word/2010/wordml" xmlns:w15="http://schemas.microsoft.com/office/word/2012/wordml" xmlns:w16cex="http://schemas.microsoft.com/office/word/2018/wordml/cex" xmlns:w16cid="http://schemas.microsoft.com/office/word/2016/wordml/cid" xmlns:w16="http://schemas.microsoft.com/office/word/2018/wordml" xmlns:w16du="http://schemas.microsoft.com/office/word/2023/wordml/word16du" xmlns:w16sdtdh="http://schemas.microsoft.com/office/word/2020/wordml/sdtdatahash" xmlns:w16se="http://schemas.microsoft.com/office/word/2015/wordml/symex" mc:Ignorable="w14 w15 w16se w16cid w16 w16cex w16sdtdh w16du">
   <w:docDefaults>
     <w:rPrDefault>
       <w:rPr>
-        <w:rFonts w:ascii="Calibri" w:eastAsia="Calibri" w:hAnsi="Calibri" w:cs="Times New Roman"/>
+        <w:rFonts w:ascii="Aptos" w:eastAsia="Aptos" w:hAnsi="Aptos" w:cs="Aptos"/>
         <w:lang w:val="en-US" w:eastAsia="en-US" w:bidi="ar-SA"/>
       </w:rPr>
     </w:rPrDefault>
@@ -8172,7 +6709,7 @@
       <w:spacing w:after="0" w:line="240" w:lineRule="auto"/>
     </w:pPr>
     <w:rPr>
-      <w:rFonts w:ascii="Tahoma" w:hAnsi="Tahoma"/>
+      <w:rFonts w:ascii="Aptos" w:hAnsi="Aptos"/>
       <w:sz w:val="16"/>
       <w:szCs w:val="16"/>
       <w:lang w:val="x-none" w:eastAsia="x-none"/>
@@ -8185,7 +6722,7 @@
     <w:semiHidden/>
     <w:rsid w:val="006551B0"/>
     <w:rPr>
-      <w:rFonts w:ascii="Tahoma" w:hAnsi="Tahoma" w:cs="Tahoma"/>
+      <w:rFonts w:ascii="Aptos" w:hAnsi="Aptos" w:cs="Tahoma"/>
       <w:sz w:val="16"/>
       <w:szCs w:val="16"/>
     </w:rPr>
@@ -8245,7 +6782,7 @@
       <w:spacing w:before="100" w:beforeAutospacing="1" w:after="100" w:afterAutospacing="1" w:line="240" w:lineRule="auto"/>
     </w:pPr>
     <w:rPr>
-      <w:rFonts w:ascii="Times New Roman" w:eastAsia="Times New Roman" w:hAnsi="Times New Roman"/>
+      <w:rFonts w:ascii="Aptos" w:eastAsia="Aptos" w:hAnsi="Aptos"/>
       <w:sz w:val="24"/>
       <w:szCs w:val="24"/>
     </w:rPr>
@@ -8284,7 +6821,7 @@
       <w:adjustRightInd w:val="0"/>
     </w:pPr>
     <w:rPr>
-      <w:rFonts w:cs="Calibri"/>
+      <w:rFonts w:cs="Aptos"/>
       <w:color w:val="000000"/>
       <w:sz w:val="24"/>
       <w:szCs w:val="24"/>
@@ -8314,7 +6851,7 @@
       <w:spacing w:after="0" w:line="240" w:lineRule="auto"/>
     </w:pPr>
     <w:rPr>
-      <w:rFonts w:cs="Calibri"/>
+      <w:rFonts w:cs="Aptos"/>
     </w:rPr>
   </w:style>
   <w:style w:type="paragraph" w:styleId="NoSpacing">
@@ -8373,7 +6910,7 @@
     </a:clrScheme>
     <a:fontScheme name="Office">
       <a:majorFont>
-        <a:latin typeface="Calibri Light" panose="020F0302020204030204"/>
+        <a:latin typeface="Aptos Display" panose="020F0302020204030204"/>
         <a:ea typeface=""/>
         <a:cs typeface=""/>
         <a:font script="Jpan" typeface="游ゴシック Light"/>
@@ -8425,7 +6962,7 @@
         <a:font script="Tfng" typeface="Ebrima"/>
       </a:majorFont>
       <a:minorFont>
-        <a:latin typeface="Calibri" panose="020F0502020204030204"/>
+        <a:latin typeface="Aptos" panose="020F0502020204030204"/>
         <a:ea typeface=""/>
         <a:cs typeface=""/>
         <a:font script="Jpan" typeface="游明朝"/>

--- a/templates/po_template_clean.docx
+++ b/templates/po_template_clean.docx
@@ -95,6 +95,7 @@
       <w:tr>
         <w:trPr>
           <w:trHeight w:val="290"/>
+          <w:tblHeader/>
           <w:jc w:val="center"/>
         </w:trPr>
         <w:tc>
@@ -272,6 +273,7 @@
       <w:tr>
         <w:trPr>
           <w:trHeight w:val="290"/>
+          <w:tblHeader/>
           <w:jc w:val="center"/>
         </w:trPr>
         <w:tc>
